--- a/src/ModernSalesInvoice.docx
+++ b/src/ModernSalesInvoice.docx
@@ -916,2615 +916,6 @@
       </w:tr>
     </w:tbl>
     <w:p/>
-    <w:tbl>
-      <w:tblPr>
-        <w:tblW w:w="10830" w:type="dxa"/>
-        <w:tblBorders>
-          <w:top w:val="single" w:color="auto" w:sz="4" w:space="0"/>
-          <w:left w:val="single" w:color="auto" w:sz="4" w:space="0"/>
-          <w:bottom w:val="single" w:color="auto" w:sz="4" w:space="0"/>
-          <w:right w:val="single" w:color="auto" w:sz="4" w:space="0"/>
-          <w:insideH w:val="single" w:color="auto" w:sz="4" w:space="0"/>
-          <w:insideV w:val="single" w:color="auto" w:sz="4" w:space="0"/>
-        </w:tblBorders>
-        <w:tblCellMar>
-          <w:left w:w="10" w:type="dxa"/>
-          <w:right w:w="10" w:type="dxa"/>
-        </w:tblCellMar>
-        <w:tblLook w:val="04A0" w:firstRow="1" w:lastRow="0" w:firstColumn="1" w:lastColumn="0" w:noHBand="0" w:noVBand="1"/>
-      </w:tblPr>
-      <w:tblGrid>
-        <w:gridCol w:w="1711"/>
-        <w:gridCol w:w="1972"/>
-        <w:gridCol w:w="2147"/>
-        <w:gridCol w:w="1781"/>
-        <w:gridCol w:w="1828"/>
-        <w:gridCol w:w="2007"/>
-      </w:tblGrid>
-      <w:tr>
-        <w:trPr>
-          <w:tblHeader/>
-        </w:trPr>
-        <w:tc>
-          <w:tcPr>
-            <w:tcW w:w="1304" w:type="dxa"/>
-            <w:tcBorders>
-              <w:top w:val="none" w:color="FFFFFF" w:sz="0" w:space="0"/>
-              <w:left w:val="none" w:color="FFFFFF" w:sz="0" w:space="0"/>
-              <w:bottom w:val="single" w:color="D1D1D1" w:themeColor="background2" w:themeShade="E6" w:sz="4" w:space="0"/>
-              <w:right w:val="none" w:color="FFFFFF" w:sz="0" w:space="0"/>
-            </w:tcBorders>
-            <w:shd w:val="clear" w:color="auto" w:fill="1B2A4A"/>
-            <w:tcMar>
-              <w:top w:w="85" w:type="dxa"/>
-              <w:left w:w="85" w:type="dxa"/>
-              <w:bottom w:w="85" w:type="dxa"/>
-              <w:right w:w="85" w:type="dxa"/>
-            </w:tcMar>
-            <w:vAlign w:val="center"/>
-          </w:tcPr>
-          <w:sdt>
-            <w:sdtPr>
-              <w:rPr>
-                <w:b/>
-                <w:bCs/>
-                <w:color w:val="FFFFFF"/>
-                <w:sz w:val="16"/>
-                <w:szCs w:val="16"/>
-              </w:rPr>
-              <w:alias w:val="#Nav: /Header/Line/ItemNo_Line_Lbl"/>
-              <w:tag w:val="#Nav: Standard_Sales_Invoice/1306"/>
-              <w:id w:val="-1548982459"/>
-              <w:placeholder>
-                <w:docPart w:val="DefaultPlaceholder_-1854013440"/>
-              </w:placeholder>
-              <w:dataBinding w:prefixMappings="xmlns:ns0='urn:microsoft-dynamics-nav/reports/Standard_Sales_Invoice/1306/' " w:xpath="/ns0:NavWordReportXmlPart[1]/ns0:Header[1]/ns0:Line[1]/ns0:ItemNo_Line_Lbl[1]" w:storeItemID="{846EFE63-9E40-4DB6-817D-767764B070A9}"/>
-              <w:text/>
-            </w:sdtPr>
-            <w:sdtContent>
-              <w:p>
-                <w:r>
-                  <w:rPr>
-                    <w:b/>
-                    <w:bCs/>
-                    <w:color w:val="FFFFFF"/>
-                    <w:sz w:val="16"/>
-                    <w:szCs w:val="16"/>
-                  </w:rPr>
-                  <w:t>ItemNo_Line_Lbl</w:t>
-                </w:r>
-              </w:p>
-            </w:sdtContent>
-          </w:sdt>
-        </w:tc>
-        <w:tc>
-          <w:tcPr>
-            <w:tcW w:w="3629" w:type="dxa"/>
-            <w:tcBorders>
-              <w:top w:val="none" w:color="FFFFFF" w:sz="0" w:space="0"/>
-              <w:left w:val="none" w:color="FFFFFF" w:sz="0" w:space="0"/>
-              <w:bottom w:val="single" w:color="D1D1D1" w:themeColor="background2" w:themeShade="E6" w:sz="4" w:space="0"/>
-              <w:right w:val="none" w:color="FFFFFF" w:sz="0" w:space="0"/>
-            </w:tcBorders>
-            <w:shd w:val="clear" w:color="auto" w:fill="1B2A4A"/>
-            <w:tcMar>
-              <w:top w:w="85" w:type="dxa"/>
-              <w:left w:w="85" w:type="dxa"/>
-              <w:bottom w:w="85" w:type="dxa"/>
-              <w:right w:w="85" w:type="dxa"/>
-            </w:tcMar>
-            <w:vAlign w:val="center"/>
-          </w:tcPr>
-          <w:sdt>
-            <w:sdtPr>
-              <w:rPr>
-                <w:b/>
-                <w:bCs/>
-                <w:color w:val="FFFFFF"/>
-                <w:sz w:val="16"/>
-                <w:szCs w:val="16"/>
-              </w:rPr>
-              <w:alias w:val="#Nav: /Header/Line/Description_Line_Lbl"/>
-              <w:tag w:val="#Nav: Standard_Sales_Invoice/1306"/>
-              <w:id w:val="-1747337398"/>
-              <w:placeholder>
-                <w:docPart w:val="DefaultPlaceholder_-1854013440"/>
-              </w:placeholder>
-              <w:dataBinding w:prefixMappings="xmlns:ns0='urn:microsoft-dynamics-nav/reports/Standard_Sales_Invoice/1306/' " w:xpath="/ns0:NavWordReportXmlPart[1]/ns0:Header[1]/ns0:Line[1]/ns0:Description_Line_Lbl[1]" w:storeItemID="{846EFE63-9E40-4DB6-817D-767764B070A9}"/>
-              <w:text/>
-            </w:sdtPr>
-            <w:sdtContent>
-              <w:p>
-                <w:r>
-                  <w:rPr>
-                    <w:b/>
-                    <w:bCs/>
-                    <w:color w:val="FFFFFF"/>
-                    <w:sz w:val="16"/>
-                    <w:szCs w:val="16"/>
-                  </w:rPr>
-                  <w:t>Description_Line_Lbl</w:t>
-                </w:r>
-              </w:p>
-            </w:sdtContent>
-          </w:sdt>
-        </w:tc>
-        <w:tc>
-          <w:tcPr>
-            <w:tcW w:w="1304" w:type="dxa"/>
-            <w:tcBorders>
-              <w:top w:val="none" w:color="FFFFFF" w:sz="0" w:space="0"/>
-              <w:left w:val="none" w:color="FFFFFF" w:sz="0" w:space="0"/>
-              <w:bottom w:val="single" w:color="D1D1D1" w:themeColor="background2" w:themeShade="E6" w:sz="4" w:space="0"/>
-              <w:right w:val="none" w:color="FFFFFF" w:sz="0" w:space="0"/>
-            </w:tcBorders>
-            <w:shd w:val="clear" w:color="auto" w:fill="1B2A4A"/>
-            <w:tcMar>
-              <w:top w:w="85" w:type="dxa"/>
-              <w:left w:w="85" w:type="dxa"/>
-              <w:bottom w:w="85" w:type="dxa"/>
-              <w:right w:w="85" w:type="dxa"/>
-            </w:tcMar>
-            <w:vAlign w:val="center"/>
-          </w:tcPr>
-          <w:sdt>
-            <w:sdtPr>
-              <w:rPr>
-                <w:b/>
-                <w:bCs/>
-                <w:color w:val="FFFFFF"/>
-                <w:sz w:val="16"/>
-                <w:szCs w:val="16"/>
-              </w:rPr>
-              <w:alias w:val="#Nav: /Header/Line/ShipmentDate_Line_Lbl"/>
-              <w:tag w:val="#Nav: Standard_Sales_Invoice/1306"/>
-              <w:id w:val="2094657852"/>
-              <w:placeholder>
-                <w:docPart w:val="DefaultPlaceholder_-1854013440"/>
-              </w:placeholder>
-              <w:dataBinding w:prefixMappings="xmlns:ns0='urn:microsoft-dynamics-nav/reports/Standard_Sales_Invoice/1306/' " w:xpath="/ns0:NavWordReportXmlPart[1]/ns0:Header[1]/ns0:Line[1]/ns0:ShipmentDate_Line_Lbl[1]" w:storeItemID="{846EFE63-9E40-4DB6-817D-767764B070A9}"/>
-              <w:text/>
-            </w:sdtPr>
-            <w:sdtContent>
-              <w:p>
-                <w:r>
-                  <w:rPr>
-                    <w:b/>
-                    <w:bCs/>
-                    <w:color w:val="FFFFFF"/>
-                    <w:sz w:val="16"/>
-                    <w:szCs w:val="16"/>
-                  </w:rPr>
-                  <w:t>ShipmentDate_Line_Lbl</w:t>
-                </w:r>
-              </w:p>
-            </w:sdtContent>
-          </w:sdt>
-        </w:tc>
-        <w:tc>
-          <w:tcPr>
-            <w:tcW w:w="907" w:type="dxa"/>
-            <w:tcBorders>
-              <w:top w:val="none" w:color="FFFFFF" w:sz="0" w:space="0"/>
-              <w:left w:val="none" w:color="FFFFFF" w:sz="0" w:space="0"/>
-              <w:bottom w:val="single" w:color="D1D1D1" w:themeColor="background2" w:themeShade="E6" w:sz="4" w:space="0"/>
-              <w:right w:val="none" w:color="FFFFFF" w:sz="0" w:space="0"/>
-            </w:tcBorders>
-            <w:shd w:val="clear" w:color="auto" w:fill="1B2A4A"/>
-            <w:tcMar>
-              <w:top w:w="85" w:type="dxa"/>
-              <w:left w:w="85" w:type="dxa"/>
-              <w:bottom w:w="85" w:type="dxa"/>
-              <w:right w:w="85" w:type="dxa"/>
-            </w:tcMar>
-            <w:vAlign w:val="center"/>
-          </w:tcPr>
-          <w:sdt>
-            <w:sdtPr>
-              <w:rPr>
-                <w:b/>
-                <w:bCs/>
-                <w:color w:val="FFFFFF"/>
-                <w:sz w:val="16"/>
-                <w:szCs w:val="16"/>
-              </w:rPr>
-              <w:alias w:val="#Nav: /Header/Line/Quantity_Line_Lbl"/>
-              <w:tag w:val="#Nav: Standard_Sales_Invoice/1306"/>
-              <w:id w:val="810371402"/>
-              <w:placeholder>
-                <w:docPart w:val="DefaultPlaceholder_-1854013440"/>
-              </w:placeholder>
-              <w:dataBinding w:prefixMappings="xmlns:ns0='urn:microsoft-dynamics-nav/reports/Standard_Sales_Invoice/1306/' " w:xpath="/ns0:NavWordReportXmlPart[1]/ns0:Header[1]/ns0:Line[1]/ns0:Quantity_Line_Lbl[1]" w:storeItemID="{846EFE63-9E40-4DB6-817D-767764B070A9}"/>
-              <w:text/>
-            </w:sdtPr>
-            <w:sdtContent>
-              <w:p>
-                <w:pPr>
-                  <w:jc w:val="center"/>
-                </w:pPr>
-                <w:r>
-                  <w:rPr>
-                    <w:b/>
-                    <w:bCs/>
-                    <w:color w:val="FFFFFF"/>
-                    <w:sz w:val="16"/>
-                    <w:szCs w:val="16"/>
-                  </w:rPr>
-                  <w:t>Quantity_Line_Lbl</w:t>
-                </w:r>
-              </w:p>
-            </w:sdtContent>
-          </w:sdt>
-        </w:tc>
-        <w:tc>
-          <w:tcPr>
-            <w:tcW w:w="1701" w:type="dxa"/>
-            <w:tcBorders>
-              <w:top w:val="none" w:color="FFFFFF" w:sz="0" w:space="0"/>
-              <w:left w:val="none" w:color="FFFFFF" w:sz="0" w:space="0"/>
-              <w:bottom w:val="single" w:color="D1D1D1" w:themeColor="background2" w:themeShade="E6" w:sz="4" w:space="0"/>
-              <w:right w:val="none" w:color="FFFFFF" w:sz="0" w:space="0"/>
-            </w:tcBorders>
-            <w:shd w:val="clear" w:color="auto" w:fill="1B2A4A"/>
-            <w:tcMar>
-              <w:top w:w="85" w:type="dxa"/>
-              <w:left w:w="85" w:type="dxa"/>
-              <w:bottom w:w="85" w:type="dxa"/>
-              <w:right w:w="85" w:type="dxa"/>
-            </w:tcMar>
-            <w:vAlign w:val="center"/>
-          </w:tcPr>
-          <w:sdt>
-            <w:sdtPr>
-              <w:rPr>
-                <w:b/>
-                <w:bCs/>
-                <w:color w:val="FFFFFF"/>
-                <w:sz w:val="16"/>
-                <w:szCs w:val="16"/>
-              </w:rPr>
-              <w:alias w:val="#Nav: /Header/Line/UnitPrice_Lbl"/>
-              <w:tag w:val="#Nav: Standard_Sales_Invoice/1306"/>
-              <w:id w:val="-1490168263"/>
-              <w:placeholder>
-                <w:docPart w:val="DefaultPlaceholder_-1854013440"/>
-              </w:placeholder>
-              <w:dataBinding w:prefixMappings="xmlns:ns0='urn:microsoft-dynamics-nav/reports/Standard_Sales_Invoice/1306/' " w:xpath="/ns0:NavWordReportXmlPart[1]/ns0:Header[1]/ns0:Line[1]/ns0:UnitPrice_Lbl[1]" w:storeItemID="{846EFE63-9E40-4DB6-817D-767764B070A9}"/>
-              <w:text/>
-            </w:sdtPr>
-            <w:sdtContent>
-              <w:p>
-                <w:pPr>
-                  <w:jc w:val="right"/>
-                </w:pPr>
-                <w:r>
-                  <w:rPr>
-                    <w:b/>
-                    <w:bCs/>
-                    <w:color w:val="FFFFFF"/>
-                    <w:sz w:val="16"/>
-                    <w:szCs w:val="16"/>
-                  </w:rPr>
-                  <w:t>UnitPrice_Lbl</w:t>
-                </w:r>
-              </w:p>
-            </w:sdtContent>
-          </w:sdt>
-        </w:tc>
-        <w:tc>
-          <w:tcPr>
-            <w:tcW w:w="1985" w:type="dxa"/>
-            <w:tcBorders>
-              <w:top w:val="none" w:color="FFFFFF" w:sz="0" w:space="0"/>
-              <w:left w:val="none" w:color="FFFFFF" w:sz="0" w:space="0"/>
-              <w:bottom w:val="single" w:color="D1D1D1" w:themeColor="background2" w:themeShade="E6" w:sz="4" w:space="0"/>
-              <w:right w:val="none" w:color="FFFFFF" w:sz="0" w:space="0"/>
-            </w:tcBorders>
-            <w:shd w:val="clear" w:color="auto" w:fill="1B2A4A"/>
-            <w:tcMar>
-              <w:top w:w="85" w:type="dxa"/>
-              <w:left w:w="85" w:type="dxa"/>
-              <w:bottom w:w="85" w:type="dxa"/>
-              <w:right w:w="85" w:type="dxa"/>
-            </w:tcMar>
-            <w:vAlign w:val="center"/>
-          </w:tcPr>
-          <w:sdt>
-            <w:sdtPr>
-              <w:rPr>
-                <w:b/>
-                <w:bCs/>
-                <w:color w:val="FFFFFF"/>
-                <w:sz w:val="16"/>
-                <w:szCs w:val="16"/>
-              </w:rPr>
-              <w:alias w:val="#Nav: /Header/Line/LineAmount_Line_Lbl"/>
-              <w:tag w:val="#Nav: Standard_Sales_Invoice/1306"/>
-              <w:id w:val="-1749496408"/>
-              <w:placeholder>
-                <w:docPart w:val="DefaultPlaceholder_-1854013440"/>
-              </w:placeholder>
-              <w:dataBinding w:prefixMappings="xmlns:ns0='urn:microsoft-dynamics-nav/reports/Standard_Sales_Invoice/1306/' " w:xpath="/ns0:NavWordReportXmlPart[1]/ns0:Header[1]/ns0:Line[1]/ns0:LineAmount_Line_Lbl[1]" w:storeItemID="{846EFE63-9E40-4DB6-817D-767764B070A9}"/>
-              <w:text/>
-            </w:sdtPr>
-            <w:sdtContent>
-              <w:p>
-                <w:pPr>
-                  <w:jc w:val="right"/>
-                </w:pPr>
-                <w:r>
-                  <w:rPr>
-                    <w:b/>
-                    <w:bCs/>
-                    <w:color w:val="FFFFFF"/>
-                    <w:sz w:val="16"/>
-                    <w:szCs w:val="16"/>
-                  </w:rPr>
-                  <w:t>LineAmount_Line_Lbl</w:t>
-                </w:r>
-              </w:p>
-            </w:sdtContent>
-          </w:sdt>
-        </w:tc>
-      </w:tr>
-      <w:sdt>
-        <w:sdtPr>
-          <w:rPr>
-            <w:i/>
-            <w:iCs/>
-            <w:sz w:val="16"/>
-            <w:szCs w:val="16"/>
-          </w:rPr>
-          <w:alias w:val="#Nav: /Header/Line"/>
-          <w:tag w:val="#Nav: Standard_Sales_Invoice/1306"/>
-          <w:id w:val="1475403081"/>
-          <w15:dataBinding w:prefixMappings="xmlns:ns0='urn:microsoft-dynamics-nav/reports/Standard_Sales_Invoice/1306/' " w:xpath="/ns0:NavWordReportXmlPart[1]/ns0:Header[1]/ns0:Line" w:storeItemID="{846EFE63-9E40-4DB6-817D-767764B070A9}"/>
-          <w15:repeatingSection/>
-        </w:sdtPr>
-        <w:sdtEndPr>
-          <w:rPr>
-            <w:color w:val="5A6677"/>
-          </w:rPr>
-        </w:sdtEndPr>
-        <w:sdtContent>
-          <w:sdt>
-            <w:sdtPr>
-              <w:rPr>
-                <w:i/>
-                <w:iCs/>
-                <w:sz w:val="16"/>
-                <w:szCs w:val="16"/>
-              </w:rPr>
-              <w:id w:val="-115990203"/>
-              <w:placeholder>
-                <w:docPart w:val="DefaultPlaceholder_-1854013435"/>
-              </w:placeholder>
-              <w15:repeatingSectionItem/>
-            </w:sdtPr>
-            <w:sdtEndPr>
-              <w:rPr>
-                <w:color w:val="5A6677"/>
-              </w:rPr>
-            </w:sdtEndPr>
-            <w:sdtContent>
-              <w:sdt>
-                <w:sdtPr>
-                  <w:rPr>
-                    <w:i/>
-                    <w:iCs/>
-                    <w:sz w:val="16"/>
-                    <w:szCs w:val="16"/>
-                  </w:rPr>
-                  <w:alias w:val="#Nav: /Header/Line/LineNormalNewPage"/>
-                  <w:tag w:val="#Nav: Standard_Sales_Invoice/1306"/>
-                  <w:id w:val="818921115"/>
-                  <w15:dataBinding w:prefixMappings="xmlns:ns0='urn:microsoft-dynamics-nav/reports/Standard_Sales_Invoice/1306/' " w:xpath="/ns0:NavWordReportXmlPart[1]/ns0:Header[1]/ns0:Line[1]/ns0:LineNormalNewPage" w:storeItemID="{846EFE63-9E40-4DB6-817D-767764B070A9}"/>
-                  <w15:repeatingSection/>
-                </w:sdtPr>
-                <w:sdtEndPr>
-                  <w:rPr>
-                    <w:i w:val="0"/>
-                    <w:iCs w:val="0"/>
-                    <w:sz w:val="18"/>
-                    <w:szCs w:val="18"/>
-                  </w:rPr>
-                </w:sdtEndPr>
-                <w:sdtContent>
-                  <w:sdt>
-                    <w:sdtPr>
-                      <w:rPr>
-                        <w:i/>
-                        <w:iCs/>
-                        <w:sz w:val="16"/>
-                        <w:szCs w:val="16"/>
-                      </w:rPr>
-                      <w:id w:val="1558820435"/>
-                      <w:placeholder>
-                        <w:docPart w:val="DefaultPlaceholder_-1854013435"/>
-                      </w:placeholder>
-                      <w15:repeatingSectionItem/>
-                    </w:sdtPr>
-                    <w:sdtEndPr>
-                      <w:rPr>
-                        <w:i w:val="0"/>
-                        <w:iCs w:val="0"/>
-                        <w:sz w:val="18"/>
-                        <w:szCs w:val="18"/>
-                      </w:rPr>
-                    </w:sdtEndPr>
-                    <w:sdtContent>
-                      <w:tr>
-                        <w:tc>
-                          <w:tcPr>
-                            <w:tcW w:w="1304" w:type="dxa"/>
-                            <w:tcBorders>
-                              <w:top w:val="single" w:color="D1D1D1" w:themeColor="background2" w:themeShade="E6" w:sz="4" w:space="0"/>
-                              <w:left w:val="nil"/>
-                              <w:bottom w:val="single" w:color="D1D1D1" w:themeColor="background2" w:themeShade="E6" w:sz="4" w:space="0"/>
-                              <w:right w:val="nil"/>
-                            </w:tcBorders>
-                            <w:tcMar>
-                              <w:top w:w="80" w:type="dxa"/>
-                              <w:left w:w="100" w:type="dxa"/>
-                              <w:bottom w:w="80" w:type="dxa"/>
-                              <w:right w:w="100" w:type="dxa"/>
-                            </w:tcMar>
-                            <w:vAlign w:val="center"/>
-                          </w:tcPr>
-                          <w:sdt>
-                            <w:sdtPr>
-                              <w:alias w:val="#Nav: /Header/Line/LineNormalNewPage/ItemNoNormalNewPage"/>
-                              <w:tag w:val="#Nav: Standard_Sales_Invoice/1306"/>
-                              <w:id w:val="26692527"/>
-                              <w:placeholder>
-                                <w:docPart w:val="DefaultPlaceholder_-1854013440"/>
-                              </w:placeholder>
-                              <w:dataBinding w:prefixMappings="xmlns:ns0='urn:microsoft-dynamics-nav/reports/Standard_Sales_Invoice/1306/' " w:xpath="/ns0:NavWordReportXmlPart[1]/ns0:Header[1]/ns0:Line[1]/ns0:LineNormalNewPage[1]/ns0:ItemNoNormalNewPage[1]" w:storeItemID="{846EFE63-9E40-4DB6-817D-767764B070A9}"/>
-                              <w:text/>
-                            </w:sdtPr>
-                            <w:sdtContent>
-                              <w:p>
-                                <w:pPr>
-                                  <w:pStyle w:val="LinePageBreak"/>
-                                </w:pPr>
-                                <w:r>
-                                  <w:t>ItemNoNormalNewPage</w:t>
-                                </w:r>
-                              </w:p>
-                            </w:sdtContent>
-                          </w:sdt>
-                        </w:tc>
-                        <w:tc>
-                          <w:tcPr>
-                            <w:tcW w:w="3629" w:type="dxa"/>
-                            <w:tcBorders>
-                              <w:top w:val="single" w:color="D1D1D1" w:themeColor="background2" w:themeShade="E6" w:sz="4" w:space="0"/>
-                              <w:left w:val="nil"/>
-                              <w:bottom w:val="single" w:color="D1D1D1" w:themeColor="background2" w:themeShade="E6" w:sz="4" w:space="0"/>
-                              <w:right w:val="nil"/>
-                            </w:tcBorders>
-                            <w:tcMar>
-                              <w:top w:w="80" w:type="dxa"/>
-                              <w:left w:w="100" w:type="dxa"/>
-                              <w:bottom w:w="80" w:type="dxa"/>
-                              <w:right w:w="100" w:type="dxa"/>
-                            </w:tcMar>
-                            <w:vAlign w:val="center"/>
-                          </w:tcPr>
-                          <w:sdt>
-                            <w:sdtPr>
-                              <w:rPr>
-                                <w:color w:val="1B2A4A"/>
-                                <w:sz w:val="18"/>
-                                <w:szCs w:val="18"/>
-                              </w:rPr>
-                              <w:alias w:val="#Nav: /Header/Line/LineNormalNewPage/DescriptionNormalNewPage"/>
-                              <w:tag w:val="#Nav: Standard_Sales_Invoice/1306"/>
-                              <w:id w:val="422385485"/>
-                              <w:placeholder>
-                                <w:docPart w:val="DefaultPlaceholder_-1854013440"/>
-                              </w:placeholder>
-                              <w:dataBinding w:prefixMappings="xmlns:ns0='urn:microsoft-dynamics-nav/reports/Standard_Sales_Invoice/1306/' " w:xpath="/ns0:NavWordReportXmlPart[1]/ns0:Header[1]/ns0:Line[1]/ns0:LineNormalNewPage[1]/ns0:DescriptionNormalNewPage[1]" w:storeItemID="{846EFE63-9E40-4DB6-817D-767764B070A9}"/>
-                              <w:text/>
-                            </w:sdtPr>
-                            <w:sdtContent>
-                              <w:p>
-                                <w:pPr>
-                                  <w:rPr>
-                                    <w:color w:val="1B2A4A"/>
-                                    <w:sz w:val="18"/>
-                                    <w:szCs w:val="18"/>
-                                  </w:rPr>
-                                </w:pPr>
-                                <w:r>
-                                  <w:rPr>
-                                    <w:color w:val="1B2A4A"/>
-                                    <w:sz w:val="18"/>
-                                    <w:szCs w:val="18"/>
-                                  </w:rPr>
-                                  <w:t>DescriptionNormalNewPage</w:t>
-                                </w:r>
-                              </w:p>
-                            </w:sdtContent>
-                          </w:sdt>
-                        </w:tc>
-                        <w:sdt>
-                          <w:sdtPr>
-                            <w:rPr>
-                              <w:color w:val="1B2A4A"/>
-                              <w:sz w:val="18"/>
-                              <w:szCs w:val="18"/>
-                            </w:rPr>
-                            <w:id w:val="-1394573762"/>
-                            <w:placeholder>
-                              <w:docPart w:val="DefaultPlaceholder_-1854013440"/>
-                            </w:placeholder>
-                            <w:dataBinding w:prefixMappings="xmlns:ns0='urn:microsoft-dynamics-nav/reports/Standard_Sales_Invoice/1306/' " w:xpath="/ns0:NavWordReportXmlPart[1]/ns0:Header[1]/ns0:Line[1]/ns0:LineNormalNewPage[1]/ns0:ShipmentDateNormalNewPage[1]" w:storeItemID="{846EFE63-9E40-4DB6-817D-767764B070A9}"/>
-                            <w:text/>
-                            <w:alias w:val="#Nav: /Header/Line/LineNormalNewPage/ShipmentDateNormalNewPage"/>
-                            <w:tag w:val="#Nav: Standard_Sales_Invoice/1306"/>
-                          </w:sdtPr>
-                          <w:sdtContent>
-                            <w:tc>
-                              <w:tcPr>
-                                <w:tcW w:w="1304" w:type="dxa"/>
-                                <w:tcBorders>
-                                  <w:top w:val="single" w:color="D1D1D1" w:themeColor="background2" w:themeShade="E6" w:sz="4" w:space="0"/>
-                                  <w:left w:val="nil"/>
-                                  <w:bottom w:val="single" w:color="D1D1D1" w:themeColor="background2" w:themeShade="E6" w:sz="4" w:space="0"/>
-                                  <w:right w:val="nil"/>
-                                </w:tcBorders>
-                                <w:tcMar>
-                                  <w:top w:w="80" w:type="dxa"/>
-                                  <w:left w:w="100" w:type="dxa"/>
-                                  <w:bottom w:w="80" w:type="dxa"/>
-                                  <w:right w:w="100" w:type="dxa"/>
-                                </w:tcMar>
-                                <w:vAlign w:val="center"/>
-                              </w:tcPr>
-                              <w:p>
-                                <w:pPr>
-                                  <w:rPr>
-                                    <w:color w:val="1B2A4A"/>
-                                    <w:sz w:val="18"/>
-                                    <w:szCs w:val="18"/>
-                                  </w:rPr>
-                                </w:pPr>
-                                <w:r>
-                                  <w:rPr>
-                                    <w:color w:val="1B2A4A"/>
-                                    <w:sz w:val="18"/>
-                                    <w:szCs w:val="18"/>
-                                  </w:rPr>
-                                  <w:t>ShipmentDateNormalNewPage</w:t>
-                                </w:r>
-                              </w:p>
-                            </w:tc>
-                          </w:sdtContent>
-                        </w:sdt>
-                        <w:tc>
-                          <w:tcPr>
-                            <w:tcW w:w="907" w:type="dxa"/>
-                            <w:tcBorders>
-                              <w:top w:val="single" w:color="D1D1D1" w:themeColor="background2" w:themeShade="E6" w:sz="4" w:space="0"/>
-                              <w:left w:val="nil"/>
-                              <w:bottom w:val="single" w:color="D1D1D1" w:themeColor="background2" w:themeShade="E6" w:sz="4" w:space="0"/>
-                              <w:right w:val="nil"/>
-                            </w:tcBorders>
-                            <w:tcMar>
-                              <w:top w:w="80" w:type="dxa"/>
-                              <w:left w:w="100" w:type="dxa"/>
-                              <w:bottom w:w="80" w:type="dxa"/>
-                              <w:right w:w="100" w:type="dxa"/>
-                            </w:tcMar>
-                            <w:vAlign w:val="center"/>
-                          </w:tcPr>
-                          <w:sdt>
-                            <w:sdtPr>
-                              <w:alias w:val="#Nav: /Header/Line/LineNormalNewPage/QuantityNormalNewPage"/>
-                              <w:tag w:val="#Nav: Standard_Sales_Invoice/1306"/>
-                              <w:id w:val="-1163621366"/>
-                              <w:placeholder>
-                                <w:docPart w:val="DefaultPlaceholder_-1854013440"/>
-                              </w:placeholder>
-                              <w:dataBinding w:prefixMappings="xmlns:ns0='urn:microsoft-dynamics-nav/reports/Standard_Sales_Invoice/1306/' " w:xpath="/ns0:NavWordReportXmlPart[1]/ns0:Header[1]/ns0:Line[1]/ns0:LineNormalNewPage[1]/ns0:QuantityNormalNewPage[1]" w:storeItemID="{846EFE63-9E40-4DB6-817D-767764B070A9}"/>
-                              <w:text/>
-                            </w:sdtPr>
-                            <w:sdtContent>
-                              <w:p>
-                                <w:pPr>
-                                  <w:pStyle w:val="CenterLine"/>
-                                </w:pPr>
-                                <w:r>
-                                  <w:t>QuantityNormalNewPage</w:t>
-                                </w:r>
-                              </w:p>
-                            </w:sdtContent>
-                          </w:sdt>
-                        </w:tc>
-                        <w:tc>
-                          <w:tcPr>
-                            <w:tcW w:w="1701" w:type="dxa"/>
-                            <w:tcBorders>
-                              <w:top w:val="single" w:color="D1D1D1" w:themeColor="background2" w:themeShade="E6" w:sz="4" w:space="0"/>
-                              <w:left w:val="nil"/>
-                              <w:bottom w:val="single" w:color="D1D1D1" w:themeColor="background2" w:themeShade="E6" w:sz="4" w:space="0"/>
-                              <w:right w:val="nil"/>
-                            </w:tcBorders>
-                            <w:tcMar>
-                              <w:top w:w="80" w:type="dxa"/>
-                              <w:left w:w="100" w:type="dxa"/>
-                              <w:bottom w:w="80" w:type="dxa"/>
-                              <w:right w:w="100" w:type="dxa"/>
-                            </w:tcMar>
-                            <w:vAlign w:val="center"/>
-                          </w:tcPr>
-                          <w:sdt>
-                            <w:sdtPr>
-                              <w:alias w:val="#Nav: /Header/Line/LineNormalNewPage/UnitPriceNormalNewPage"/>
-                              <w:tag w:val="#Nav: Standard_Sales_Invoice/1306"/>
-                              <w:id w:val="-684599067"/>
-                              <w:placeholder>
-                                <w:docPart w:val="DefaultPlaceholder_-1854013440"/>
-                              </w:placeholder>
-                              <w:dataBinding w:prefixMappings="xmlns:ns0='urn:microsoft-dynamics-nav/reports/Standard_Sales_Invoice/1306/' " w:xpath="/ns0:NavWordReportXmlPart[1]/ns0:Header[1]/ns0:Line[1]/ns0:LineNormalNewPage[1]/ns0:UnitPriceNormalNewPage[1]" w:storeItemID="{846EFE63-9E40-4DB6-817D-767764B070A9}"/>
-                              <w:text/>
-                            </w:sdtPr>
-                            <w:sdtContent>
-                              <w:p>
-                                <w:pPr>
-                                  <w:pStyle w:val="RightLine"/>
-                                </w:pPr>
-                                <w:r>
-                                  <w:t>UnitPriceNormalNewPage</w:t>
-                                </w:r>
-                              </w:p>
-                            </w:sdtContent>
-                          </w:sdt>
-                        </w:tc>
-                        <w:tc>
-                          <w:tcPr>
-                            <w:tcW w:w="1985" w:type="dxa"/>
-                            <w:tcBorders>
-                              <w:top w:val="single" w:color="D1D1D1" w:themeColor="background2" w:themeShade="E6" w:sz="4" w:space="0"/>
-                              <w:left w:val="nil"/>
-                              <w:bottom w:val="single" w:color="D1D1D1" w:themeColor="background2" w:themeShade="E6" w:sz="4" w:space="0"/>
-                              <w:right w:val="nil"/>
-                            </w:tcBorders>
-                            <w:tcMar>
-                              <w:top w:w="80" w:type="dxa"/>
-                              <w:left w:w="100" w:type="dxa"/>
-                              <w:bottom w:w="80" w:type="dxa"/>
-                              <w:right w:w="100" w:type="dxa"/>
-                            </w:tcMar>
-                            <w:vAlign w:val="center"/>
-                          </w:tcPr>
-                          <w:sdt>
-                            <w:sdtPr>
-                              <w:alias w:val="#Nav: /Header/Line/LineNormalNewPage/LineAmountNormalNewPage"/>
-                              <w:tag w:val="#Nav: Standard_Sales_Invoice/1306"/>
-                              <w:id w:val="-711197375"/>
-                              <w:placeholder>
-                                <w:docPart w:val="DefaultPlaceholder_-1854013440"/>
-                              </w:placeholder>
-                              <w:dataBinding w:prefixMappings="xmlns:ns0='urn:microsoft-dynamics-nav/reports/Standard_Sales_Invoice/1306/' " w:xpath="/ns0:NavWordReportXmlPart[1]/ns0:Header[1]/ns0:Line[1]/ns0:LineNormalNewPage[1]/ns0:LineAmountNormalNewPage[1]" w:storeItemID="{846EFE63-9E40-4DB6-817D-767764B070A9}"/>
-                              <w:text/>
-                            </w:sdtPr>
-                            <w:sdtContent>
-                              <w:p>
-                                <w:pPr>
-                                  <w:pStyle w:val="RightLine"/>
-                                </w:pPr>
-                                <w:r>
-                                  <w:t>LineAmountNormalNewPage</w:t>
-                                </w:r>
-                              </w:p>
-                            </w:sdtContent>
-                          </w:sdt>
-                        </w:tc>
-                      </w:tr>
-                    </w:sdtContent>
-                  </w:sdt>
-                </w:sdtContent>
-              </w:sdt>
-              <w:sdt>
-                <w:sdtPr>
-                  <w:rPr>
-                    <w:color w:val="1B2A4A"/>
-                    <w:sz w:val="18"/>
-                    <w:szCs w:val="18"/>
-                  </w:rPr>
-                  <w:alias w:val="#Nav: /Header/Line/LineNormal"/>
-                  <w:tag w:val="#Nav: Standard_Sales_Invoice/1306"/>
-                  <w:id w:val="847290523"/>
-                  <w15:dataBinding w:prefixMappings="xmlns:ns0='urn:microsoft-dynamics-nav/reports/Standard_Sales_Invoice/1306/' " w:xpath="/ns0:NavWordReportXmlPart[1]/ns0:Header[1]/ns0:Line[1]/ns0:LineNormal" w:storeItemID="{846EFE63-9E40-4DB6-817D-767764B070A9}"/>
-                  <w15:repeatingSection/>
-                </w:sdtPr>
-                <w:sdtContent>
-                  <w:sdt>
-                    <w:sdtPr>
-                      <w:rPr>
-                        <w:color w:val="1B2A4A"/>
-                        <w:sz w:val="18"/>
-                        <w:szCs w:val="18"/>
-                      </w:rPr>
-                      <w:id w:val="190811884"/>
-                      <w:placeholder>
-                        <w:docPart w:val="DefaultPlaceholder_-1854013435"/>
-                      </w:placeholder>
-                      <w15:repeatingSectionItem/>
-                    </w:sdtPr>
-                    <w:sdtContent>
-                      <w:tr>
-                        <w:tc>
-                          <w:tcPr>
-                            <w:tcW w:w="1304" w:type="dxa"/>
-                            <w:tcBorders>
-                              <w:top w:val="single" w:color="D1D1D1" w:themeColor="background2" w:themeShade="E6" w:sz="4" w:space="0"/>
-                              <w:left w:val="nil"/>
-                              <w:bottom w:val="single" w:color="D1D1D1" w:themeColor="background2" w:themeShade="E6" w:sz="4" w:space="0"/>
-                              <w:right w:val="nil"/>
-                            </w:tcBorders>
-                            <w:tcMar>
-                              <w:top w:w="80" w:type="dxa"/>
-                              <w:left w:w="100" w:type="dxa"/>
-                              <w:bottom w:w="80" w:type="dxa"/>
-                              <w:right w:w="100" w:type="dxa"/>
-                            </w:tcMar>
-                            <w:vAlign w:val="center"/>
-                          </w:tcPr>
-                          <w:sdt>
-                            <w:sdtPr>
-                              <w:rPr>
-                                <w:color w:val="1B2A4A"/>
-                                <w:sz w:val="18"/>
-                                <w:szCs w:val="18"/>
-                              </w:rPr>
-                              <w:alias w:val="#Nav: /Header/Line/LineNormal/ItemNoNormal"/>
-                              <w:tag w:val="#Nav: Standard_Sales_Invoice/1306"/>
-                              <w:id w:val="76109433"/>
-                              <w:placeholder>
-                                <w:docPart w:val="DefaultPlaceholder_-1854013440"/>
-                              </w:placeholder>
-                              <w:dataBinding w:prefixMappings="xmlns:ns0='urn:microsoft-dynamics-nav/reports/Standard_Sales_Invoice/1306/' " w:xpath="/ns0:NavWordReportXmlPart[1]/ns0:Header[1]/ns0:Line[1]/ns0:LineNormal[1]/ns0:ItemNoNormal[1]" w:storeItemID="{846EFE63-9E40-4DB6-817D-767764B070A9}"/>
-                              <w:text/>
-                            </w:sdtPr>
-                            <w:sdtContent>
-                              <w:p>
-                                <w:r>
-                                  <w:rPr>
-                                    <w:color w:val="1B2A4A"/>
-                                    <w:sz w:val="18"/>
-                                    <w:szCs w:val="18"/>
-                                  </w:rPr>
-                                  <w:t>ItemNoNormal</w:t>
-                                </w:r>
-                              </w:p>
-                            </w:sdtContent>
-                          </w:sdt>
-                        </w:tc>
-                        <w:tc>
-                          <w:tcPr>
-                            <w:tcW w:w="3629" w:type="dxa"/>
-                            <w:tcBorders>
-                              <w:top w:val="single" w:color="D1D1D1" w:themeColor="background2" w:themeShade="E6" w:sz="4" w:space="0"/>
-                              <w:left w:val="nil"/>
-                              <w:bottom w:val="single" w:color="D1D1D1" w:themeColor="background2" w:themeShade="E6" w:sz="4" w:space="0"/>
-                              <w:right w:val="nil"/>
-                            </w:tcBorders>
-                            <w:tcMar>
-                              <w:top w:w="80" w:type="dxa"/>
-                              <w:left w:w="100" w:type="dxa"/>
-                              <w:bottom w:w="80" w:type="dxa"/>
-                              <w:right w:w="100" w:type="dxa"/>
-                            </w:tcMar>
-                            <w:vAlign w:val="center"/>
-                          </w:tcPr>
-                          <w:sdt>
-                            <w:sdtPr>
-                              <w:rPr>
-                                <w:color w:val="1B2A4A"/>
-                                <w:sz w:val="18"/>
-                                <w:szCs w:val="18"/>
-                              </w:rPr>
-                              <w:alias w:val="#Nav: /Header/Line/LineNormal/DescriptionNormal"/>
-                              <w:tag w:val="#Nav: Standard_Sales_Invoice/1306"/>
-                              <w:id w:val="-1585446669"/>
-                              <w:placeholder>
-                                <w:docPart w:val="DefaultPlaceholder_-1854013440"/>
-                              </w:placeholder>
-                              <w:dataBinding w:prefixMappings="xmlns:ns0='urn:microsoft-dynamics-nav/reports/Standard_Sales_Invoice/1306/' " w:xpath="/ns0:NavWordReportXmlPart[1]/ns0:Header[1]/ns0:Line[1]/ns0:LineNormal[1]/ns0:DescriptionNormal[1]" w:storeItemID="{846EFE63-9E40-4DB6-817D-767764B070A9}"/>
-                              <w:text/>
-                            </w:sdtPr>
-                            <w:sdtContent>
-                              <w:p>
-                                <w:r>
-                                  <w:rPr>
-                                    <w:color w:val="1B2A4A"/>
-                                    <w:sz w:val="18"/>
-                                    <w:szCs w:val="18"/>
-                                  </w:rPr>
-                                  <w:t>DescriptionNormal</w:t>
-                                </w:r>
-                              </w:p>
-                            </w:sdtContent>
-                          </w:sdt>
-                        </w:tc>
-                        <w:sdt>
-                          <w:sdtPr>
-                            <w:rPr>
-                              <w:color w:val="1B2A4A"/>
-                              <w:sz w:val="18"/>
-                              <w:szCs w:val="18"/>
-                            </w:rPr>
-                            <w:id w:val="-1616054047"/>
-                            <w:placeholder>
-                              <w:docPart w:val="DefaultPlaceholder_-1854013440"/>
-                            </w:placeholder>
-                            <w:dataBinding w:prefixMappings="xmlns:ns0='urn:microsoft-dynamics-nav/reports/Standard_Sales_Invoice/1306/' " w:xpath="/ns0:NavWordReportXmlPart[1]/ns0:Header[1]/ns0:Line[1]/ns0:LineNormal[1]/ns0:ShipmentDateNormal[1]" w:storeItemID="{846EFE63-9E40-4DB6-817D-767764B070A9}"/>
-                            <w:text/>
-                            <w:alias w:val="#Nav: /Header/Line/LineNormal/ShipmentDateNormal"/>
-                            <w:tag w:val="#Nav: Standard_Sales_Invoice/1306"/>
-                          </w:sdtPr>
-                          <w:sdtContent>
-                            <w:tc>
-                              <w:tcPr>
-                                <w:tcW w:w="1304" w:type="dxa"/>
-                                <w:tcBorders>
-                                  <w:top w:val="single" w:color="D1D1D1" w:themeColor="background2" w:themeShade="E6" w:sz="4" w:space="0"/>
-                                  <w:left w:val="nil"/>
-                                  <w:bottom w:val="single" w:color="D1D1D1" w:themeColor="background2" w:themeShade="E6" w:sz="4" w:space="0"/>
-                                  <w:right w:val="nil"/>
-                                </w:tcBorders>
-                                <w:tcMar>
-                                  <w:top w:w="80" w:type="dxa"/>
-                                  <w:left w:w="100" w:type="dxa"/>
-                                  <w:bottom w:w="80" w:type="dxa"/>
-                                  <w:right w:w="100" w:type="dxa"/>
-                                </w:tcMar>
-                                <w:vAlign w:val="center"/>
-                              </w:tcPr>
-                              <w:p>
-                                <w:r>
-                                  <w:rPr>
-                                    <w:color w:val="1B2A4A"/>
-                                    <w:sz w:val="18"/>
-                                    <w:szCs w:val="18"/>
-                                  </w:rPr>
-                                  <w:t>ShipmentDateNormal</w:t>
-                                </w:r>
-                              </w:p>
-                            </w:tc>
-                          </w:sdtContent>
-                        </w:sdt>
-                        <w:tc>
-                          <w:tcPr>
-                            <w:tcW w:w="907" w:type="dxa"/>
-                            <w:tcBorders>
-                              <w:top w:val="single" w:color="D1D1D1" w:themeColor="background2" w:themeShade="E6" w:sz="4" w:space="0"/>
-                              <w:left w:val="nil"/>
-                              <w:bottom w:val="single" w:color="D1D1D1" w:themeColor="background2" w:themeShade="E6" w:sz="4" w:space="0"/>
-                              <w:right w:val="nil"/>
-                            </w:tcBorders>
-                            <w:tcMar>
-                              <w:top w:w="80" w:type="dxa"/>
-                              <w:left w:w="100" w:type="dxa"/>
-                              <w:bottom w:w="80" w:type="dxa"/>
-                              <w:right w:w="100" w:type="dxa"/>
-                            </w:tcMar>
-                            <w:vAlign w:val="center"/>
-                          </w:tcPr>
-                          <w:sdt>
-                            <w:sdtPr>
-                              <w:alias w:val="#Nav: /Header/Line/LineNormal/QuantityNormal"/>
-                              <w:tag w:val="#Nav: Standard_Sales_Invoice/1306"/>
-                              <w:id w:val="1785690558"/>
-                              <w:placeholder>
-                                <w:docPart w:val="DefaultPlaceholder_-1854013440"/>
-                              </w:placeholder>
-                              <w:dataBinding w:prefixMappings="xmlns:ns0='urn:microsoft-dynamics-nav/reports/Standard_Sales_Invoice/1306/' " w:xpath="/ns0:NavWordReportXmlPart[1]/ns0:Header[1]/ns0:Line[1]/ns0:LineNormal[1]/ns0:QuantityNormal[1]" w:storeItemID="{846EFE63-9E40-4DB6-817D-767764B070A9}"/>
-                              <w:text/>
-                            </w:sdtPr>
-                            <w:sdtContent>
-                              <w:p>
-                                <w:pPr>
-                                  <w:pStyle w:val="CenterLine"/>
-                                </w:pPr>
-                                <w:r>
-                                  <w:t>QuantityNormal</w:t>
-                                </w:r>
-                              </w:p>
-                            </w:sdtContent>
-                          </w:sdt>
-                        </w:tc>
-                        <w:tc>
-                          <w:tcPr>
-                            <w:tcW w:w="1701" w:type="dxa"/>
-                            <w:tcBorders>
-                              <w:top w:val="single" w:color="D1D1D1" w:themeColor="background2" w:themeShade="E6" w:sz="4" w:space="0"/>
-                              <w:left w:val="nil"/>
-                              <w:bottom w:val="single" w:color="D1D1D1" w:themeColor="background2" w:themeShade="E6" w:sz="4" w:space="0"/>
-                              <w:right w:val="nil"/>
-                            </w:tcBorders>
-                            <w:tcMar>
-                              <w:top w:w="80" w:type="dxa"/>
-                              <w:left w:w="100" w:type="dxa"/>
-                              <w:bottom w:w="80" w:type="dxa"/>
-                              <w:right w:w="100" w:type="dxa"/>
-                            </w:tcMar>
-                            <w:vAlign w:val="center"/>
-                          </w:tcPr>
-                          <w:sdt>
-                            <w:sdtPr>
-                              <w:alias w:val="#Nav: /Header/Line/LineNormal/UnitPriceNormal"/>
-                              <w:tag w:val="#Nav: Standard_Sales_Invoice/1306"/>
-                              <w:id w:val="-227159676"/>
-                              <w:placeholder>
-                                <w:docPart w:val="DefaultPlaceholder_-1854013440"/>
-                              </w:placeholder>
-                              <w:dataBinding w:prefixMappings="xmlns:ns0='urn:microsoft-dynamics-nav/reports/Standard_Sales_Invoice/1306/' " w:xpath="/ns0:NavWordReportXmlPart[1]/ns0:Header[1]/ns0:Line[1]/ns0:LineNormal[1]/ns0:UnitPriceNormal[1]" w:storeItemID="{846EFE63-9E40-4DB6-817D-767764B070A9}"/>
-                              <w:text/>
-                            </w:sdtPr>
-                            <w:sdtContent>
-                              <w:p>
-                                <w:pPr>
-                                  <w:pStyle w:val="RightLine"/>
-                                </w:pPr>
-                                <w:r>
-                                  <w:t>UnitPriceNormal</w:t>
-                                </w:r>
-                              </w:p>
-                            </w:sdtContent>
-                          </w:sdt>
-                        </w:tc>
-                        <w:tc>
-                          <w:tcPr>
-                            <w:tcW w:w="1985" w:type="dxa"/>
-                            <w:tcBorders>
-                              <w:top w:val="single" w:color="D1D1D1" w:themeColor="background2" w:themeShade="E6" w:sz="4" w:space="0"/>
-                              <w:left w:val="nil"/>
-                              <w:bottom w:val="single" w:color="D1D1D1" w:themeColor="background2" w:themeShade="E6" w:sz="4" w:space="0"/>
-                              <w:right w:val="nil"/>
-                            </w:tcBorders>
-                            <w:tcMar>
-                              <w:top w:w="80" w:type="dxa"/>
-                              <w:left w:w="100" w:type="dxa"/>
-                              <w:bottom w:w="80" w:type="dxa"/>
-                              <w:right w:w="100" w:type="dxa"/>
-                            </w:tcMar>
-                            <w:vAlign w:val="center"/>
-                          </w:tcPr>
-                          <w:sdt>
-                            <w:sdtPr>
-                              <w:alias w:val="#Nav: /Header/Line/LineNormal/LineAmountNormal"/>
-                              <w:tag w:val="#Nav: Standard_Sales_Invoice/1306"/>
-                              <w:id w:val="1285223170"/>
-                              <w:placeholder>
-                                <w:docPart w:val="DefaultPlaceholder_-1854013440"/>
-                              </w:placeholder>
-                              <w:dataBinding w:prefixMappings="xmlns:ns0='urn:microsoft-dynamics-nav/reports/Standard_Sales_Invoice/1306/' " w:xpath="/ns0:NavWordReportXmlPart[1]/ns0:Header[1]/ns0:Line[1]/ns0:LineNormal[1]/ns0:LineAmountNormal[1]" w:storeItemID="{846EFE63-9E40-4DB6-817D-767764B070A9}"/>
-                              <w:text/>
-                            </w:sdtPr>
-                            <w:sdtContent>
-                              <w:p>
-                                <w:pPr>
-                                  <w:pStyle w:val="RightLine"/>
-                                </w:pPr>
-                                <w:r>
-                                  <w:t>LineAmountNormal</w:t>
-                                </w:r>
-                              </w:p>
-                            </w:sdtContent>
-                          </w:sdt>
-                        </w:tc>
-                      </w:tr>
-                    </w:sdtContent>
-                  </w:sdt>
-                </w:sdtContent>
-              </w:sdt>
-              <w:sdt>
-                <w:sdtPr>
-                  <w:rPr>
-                    <w:i/>
-                    <w:iCs/>
-                  </w:rPr>
-                  <w:alias w:val="#Nav: /Header/Line/LineItalicNewPage"/>
-                  <w:tag w:val="#Nav: Standard_Sales_Invoice/1306"/>
-                  <w:id w:val="-2077820511"/>
-                  <w15:dataBinding w:prefixMappings="xmlns:ns0='urn:microsoft-dynamics-nav/reports/Standard_Sales_Invoice/1306/' " w:xpath="/ns0:NavWordReportXmlPart[1]/ns0:Header[1]/ns0:Line[1]/ns0:LineItalicNewPage" w:storeItemID="{846EFE63-9E40-4DB6-817D-767764B070A9}"/>
-                  <w15:repeatingSection/>
-                </w:sdtPr>
-                <w:sdtContent>
-                  <w:sdt>
-                    <w:sdtPr>
-                      <w:rPr>
-                        <w:i/>
-                        <w:iCs/>
-                      </w:rPr>
-                      <w:id w:val="-717050499"/>
-                      <w:placeholder>
-                        <w:docPart w:val="DefaultPlaceholder_-1854013435"/>
-                      </w:placeholder>
-                      <w15:repeatingSectionItem/>
-                    </w:sdtPr>
-                    <w:sdtContent>
-                      <w:tr>
-                        <w:tc>
-                          <w:tcPr>
-                            <w:tcW w:w="1304" w:type="dxa"/>
-                            <w:tcBorders>
-                              <w:top w:val="single" w:color="D1D1D1" w:themeColor="background2" w:themeShade="E6" w:sz="4" w:space="0"/>
-                              <w:left w:val="nil"/>
-                              <w:bottom w:val="single" w:color="D1D1D1" w:themeColor="background2" w:themeShade="E6" w:sz="4" w:space="0"/>
-                              <w:right w:val="nil"/>
-                            </w:tcBorders>
-                            <w:tcMar>
-                              <w:top w:w="80" w:type="dxa"/>
-                              <w:left w:w="100" w:type="dxa"/>
-                              <w:bottom w:w="80" w:type="dxa"/>
-                              <w:right w:w="100" w:type="dxa"/>
-                            </w:tcMar>
-                            <w:vAlign w:val="center"/>
-                          </w:tcPr>
-                          <w:sdt>
-                            <w:sdtPr>
-                              <w:rPr>
-                                <w:i/>
-                                <w:iCs/>
-                              </w:rPr>
-                              <w:alias w:val="#Nav: /Header/Line/LineItalicNewPage/ItemNoItalicNewPage"/>
-                              <w:tag w:val="#Nav: Standard_Sales_Invoice/1306"/>
-                              <w:id w:val="-18080802"/>
-                              <w:placeholder>
-                                <w:docPart w:val="DefaultPlaceholder_-1854013440"/>
-                              </w:placeholder>
-                              <w:dataBinding w:prefixMappings="xmlns:ns0='urn:microsoft-dynamics-nav/reports/Standard_Sales_Invoice/1306/' " w:xpath="/ns0:NavWordReportXmlPart[1]/ns0:Header[1]/ns0:Line[1]/ns0:LineItalicNewPage[1]/ns0:ItemNoItalicNewPage[1]" w:storeItemID="{846EFE63-9E40-4DB6-817D-767764B070A9}"/>
-                              <w:text/>
-                            </w:sdtPr>
-                            <w:sdtContent>
-                              <w:p>
-                                <w:pPr>
-                                  <w:pStyle w:val="LinePageBreak"/>
-                                  <w:rPr>
-                                    <w:i/>
-                                    <w:iCs/>
-                                  </w:rPr>
-                                </w:pPr>
-                                <w:r>
-                                  <w:rPr>
-                                    <w:i/>
-                                    <w:iCs/>
-                                  </w:rPr>
-                                  <w:t>ItemNoItalicNewPage</w:t>
-                                </w:r>
-                              </w:p>
-                            </w:sdtContent>
-                          </w:sdt>
-                        </w:tc>
-                        <w:tc>
-                          <w:tcPr>
-                            <w:tcW w:w="3629" w:type="dxa"/>
-                            <w:tcBorders>
-                              <w:top w:val="single" w:color="D1D1D1" w:themeColor="background2" w:themeShade="E6" w:sz="4" w:space="0"/>
-                              <w:left w:val="nil"/>
-                              <w:bottom w:val="single" w:color="D1D1D1" w:themeColor="background2" w:themeShade="E6" w:sz="4" w:space="0"/>
-                              <w:right w:val="nil"/>
-                            </w:tcBorders>
-                            <w:tcMar>
-                              <w:top w:w="80" w:type="dxa"/>
-                              <w:left w:w="100" w:type="dxa"/>
-                              <w:bottom w:w="80" w:type="dxa"/>
-                              <w:right w:w="100" w:type="dxa"/>
-                            </w:tcMar>
-                            <w:vAlign w:val="center"/>
-                          </w:tcPr>
-                          <w:sdt>
-                            <w:sdtPr>
-                              <w:rPr>
-                                <w:i/>
-                                <w:iCs/>
-                                <w:color w:val="1B2A4A"/>
-                                <w:sz w:val="18"/>
-                                <w:szCs w:val="18"/>
-                              </w:rPr>
-                              <w:alias w:val="#Nav: /Header/Line/LineItalicNewPage/DescriptionItalicNewPage"/>
-                              <w:tag w:val="#Nav: Standard_Sales_Invoice/1306"/>
-                              <w:id w:val="1930703374"/>
-                              <w:placeholder>
-                                <w:docPart w:val="DefaultPlaceholder_-1854013440"/>
-                              </w:placeholder>
-                              <w:dataBinding w:prefixMappings="xmlns:ns0='urn:microsoft-dynamics-nav/reports/Standard_Sales_Invoice/1306/' " w:xpath="/ns0:NavWordReportXmlPart[1]/ns0:Header[1]/ns0:Line[1]/ns0:LineItalicNewPage[1]/ns0:DescriptionItalicNewPage[1]" w:storeItemID="{846EFE63-9E40-4DB6-817D-767764B070A9}"/>
-                              <w:text/>
-                            </w:sdtPr>
-                            <w:sdtContent>
-                              <w:p>
-                                <w:pPr>
-                                  <w:rPr>
-                                    <w:i/>
-                                    <w:iCs/>
-                                    <w:color w:val="1B2A4A"/>
-                                    <w:sz w:val="18"/>
-                                    <w:szCs w:val="18"/>
-                                  </w:rPr>
-                                </w:pPr>
-                                <w:r>
-                                  <w:rPr>
-                                    <w:i/>
-                                    <w:iCs/>
-                                    <w:color w:val="1B2A4A"/>
-                                    <w:sz w:val="18"/>
-                                    <w:szCs w:val="18"/>
-                                  </w:rPr>
-                                  <w:t>DescriptionItalicNewPage</w:t>
-                                </w:r>
-                              </w:p>
-                            </w:sdtContent>
-                          </w:sdt>
-                        </w:tc>
-                        <w:sdt>
-                          <w:sdtPr>
-                            <w:rPr>
-                              <w:i/>
-                              <w:iCs/>
-                              <w:color w:val="1B2A4A"/>
-                              <w:sz w:val="18"/>
-                              <w:szCs w:val="18"/>
-                            </w:rPr>
-                            <w:id w:val="-1538187374"/>
-                            <w:placeholder>
-                              <w:docPart w:val="DefaultPlaceholder_-1854013440"/>
-                            </w:placeholder>
-                            <w:dataBinding w:prefixMappings="xmlns:ns0='urn:microsoft-dynamics-nav/reports/Standard_Sales_Invoice/1306/' " w:xpath="/ns0:NavWordReportXmlPart[1]/ns0:Header[1]/ns0:Line[1]/ns0:LineItalicNewPage[1]/ns0:ShipmentDateItalicNewPage[1]" w:storeItemID="{846EFE63-9E40-4DB6-817D-767764B070A9}"/>
-                            <w:text/>
-                            <w:alias w:val="#Nav: /Header/Line/LineItalicNewPage/ShipmentDateItalicNewPage"/>
-                            <w:tag w:val="#Nav: Standard_Sales_Invoice/1306"/>
-                          </w:sdtPr>
-                          <w:sdtContent>
-                            <w:tc>
-                              <w:tcPr>
-                                <w:tcW w:w="1304" w:type="dxa"/>
-                                <w:tcBorders>
-                                  <w:top w:val="single" w:color="D1D1D1" w:themeColor="background2" w:themeShade="E6" w:sz="4" w:space="0"/>
-                                  <w:left w:val="nil"/>
-                                  <w:bottom w:val="single" w:color="D1D1D1" w:themeColor="background2" w:themeShade="E6" w:sz="4" w:space="0"/>
-                                  <w:right w:val="nil"/>
-                                </w:tcBorders>
-                                <w:tcMar>
-                                  <w:top w:w="80" w:type="dxa"/>
-                                  <w:left w:w="100" w:type="dxa"/>
-                                  <w:bottom w:w="80" w:type="dxa"/>
-                                  <w:right w:w="100" w:type="dxa"/>
-                                </w:tcMar>
-                                <w:vAlign w:val="center"/>
-                              </w:tcPr>
-                              <w:p>
-                                <w:pPr>
-                                  <w:rPr>
-                                    <w:i/>
-                                    <w:iCs/>
-                                    <w:color w:val="1B2A4A"/>
-                                    <w:sz w:val="18"/>
-                                    <w:szCs w:val="18"/>
-                                  </w:rPr>
-                                </w:pPr>
-                                <w:r>
-                                  <w:rPr>
-                                    <w:i/>
-                                    <w:iCs/>
-                                    <w:color w:val="1B2A4A"/>
-                                    <w:sz w:val="18"/>
-                                    <w:szCs w:val="18"/>
-                                  </w:rPr>
-                                  <w:t>ShipmentDateItalicNewPage</w:t>
-                                </w:r>
-                              </w:p>
-                            </w:tc>
-                          </w:sdtContent>
-                        </w:sdt>
-                        <w:tc>
-                          <w:tcPr>
-                            <w:tcW w:w="907" w:type="dxa"/>
-                            <w:tcBorders>
-                              <w:top w:val="single" w:color="D1D1D1" w:themeColor="background2" w:themeShade="E6" w:sz="4" w:space="0"/>
-                              <w:left w:val="nil"/>
-                              <w:bottom w:val="single" w:color="D1D1D1" w:themeColor="background2" w:themeShade="E6" w:sz="4" w:space="0"/>
-                              <w:right w:val="nil"/>
-                            </w:tcBorders>
-                            <w:tcMar>
-                              <w:top w:w="80" w:type="dxa"/>
-                              <w:left w:w="100" w:type="dxa"/>
-                              <w:bottom w:w="80" w:type="dxa"/>
-                              <w:right w:w="100" w:type="dxa"/>
-                            </w:tcMar>
-                            <w:vAlign w:val="center"/>
-                          </w:tcPr>
-                          <w:sdt>
-                            <w:sdtPr>
-                              <w:rPr>
-                                <w:i/>
-                                <w:iCs/>
-                              </w:rPr>
-                              <w:alias w:val="#Nav: /Header/Line/LineItalicNewPage/QuantityItalicNewPage"/>
-                              <w:tag w:val="#Nav: Standard_Sales_Invoice/1306"/>
-                              <w:id w:val="-397204459"/>
-                              <w:placeholder>
-                                <w:docPart w:val="DefaultPlaceholder_-1854013440"/>
-                              </w:placeholder>
-                              <w:dataBinding w:prefixMappings="xmlns:ns0='urn:microsoft-dynamics-nav/reports/Standard_Sales_Invoice/1306/' " w:xpath="/ns0:NavWordReportXmlPart[1]/ns0:Header[1]/ns0:Line[1]/ns0:LineItalicNewPage[1]/ns0:QuantityItalicNewPage[1]" w:storeItemID="{846EFE63-9E40-4DB6-817D-767764B070A9}"/>
-                              <w:text/>
-                            </w:sdtPr>
-                            <w:sdtContent>
-                              <w:p>
-                                <w:pPr>
-                                  <w:pStyle w:val="CenterLine"/>
-                                  <w:rPr>
-                                    <w:i/>
-                                    <w:iCs/>
-                                  </w:rPr>
-                                </w:pPr>
-                                <w:r>
-                                  <w:rPr>
-                                    <w:i/>
-                                    <w:iCs/>
-                                  </w:rPr>
-                                  <w:t>QuantityItalicNewPage</w:t>
-                                </w:r>
-                              </w:p>
-                            </w:sdtContent>
-                          </w:sdt>
-                        </w:tc>
-                        <w:tc>
-                          <w:tcPr>
-                            <w:tcW w:w="1701" w:type="dxa"/>
-                            <w:tcBorders>
-                              <w:top w:val="single" w:color="D1D1D1" w:themeColor="background2" w:themeShade="E6" w:sz="4" w:space="0"/>
-                              <w:left w:val="nil"/>
-                              <w:bottom w:val="single" w:color="D1D1D1" w:themeColor="background2" w:themeShade="E6" w:sz="4" w:space="0"/>
-                              <w:right w:val="nil"/>
-                            </w:tcBorders>
-                            <w:tcMar>
-                              <w:top w:w="80" w:type="dxa"/>
-                              <w:left w:w="100" w:type="dxa"/>
-                              <w:bottom w:w="80" w:type="dxa"/>
-                              <w:right w:w="100" w:type="dxa"/>
-                            </w:tcMar>
-                            <w:vAlign w:val="center"/>
-                          </w:tcPr>
-                          <w:sdt>
-                            <w:sdtPr>
-                              <w:rPr>
-                                <w:i/>
-                                <w:iCs/>
-                              </w:rPr>
-                              <w:alias w:val="#Nav: /Header/Line/LineItalicNewPage/UnitPriceItalicNewPage"/>
-                              <w:tag w:val="#Nav: Standard_Sales_Invoice/1306"/>
-                              <w:id w:val="593211287"/>
-                              <w:placeholder>
-                                <w:docPart w:val="DefaultPlaceholder_-1854013440"/>
-                              </w:placeholder>
-                              <w:dataBinding w:prefixMappings="xmlns:ns0='urn:microsoft-dynamics-nav/reports/Standard_Sales_Invoice/1306/' " w:xpath="/ns0:NavWordReportXmlPart[1]/ns0:Header[1]/ns0:Line[1]/ns0:LineItalicNewPage[1]/ns0:UnitPriceItalicNewPage[1]" w:storeItemID="{846EFE63-9E40-4DB6-817D-767764B070A9}"/>
-                              <w:text/>
-                            </w:sdtPr>
-                            <w:sdtContent>
-                              <w:p>
-                                <w:pPr>
-                                  <w:pStyle w:val="RightLine"/>
-                                  <w:rPr>
-                                    <w:i/>
-                                    <w:iCs/>
-                                  </w:rPr>
-                                </w:pPr>
-                                <w:r>
-                                  <w:rPr>
-                                    <w:i/>
-                                    <w:iCs/>
-                                  </w:rPr>
-                                  <w:t>UnitPriceItalicNewPage</w:t>
-                                </w:r>
-                              </w:p>
-                            </w:sdtContent>
-                          </w:sdt>
-                        </w:tc>
-                        <w:tc>
-                          <w:tcPr>
-                            <w:tcW w:w="1985" w:type="dxa"/>
-                            <w:tcBorders>
-                              <w:top w:val="single" w:color="D1D1D1" w:themeColor="background2" w:themeShade="E6" w:sz="4" w:space="0"/>
-                              <w:left w:val="nil"/>
-                              <w:bottom w:val="single" w:color="D1D1D1" w:themeColor="background2" w:themeShade="E6" w:sz="4" w:space="0"/>
-                              <w:right w:val="nil"/>
-                            </w:tcBorders>
-                            <w:tcMar>
-                              <w:top w:w="80" w:type="dxa"/>
-                              <w:left w:w="100" w:type="dxa"/>
-                              <w:bottom w:w="80" w:type="dxa"/>
-                              <w:right w:w="100" w:type="dxa"/>
-                            </w:tcMar>
-                            <w:vAlign w:val="center"/>
-                          </w:tcPr>
-                          <w:sdt>
-                            <w:sdtPr>
-                              <w:rPr>
-                                <w:i/>
-                                <w:iCs/>
-                              </w:rPr>
-                              <w:alias w:val="#Nav: /Header/Line/LineItalicNewPage/LineAmountItalicNewPage"/>
-                              <w:tag w:val="#Nav: Standard_Sales_Invoice/1306"/>
-                              <w:id w:val="-1782028021"/>
-                              <w:placeholder>
-                                <w:docPart w:val="DefaultPlaceholder_-1854013440"/>
-                              </w:placeholder>
-                              <w:dataBinding w:prefixMappings="xmlns:ns0='urn:microsoft-dynamics-nav/reports/Standard_Sales_Invoice/1306/' " w:xpath="/ns0:NavWordReportXmlPart[1]/ns0:Header[1]/ns0:Line[1]/ns0:LineItalicNewPage[1]/ns0:LineAmountItalicNewPage[1]" w:storeItemID="{846EFE63-9E40-4DB6-817D-767764B070A9}"/>
-                              <w:text/>
-                            </w:sdtPr>
-                            <w:sdtContent>
-                              <w:p>
-                                <w:pPr>
-                                  <w:pStyle w:val="RightLine"/>
-                                  <w:rPr>
-                                    <w:i/>
-                                    <w:iCs/>
-                                  </w:rPr>
-                                </w:pPr>
-                                <w:r>
-                                  <w:rPr>
-                                    <w:i/>
-                                    <w:iCs/>
-                                  </w:rPr>
-                                  <w:t>LineAmountItalicNewPage</w:t>
-                                </w:r>
-                              </w:p>
-                            </w:sdtContent>
-                          </w:sdt>
-                        </w:tc>
-                      </w:tr>
-                    </w:sdtContent>
-                  </w:sdt>
-                </w:sdtContent>
-              </w:sdt>
-              <w:sdt>
-                <w:sdtPr>
-                  <w:rPr>
-                    <w:i/>
-                    <w:iCs/>
-                    <w:color w:val="1B2A4A"/>
-                    <w:sz w:val="18"/>
-                    <w:szCs w:val="18"/>
-                  </w:rPr>
-                  <w:alias w:val="#Nav: /Header/Line/LineItalic"/>
-                  <w:tag w:val="#Nav: Standard_Sales_Invoice/1306"/>
-                  <w:id w:val="523913979"/>
-                  <w15:dataBinding w:prefixMappings="xmlns:ns0='urn:microsoft-dynamics-nav/reports/Standard_Sales_Invoice/1306/' " w:xpath="/ns0:NavWordReportXmlPart[1]/ns0:Header[1]/ns0:Line[1]/ns0:LineItalic" w:storeItemID="{846EFE63-9E40-4DB6-817D-767764B070A9}"/>
-                  <w15:repeatingSection/>
-                </w:sdtPr>
-                <w:sdtContent>
-                  <w:sdt>
-                    <w:sdtPr>
-                      <w:rPr>
-                        <w:i/>
-                        <w:iCs/>
-                        <w:color w:val="1B2A4A"/>
-                        <w:sz w:val="18"/>
-                        <w:szCs w:val="18"/>
-                      </w:rPr>
-                      <w:id w:val="1175459309"/>
-                      <w:placeholder>
-                        <w:docPart w:val="DefaultPlaceholder_-1854013435"/>
-                      </w:placeholder>
-                      <w15:repeatingSectionItem/>
-                    </w:sdtPr>
-                    <w:sdtContent>
-                      <w:tr>
-                        <w:tc>
-                          <w:tcPr>
-                            <w:tcW w:w="1304" w:type="dxa"/>
-                            <w:tcBorders>
-                              <w:top w:val="single" w:color="D1D1D1" w:themeColor="background2" w:themeShade="E6" w:sz="4" w:space="0"/>
-                              <w:left w:val="nil"/>
-                              <w:bottom w:val="single" w:color="D1D1D1" w:themeColor="background2" w:themeShade="E6" w:sz="4" w:space="0"/>
-                              <w:right w:val="nil"/>
-                            </w:tcBorders>
-                            <w:tcMar>
-                              <w:top w:w="80" w:type="dxa"/>
-                              <w:left w:w="100" w:type="dxa"/>
-                              <w:bottom w:w="80" w:type="dxa"/>
-                              <w:right w:w="100" w:type="dxa"/>
-                            </w:tcMar>
-                            <w:vAlign w:val="center"/>
-                          </w:tcPr>
-                          <w:sdt>
-                            <w:sdtPr>
-                              <w:rPr>
-                                <w:i/>
-                                <w:iCs/>
-                                <w:color w:val="1B2A4A"/>
-                                <w:sz w:val="18"/>
-                                <w:szCs w:val="18"/>
-                              </w:rPr>
-                              <w:alias w:val="#Nav: /Header/Line/LineItalic/ItemNoItalic"/>
-                              <w:tag w:val="#Nav: Standard_Sales_Invoice/1306"/>
-                              <w:id w:val="-1575344619"/>
-                              <w:placeholder>
-                                <w:docPart w:val="DefaultPlaceholder_-1854013440"/>
-                              </w:placeholder>
-                              <w:dataBinding w:prefixMappings="xmlns:ns0='urn:microsoft-dynamics-nav/reports/Standard_Sales_Invoice/1306/' " w:xpath="/ns0:NavWordReportXmlPart[1]/ns0:Header[1]/ns0:Line[1]/ns0:LineItalic[1]/ns0:ItemNoItalic[1]" w:storeItemID="{846EFE63-9E40-4DB6-817D-767764B070A9}"/>
-                              <w:text/>
-                            </w:sdtPr>
-                            <w:sdtContent>
-                              <w:p>
-                                <w:pPr>
-                                  <w:rPr>
-                                    <w:i/>
-                                    <w:iCs/>
-                                    <w:color w:val="1B2A4A"/>
-                                    <w:sz w:val="18"/>
-                                    <w:szCs w:val="18"/>
-                                  </w:rPr>
-                                </w:pPr>
-                                <w:r>
-                                  <w:rPr>
-                                    <w:i/>
-                                    <w:iCs/>
-                                    <w:color w:val="1B2A4A"/>
-                                    <w:sz w:val="18"/>
-                                    <w:szCs w:val="18"/>
-                                  </w:rPr>
-                                  <w:t>ItemNoItalic</w:t>
-                                </w:r>
-                              </w:p>
-                            </w:sdtContent>
-                          </w:sdt>
-                        </w:tc>
-                        <w:tc>
-                          <w:tcPr>
-                            <w:tcW w:w="3629" w:type="dxa"/>
-                            <w:tcBorders>
-                              <w:top w:val="single" w:color="D1D1D1" w:themeColor="background2" w:themeShade="E6" w:sz="4" w:space="0"/>
-                              <w:left w:val="nil"/>
-                              <w:bottom w:val="single" w:color="D1D1D1" w:themeColor="background2" w:themeShade="E6" w:sz="4" w:space="0"/>
-                              <w:right w:val="nil"/>
-                            </w:tcBorders>
-                            <w:tcMar>
-                              <w:top w:w="80" w:type="dxa"/>
-                              <w:left w:w="100" w:type="dxa"/>
-                              <w:bottom w:w="80" w:type="dxa"/>
-                              <w:right w:w="100" w:type="dxa"/>
-                            </w:tcMar>
-                            <w:vAlign w:val="center"/>
-                          </w:tcPr>
-                          <w:sdt>
-                            <w:sdtPr>
-                              <w:rPr>
-                                <w:i/>
-                                <w:iCs/>
-                                <w:color w:val="1B2A4A"/>
-                                <w:sz w:val="18"/>
-                                <w:szCs w:val="18"/>
-                              </w:rPr>
-                              <w:alias w:val="#Nav: /Header/Line/LineItalic/DescriptionItalic"/>
-                              <w:tag w:val="#Nav: Standard_Sales_Invoice/1306"/>
-                              <w:id w:val="-1560702384"/>
-                              <w:placeholder>
-                                <w:docPart w:val="DefaultPlaceholder_-1854013440"/>
-                              </w:placeholder>
-                              <w:dataBinding w:prefixMappings="xmlns:ns0='urn:microsoft-dynamics-nav/reports/Standard_Sales_Invoice/1306/' " w:xpath="/ns0:NavWordReportXmlPart[1]/ns0:Header[1]/ns0:Line[1]/ns0:LineItalic[1]/ns0:DescriptionItalic[1]" w:storeItemID="{846EFE63-9E40-4DB6-817D-767764B070A9}"/>
-                              <w:text/>
-                            </w:sdtPr>
-                            <w:sdtContent>
-                              <w:p>
-                                <w:pPr>
-                                  <w:rPr>
-                                    <w:i/>
-                                    <w:iCs/>
-                                    <w:color w:val="1B2A4A"/>
-                                    <w:sz w:val="18"/>
-                                    <w:szCs w:val="18"/>
-                                  </w:rPr>
-                                </w:pPr>
-                                <w:r>
-                                  <w:rPr>
-                                    <w:i/>
-                                    <w:iCs/>
-                                    <w:color w:val="1B2A4A"/>
-                                    <w:sz w:val="18"/>
-                                    <w:szCs w:val="18"/>
-                                  </w:rPr>
-                                  <w:t>DescriptionItalic</w:t>
-                                </w:r>
-                              </w:p>
-                            </w:sdtContent>
-                          </w:sdt>
-                        </w:tc>
-                        <w:sdt>
-                          <w:sdtPr>
-                            <w:rPr>
-                              <w:i/>
-                              <w:iCs/>
-                              <w:color w:val="1B2A4A"/>
-                              <w:sz w:val="18"/>
-                              <w:szCs w:val="18"/>
-                            </w:rPr>
-                            <w:id w:val="-1422325608"/>
-                            <w:placeholder>
-                              <w:docPart w:val="DefaultPlaceholder_-1854013440"/>
-                            </w:placeholder>
-                            <w:dataBinding w:prefixMappings="xmlns:ns0='urn:microsoft-dynamics-nav/reports/Standard_Sales_Invoice/1306/' " w:xpath="/ns0:NavWordReportXmlPart[1]/ns0:Header[1]/ns0:Line[1]/ns0:LineItalic[1]/ns0:ShipmentDateItalic[1]" w:storeItemID="{846EFE63-9E40-4DB6-817D-767764B070A9}"/>
-                            <w:text/>
-                            <w:alias w:val="#Nav: /Header/Line/LineItalic/ShipmentDateItalic"/>
-                            <w:tag w:val="#Nav: Standard_Sales_Invoice/1306"/>
-                          </w:sdtPr>
-                          <w:sdtContent>
-                            <w:tc>
-                              <w:tcPr>
-                                <w:tcW w:w="1304" w:type="dxa"/>
-                                <w:tcBorders>
-                                  <w:top w:val="single" w:color="D1D1D1" w:themeColor="background2" w:themeShade="E6" w:sz="4" w:space="0"/>
-                                  <w:left w:val="nil"/>
-                                  <w:bottom w:val="single" w:color="D1D1D1" w:themeColor="background2" w:themeShade="E6" w:sz="4" w:space="0"/>
-                                  <w:right w:val="nil"/>
-                                </w:tcBorders>
-                                <w:tcMar>
-                                  <w:top w:w="80" w:type="dxa"/>
-                                  <w:left w:w="100" w:type="dxa"/>
-                                  <w:bottom w:w="80" w:type="dxa"/>
-                                  <w:right w:w="100" w:type="dxa"/>
-                                </w:tcMar>
-                                <w:vAlign w:val="center"/>
-                              </w:tcPr>
-                              <w:p>
-                                <w:pPr>
-                                  <w:rPr>
-                                    <w:i/>
-                                    <w:iCs/>
-                                    <w:color w:val="1B2A4A"/>
-                                    <w:sz w:val="18"/>
-                                    <w:szCs w:val="18"/>
-                                  </w:rPr>
-                                </w:pPr>
-                                <w:r>
-                                  <w:rPr>
-                                    <w:i/>
-                                    <w:iCs/>
-                                    <w:color w:val="1B2A4A"/>
-                                    <w:sz w:val="18"/>
-                                    <w:szCs w:val="18"/>
-                                  </w:rPr>
-                                  <w:t>ShipmentDateItalic</w:t>
-                                </w:r>
-                              </w:p>
-                            </w:tc>
-                          </w:sdtContent>
-                        </w:sdt>
-                        <w:tc>
-                          <w:tcPr>
-                            <w:tcW w:w="907" w:type="dxa"/>
-                            <w:tcBorders>
-                              <w:top w:val="single" w:color="D1D1D1" w:themeColor="background2" w:themeShade="E6" w:sz="4" w:space="0"/>
-                              <w:left w:val="nil"/>
-                              <w:bottom w:val="single" w:color="D1D1D1" w:themeColor="background2" w:themeShade="E6" w:sz="4" w:space="0"/>
-                              <w:right w:val="nil"/>
-                            </w:tcBorders>
-                            <w:tcMar>
-                              <w:top w:w="80" w:type="dxa"/>
-                              <w:left w:w="100" w:type="dxa"/>
-                              <w:bottom w:w="80" w:type="dxa"/>
-                              <w:right w:w="100" w:type="dxa"/>
-                            </w:tcMar>
-                            <w:vAlign w:val="center"/>
-                          </w:tcPr>
-                          <w:sdt>
-                            <w:sdtPr>
-                              <w:rPr>
-                                <w:i/>
-                                <w:iCs/>
-                              </w:rPr>
-                              <w:alias w:val="#Nav: /Header/Line/LineItalic/QuantityItalic"/>
-                              <w:tag w:val="#Nav: Standard_Sales_Invoice/1306"/>
-                              <w:id w:val="1836250875"/>
-                              <w:placeholder>
-                                <w:docPart w:val="DefaultPlaceholder_-1854013440"/>
-                              </w:placeholder>
-                              <w:dataBinding w:prefixMappings="xmlns:ns0='urn:microsoft-dynamics-nav/reports/Standard_Sales_Invoice/1306/' " w:xpath="/ns0:NavWordReportXmlPart[1]/ns0:Header[1]/ns0:Line[1]/ns0:LineItalic[1]/ns0:QuantityItalic[1]" w:storeItemID="{846EFE63-9E40-4DB6-817D-767764B070A9}"/>
-                              <w:text/>
-                            </w:sdtPr>
-                            <w:sdtContent>
-                              <w:p>
-                                <w:pPr>
-                                  <w:pStyle w:val="CenterLine"/>
-                                  <w:rPr>
-                                    <w:i/>
-                                    <w:iCs/>
-                                  </w:rPr>
-                                </w:pPr>
-                                <w:r>
-                                  <w:rPr>
-                                    <w:i/>
-                                    <w:iCs/>
-                                  </w:rPr>
-                                  <w:t>QuantityItalic</w:t>
-                                </w:r>
-                              </w:p>
-                            </w:sdtContent>
-                          </w:sdt>
-                        </w:tc>
-                        <w:tc>
-                          <w:tcPr>
-                            <w:tcW w:w="1701" w:type="dxa"/>
-                            <w:tcBorders>
-                              <w:top w:val="single" w:color="D1D1D1" w:themeColor="background2" w:themeShade="E6" w:sz="4" w:space="0"/>
-                              <w:left w:val="nil"/>
-                              <w:bottom w:val="single" w:color="D1D1D1" w:themeColor="background2" w:themeShade="E6" w:sz="4" w:space="0"/>
-                              <w:right w:val="nil"/>
-                            </w:tcBorders>
-                            <w:tcMar>
-                              <w:top w:w="80" w:type="dxa"/>
-                              <w:left w:w="100" w:type="dxa"/>
-                              <w:bottom w:w="80" w:type="dxa"/>
-                              <w:right w:w="100" w:type="dxa"/>
-                            </w:tcMar>
-                            <w:vAlign w:val="center"/>
-                          </w:tcPr>
-                          <w:sdt>
-                            <w:sdtPr>
-                              <w:rPr>
-                                <w:i/>
-                                <w:iCs/>
-                              </w:rPr>
-                              <w:alias w:val="#Nav: /Header/Line/LineItalic/UnitPriceItalic"/>
-                              <w:tag w:val="#Nav: Standard_Sales_Invoice/1306"/>
-                              <w:id w:val="-1319030435"/>
-                              <w:placeholder>
-                                <w:docPart w:val="DefaultPlaceholder_-1854013440"/>
-                              </w:placeholder>
-                              <w:dataBinding w:prefixMappings="xmlns:ns0='urn:microsoft-dynamics-nav/reports/Standard_Sales_Invoice/1306/' " w:xpath="/ns0:NavWordReportXmlPart[1]/ns0:Header[1]/ns0:Line[1]/ns0:LineItalic[1]/ns0:UnitPriceItalic[1]" w:storeItemID="{846EFE63-9E40-4DB6-817D-767764B070A9}"/>
-                              <w:text/>
-                            </w:sdtPr>
-                            <w:sdtContent>
-                              <w:p>
-                                <w:pPr>
-                                  <w:pStyle w:val="RightLine"/>
-                                  <w:rPr>
-                                    <w:i/>
-                                    <w:iCs/>
-                                  </w:rPr>
-                                </w:pPr>
-                                <w:r>
-                                  <w:rPr>
-                                    <w:i/>
-                                    <w:iCs/>
-                                  </w:rPr>
-                                  <w:t>UnitPriceItalic</w:t>
-                                </w:r>
-                              </w:p>
-                            </w:sdtContent>
-                          </w:sdt>
-                        </w:tc>
-                        <w:tc>
-                          <w:tcPr>
-                            <w:tcW w:w="1985" w:type="dxa"/>
-                            <w:tcBorders>
-                              <w:top w:val="single" w:color="D1D1D1" w:themeColor="background2" w:themeShade="E6" w:sz="4" w:space="0"/>
-                              <w:left w:val="nil"/>
-                              <w:bottom w:val="single" w:color="D1D1D1" w:themeColor="background2" w:themeShade="E6" w:sz="4" w:space="0"/>
-                              <w:right w:val="nil"/>
-                            </w:tcBorders>
-                            <w:tcMar>
-                              <w:top w:w="80" w:type="dxa"/>
-                              <w:left w:w="100" w:type="dxa"/>
-                              <w:bottom w:w="80" w:type="dxa"/>
-                              <w:right w:w="100" w:type="dxa"/>
-                            </w:tcMar>
-                            <w:vAlign w:val="center"/>
-                          </w:tcPr>
-                          <w:sdt>
-                            <w:sdtPr>
-                              <w:rPr>
-                                <w:i/>
-                                <w:iCs/>
-                              </w:rPr>
-                              <w:alias w:val="#Nav: /Header/Line/LineItalic/LineAmountItalic"/>
-                              <w:tag w:val="#Nav: Standard_Sales_Invoice/1306"/>
-                              <w:id w:val="-2111345813"/>
-                              <w:placeholder>
-                                <w:docPart w:val="DefaultPlaceholder_-1854013440"/>
-                              </w:placeholder>
-                              <w:dataBinding w:prefixMappings="xmlns:ns0='urn:microsoft-dynamics-nav/reports/Standard_Sales_Invoice/1306/' " w:xpath="/ns0:NavWordReportXmlPart[1]/ns0:Header[1]/ns0:Line[1]/ns0:LineItalic[1]/ns0:LineAmountItalic[1]" w:storeItemID="{846EFE63-9E40-4DB6-817D-767764B070A9}"/>
-                              <w:text/>
-                            </w:sdtPr>
-                            <w:sdtContent>
-                              <w:p>
-                                <w:pPr>
-                                  <w:pStyle w:val="RightLine"/>
-                                  <w:rPr>
-                                    <w:i/>
-                                    <w:iCs/>
-                                  </w:rPr>
-                                </w:pPr>
-                                <w:r>
-                                  <w:rPr>
-                                    <w:i/>
-                                    <w:iCs/>
-                                  </w:rPr>
-                                  <w:t>LineAmountItalic</w:t>
-                                </w:r>
-                              </w:p>
-                            </w:sdtContent>
-                          </w:sdt>
-                        </w:tc>
-                      </w:tr>
-                    </w:sdtContent>
-                  </w:sdt>
-                </w:sdtContent>
-              </w:sdt>
-              <w:sdt>
-                <w:sdtPr>
-                  <w:rPr>
-                    <w:b/>
-                    <w:bCs/>
-                  </w:rPr>
-                  <w:alias w:val="#Nav: /Header/Line/LineBoldNewPage"/>
-                  <w:tag w:val="#Nav: Standard_Sales_Invoice/1306"/>
-                  <w:id w:val="-887483368"/>
-                  <w15:dataBinding w:prefixMappings="xmlns:ns0='urn:microsoft-dynamics-nav/reports/Standard_Sales_Invoice/1306/' " w:xpath="/ns0:NavWordReportXmlPart[1]/ns0:Header[1]/ns0:Line[1]/ns0:LineBoldNewPage" w:storeItemID="{846EFE63-9E40-4DB6-817D-767764B070A9}"/>
-                  <w15:repeatingSection/>
-                </w:sdtPr>
-                <w:sdtContent>
-                  <w:sdt>
-                    <w:sdtPr>
-                      <w:rPr>
-                        <w:b/>
-                        <w:bCs/>
-                      </w:rPr>
-                      <w:id w:val="1220874870"/>
-                      <w:placeholder>
-                        <w:docPart w:val="DefaultPlaceholder_-1854013435"/>
-                      </w:placeholder>
-                      <w15:repeatingSectionItem/>
-                    </w:sdtPr>
-                    <w:sdtContent>
-                      <w:tr>
-                        <w:tc>
-                          <w:tcPr>
-                            <w:tcW w:w="1304" w:type="dxa"/>
-                            <w:tcBorders>
-                              <w:top w:val="single" w:color="D1D1D1" w:themeColor="background2" w:themeShade="E6" w:sz="4" w:space="0"/>
-                              <w:left w:val="nil"/>
-                              <w:bottom w:val="single" w:color="D1D1D1" w:themeColor="background2" w:themeShade="E6" w:sz="4" w:space="0"/>
-                              <w:right w:val="nil"/>
-                            </w:tcBorders>
-                            <w:tcMar>
-                              <w:top w:w="80" w:type="dxa"/>
-                              <w:left w:w="100" w:type="dxa"/>
-                              <w:bottom w:w="80" w:type="dxa"/>
-                              <w:right w:w="100" w:type="dxa"/>
-                            </w:tcMar>
-                            <w:vAlign w:val="center"/>
-                          </w:tcPr>
-                          <w:sdt>
-                            <w:sdtPr>
-                              <w:rPr>
-                                <w:b/>
-                                <w:bCs/>
-                              </w:rPr>
-                              <w:alias w:val="#Nav: /Header/Line/LineBoldNewPage/ItemNoBoldNewPage"/>
-                              <w:tag w:val="#Nav: Standard_Sales_Invoice/1306"/>
-                              <w:id w:val="571001609"/>
-                              <w:placeholder>
-                                <w:docPart w:val="DefaultPlaceholder_-1854013440"/>
-                              </w:placeholder>
-                              <w:dataBinding w:prefixMappings="xmlns:ns0='urn:microsoft-dynamics-nav/reports/Standard_Sales_Invoice/1306/' " w:xpath="/ns0:NavWordReportXmlPart[1]/ns0:Header[1]/ns0:Line[1]/ns0:LineBoldNewPage[1]/ns0:ItemNoBoldNewPage[1]" w:storeItemID="{846EFE63-9E40-4DB6-817D-767764B070A9}"/>
-                              <w:text/>
-                            </w:sdtPr>
-                            <w:sdtContent>
-                              <w:p>
-                                <w:pPr>
-                                  <w:pStyle w:val="LinePageBreak"/>
-                                  <w:rPr>
-                                    <w:b/>
-                                    <w:bCs/>
-                                  </w:rPr>
-                                </w:pPr>
-                                <w:r>
-                                  <w:rPr>
-                                    <w:b/>
-                                    <w:bCs/>
-                                  </w:rPr>
-                                  <w:t>ItemNoBoldNewPage</w:t>
-                                </w:r>
-                              </w:p>
-                            </w:sdtContent>
-                          </w:sdt>
-                        </w:tc>
-                        <w:tc>
-                          <w:tcPr>
-                            <w:tcW w:w="3629" w:type="dxa"/>
-                            <w:tcBorders>
-                              <w:top w:val="single" w:color="D1D1D1" w:themeColor="background2" w:themeShade="E6" w:sz="4" w:space="0"/>
-                              <w:left w:val="nil"/>
-                              <w:bottom w:val="single" w:color="D1D1D1" w:themeColor="background2" w:themeShade="E6" w:sz="4" w:space="0"/>
-                              <w:right w:val="nil"/>
-                            </w:tcBorders>
-                            <w:tcMar>
-                              <w:top w:w="80" w:type="dxa"/>
-                              <w:left w:w="100" w:type="dxa"/>
-                              <w:bottom w:w="80" w:type="dxa"/>
-                              <w:right w:w="100" w:type="dxa"/>
-                            </w:tcMar>
-                            <w:vAlign w:val="center"/>
-                          </w:tcPr>
-                          <w:sdt>
-                            <w:sdtPr>
-                              <w:rPr>
-                                <w:b/>
-                                <w:bCs/>
-                                <w:color w:val="1B2A4A"/>
-                                <w:sz w:val="18"/>
-                                <w:szCs w:val="18"/>
-                              </w:rPr>
-                              <w:alias w:val="#Nav: /Header/Line/LineBoldNewPage/DescriptionBoldNewPage"/>
-                              <w:tag w:val="#Nav: Standard_Sales_Invoice/1306"/>
-                              <w:id w:val="267513287"/>
-                              <w:placeholder>
-                                <w:docPart w:val="DefaultPlaceholder_-1854013440"/>
-                              </w:placeholder>
-                              <w:dataBinding w:prefixMappings="xmlns:ns0='urn:microsoft-dynamics-nav/reports/Standard_Sales_Invoice/1306/' " w:xpath="/ns0:NavWordReportXmlPart[1]/ns0:Header[1]/ns0:Line[1]/ns0:LineBoldNewPage[1]/ns0:DescriptionBoldNewPage[1]" w:storeItemID="{846EFE63-9E40-4DB6-817D-767764B070A9}"/>
-                              <w:text/>
-                            </w:sdtPr>
-                            <w:sdtContent>
-                              <w:p>
-                                <w:pPr>
-                                  <w:rPr>
-                                    <w:b/>
-                                    <w:bCs/>
-                                    <w:color w:val="1B2A4A"/>
-                                    <w:sz w:val="18"/>
-                                    <w:szCs w:val="18"/>
-                                  </w:rPr>
-                                </w:pPr>
-                                <w:r>
-                                  <w:rPr>
-                                    <w:b/>
-                                    <w:bCs/>
-                                    <w:color w:val="1B2A4A"/>
-                                    <w:sz w:val="18"/>
-                                    <w:szCs w:val="18"/>
-                                  </w:rPr>
-                                  <w:t>DescriptionBoldNewPage</w:t>
-                                </w:r>
-                              </w:p>
-                            </w:sdtContent>
-                          </w:sdt>
-                        </w:tc>
-                        <w:sdt>
-                          <w:sdtPr>
-                            <w:rPr>
-                              <w:b/>
-                              <w:bCs/>
-                              <w:color w:val="1B2A4A"/>
-                              <w:sz w:val="18"/>
-                              <w:szCs w:val="18"/>
-                            </w:rPr>
-                            <w:id w:val="-2120523226"/>
-                            <w:placeholder>
-                              <w:docPart w:val="DefaultPlaceholder_-1854013440"/>
-                            </w:placeholder>
-                            <w:dataBinding w:prefixMappings="xmlns:ns0='urn:microsoft-dynamics-nav/reports/Standard_Sales_Invoice/1306/' " w:xpath="/ns0:NavWordReportXmlPart[1]/ns0:Header[1]/ns0:Line[1]/ns0:LineBoldNewPage[1]/ns0:ShipmentDateBoldNewPage[1]" w:storeItemID="{846EFE63-9E40-4DB6-817D-767764B070A9}"/>
-                            <w:text/>
-                            <w:alias w:val="#Nav: /Header/Line/LineBoldNewPage/ShipmentDateBoldNewPage"/>
-                            <w:tag w:val="#Nav: Standard_Sales_Invoice/1306"/>
-                          </w:sdtPr>
-                          <w:sdtContent>
-                            <w:tc>
-                              <w:tcPr>
-                                <w:tcW w:w="1304" w:type="dxa"/>
-                                <w:tcBorders>
-                                  <w:top w:val="single" w:color="D1D1D1" w:themeColor="background2" w:themeShade="E6" w:sz="4" w:space="0"/>
-                                  <w:left w:val="nil"/>
-                                  <w:bottom w:val="single" w:color="D1D1D1" w:themeColor="background2" w:themeShade="E6" w:sz="4" w:space="0"/>
-                                  <w:right w:val="nil"/>
-                                </w:tcBorders>
-                                <w:tcMar>
-                                  <w:top w:w="80" w:type="dxa"/>
-                                  <w:left w:w="100" w:type="dxa"/>
-                                  <w:bottom w:w="80" w:type="dxa"/>
-                                  <w:right w:w="100" w:type="dxa"/>
-                                </w:tcMar>
-                                <w:vAlign w:val="center"/>
-                              </w:tcPr>
-                              <w:p>
-                                <w:pPr>
-                                  <w:rPr>
-                                    <w:b/>
-                                    <w:bCs/>
-                                    <w:color w:val="1B2A4A"/>
-                                    <w:sz w:val="18"/>
-                                    <w:szCs w:val="18"/>
-                                  </w:rPr>
-                                </w:pPr>
-                                <w:r>
-                                  <w:rPr>
-                                    <w:b/>
-                                    <w:bCs/>
-                                    <w:color w:val="1B2A4A"/>
-                                    <w:sz w:val="18"/>
-                                    <w:szCs w:val="18"/>
-                                  </w:rPr>
-                                  <w:t>ShipmentDateBoldNewPage</w:t>
-                                </w:r>
-                              </w:p>
-                            </w:tc>
-                          </w:sdtContent>
-                        </w:sdt>
-                        <w:tc>
-                          <w:tcPr>
-                            <w:tcW w:w="907" w:type="dxa"/>
-                            <w:tcBorders>
-                              <w:top w:val="single" w:color="D1D1D1" w:themeColor="background2" w:themeShade="E6" w:sz="4" w:space="0"/>
-                              <w:left w:val="nil"/>
-                              <w:bottom w:val="single" w:color="D1D1D1" w:themeColor="background2" w:themeShade="E6" w:sz="4" w:space="0"/>
-                              <w:right w:val="nil"/>
-                            </w:tcBorders>
-                            <w:tcMar>
-                              <w:top w:w="80" w:type="dxa"/>
-                              <w:left w:w="100" w:type="dxa"/>
-                              <w:bottom w:w="80" w:type="dxa"/>
-                              <w:right w:w="100" w:type="dxa"/>
-                            </w:tcMar>
-                            <w:vAlign w:val="center"/>
-                          </w:tcPr>
-                          <w:sdt>
-                            <w:sdtPr>
-                              <w:rPr>
-                                <w:b/>
-                                <w:bCs/>
-                              </w:rPr>
-                              <w:alias w:val="#Nav: /Header/Line/LineBoldNewPage/QuantityBoldNewPage"/>
-                              <w:tag w:val="#Nav: Standard_Sales_Invoice/1306"/>
-                              <w:id w:val="1695422252"/>
-                              <w:placeholder>
-                                <w:docPart w:val="DefaultPlaceholder_-1854013440"/>
-                              </w:placeholder>
-                              <w:dataBinding w:prefixMappings="xmlns:ns0='urn:microsoft-dynamics-nav/reports/Standard_Sales_Invoice/1306/' " w:xpath="/ns0:NavWordReportXmlPart[1]/ns0:Header[1]/ns0:Line[1]/ns0:LineBoldNewPage[1]/ns0:QuantityBoldNewPage[1]" w:storeItemID="{846EFE63-9E40-4DB6-817D-767764B070A9}"/>
-                              <w:text/>
-                            </w:sdtPr>
-                            <w:sdtContent>
-                              <w:p>
-                                <w:pPr>
-                                  <w:pStyle w:val="CenterLine"/>
-                                  <w:rPr>
-                                    <w:b/>
-                                    <w:bCs/>
-                                  </w:rPr>
-                                </w:pPr>
-                                <w:r>
-                                  <w:rPr>
-                                    <w:b/>
-                                    <w:bCs/>
-                                  </w:rPr>
-                                  <w:t>QuantityBoldNewPage</w:t>
-                                </w:r>
-                              </w:p>
-                            </w:sdtContent>
-                          </w:sdt>
-                        </w:tc>
-                        <w:tc>
-                          <w:tcPr>
-                            <w:tcW w:w="1701" w:type="dxa"/>
-                            <w:tcBorders>
-                              <w:top w:val="single" w:color="D1D1D1" w:themeColor="background2" w:themeShade="E6" w:sz="4" w:space="0"/>
-                              <w:left w:val="nil"/>
-                              <w:bottom w:val="single" w:color="D1D1D1" w:themeColor="background2" w:themeShade="E6" w:sz="4" w:space="0"/>
-                              <w:right w:val="nil"/>
-                            </w:tcBorders>
-                            <w:tcMar>
-                              <w:top w:w="80" w:type="dxa"/>
-                              <w:left w:w="100" w:type="dxa"/>
-                              <w:bottom w:w="80" w:type="dxa"/>
-                              <w:right w:w="100" w:type="dxa"/>
-                            </w:tcMar>
-                            <w:vAlign w:val="center"/>
-                          </w:tcPr>
-                          <w:sdt>
-                            <w:sdtPr>
-                              <w:rPr>
-                                <w:b/>
-                                <w:bCs/>
-                              </w:rPr>
-                              <w:alias w:val="#Nav: /Header/Line/LineBoldNewPage/UnitPriceBoldNewPage"/>
-                              <w:tag w:val="#Nav: Standard_Sales_Invoice/1306"/>
-                              <w:id w:val="-1141414061"/>
-                              <w:placeholder>
-                                <w:docPart w:val="DefaultPlaceholder_-1854013440"/>
-                              </w:placeholder>
-                              <w:dataBinding w:prefixMappings="xmlns:ns0='urn:microsoft-dynamics-nav/reports/Standard_Sales_Invoice/1306/' " w:xpath="/ns0:NavWordReportXmlPart[1]/ns0:Header[1]/ns0:Line[1]/ns0:LineBoldNewPage[1]/ns0:UnitPriceBoldNewPage[1]" w:storeItemID="{846EFE63-9E40-4DB6-817D-767764B070A9}"/>
-                              <w:text/>
-                            </w:sdtPr>
-                            <w:sdtContent>
-                              <w:p>
-                                <w:pPr>
-                                  <w:pStyle w:val="RightLine"/>
-                                  <w:rPr>
-                                    <w:b/>
-                                    <w:bCs/>
-                                  </w:rPr>
-                                </w:pPr>
-                                <w:r>
-                                  <w:rPr>
-                                    <w:b/>
-                                    <w:bCs/>
-                                  </w:rPr>
-                                  <w:t>UnitPriceBoldNewPage</w:t>
-                                </w:r>
-                              </w:p>
-                            </w:sdtContent>
-                          </w:sdt>
-                        </w:tc>
-                        <w:tc>
-                          <w:tcPr>
-                            <w:tcW w:w="1985" w:type="dxa"/>
-                            <w:tcBorders>
-                              <w:top w:val="single" w:color="D1D1D1" w:themeColor="background2" w:themeShade="E6" w:sz="4" w:space="0"/>
-                              <w:left w:val="nil"/>
-                              <w:bottom w:val="single" w:color="D1D1D1" w:themeColor="background2" w:themeShade="E6" w:sz="4" w:space="0"/>
-                              <w:right w:val="nil"/>
-                            </w:tcBorders>
-                            <w:tcMar>
-                              <w:top w:w="80" w:type="dxa"/>
-                              <w:left w:w="100" w:type="dxa"/>
-                              <w:bottom w:w="80" w:type="dxa"/>
-                              <w:right w:w="100" w:type="dxa"/>
-                            </w:tcMar>
-                            <w:vAlign w:val="center"/>
-                          </w:tcPr>
-                          <w:sdt>
-                            <w:sdtPr>
-                              <w:rPr>
-                                <w:b/>
-                                <w:bCs/>
-                              </w:rPr>
-                              <w:alias w:val="#Nav: /Header/Line/LineBoldNewPage/LineAmountBoldNewPage"/>
-                              <w:tag w:val="#Nav: Standard_Sales_Invoice/1306"/>
-                              <w:id w:val="1124886091"/>
-                              <w:placeholder>
-                                <w:docPart w:val="DefaultPlaceholder_-1854013440"/>
-                              </w:placeholder>
-                              <w:dataBinding w:prefixMappings="xmlns:ns0='urn:microsoft-dynamics-nav/reports/Standard_Sales_Invoice/1306/' " w:xpath="/ns0:NavWordReportXmlPart[1]/ns0:Header[1]/ns0:Line[1]/ns0:LineBoldNewPage[1]/ns0:LineAmountBoldNewPage[1]" w:storeItemID="{846EFE63-9E40-4DB6-817D-767764B070A9}"/>
-                              <w:text/>
-                            </w:sdtPr>
-                            <w:sdtContent>
-                              <w:p>
-                                <w:pPr>
-                                  <w:pStyle w:val="RightLine"/>
-                                  <w:rPr>
-                                    <w:b/>
-                                    <w:bCs/>
-                                  </w:rPr>
-                                </w:pPr>
-                                <w:r>
-                                  <w:rPr>
-                                    <w:b/>
-                                    <w:bCs/>
-                                  </w:rPr>
-                                  <w:t>LineAmountBoldNewPage</w:t>
-                                </w:r>
-                              </w:p>
-                            </w:sdtContent>
-                          </w:sdt>
-                        </w:tc>
-                      </w:tr>
-                    </w:sdtContent>
-                  </w:sdt>
-                </w:sdtContent>
-              </w:sdt>
-              <w:sdt>
-                <w:sdtPr>
-                  <w:rPr>
-                    <w:b/>
-                    <w:bCs/>
-                    <w:color w:val="1B2A4A"/>
-                    <w:sz w:val="18"/>
-                    <w:szCs w:val="18"/>
-                  </w:rPr>
-                  <w:alias w:val="#Nav: /Header/Line/LineBold"/>
-                  <w:tag w:val="#Nav: Standard_Sales_Invoice/1306"/>
-                  <w:id w:val="425936012"/>
-                  <w15:dataBinding w:prefixMappings="xmlns:ns0='urn:microsoft-dynamics-nav/reports/Standard_Sales_Invoice/1306/' " w:xpath="/ns0:NavWordReportXmlPart[1]/ns0:Header[1]/ns0:Line[1]/ns0:LineBold" w:storeItemID="{846EFE63-9E40-4DB6-817D-767764B070A9}"/>
-                  <w15:repeatingSection/>
-                </w:sdtPr>
-                <w:sdtContent>
-                  <w:sdt>
-                    <w:sdtPr>
-                      <w:rPr>
-                        <w:b/>
-                        <w:bCs/>
-                        <w:color w:val="1B2A4A"/>
-                        <w:sz w:val="18"/>
-                        <w:szCs w:val="18"/>
-                      </w:rPr>
-                      <w:id w:val="455305134"/>
-                      <w:placeholder>
-                        <w:docPart w:val="DefaultPlaceholder_-1854013435"/>
-                      </w:placeholder>
-                      <w15:repeatingSectionItem/>
-                    </w:sdtPr>
-                    <w:sdtContent>
-                      <w:tr>
-                        <w:tc>
-                          <w:tcPr>
-                            <w:tcW w:w="1304" w:type="dxa"/>
-                            <w:tcBorders>
-                              <w:top w:val="single" w:color="D1D1D1" w:themeColor="background2" w:themeShade="E6" w:sz="4" w:space="0"/>
-                              <w:left w:val="nil"/>
-                              <w:bottom w:val="single" w:color="D1D1D1" w:themeColor="background2" w:themeShade="E6" w:sz="4" w:space="0"/>
-                              <w:right w:val="nil"/>
-                            </w:tcBorders>
-                            <w:tcMar>
-                              <w:top w:w="80" w:type="dxa"/>
-                              <w:left w:w="100" w:type="dxa"/>
-                              <w:bottom w:w="80" w:type="dxa"/>
-                              <w:right w:w="100" w:type="dxa"/>
-                            </w:tcMar>
-                            <w:vAlign w:val="center"/>
-                          </w:tcPr>
-                          <w:sdt>
-                            <w:sdtPr>
-                              <w:rPr>
-                                <w:b/>
-                                <w:bCs/>
-                                <w:color w:val="1B2A4A"/>
-                                <w:sz w:val="18"/>
-                                <w:szCs w:val="18"/>
-                              </w:rPr>
-                              <w:alias w:val="#Nav: /Header/Line/LineBold/ItemNoBold"/>
-                              <w:tag w:val="#Nav: Standard_Sales_Invoice/1306"/>
-                              <w:id w:val="-2133164407"/>
-                              <w:placeholder>
-                                <w:docPart w:val="DefaultPlaceholder_-1854013440"/>
-                              </w:placeholder>
-                              <w:dataBinding w:prefixMappings="xmlns:ns0='urn:microsoft-dynamics-nav/reports/Standard_Sales_Invoice/1306/' " w:xpath="/ns0:NavWordReportXmlPart[1]/ns0:Header[1]/ns0:Line[1]/ns0:LineBold[1]/ns0:ItemNoBold[1]" w:storeItemID="{846EFE63-9E40-4DB6-817D-767764B070A9}"/>
-                              <w:text/>
-                            </w:sdtPr>
-                            <w:sdtContent>
-                              <w:p>
-                                <w:pPr>
-                                  <w:rPr>
-                                    <w:b/>
-                                    <w:bCs/>
-                                    <w:color w:val="1B2A4A"/>
-                                    <w:sz w:val="18"/>
-                                    <w:szCs w:val="18"/>
-                                  </w:rPr>
-                                </w:pPr>
-                                <w:r>
-                                  <w:rPr>
-                                    <w:b/>
-                                    <w:bCs/>
-                                    <w:color w:val="1B2A4A"/>
-                                    <w:sz w:val="18"/>
-                                    <w:szCs w:val="18"/>
-                                  </w:rPr>
-                                  <w:t>ItemNoBold</w:t>
-                                </w:r>
-                              </w:p>
-                            </w:sdtContent>
-                          </w:sdt>
-                        </w:tc>
-                        <w:tc>
-                          <w:tcPr>
-                            <w:tcW w:w="3629" w:type="dxa"/>
-                            <w:tcBorders>
-                              <w:top w:val="single" w:color="D1D1D1" w:themeColor="background2" w:themeShade="E6" w:sz="4" w:space="0"/>
-                              <w:left w:val="nil"/>
-                              <w:bottom w:val="single" w:color="D1D1D1" w:themeColor="background2" w:themeShade="E6" w:sz="4" w:space="0"/>
-                              <w:right w:val="nil"/>
-                            </w:tcBorders>
-                            <w:tcMar>
-                              <w:top w:w="80" w:type="dxa"/>
-                              <w:left w:w="100" w:type="dxa"/>
-                              <w:bottom w:w="80" w:type="dxa"/>
-                              <w:right w:w="100" w:type="dxa"/>
-                            </w:tcMar>
-                            <w:vAlign w:val="center"/>
-                          </w:tcPr>
-                          <w:sdt>
-                            <w:sdtPr>
-                              <w:rPr>
-                                <w:b/>
-                                <w:bCs/>
-                                <w:color w:val="1B2A4A"/>
-                                <w:sz w:val="18"/>
-                                <w:szCs w:val="18"/>
-                              </w:rPr>
-                              <w:alias w:val="#Nav: /Header/Line/LineBold/DescriptionBold"/>
-                              <w:tag w:val="#Nav: Standard_Sales_Invoice/1306"/>
-                              <w:id w:val="624346449"/>
-                              <w:placeholder>
-                                <w:docPart w:val="DefaultPlaceholder_-1854013440"/>
-                              </w:placeholder>
-                              <w:dataBinding w:prefixMappings="xmlns:ns0='urn:microsoft-dynamics-nav/reports/Standard_Sales_Invoice/1306/' " w:xpath="/ns0:NavWordReportXmlPart[1]/ns0:Header[1]/ns0:Line[1]/ns0:LineBold[1]/ns0:DescriptionBold[1]" w:storeItemID="{846EFE63-9E40-4DB6-817D-767764B070A9}"/>
-                              <w:text/>
-                            </w:sdtPr>
-                            <w:sdtContent>
-                              <w:p>
-                                <w:pPr>
-                                  <w:rPr>
-                                    <w:b/>
-                                    <w:bCs/>
-                                    <w:color w:val="1B2A4A"/>
-                                    <w:sz w:val="18"/>
-                                    <w:szCs w:val="18"/>
-                                  </w:rPr>
-                                </w:pPr>
-                                <w:r>
-                                  <w:rPr>
-                                    <w:b/>
-                                    <w:bCs/>
-                                    <w:color w:val="1B2A4A"/>
-                                    <w:sz w:val="18"/>
-                                    <w:szCs w:val="18"/>
-                                  </w:rPr>
-                                  <w:t>DescriptionBold</w:t>
-                                </w:r>
-                              </w:p>
-                            </w:sdtContent>
-                          </w:sdt>
-                        </w:tc>
-                        <w:sdt>
-                          <w:sdtPr>
-                            <w:rPr>
-                              <w:b/>
-                              <w:bCs/>
-                              <w:color w:val="1B2A4A"/>
-                              <w:sz w:val="18"/>
-                              <w:szCs w:val="18"/>
-                            </w:rPr>
-                            <w:id w:val="-1520849212"/>
-                            <w:placeholder>
-                              <w:docPart w:val="DefaultPlaceholder_-1854013440"/>
-                            </w:placeholder>
-                            <w:dataBinding w:prefixMappings="xmlns:ns0='urn:microsoft-dynamics-nav/reports/Standard_Sales_Invoice/1306/' " w:xpath="/ns0:NavWordReportXmlPart[1]/ns0:Header[1]/ns0:Line[1]/ns0:LineBold[1]/ns0:ShipmentDateBold[1]" w:storeItemID="{846EFE63-9E40-4DB6-817D-767764B070A9}"/>
-                            <w:text/>
-                            <w:alias w:val="#Nav: /Header/Line/LineBold/ShipmentDateBold"/>
-                            <w:tag w:val="#Nav: Standard_Sales_Invoice/1306"/>
-                          </w:sdtPr>
-                          <w:sdtContent>
-                            <w:tc>
-                              <w:tcPr>
-                                <w:tcW w:w="1304" w:type="dxa"/>
-                                <w:tcBorders>
-                                  <w:top w:val="single" w:color="D1D1D1" w:themeColor="background2" w:themeShade="E6" w:sz="4" w:space="0"/>
-                                  <w:left w:val="nil"/>
-                                  <w:bottom w:val="single" w:color="D1D1D1" w:themeColor="background2" w:themeShade="E6" w:sz="4" w:space="0"/>
-                                  <w:right w:val="nil"/>
-                                </w:tcBorders>
-                                <w:tcMar>
-                                  <w:top w:w="80" w:type="dxa"/>
-                                  <w:left w:w="100" w:type="dxa"/>
-                                  <w:bottom w:w="80" w:type="dxa"/>
-                                  <w:right w:w="100" w:type="dxa"/>
-                                </w:tcMar>
-                                <w:vAlign w:val="center"/>
-                              </w:tcPr>
-                              <w:p>
-                                <w:pPr>
-                                  <w:rPr>
-                                    <w:b/>
-                                    <w:bCs/>
-                                    <w:color w:val="1B2A4A"/>
-                                    <w:sz w:val="18"/>
-                                    <w:szCs w:val="18"/>
-                                  </w:rPr>
-                                </w:pPr>
-                                <w:r>
-                                  <w:rPr>
-                                    <w:b/>
-                                    <w:bCs/>
-                                    <w:color w:val="1B2A4A"/>
-                                    <w:sz w:val="18"/>
-                                    <w:szCs w:val="18"/>
-                                  </w:rPr>
-                                  <w:t>ShipmentDateBold</w:t>
-                                </w:r>
-                              </w:p>
-                            </w:tc>
-                          </w:sdtContent>
-                        </w:sdt>
-                        <w:tc>
-                          <w:tcPr>
-                            <w:tcW w:w="907" w:type="dxa"/>
-                            <w:tcBorders>
-                              <w:top w:val="single" w:color="D1D1D1" w:themeColor="background2" w:themeShade="E6" w:sz="4" w:space="0"/>
-                              <w:left w:val="nil"/>
-                              <w:bottom w:val="single" w:color="D1D1D1" w:themeColor="background2" w:themeShade="E6" w:sz="4" w:space="0"/>
-                              <w:right w:val="nil"/>
-                            </w:tcBorders>
-                            <w:tcMar>
-                              <w:top w:w="80" w:type="dxa"/>
-                              <w:left w:w="100" w:type="dxa"/>
-                              <w:bottom w:w="80" w:type="dxa"/>
-                              <w:right w:w="100" w:type="dxa"/>
-                            </w:tcMar>
-                            <w:vAlign w:val="center"/>
-                          </w:tcPr>
-                          <w:sdt>
-                            <w:sdtPr>
-                              <w:rPr>
-                                <w:b/>
-                                <w:bCs/>
-                              </w:rPr>
-                              <w:alias w:val="#Nav: /Header/Line/LineBold/QuantityBold"/>
-                              <w:tag w:val="#Nav: Standard_Sales_Invoice/1306"/>
-                              <w:id w:val="-1569106940"/>
-                              <w:placeholder>
-                                <w:docPart w:val="DefaultPlaceholder_-1854013440"/>
-                              </w:placeholder>
-                              <w:dataBinding w:prefixMappings="xmlns:ns0='urn:microsoft-dynamics-nav/reports/Standard_Sales_Invoice/1306/' " w:xpath="/ns0:NavWordReportXmlPart[1]/ns0:Header[1]/ns0:Line[1]/ns0:LineBold[1]/ns0:QuantityBold[1]" w:storeItemID="{846EFE63-9E40-4DB6-817D-767764B070A9}"/>
-                              <w:text/>
-                            </w:sdtPr>
-                            <w:sdtContent>
-                              <w:p>
-                                <w:pPr>
-                                  <w:pStyle w:val="CenterLine"/>
-                                  <w:rPr>
-                                    <w:b/>
-                                    <w:bCs/>
-                                  </w:rPr>
-                                </w:pPr>
-                                <w:r>
-                                  <w:rPr>
-                                    <w:b/>
-                                    <w:bCs/>
-                                  </w:rPr>
-                                  <w:t>QuantityBold</w:t>
-                                </w:r>
-                              </w:p>
-                            </w:sdtContent>
-                          </w:sdt>
-                        </w:tc>
-                        <w:tc>
-                          <w:tcPr>
-                            <w:tcW w:w="1701" w:type="dxa"/>
-                            <w:tcBorders>
-                              <w:top w:val="single" w:color="D1D1D1" w:themeColor="background2" w:themeShade="E6" w:sz="4" w:space="0"/>
-                              <w:left w:val="nil"/>
-                              <w:bottom w:val="single" w:color="D1D1D1" w:themeColor="background2" w:themeShade="E6" w:sz="4" w:space="0"/>
-                              <w:right w:val="nil"/>
-                            </w:tcBorders>
-                            <w:tcMar>
-                              <w:top w:w="80" w:type="dxa"/>
-                              <w:left w:w="100" w:type="dxa"/>
-                              <w:bottom w:w="80" w:type="dxa"/>
-                              <w:right w:w="100" w:type="dxa"/>
-                            </w:tcMar>
-                            <w:vAlign w:val="center"/>
-                          </w:tcPr>
-                          <w:sdt>
-                            <w:sdtPr>
-                              <w:rPr>
-                                <w:b/>
-                                <w:bCs/>
-                              </w:rPr>
-                              <w:alias w:val="#Nav: /Header/Line/LineBold/UnitPriceBold"/>
-                              <w:tag w:val="#Nav: Standard_Sales_Invoice/1306"/>
-                              <w:id w:val="1172216346"/>
-                              <w:placeholder>
-                                <w:docPart w:val="DefaultPlaceholder_-1854013440"/>
-                              </w:placeholder>
-                              <w:dataBinding w:prefixMappings="xmlns:ns0='urn:microsoft-dynamics-nav/reports/Standard_Sales_Invoice/1306/' " w:xpath="/ns0:NavWordReportXmlPart[1]/ns0:Header[1]/ns0:Line[1]/ns0:LineBold[1]/ns0:UnitPriceBold[1]" w:storeItemID="{846EFE63-9E40-4DB6-817D-767764B070A9}"/>
-                              <w:text/>
-                            </w:sdtPr>
-                            <w:sdtContent>
-                              <w:p>
-                                <w:pPr>
-                                  <w:pStyle w:val="RightLine"/>
-                                  <w:rPr>
-                                    <w:b/>
-                                    <w:bCs/>
-                                  </w:rPr>
-                                </w:pPr>
-                                <w:r>
-                                  <w:rPr>
-                                    <w:b/>
-                                    <w:bCs/>
-                                  </w:rPr>
-                                  <w:t>UnitPriceBold</w:t>
-                                </w:r>
-                              </w:p>
-                            </w:sdtContent>
-                          </w:sdt>
-                        </w:tc>
-                        <w:tc>
-                          <w:tcPr>
-                            <w:tcW w:w="1985" w:type="dxa"/>
-                            <w:tcBorders>
-                              <w:top w:val="single" w:color="D1D1D1" w:themeColor="background2" w:themeShade="E6" w:sz="4" w:space="0"/>
-                              <w:left w:val="nil"/>
-                              <w:bottom w:val="single" w:color="D1D1D1" w:themeColor="background2" w:themeShade="E6" w:sz="4" w:space="0"/>
-                              <w:right w:val="nil"/>
-                            </w:tcBorders>
-                            <w:tcMar>
-                              <w:top w:w="80" w:type="dxa"/>
-                              <w:left w:w="100" w:type="dxa"/>
-                              <w:bottom w:w="80" w:type="dxa"/>
-                              <w:right w:w="100" w:type="dxa"/>
-                            </w:tcMar>
-                            <w:vAlign w:val="center"/>
-                          </w:tcPr>
-                          <w:sdt>
-                            <w:sdtPr>
-                              <w:rPr>
-                                <w:b/>
-                                <w:bCs/>
-                              </w:rPr>
-                              <w:alias w:val="#Nav: /Header/Line/LineBold/LineAmountBold"/>
-                              <w:tag w:val="#Nav: Standard_Sales_Invoice/1306"/>
-                              <w:id w:val="2056733408"/>
-                              <w:placeholder>
-                                <w:docPart w:val="DefaultPlaceholder_-1854013440"/>
-                              </w:placeholder>
-                              <w:dataBinding w:prefixMappings="xmlns:ns0='urn:microsoft-dynamics-nav/reports/Standard_Sales_Invoice/1306/' " w:xpath="/ns0:NavWordReportXmlPart[1]/ns0:Header[1]/ns0:Line[1]/ns0:LineBold[1]/ns0:LineAmountBold[1]" w:storeItemID="{846EFE63-9E40-4DB6-817D-767764B070A9}"/>
-                              <w:text/>
-                            </w:sdtPr>
-                            <w:sdtContent>
-                              <w:p>
-                                <w:pPr>
-                                  <w:pStyle w:val="RightLine"/>
-                                  <w:rPr>
-                                    <w:b/>
-                                    <w:bCs/>
-                                  </w:rPr>
-                                </w:pPr>
-                                <w:r>
-                                  <w:rPr>
-                                    <w:b/>
-                                    <w:bCs/>
-                                  </w:rPr>
-                                  <w:t>LineAmountBold</w:t>
-                                </w:r>
-                              </w:p>
-                            </w:sdtContent>
-                          </w:sdt>
-                        </w:tc>
-                      </w:tr>
-                    </w:sdtContent>
-                  </w:sdt>
-                </w:sdtContent>
-              </w:sdt>
-              <w:sdt>
-                <w:sdtPr>
-                  <w:rPr>
-                    <w:i/>
-                    <w:iCs/>
-                    <w:color w:val="5A6677"/>
-                    <w:sz w:val="18"/>
-                    <w:szCs w:val="18"/>
-                  </w:rPr>
-                  <w:alias w:val="#Nav: /Header/Line/AttachedLine"/>
-                  <w:tag w:val="#Nav: Standard_Sales_Invoice/1306"/>
-                  <w:id w:val="-1089615452"/>
-                  <w15:dataBinding w:prefixMappings="xmlns:ns0='urn:microsoft-dynamics-nav/reports/Standard_Sales_Invoice/1306/' " w:xpath="/ns0:NavWordReportXmlPart[1]/ns0:Header[1]/ns0:Line[1]/ns0:AttachedLine" w:storeItemID="{846EFE63-9E40-4DB6-817D-767764B070A9}"/>
-                  <w15:repeatingSection/>
-                </w:sdtPr>
-                <w:sdtEndPr>
-                  <w:rPr>
-                    <w:sz w:val="16"/>
-                    <w:szCs w:val="16"/>
-                  </w:rPr>
-                </w:sdtEndPr>
-                <w:sdtContent>
-                  <w:sdt>
-                    <w:sdtPr>
-                      <w:rPr>
-                        <w:i/>
-                        <w:iCs/>
-                        <w:color w:val="5A6677"/>
-                        <w:sz w:val="18"/>
-                        <w:szCs w:val="18"/>
-                      </w:rPr>
-                      <w:id w:val="-1025094359"/>
-                      <w:placeholder>
-                        <w:docPart w:val="DefaultPlaceholder_-1854013435"/>
-                      </w:placeholder>
-                      <w15:repeatingSectionItem/>
-                    </w:sdtPr>
-                    <w:sdtEndPr>
-                      <w:rPr>
-                        <w:sz w:val="16"/>
-                        <w:szCs w:val="16"/>
-                      </w:rPr>
-                    </w:sdtEndPr>
-                    <w:sdtContent>
-                      <w:tr>
-                        <w:trPr>
-                          <w:trHeight w:val="284" w:hRule="exact"/>
-                        </w:trPr>
-                        <w:tc>
-                          <w:tcPr>
-                            <w:tcW w:w="1304" w:type="dxa"/>
-                            <w:tcBorders>
-                              <w:top w:val="nil"/>
-                              <w:left w:val="nil"/>
-                              <w:bottom w:val="nil"/>
-                              <w:right w:val="nil"/>
-                            </w:tcBorders>
-                            <w:tcMar>
-                              <w:top w:w="0" w:type="dxa"/>
-                              <w:left w:w="100" w:type="dxa"/>
-                              <w:bottom w:w="0" w:type="dxa"/>
-                              <w:right w:w="28" w:type="dxa"/>
-                            </w:tcMar>
-                            <w:vAlign w:val="center"/>
-                          </w:tcPr>
-                          <w:p>
-                            <w:pPr>
-                              <w:rPr>
-                                <w:color w:val="5A6677"/>
-                                <w:sz w:val="18"/>
-                                <w:szCs w:val="18"/>
-                              </w:rPr>
-                            </w:pPr>
-                          </w:p>
-                        </w:tc>
-                        <w:tc>
-                          <w:tcPr>
-                            <w:tcW w:w="1985" w:type="dxa"/>
-                            <w:gridSpan w:val="5"/>
-                            <w:tcBorders>
-                              <w:top w:val="nil"/>
-                              <w:left w:val="nil"/>
-                              <w:bottom w:val="nil"/>
-                              <w:right w:val="nil"/>
-                            </w:tcBorders>
-                            <w:tcMar>
-                              <w:top w:w="0" w:type="dxa"/>
-                              <w:left w:w="227" w:type="dxa"/>
-                              <w:bottom w:w="0" w:type="dxa"/>
-                              <w:right w:w="28" w:type="dxa"/>
-                            </w:tcMar>
-                            <w:vAlign w:val="center"/>
-                          </w:tcPr>
-                          <w:sdt>
-                            <w:sdtPr>
-                              <w:rPr>
-                                <w:color w:val="5A6677"/>
-                              </w:rPr>
-                              <w:alias w:val="#Nav: /Header/Line/AttachedLine/AttachedDescription"/>
-                              <w:tag w:val="#Nav: Standard_Sales_Invoice/1306"/>
-                              <w:id w:val="86198676"/>
-                              <w:placeholder>
-                                <w:docPart w:val="DefaultPlaceholder_-1854013440"/>
-                              </w:placeholder>
-                              <w:dataBinding w:prefixMappings="xmlns:ns0='urn:microsoft-dynamics-nav/reports/Standard_Sales_Invoice/1306/' " w:xpath="/ns0:NavWordReportXmlPart[1]/ns0:Header[1]/ns0:Line[1]/ns0:AttachedLine[1]/ns0:AttachedDescription[1]" w:storeItemID="{846EFE63-9E40-4DB6-817D-767764B070A9}"/>
-                              <w:text/>
-                            </w:sdtPr>
-                            <w:sdtContent>
-                              <w:p>
-                                <w:pPr>
-                                  <w:pStyle w:val="AttachedDescription"/>
-                                  <w:rPr>
-                                    <w:color w:val="5A6677"/>
-                                  </w:rPr>
-                                </w:pPr>
-                                <w:r>
-                                  <w:rPr>
-                                    <w:color w:val="5A6677"/>
-                                  </w:rPr>
-                                  <w:t>AttachedDescription</w:t>
-                                </w:r>
-                              </w:p>
-                            </w:sdtContent>
-                          </w:sdt>
-                        </w:tc>
-                      </w:tr>
-                    </w:sdtContent>
-                  </w:sdt>
-                </w:sdtContent>
-              </w:sdt>
-            </w:sdtContent>
-          </w:sdt>
-        </w:sdtContent>
-      </w:sdt>
-    </w:tbl>
     <w:p/>
     <w:tbl>
       <w:tblPr>
@@ -5539,32 +2930,6 @@
         </w:p>
       </w:docPartBody>
     </w:docPart>
-    <w:docPart>
-      <w:docPartPr>
-        <w:name w:val="DefaultPlaceholder_-1854013435"/>
-        <w:category>
-          <w:name w:val="General"/>
-          <w:gallery w:val="placeholder"/>
-        </w:category>
-        <w:types>
-          <w:type w:val="bbPlcHdr"/>
-        </w:types>
-        <w:behaviors>
-          <w:behavior w:val="content"/>
-        </w:behaviors>
-        <w:guid w:val="{9738FDB1-C697-4AFA-AA28-DF72E66AC788}"/>
-      </w:docPartPr>
-      <w:docPartBody>
-        <w:p>
-          <w:r>
-            <w:rPr>
-              <w:rStyle w:val="PlaceholderText"/>
-            </w:rPr>
-            <w:t>Enter any content that you want to repeat, including other content controls. You can also insert this control around table rows in order to repeat parts of a table.</w:t>
-          </w:r>
-        </w:p>
-      </w:docPartBody>
-    </w:docPart>
   </w:docParts>
 </w:glossaryDocument>
 </file>
@@ -5626,11 +2991,13 @@
     <w:rsid w:val="001C5F54"/>
     <w:rsid w:val="001D2A09"/>
     <w:rsid w:val="00211FE9"/>
+    <w:rsid w:val="00223050"/>
     <w:rsid w:val="002B72C8"/>
     <w:rsid w:val="002C4834"/>
     <w:rsid w:val="002D0900"/>
     <w:rsid w:val="002D5184"/>
     <w:rsid w:val="002E6355"/>
+    <w:rsid w:val="002E766D"/>
     <w:rsid w:val="002F5F6E"/>
     <w:rsid w:val="00303414"/>
     <w:rsid w:val="00355A23"/>
@@ -5646,6 +3013,7 @@
     <w:rsid w:val="0057505F"/>
     <w:rsid w:val="005C6B0D"/>
     <w:rsid w:val="00632AE7"/>
+    <w:rsid w:val="00685DB9"/>
     <w:rsid w:val="006A7A2A"/>
     <w:rsid w:val="006C4443"/>
     <w:rsid w:val="006D15A9"/>
@@ -5687,6 +3055,7 @@
     <w:rsid w:val="00D94FED"/>
     <w:rsid w:val="00DB3ACF"/>
     <w:rsid w:val="00E620ED"/>
+    <w:rsid w:val="00E90582"/>
     <w:rsid w:val="00EC431A"/>
     <w:rsid w:val="00F21ADB"/>
     <w:rsid w:val="00F25216"/>
@@ -6482,6 +3851,9 @@
   <wetp:taskpane dockstate="right" visibility="0" width="350" row="2">
     <wetp:webextensionref xmlns:r="http://schemas.openxmlformats.org/officeDocument/2006/relationships" r:id="rId1"/>
   </wetp:taskpane>
+  <wetp:taskpane dockstate="right" visibility="0" width="525" row="2">
+    <wetp:webextensionref xmlns:r="http://schemas.openxmlformats.org/officeDocument/2006/relationships" r:id="rId2"/>
+  </wetp:taskpane>
 </wetp:taskpanes>
 </file>
 
@@ -6497,6 +3869,18 @@
 </we:webextension>
 </file>
 
+<file path=word/webextensions/webextension2.xml><?xml version="1.0" encoding="utf-8"?>
+<we:webextension xmlns:we="http://schemas.microsoft.com/office/webextensions/webextension/2010/11" id="{987B5EC9-2747-4E2A-89D4-3856C9F2AF52}">
+  <we:reference id="WA200009156" version="1.0.0.6" store="Omex" storeType="OMEX"/>
+  <we:alternateReferences>
+    <we:reference id="WA200009156" version="1.0.0.6" store="WA200009156" storeType="OMEX"/>
+  </we:alternateReferences>
+  <we:properties/>
+  <we:bindings/>
+  <we:snapshot xmlns:r="http://schemas.openxmlformats.org/officeDocument/2006/relationships"/>
+</we:webextension>
+</file>
+
 <file path=customXml/item1.xml>��< ? x m l   v e r s i o n = " 1 . 0 "   e n c o d i n g = " u t f - 1 6 " ? >   
  < N a v W o r d R e p o r t X m l P a r t   x m l n s = " u r n : m i c r o s o f t - d y n a m i c s - n a v / r e p o r t s / S t a n d a r d _ S a l e s _ I n v o i c e / 1 3 0 6 / " > @@ -7286,9 +4670,7 @@
  < / N a v W o r d R e p o r t X m l P a r t > 
 </file>
 
-<file path=customXml/item2.xml>��< ? x m l   v e r s i o n = " 1 . 0 "   e n c o d i n g = " u t f - 1 6 " ? > - 
- < N a v W o r d R e p o r t X m l P a r t   x m l n s = " u r n : m i c r o s o f t - d y n a m i c s - b u s i n e s s c e n t r a l / i n t e r n a l / e x t e n d e d / r e p o r t s / S t a n d a r d _ S a l e s _ I n v o i c e / 1 3 0 6 / " > +<file path=customXml/item2.xml>��< ? x m l   v e r s i o n = " 1 . 0 "   e n c o d i n g = " u t f - 1 6 " ? > < N a v W o r d R e p o r t X m l P a r t   x m l n s = " u r n : m i c r o s o f t - d y n a m i c s - b u s i n e s s c e n t r a l / i n t e r n a l / e x t e n d e d / r e p o r t s / S t a n d a r d _ S a l e s _ I n v o i c e / 1 3 0 6 / " >   
      < B C R e p o r t I n f o r m a t i o n >   
@@ -7514,7 +4896,7 @@
  
          < C o m p a n y P h o n e N o _ L b l   E l e m e n t T y p e = " C o l u m n "   E l e m e n t I d = " 5 5 8 5 9 3 5 8 6 "   D a t a T y p e = " L a b e l " > C o m p a n y P h o n e N o _ L b l < / C o m p a n y P h o n e N o _ L b l >   
-         < C o m p a n y P i c t u r e   E l e m e n t T y p e = " C o l u m n "   E l e m e n t I d = " 1 3 9 7 4 1 1 0 7 4 "   D a t a T y p e = " B l o b "   / > +         < C o m p a n y P i c t u r e   E l e m e n t T y p e = " C o l u m n "   E l e m e n t I d = " 1 3 9 7 4 1 1 0 7 4 "   D a t a T y p e = " B l o b " / >   
          < C o m p a n y R e g i s t r a t i o n N u m b e r   E l e m e n t T y p e = " C o l u m n "   E l e m e n t I d = " 2 0 2 3 6 3 9 4 2 4 "   D a t a T y p e = " T e x t " > C o m p a n y R e g i s t r a t i o n N u m b e r < / C o m p a n y R e g i s t r a t i o n N u m b e r >   
@@ -8066,7 +5448,7 @@
  
          < P a y m e n t R e p o r t i n g A r g u m e n t   E l e m e n t T y p e = " D a t a I t e m "   E l e m e n t I d = " 3 1 3 7 4 4 1 9 4 " >   
-             < P a y m e n t S e r v i c e L o g o   E l e m e n t T y p e = " C o l u m n "   E l e m e n t I d = " 4 1 6 7 9 0 7 6 7 "   D a t a T y p e = " B l o b "   / > +             < P a y m e n t S e r v i c e L o g o   E l e m e n t T y p e = " C o l u m n "   E l e m e n t I d = " 4 1 6 7 9 0 7 6 7 "   D a t a T y p e = " B l o b " / >   
              < P a y m e n t S e r v i c e L o g o _ U r l   E l e m e n t T y p e = " C o l u m n "   E l e m e n t I d = " 6 4 4 9 7 5 1 3 9 "   D a t a T y p e = " T e x t " > P a y m e n t S e r v i c e L o g o _ U r l < / P a y m e n t S e r v i c e L o g o _ U r l >   

--- a/src/ModernSalesInvoice.docx
+++ b/src/ModernSalesInvoice.docx
@@ -918,7 +918,7 @@
     <w:p/>
     <w:tbl>
       <w:tblPr>
-        <w:tblW w:w="10830" w:type="dxa"/>
+        <w:tblW w:w="11446" w:type="dxa"/>
         <w:tblBorders>
           <w:top w:val="single" w:color="auto" w:sz="4" w:space="0"/>
           <w:left w:val="single" w:color="auto" w:sz="4" w:space="0"/>
@@ -947,7 +947,7 @@
         </w:trPr>
         <w:tc>
           <w:tcPr>
-            <w:tcW w:w="1304" w:type="dxa"/>
+            <w:tcW w:w="1711" w:type="dxa"/>
             <w:tcBorders>
               <w:top w:val="none" w:color="FFFFFF" w:sz="0" w:space="0"/>
               <w:left w:val="none" w:color="FFFFFF" w:sz="0" w:space="0"/>
@@ -999,7 +999,7 @@
         </w:tc>
         <w:tc>
           <w:tcPr>
-            <w:tcW w:w="3629" w:type="dxa"/>
+            <w:tcW w:w="1972" w:type="dxa"/>
             <w:tcBorders>
               <w:top w:val="none" w:color="FFFFFF" w:sz="0" w:space="0"/>
               <w:left w:val="none" w:color="FFFFFF" w:sz="0" w:space="0"/>
@@ -1051,7 +1051,7 @@
         </w:tc>
         <w:tc>
           <w:tcPr>
-            <w:tcW w:w="1304" w:type="dxa"/>
+            <w:tcW w:w="2147" w:type="dxa"/>
             <w:tcBorders>
               <w:top w:val="none" w:color="FFFFFF" w:sz="0" w:space="0"/>
               <w:left w:val="none" w:color="FFFFFF" w:sz="0" w:space="0"/>
@@ -1103,7 +1103,7 @@
         </w:tc>
         <w:tc>
           <w:tcPr>
-            <w:tcW w:w="907" w:type="dxa"/>
+            <w:tcW w:w="1781" w:type="dxa"/>
             <w:tcBorders>
               <w:top w:val="none" w:color="FFFFFF" w:sz="0" w:space="0"/>
               <w:left w:val="none" w:color="FFFFFF" w:sz="0" w:space="0"/>
@@ -1158,7 +1158,7 @@
         </w:tc>
         <w:tc>
           <w:tcPr>
-            <w:tcW w:w="1701" w:type="dxa"/>
+            <w:tcW w:w="1828" w:type="dxa"/>
             <w:tcBorders>
               <w:top w:val="none" w:color="FFFFFF" w:sz="0" w:space="0"/>
               <w:left w:val="none" w:color="FFFFFF" w:sz="0" w:space="0"/>
@@ -1213,7 +1213,7 @@
         </w:tc>
         <w:tc>
           <w:tcPr>
-            <w:tcW w:w="1985" w:type="dxa"/>
+            <w:tcW w:w="2007" w:type="dxa"/>
             <w:tcBorders>
               <w:top w:val="none" w:color="FFFFFF" w:sz="0" w:space="0"/>
               <w:left w:val="none" w:color="FFFFFF" w:sz="0" w:space="0"/>
@@ -1270,377 +1270,49 @@
       <w:sdt>
         <w:sdtPr>
           <w:rPr>
-            <w:i/>
-            <w:iCs/>
-            <w:sz w:val="16"/>
-            <w:szCs w:val="16"/>
+            <w:color w:val="1B2A4A"/>
+            <w:sz w:val="18"/>
+            <w:szCs w:val="18"/>
           </w:rPr>
           <w:alias w:val="#Nav: /Header/Line"/>
           <w:tag w:val="#Nav: Standard_Sales_Invoice/1306"/>
-          <w:id w:val="1475403081"/>
+          <w:id w:val="1515656355"/>
           <w15:dataBinding w:prefixMappings="xmlns:ns0='urn:microsoft-dynamics-nav/reports/Standard_Sales_Invoice/1306/' " w:xpath="/ns0:NavWordReportXmlPart[1]/ns0:Header[1]/ns0:Line" w:storeItemID="{846EFE63-9E40-4DB6-817D-767764B070A9}"/>
           <w15:repeatingSection/>
         </w:sdtPr>
-        <w:sdtEndPr>
-          <w:rPr>
-            <w:color w:val="5A6677"/>
-          </w:rPr>
-        </w:sdtEndPr>
         <w:sdtContent>
           <w:sdt>
             <w:sdtPr>
               <w:rPr>
-                <w:i/>
-                <w:iCs/>
-                <w:sz w:val="16"/>
-                <w:szCs w:val="16"/>
+                <w:color w:val="1B2A4A"/>
+                <w:sz w:val="18"/>
+                <w:szCs w:val="18"/>
               </w:rPr>
-              <w:id w:val="-115990203"/>
+              <w:id w:val="208379338"/>
               <w:placeholder>
                 <w:docPart w:val="DefaultPlaceholder_-1854013435"/>
               </w:placeholder>
               <w15:repeatingSectionItem/>
             </w:sdtPr>
-            <w:sdtEndPr>
-              <w:rPr>
-                <w:color w:val="5A6677"/>
-              </w:rPr>
-            </w:sdtEndPr>
             <w:sdtContent>
-              <w:sdt>
-                <w:sdtPr>
-                  <w:rPr>
-                    <w:i/>
-                    <w:iCs/>
-                    <w:sz w:val="16"/>
-                    <w:szCs w:val="16"/>
-                  </w:rPr>
-                  <w:alias w:val="#Nav: /Header/Line/LineNormalNewPage"/>
-                  <w:tag w:val="#Nav: Standard_Sales_Invoice/1306"/>
-                  <w:id w:val="818921115"/>
-                  <w15:dataBinding w:prefixMappings="xmlns:ns0='urn:microsoft-dynamics-nav/reports/Standard_Sales_Invoice/1306/' " w:xpath="/ns0:NavWordReportXmlPart[1]/ns0:Header[1]/ns0:Line[1]/ns0:LineNormalNewPage" w:storeItemID="{846EFE63-9E40-4DB6-817D-767764B070A9}"/>
-                  <w15:repeatingSection/>
-                </w:sdtPr>
-                <w:sdtEndPr>
-                  <w:rPr>
-                    <w:i w:val="0"/>
-                    <w:iCs w:val="0"/>
-                    <w:sz w:val="18"/>
-                    <w:szCs w:val="18"/>
-                  </w:rPr>
-                </w:sdtEndPr>
-                <w:sdtContent>
-                  <w:sdt>
-                    <w:sdtPr>
-                      <w:rPr>
-                        <w:i/>
-                        <w:iCs/>
-                        <w:sz w:val="16"/>
-                        <w:szCs w:val="16"/>
-                      </w:rPr>
-                      <w:id w:val="1558820435"/>
-                      <w:placeholder>
-                        <w:docPart w:val="DefaultPlaceholder_-1854013435"/>
-                      </w:placeholder>
-                      <w15:repeatingSectionItem/>
-                    </w:sdtPr>
-                    <w:sdtEndPr>
-                      <w:rPr>
-                        <w:i w:val="0"/>
-                        <w:iCs w:val="0"/>
-                        <w:sz w:val="18"/>
-                        <w:szCs w:val="18"/>
-                      </w:rPr>
-                    </w:sdtEndPr>
-                    <w:sdtContent>
-                      <w:tr>
-                        <w:tc>
-                          <w:tcPr>
-                            <w:tcW w:w="1304" w:type="dxa"/>
-                            <w:tcBorders>
-                              <w:top w:val="single" w:color="D1D1D1" w:themeColor="background2" w:themeShade="E6" w:sz="4" w:space="0"/>
-                              <w:left w:val="nil"/>
-                              <w:bottom w:val="single" w:color="D1D1D1" w:themeColor="background2" w:themeShade="E6" w:sz="4" w:space="0"/>
-                              <w:right w:val="nil"/>
-                            </w:tcBorders>
-                            <w:tcMar>
-                              <w:top w:w="80" w:type="dxa"/>
-                              <w:left w:w="100" w:type="dxa"/>
-                              <w:bottom w:w="80" w:type="dxa"/>
-                              <w:right w:w="100" w:type="dxa"/>
-                            </w:tcMar>
-                            <w:vAlign w:val="center"/>
-                          </w:tcPr>
-                          <w:sdt>
-                            <w:sdtPr>
-                              <w:alias w:val="#Nav: /Header/Line/LineNormalNewPage/ItemNoNormalNewPage"/>
-                              <w:tag w:val="#Nav: Standard_Sales_Invoice/1306"/>
-                              <w:id w:val="26692527"/>
-                              <w:placeholder>
-                                <w:docPart w:val="DefaultPlaceholder_-1854013440"/>
-                              </w:placeholder>
-                              <w:dataBinding w:prefixMappings="xmlns:ns0='urn:microsoft-dynamics-nav/reports/Standard_Sales_Invoice/1306/' " w:xpath="/ns0:NavWordReportXmlPart[1]/ns0:Header[1]/ns0:Line[1]/ns0:LineNormalNewPage[1]/ns0:ItemNoNormalNewPage[1]" w:storeItemID="{846EFE63-9E40-4DB6-817D-767764B070A9}"/>
-                              <w:text/>
-                            </w:sdtPr>
-                            <w:sdtContent>
-                              <w:p>
-                                <w:pPr>
-                                  <w:pStyle w:val="LinePageBreak"/>
-                                </w:pPr>
-                                <w:r>
-                                  <w:t>ItemNoNormalNewPage</w:t>
-                                </w:r>
-                              </w:p>
-                            </w:sdtContent>
-                          </w:sdt>
-                        </w:tc>
-                        <w:tc>
-                          <w:tcPr>
-                            <w:tcW w:w="3629" w:type="dxa"/>
-                            <w:tcBorders>
-                              <w:top w:val="single" w:color="D1D1D1" w:themeColor="background2" w:themeShade="E6" w:sz="4" w:space="0"/>
-                              <w:left w:val="nil"/>
-                              <w:bottom w:val="single" w:color="D1D1D1" w:themeColor="background2" w:themeShade="E6" w:sz="4" w:space="0"/>
-                              <w:right w:val="nil"/>
-                            </w:tcBorders>
-                            <w:tcMar>
-                              <w:top w:w="80" w:type="dxa"/>
-                              <w:left w:w="100" w:type="dxa"/>
-                              <w:bottom w:w="80" w:type="dxa"/>
-                              <w:right w:w="100" w:type="dxa"/>
-                            </w:tcMar>
-                            <w:vAlign w:val="center"/>
-                          </w:tcPr>
-                          <w:sdt>
-                            <w:sdtPr>
-                              <w:rPr>
-                                <w:color w:val="1B2A4A"/>
-                                <w:sz w:val="18"/>
-                                <w:szCs w:val="18"/>
-                              </w:rPr>
-                              <w:alias w:val="#Nav: /Header/Line/LineNormalNewPage/DescriptionNormalNewPage"/>
-                              <w:tag w:val="#Nav: Standard_Sales_Invoice/1306"/>
-                              <w:id w:val="422385485"/>
-                              <w:placeholder>
-                                <w:docPart w:val="DefaultPlaceholder_-1854013440"/>
-                              </w:placeholder>
-                              <w:dataBinding w:prefixMappings="xmlns:ns0='urn:microsoft-dynamics-nav/reports/Standard_Sales_Invoice/1306/' " w:xpath="/ns0:NavWordReportXmlPart[1]/ns0:Header[1]/ns0:Line[1]/ns0:LineNormalNewPage[1]/ns0:DescriptionNormalNewPage[1]" w:storeItemID="{846EFE63-9E40-4DB6-817D-767764B070A9}"/>
-                              <w:text/>
-                            </w:sdtPr>
-                            <w:sdtContent>
-                              <w:p>
-                                <w:pPr>
-                                  <w:rPr>
-                                    <w:color w:val="1B2A4A"/>
-                                    <w:sz w:val="18"/>
-                                    <w:szCs w:val="18"/>
-                                  </w:rPr>
-                                </w:pPr>
-                                <w:r>
-                                  <w:rPr>
-                                    <w:color w:val="1B2A4A"/>
-                                    <w:sz w:val="18"/>
-                                    <w:szCs w:val="18"/>
-                                  </w:rPr>
-                                  <w:t>DescriptionNormalNewPage</w:t>
-                                </w:r>
-                              </w:p>
-                            </w:sdtContent>
-                          </w:sdt>
-                        </w:tc>
-                        <w:sdt>
-                          <w:sdtPr>
-                            <w:rPr>
-                              <w:color w:val="1B2A4A"/>
-                              <w:sz w:val="18"/>
-                              <w:szCs w:val="18"/>
-                            </w:rPr>
-                            <w:id w:val="-1394573762"/>
-                            <w:placeholder>
-                              <w:docPart w:val="DefaultPlaceholder_-1854013440"/>
-                            </w:placeholder>
-                            <w:dataBinding w:prefixMappings="xmlns:ns0='urn:microsoft-dynamics-nav/reports/Standard_Sales_Invoice/1306/' " w:xpath="/ns0:NavWordReportXmlPart[1]/ns0:Header[1]/ns0:Line[1]/ns0:LineNormalNewPage[1]/ns0:ShipmentDateNormalNewPage[1]" w:storeItemID="{846EFE63-9E40-4DB6-817D-767764B070A9}"/>
-                            <w:text/>
-                            <w:alias w:val="#Nav: /Header/Line/LineNormalNewPage/ShipmentDateNormalNewPage"/>
-                            <w:tag w:val="#Nav: Standard_Sales_Invoice/1306"/>
-                          </w:sdtPr>
-                          <w:sdtContent>
-                            <w:tc>
-                              <w:tcPr>
-                                <w:tcW w:w="1304" w:type="dxa"/>
-                                <w:tcBorders>
-                                  <w:top w:val="single" w:color="D1D1D1" w:themeColor="background2" w:themeShade="E6" w:sz="4" w:space="0"/>
-                                  <w:left w:val="nil"/>
-                                  <w:bottom w:val="single" w:color="D1D1D1" w:themeColor="background2" w:themeShade="E6" w:sz="4" w:space="0"/>
-                                  <w:right w:val="nil"/>
-                                </w:tcBorders>
-                                <w:tcMar>
-                                  <w:top w:w="80" w:type="dxa"/>
-                                  <w:left w:w="100" w:type="dxa"/>
-                                  <w:bottom w:w="80" w:type="dxa"/>
-                                  <w:right w:w="100" w:type="dxa"/>
-                                </w:tcMar>
-                                <w:vAlign w:val="center"/>
-                              </w:tcPr>
-                              <w:p>
-                                <w:pPr>
-                                  <w:rPr>
-                                    <w:color w:val="1B2A4A"/>
-                                    <w:sz w:val="18"/>
-                                    <w:szCs w:val="18"/>
-                                  </w:rPr>
-                                </w:pPr>
-                                <w:r>
-                                  <w:rPr>
-                                    <w:color w:val="1B2A4A"/>
-                                    <w:sz w:val="18"/>
-                                    <w:szCs w:val="18"/>
-                                  </w:rPr>
-                                  <w:t>ShipmentDateNormalNewPage</w:t>
-                                </w:r>
-                              </w:p>
-                            </w:tc>
-                          </w:sdtContent>
-                        </w:sdt>
-                        <w:tc>
-                          <w:tcPr>
-                            <w:tcW w:w="907" w:type="dxa"/>
-                            <w:tcBorders>
-                              <w:top w:val="single" w:color="D1D1D1" w:themeColor="background2" w:themeShade="E6" w:sz="4" w:space="0"/>
-                              <w:left w:val="nil"/>
-                              <w:bottom w:val="single" w:color="D1D1D1" w:themeColor="background2" w:themeShade="E6" w:sz="4" w:space="0"/>
-                              <w:right w:val="nil"/>
-                            </w:tcBorders>
-                            <w:tcMar>
-                              <w:top w:w="80" w:type="dxa"/>
-                              <w:left w:w="100" w:type="dxa"/>
-                              <w:bottom w:w="80" w:type="dxa"/>
-                              <w:right w:w="100" w:type="dxa"/>
-                            </w:tcMar>
-                            <w:vAlign w:val="center"/>
-                          </w:tcPr>
-                          <w:sdt>
-                            <w:sdtPr>
-                              <w:alias w:val="#Nav: /Header/Line/LineNormalNewPage/QuantityNormalNewPage"/>
-                              <w:tag w:val="#Nav: Standard_Sales_Invoice/1306"/>
-                              <w:id w:val="-1163621366"/>
-                              <w:placeholder>
-                                <w:docPart w:val="DefaultPlaceholder_-1854013440"/>
-                              </w:placeholder>
-                              <w:dataBinding w:prefixMappings="xmlns:ns0='urn:microsoft-dynamics-nav/reports/Standard_Sales_Invoice/1306/' " w:xpath="/ns0:NavWordReportXmlPart[1]/ns0:Header[1]/ns0:Line[1]/ns0:LineNormalNewPage[1]/ns0:QuantityNormalNewPage[1]" w:storeItemID="{846EFE63-9E40-4DB6-817D-767764B070A9}"/>
-                              <w:text/>
-                            </w:sdtPr>
-                            <w:sdtContent>
-                              <w:p>
-                                <w:pPr>
-                                  <w:pStyle w:val="CenterLine"/>
-                                </w:pPr>
-                                <w:r>
-                                  <w:t>QuantityNormalNewPage</w:t>
-                                </w:r>
-                              </w:p>
-                            </w:sdtContent>
-                          </w:sdt>
-                        </w:tc>
-                        <w:tc>
-                          <w:tcPr>
-                            <w:tcW w:w="1701" w:type="dxa"/>
-                            <w:tcBorders>
-                              <w:top w:val="single" w:color="D1D1D1" w:themeColor="background2" w:themeShade="E6" w:sz="4" w:space="0"/>
-                              <w:left w:val="nil"/>
-                              <w:bottom w:val="single" w:color="D1D1D1" w:themeColor="background2" w:themeShade="E6" w:sz="4" w:space="0"/>
-                              <w:right w:val="nil"/>
-                            </w:tcBorders>
-                            <w:tcMar>
-                              <w:top w:w="80" w:type="dxa"/>
-                              <w:left w:w="100" w:type="dxa"/>
-                              <w:bottom w:w="80" w:type="dxa"/>
-                              <w:right w:w="100" w:type="dxa"/>
-                            </w:tcMar>
-                            <w:vAlign w:val="center"/>
-                          </w:tcPr>
-                          <w:sdt>
-                            <w:sdtPr>
-                              <w:alias w:val="#Nav: /Header/Line/LineNormalNewPage/UnitPriceNormalNewPage"/>
-                              <w:tag w:val="#Nav: Standard_Sales_Invoice/1306"/>
-                              <w:id w:val="-684599067"/>
-                              <w:placeholder>
-                                <w:docPart w:val="DefaultPlaceholder_-1854013440"/>
-                              </w:placeholder>
-                              <w:dataBinding w:prefixMappings="xmlns:ns0='urn:microsoft-dynamics-nav/reports/Standard_Sales_Invoice/1306/' " w:xpath="/ns0:NavWordReportXmlPart[1]/ns0:Header[1]/ns0:Line[1]/ns0:LineNormalNewPage[1]/ns0:UnitPriceNormalNewPage[1]" w:storeItemID="{846EFE63-9E40-4DB6-817D-767764B070A9}"/>
-                              <w:text/>
-                            </w:sdtPr>
-                            <w:sdtContent>
-                              <w:p>
-                                <w:pPr>
-                                  <w:pStyle w:val="RightLine"/>
-                                </w:pPr>
-                                <w:r>
-                                  <w:t>UnitPriceNormalNewPage</w:t>
-                                </w:r>
-                              </w:p>
-                            </w:sdtContent>
-                          </w:sdt>
-                        </w:tc>
-                        <w:tc>
-                          <w:tcPr>
-                            <w:tcW w:w="1985" w:type="dxa"/>
-                            <w:tcBorders>
-                              <w:top w:val="single" w:color="D1D1D1" w:themeColor="background2" w:themeShade="E6" w:sz="4" w:space="0"/>
-                              <w:left w:val="nil"/>
-                              <w:bottom w:val="single" w:color="D1D1D1" w:themeColor="background2" w:themeShade="E6" w:sz="4" w:space="0"/>
-                              <w:right w:val="nil"/>
-                            </w:tcBorders>
-                            <w:tcMar>
-                              <w:top w:w="80" w:type="dxa"/>
-                              <w:left w:w="100" w:type="dxa"/>
-                              <w:bottom w:w="80" w:type="dxa"/>
-                              <w:right w:w="100" w:type="dxa"/>
-                            </w:tcMar>
-                            <w:vAlign w:val="center"/>
-                          </w:tcPr>
-                          <w:sdt>
-                            <w:sdtPr>
-                              <w:alias w:val="#Nav: /Header/Line/LineNormalNewPage/LineAmountNormalNewPage"/>
-                              <w:tag w:val="#Nav: Standard_Sales_Invoice/1306"/>
-                              <w:id w:val="-711197375"/>
-                              <w:placeholder>
-                                <w:docPart w:val="DefaultPlaceholder_-1854013440"/>
-                              </w:placeholder>
-                              <w:dataBinding w:prefixMappings="xmlns:ns0='urn:microsoft-dynamics-nav/reports/Standard_Sales_Invoice/1306/' " w:xpath="/ns0:NavWordReportXmlPart[1]/ns0:Header[1]/ns0:Line[1]/ns0:LineNormalNewPage[1]/ns0:LineAmountNormalNewPage[1]" w:storeItemID="{846EFE63-9E40-4DB6-817D-767764B070A9}"/>
-                              <w:text/>
-                            </w:sdtPr>
-                            <w:sdtContent>
-                              <w:p>
-                                <w:pPr>
-                                  <w:pStyle w:val="RightLine"/>
-                                </w:pPr>
-                                <w:r>
-                                  <w:t>LineAmountNormalNewPage</w:t>
-                                </w:r>
-                              </w:p>
-                            </w:sdtContent>
-                          </w:sdt>
-                        </w:tc>
-                      </w:tr>
-                    </w:sdtContent>
-                  </w:sdt>
-                </w:sdtContent>
-              </w:sdt>
-              <w:sdt>
-                <w:sdtPr>
-                  <w:rPr>
-                    <w:color w:val="1B2A4A"/>
-                    <w:sz w:val="18"/>
-                    <w:szCs w:val="18"/>
-                  </w:rPr>
-                  <w:alias w:val="#Nav: /Header/Line/LineNormal"/>
-                  <w:tag w:val="#Nav: Standard_Sales_Invoice/1306"/>
-                  <w:id w:val="847290523"/>
-                  <w15:dataBinding w:prefixMappings="xmlns:ns0='urn:microsoft-dynamics-nav/reports/Standard_Sales_Invoice/1306/' " w:xpath="/ns0:NavWordReportXmlPart[1]/ns0:Header[1]/ns0:Line[1]/ns0:LineNormal" w:storeItemID="{846EFE63-9E40-4DB6-817D-767764B070A9}"/>
-                  <w15:repeatingSection/>
-                </w:sdtPr>
-                <w:sdtContent>
+              <w:tr>
+                <w:tc>
+                  <w:tcPr>
+                    <w:tcW w:w="1711" w:type="dxa"/>
+                    <w:tcBorders>
+                      <w:top w:val="single" w:color="D1D1D1" w:themeColor="background2" w:themeShade="E6" w:sz="4" w:space="0"/>
+                      <w:left w:val="nil"/>
+                      <w:bottom w:val="single" w:color="D1D1D1" w:themeColor="background2" w:themeShade="E6" w:sz="4" w:space="0"/>
+                      <w:right w:val="nil"/>
+                    </w:tcBorders>
+                    <w:tcMar>
+                      <w:top w:w="80" w:type="dxa"/>
+                      <w:left w:w="100" w:type="dxa"/>
+                      <w:bottom w:w="80" w:type="dxa"/>
+                      <w:right w:w="100" w:type="dxa"/>
+                    </w:tcMar>
+                    <w:vAlign w:val="center"/>
+                  </w:tcPr>
                   <w:sdt>
                     <w:sdtPr>
                       <w:rPr>
@@ -1648,1878 +1320,258 @@
                         <w:sz w:val="18"/>
                         <w:szCs w:val="18"/>
                       </w:rPr>
-                      <w:id w:val="190811884"/>
+                      <w:alias w:val="#Nav: /Header/Line/ItemNo_Line"/>
+                      <w:tag w:val="#Nav: Standard_Sales_Invoice/1306"/>
+                      <w:id w:val="-953251184"/>
                       <w:placeholder>
-                        <w:docPart w:val="DefaultPlaceholder_-1854013435"/>
+                        <w:docPart w:val="DefaultPlaceholder_-1854013440"/>
                       </w:placeholder>
-                      <w15:repeatingSectionItem/>
+                      <w:dataBinding w:prefixMappings="xmlns:ns0='urn:microsoft-dynamics-nav/reports/Standard_Sales_Invoice/1306/' " w:xpath="/ns0:NavWordReportXmlPart[1]/ns0:Header[1]/ns0:Line[1]/ns0:ItemNo_Line[1]" w:storeItemID="{846EFE63-9E40-4DB6-817D-767764B070A9}"/>
+                      <w:text/>
                     </w:sdtPr>
                     <w:sdtContent>
-                      <w:tr>
-                        <w:tc>
-                          <w:tcPr>
-                            <w:tcW w:w="1304" w:type="dxa"/>
-                            <w:tcBorders>
-                              <w:top w:val="single" w:color="D1D1D1" w:themeColor="background2" w:themeShade="E6" w:sz="4" w:space="0"/>
-                              <w:left w:val="nil"/>
-                              <w:bottom w:val="single" w:color="D1D1D1" w:themeColor="background2" w:themeShade="E6" w:sz="4" w:space="0"/>
-                              <w:right w:val="nil"/>
-                            </w:tcBorders>
-                            <w:tcMar>
-                              <w:top w:w="80" w:type="dxa"/>
-                              <w:left w:w="100" w:type="dxa"/>
-                              <w:bottom w:w="80" w:type="dxa"/>
-                              <w:right w:w="100" w:type="dxa"/>
-                            </w:tcMar>
-                            <w:vAlign w:val="center"/>
-                          </w:tcPr>
-                          <w:sdt>
-                            <w:sdtPr>
-                              <w:rPr>
-                                <w:color w:val="1B2A4A"/>
-                                <w:sz w:val="18"/>
-                                <w:szCs w:val="18"/>
-                              </w:rPr>
-                              <w:alias w:val="#Nav: /Header/Line/LineNormal/ItemNoNormal"/>
-                              <w:tag w:val="#Nav: Standard_Sales_Invoice/1306"/>
-                              <w:id w:val="76109433"/>
-                              <w:placeholder>
-                                <w:docPart w:val="DefaultPlaceholder_-1854013440"/>
-                              </w:placeholder>
-                              <w:dataBinding w:prefixMappings="xmlns:ns0='urn:microsoft-dynamics-nav/reports/Standard_Sales_Invoice/1306/' " w:xpath="/ns0:NavWordReportXmlPart[1]/ns0:Header[1]/ns0:Line[1]/ns0:LineNormal[1]/ns0:ItemNoNormal[1]" w:storeItemID="{846EFE63-9E40-4DB6-817D-767764B070A9}"/>
-                              <w:text/>
-                            </w:sdtPr>
-                            <w:sdtContent>
-                              <w:p>
-                                <w:r>
-                                  <w:rPr>
-                                    <w:color w:val="1B2A4A"/>
-                                    <w:sz w:val="18"/>
-                                    <w:szCs w:val="18"/>
-                                  </w:rPr>
-                                  <w:t>ItemNoNormal</w:t>
-                                </w:r>
-                              </w:p>
-                            </w:sdtContent>
-                          </w:sdt>
-                        </w:tc>
-                        <w:tc>
-                          <w:tcPr>
-                            <w:tcW w:w="3629" w:type="dxa"/>
-                            <w:tcBorders>
-                              <w:top w:val="single" w:color="D1D1D1" w:themeColor="background2" w:themeShade="E6" w:sz="4" w:space="0"/>
-                              <w:left w:val="nil"/>
-                              <w:bottom w:val="single" w:color="D1D1D1" w:themeColor="background2" w:themeShade="E6" w:sz="4" w:space="0"/>
-                              <w:right w:val="nil"/>
-                            </w:tcBorders>
-                            <w:tcMar>
-                              <w:top w:w="80" w:type="dxa"/>
-                              <w:left w:w="100" w:type="dxa"/>
-                              <w:bottom w:w="80" w:type="dxa"/>
-                              <w:right w:w="100" w:type="dxa"/>
-                            </w:tcMar>
-                            <w:vAlign w:val="center"/>
-                          </w:tcPr>
-                          <w:sdt>
-                            <w:sdtPr>
-                              <w:rPr>
-                                <w:color w:val="1B2A4A"/>
-                                <w:sz w:val="18"/>
-                                <w:szCs w:val="18"/>
-                              </w:rPr>
-                              <w:alias w:val="#Nav: /Header/Line/LineNormal/DescriptionNormal"/>
-                              <w:tag w:val="#Nav: Standard_Sales_Invoice/1306"/>
-                              <w:id w:val="-1585446669"/>
-                              <w:placeholder>
-                                <w:docPart w:val="DefaultPlaceholder_-1854013440"/>
-                              </w:placeholder>
-                              <w:dataBinding w:prefixMappings="xmlns:ns0='urn:microsoft-dynamics-nav/reports/Standard_Sales_Invoice/1306/' " w:xpath="/ns0:NavWordReportXmlPart[1]/ns0:Header[1]/ns0:Line[1]/ns0:LineNormal[1]/ns0:DescriptionNormal[1]" w:storeItemID="{846EFE63-9E40-4DB6-817D-767764B070A9}"/>
-                              <w:text/>
-                            </w:sdtPr>
-                            <w:sdtContent>
-                              <w:p>
-                                <w:r>
-                                  <w:rPr>
-                                    <w:color w:val="1B2A4A"/>
-                                    <w:sz w:val="18"/>
-                                    <w:szCs w:val="18"/>
-                                  </w:rPr>
-                                  <w:t>DescriptionNormal</w:t>
-                                </w:r>
-                              </w:p>
-                            </w:sdtContent>
-                          </w:sdt>
-                        </w:tc>
-                        <w:sdt>
-                          <w:sdtPr>
-                            <w:rPr>
-                              <w:color w:val="1B2A4A"/>
-                              <w:sz w:val="18"/>
-                              <w:szCs w:val="18"/>
-                            </w:rPr>
-                            <w:id w:val="-1616054047"/>
-                            <w:placeholder>
-                              <w:docPart w:val="DefaultPlaceholder_-1854013440"/>
-                            </w:placeholder>
-                            <w:dataBinding w:prefixMappings="xmlns:ns0='urn:microsoft-dynamics-nav/reports/Standard_Sales_Invoice/1306/' " w:xpath="/ns0:NavWordReportXmlPart[1]/ns0:Header[1]/ns0:Line[1]/ns0:LineNormal[1]/ns0:ShipmentDateNormal[1]" w:storeItemID="{846EFE63-9E40-4DB6-817D-767764B070A9}"/>
-                            <w:text/>
-                            <w:alias w:val="#Nav: /Header/Line/LineNormal/ShipmentDateNormal"/>
-                            <w:tag w:val="#Nav: Standard_Sales_Invoice/1306"/>
-                          </w:sdtPr>
-                          <w:sdtContent>
-                            <w:tc>
-                              <w:tcPr>
-                                <w:tcW w:w="1304" w:type="dxa"/>
-                                <w:tcBorders>
-                                  <w:top w:val="single" w:color="D1D1D1" w:themeColor="background2" w:themeShade="E6" w:sz="4" w:space="0"/>
-                                  <w:left w:val="nil"/>
-                                  <w:bottom w:val="single" w:color="D1D1D1" w:themeColor="background2" w:themeShade="E6" w:sz="4" w:space="0"/>
-                                  <w:right w:val="nil"/>
-                                </w:tcBorders>
-                                <w:tcMar>
-                                  <w:top w:w="80" w:type="dxa"/>
-                                  <w:left w:w="100" w:type="dxa"/>
-                                  <w:bottom w:w="80" w:type="dxa"/>
-                                  <w:right w:w="100" w:type="dxa"/>
-                                </w:tcMar>
-                                <w:vAlign w:val="center"/>
-                              </w:tcPr>
-                              <w:p>
-                                <w:r>
-                                  <w:rPr>
-                                    <w:color w:val="1B2A4A"/>
-                                    <w:sz w:val="18"/>
-                                    <w:szCs w:val="18"/>
-                                  </w:rPr>
-                                  <w:t>ShipmentDateNormal</w:t>
-                                </w:r>
-                              </w:p>
-                            </w:tc>
-                          </w:sdtContent>
-                        </w:sdt>
-                        <w:tc>
-                          <w:tcPr>
-                            <w:tcW w:w="907" w:type="dxa"/>
-                            <w:tcBorders>
-                              <w:top w:val="single" w:color="D1D1D1" w:themeColor="background2" w:themeShade="E6" w:sz="4" w:space="0"/>
-                              <w:left w:val="nil"/>
-                              <w:bottom w:val="single" w:color="D1D1D1" w:themeColor="background2" w:themeShade="E6" w:sz="4" w:space="0"/>
-                              <w:right w:val="nil"/>
-                            </w:tcBorders>
-                            <w:tcMar>
-                              <w:top w:w="80" w:type="dxa"/>
-                              <w:left w:w="100" w:type="dxa"/>
-                              <w:bottom w:w="80" w:type="dxa"/>
-                              <w:right w:w="100" w:type="dxa"/>
-                            </w:tcMar>
-                            <w:vAlign w:val="center"/>
-                          </w:tcPr>
-                          <w:sdt>
-                            <w:sdtPr>
-                              <w:alias w:val="#Nav: /Header/Line/LineNormal/QuantityNormal"/>
-                              <w:tag w:val="#Nav: Standard_Sales_Invoice/1306"/>
-                              <w:id w:val="1785690558"/>
-                              <w:placeholder>
-                                <w:docPart w:val="DefaultPlaceholder_-1854013440"/>
-                              </w:placeholder>
-                              <w:dataBinding w:prefixMappings="xmlns:ns0='urn:microsoft-dynamics-nav/reports/Standard_Sales_Invoice/1306/' " w:xpath="/ns0:NavWordReportXmlPart[1]/ns0:Header[1]/ns0:Line[1]/ns0:LineNormal[1]/ns0:QuantityNormal[1]" w:storeItemID="{846EFE63-9E40-4DB6-817D-767764B070A9}"/>
-                              <w:text/>
-                            </w:sdtPr>
-                            <w:sdtContent>
-                              <w:p>
-                                <w:pPr>
-                                  <w:pStyle w:val="CenterLine"/>
-                                </w:pPr>
-                                <w:r>
-                                  <w:t>QuantityNormal</w:t>
-                                </w:r>
-                              </w:p>
-                            </w:sdtContent>
-                          </w:sdt>
-                        </w:tc>
-                        <w:tc>
-                          <w:tcPr>
-                            <w:tcW w:w="1701" w:type="dxa"/>
-                            <w:tcBorders>
-                              <w:top w:val="single" w:color="D1D1D1" w:themeColor="background2" w:themeShade="E6" w:sz="4" w:space="0"/>
-                              <w:left w:val="nil"/>
-                              <w:bottom w:val="single" w:color="D1D1D1" w:themeColor="background2" w:themeShade="E6" w:sz="4" w:space="0"/>
-                              <w:right w:val="nil"/>
-                            </w:tcBorders>
-                            <w:tcMar>
-                              <w:top w:w="80" w:type="dxa"/>
-                              <w:left w:w="100" w:type="dxa"/>
-                              <w:bottom w:w="80" w:type="dxa"/>
-                              <w:right w:w="100" w:type="dxa"/>
-                            </w:tcMar>
-                            <w:vAlign w:val="center"/>
-                          </w:tcPr>
-                          <w:sdt>
-                            <w:sdtPr>
-                              <w:alias w:val="#Nav: /Header/Line/LineNormal/UnitPriceNormal"/>
-                              <w:tag w:val="#Nav: Standard_Sales_Invoice/1306"/>
-                              <w:id w:val="-227159676"/>
-                              <w:placeholder>
-                                <w:docPart w:val="DefaultPlaceholder_-1854013440"/>
-                              </w:placeholder>
-                              <w:dataBinding w:prefixMappings="xmlns:ns0='urn:microsoft-dynamics-nav/reports/Standard_Sales_Invoice/1306/' " w:xpath="/ns0:NavWordReportXmlPart[1]/ns0:Header[1]/ns0:Line[1]/ns0:LineNormal[1]/ns0:UnitPriceNormal[1]" w:storeItemID="{846EFE63-9E40-4DB6-817D-767764B070A9}"/>
-                              <w:text/>
-                            </w:sdtPr>
-                            <w:sdtContent>
-                              <w:p>
-                                <w:pPr>
-                                  <w:pStyle w:val="RightLine"/>
-                                </w:pPr>
-                                <w:r>
-                                  <w:t>UnitPriceNormal</w:t>
-                                </w:r>
-                              </w:p>
-                            </w:sdtContent>
-                          </w:sdt>
-                        </w:tc>
-                        <w:tc>
-                          <w:tcPr>
-                            <w:tcW w:w="1985" w:type="dxa"/>
-                            <w:tcBorders>
-                              <w:top w:val="single" w:color="D1D1D1" w:themeColor="background2" w:themeShade="E6" w:sz="4" w:space="0"/>
-                              <w:left w:val="nil"/>
-                              <w:bottom w:val="single" w:color="D1D1D1" w:themeColor="background2" w:themeShade="E6" w:sz="4" w:space="0"/>
-                              <w:right w:val="nil"/>
-                            </w:tcBorders>
-                            <w:tcMar>
-                              <w:top w:w="80" w:type="dxa"/>
-                              <w:left w:w="100" w:type="dxa"/>
-                              <w:bottom w:w="80" w:type="dxa"/>
-                              <w:right w:w="100" w:type="dxa"/>
-                            </w:tcMar>
-                            <w:vAlign w:val="center"/>
-                          </w:tcPr>
-                          <w:sdt>
-                            <w:sdtPr>
-                              <w:alias w:val="#Nav: /Header/Line/LineNormal/LineAmountNormal"/>
-                              <w:tag w:val="#Nav: Standard_Sales_Invoice/1306"/>
-                              <w:id w:val="1285223170"/>
-                              <w:placeholder>
-                                <w:docPart w:val="DefaultPlaceholder_-1854013440"/>
-                              </w:placeholder>
-                              <w:dataBinding w:prefixMappings="xmlns:ns0='urn:microsoft-dynamics-nav/reports/Standard_Sales_Invoice/1306/' " w:xpath="/ns0:NavWordReportXmlPart[1]/ns0:Header[1]/ns0:Line[1]/ns0:LineNormal[1]/ns0:LineAmountNormal[1]" w:storeItemID="{846EFE63-9E40-4DB6-817D-767764B070A9}"/>
-                              <w:text/>
-                            </w:sdtPr>
-                            <w:sdtContent>
-                              <w:p>
-                                <w:pPr>
-                                  <w:pStyle w:val="RightLine"/>
-                                </w:pPr>
-                                <w:r>
-                                  <w:t>LineAmountNormal</w:t>
-                                </w:r>
-                              </w:p>
-                            </w:sdtContent>
-                          </w:sdt>
-                        </w:tc>
-                      </w:tr>
+                      <w:p>
+                        <w:r>
+                          <w:rPr>
+                            <w:color w:val="1B2A4A"/>
+                            <w:sz w:val="18"/>
+                            <w:szCs w:val="18"/>
+                          </w:rPr>
+                          <w:t>ItemNo_Line</w:t>
+                        </w:r>
+                      </w:p>
                     </w:sdtContent>
                   </w:sdt>
-                </w:sdtContent>
-              </w:sdt>
-              <w:sdt>
-                <w:sdtPr>
-                  <w:rPr>
-                    <w:i/>
-                    <w:iCs/>
-                  </w:rPr>
-                  <w:alias w:val="#Nav: /Header/Line/LineItalicNewPage"/>
-                  <w:tag w:val="#Nav: Standard_Sales_Invoice/1306"/>
-                  <w:id w:val="-2077820511"/>
-                  <w15:dataBinding w:prefixMappings="xmlns:ns0='urn:microsoft-dynamics-nav/reports/Standard_Sales_Invoice/1306/' " w:xpath="/ns0:NavWordReportXmlPart[1]/ns0:Header[1]/ns0:Line[1]/ns0:LineItalicNewPage" w:storeItemID="{846EFE63-9E40-4DB6-817D-767764B070A9}"/>
-                  <w15:repeatingSection/>
-                </w:sdtPr>
-                <w:sdtContent>
+                </w:tc>
+                <w:tc>
+                  <w:tcPr>
+                    <w:tcW w:w="1972" w:type="dxa"/>
+                    <w:tcBorders>
+                      <w:top w:val="single" w:color="D1D1D1" w:themeColor="background2" w:themeShade="E6" w:sz="4" w:space="0"/>
+                      <w:left w:val="nil"/>
+                      <w:bottom w:val="single" w:color="D1D1D1" w:themeColor="background2" w:themeShade="E6" w:sz="4" w:space="0"/>
+                      <w:right w:val="nil"/>
+                    </w:tcBorders>
+                    <w:tcMar>
+                      <w:top w:w="80" w:type="dxa"/>
+                      <w:left w:w="100" w:type="dxa"/>
+                      <w:bottom w:w="80" w:type="dxa"/>
+                      <w:right w:w="100" w:type="dxa"/>
+                    </w:tcMar>
+                    <w:vAlign w:val="center"/>
+                  </w:tcPr>
                   <w:sdt>
                     <w:sdtPr>
                       <w:rPr>
-                        <w:i/>
-                        <w:iCs/>
-                      </w:rPr>
-                      <w:id w:val="-717050499"/>
-                      <w:placeholder>
-                        <w:docPart w:val="DefaultPlaceholder_-1854013435"/>
-                      </w:placeholder>
-                      <w15:repeatingSectionItem/>
-                    </w:sdtPr>
-                    <w:sdtContent>
-                      <w:tr>
-                        <w:tc>
-                          <w:tcPr>
-                            <w:tcW w:w="1304" w:type="dxa"/>
-                            <w:tcBorders>
-                              <w:top w:val="single" w:color="D1D1D1" w:themeColor="background2" w:themeShade="E6" w:sz="4" w:space="0"/>
-                              <w:left w:val="nil"/>
-                              <w:bottom w:val="single" w:color="D1D1D1" w:themeColor="background2" w:themeShade="E6" w:sz="4" w:space="0"/>
-                              <w:right w:val="nil"/>
-                            </w:tcBorders>
-                            <w:tcMar>
-                              <w:top w:w="80" w:type="dxa"/>
-                              <w:left w:w="100" w:type="dxa"/>
-                              <w:bottom w:w="80" w:type="dxa"/>
-                              <w:right w:w="100" w:type="dxa"/>
-                            </w:tcMar>
-                            <w:vAlign w:val="center"/>
-                          </w:tcPr>
-                          <w:sdt>
-                            <w:sdtPr>
-                              <w:rPr>
-                                <w:i/>
-                                <w:iCs/>
-                              </w:rPr>
-                              <w:alias w:val="#Nav: /Header/Line/LineItalicNewPage/ItemNoItalicNewPage"/>
-                              <w:tag w:val="#Nav: Standard_Sales_Invoice/1306"/>
-                              <w:id w:val="-18080802"/>
-                              <w:placeholder>
-                                <w:docPart w:val="DefaultPlaceholder_-1854013440"/>
-                              </w:placeholder>
-                              <w:dataBinding w:prefixMappings="xmlns:ns0='urn:microsoft-dynamics-nav/reports/Standard_Sales_Invoice/1306/' " w:xpath="/ns0:NavWordReportXmlPart[1]/ns0:Header[1]/ns0:Line[1]/ns0:LineItalicNewPage[1]/ns0:ItemNoItalicNewPage[1]" w:storeItemID="{846EFE63-9E40-4DB6-817D-767764B070A9}"/>
-                              <w:text/>
-                            </w:sdtPr>
-                            <w:sdtContent>
-                              <w:p>
-                                <w:pPr>
-                                  <w:pStyle w:val="LinePageBreak"/>
-                                  <w:rPr>
-                                    <w:i/>
-                                    <w:iCs/>
-                                  </w:rPr>
-                                </w:pPr>
-                                <w:r>
-                                  <w:rPr>
-                                    <w:i/>
-                                    <w:iCs/>
-                                  </w:rPr>
-                                  <w:t>ItemNoItalicNewPage</w:t>
-                                </w:r>
-                              </w:p>
-                            </w:sdtContent>
-                          </w:sdt>
-                        </w:tc>
-                        <w:tc>
-                          <w:tcPr>
-                            <w:tcW w:w="3629" w:type="dxa"/>
-                            <w:tcBorders>
-                              <w:top w:val="single" w:color="D1D1D1" w:themeColor="background2" w:themeShade="E6" w:sz="4" w:space="0"/>
-                              <w:left w:val="nil"/>
-                              <w:bottom w:val="single" w:color="D1D1D1" w:themeColor="background2" w:themeShade="E6" w:sz="4" w:space="0"/>
-                              <w:right w:val="nil"/>
-                            </w:tcBorders>
-                            <w:tcMar>
-                              <w:top w:w="80" w:type="dxa"/>
-                              <w:left w:w="100" w:type="dxa"/>
-                              <w:bottom w:w="80" w:type="dxa"/>
-                              <w:right w:w="100" w:type="dxa"/>
-                            </w:tcMar>
-                            <w:vAlign w:val="center"/>
-                          </w:tcPr>
-                          <w:sdt>
-                            <w:sdtPr>
-                              <w:rPr>
-                                <w:i/>
-                                <w:iCs/>
-                                <w:color w:val="1B2A4A"/>
-                                <w:sz w:val="18"/>
-                                <w:szCs w:val="18"/>
-                              </w:rPr>
-                              <w:alias w:val="#Nav: /Header/Line/LineItalicNewPage/DescriptionItalicNewPage"/>
-                              <w:tag w:val="#Nav: Standard_Sales_Invoice/1306"/>
-                              <w:id w:val="1930703374"/>
-                              <w:placeholder>
-                                <w:docPart w:val="DefaultPlaceholder_-1854013440"/>
-                              </w:placeholder>
-                              <w:dataBinding w:prefixMappings="xmlns:ns0='urn:microsoft-dynamics-nav/reports/Standard_Sales_Invoice/1306/' " w:xpath="/ns0:NavWordReportXmlPart[1]/ns0:Header[1]/ns0:Line[1]/ns0:LineItalicNewPage[1]/ns0:DescriptionItalicNewPage[1]" w:storeItemID="{846EFE63-9E40-4DB6-817D-767764B070A9}"/>
-                              <w:text/>
-                            </w:sdtPr>
-                            <w:sdtContent>
-                              <w:p>
-                                <w:pPr>
-                                  <w:rPr>
-                                    <w:i/>
-                                    <w:iCs/>
-                                    <w:color w:val="1B2A4A"/>
-                                    <w:sz w:val="18"/>
-                                    <w:szCs w:val="18"/>
-                                  </w:rPr>
-                                </w:pPr>
-                                <w:r>
-                                  <w:rPr>
-                                    <w:i/>
-                                    <w:iCs/>
-                                    <w:color w:val="1B2A4A"/>
-                                    <w:sz w:val="18"/>
-                                    <w:szCs w:val="18"/>
-                                  </w:rPr>
-                                  <w:t>DescriptionItalicNewPage</w:t>
-                                </w:r>
-                              </w:p>
-                            </w:sdtContent>
-                          </w:sdt>
-                        </w:tc>
-                        <w:sdt>
-                          <w:sdtPr>
-                            <w:rPr>
-                              <w:i/>
-                              <w:iCs/>
-                              <w:color w:val="1B2A4A"/>
-                              <w:sz w:val="18"/>
-                              <w:szCs w:val="18"/>
-                            </w:rPr>
-                            <w:id w:val="-1538187374"/>
-                            <w:placeholder>
-                              <w:docPart w:val="DefaultPlaceholder_-1854013440"/>
-                            </w:placeholder>
-                            <w:dataBinding w:prefixMappings="xmlns:ns0='urn:microsoft-dynamics-nav/reports/Standard_Sales_Invoice/1306/' " w:xpath="/ns0:NavWordReportXmlPart[1]/ns0:Header[1]/ns0:Line[1]/ns0:LineItalicNewPage[1]/ns0:ShipmentDateItalicNewPage[1]" w:storeItemID="{846EFE63-9E40-4DB6-817D-767764B070A9}"/>
-                            <w:text/>
-                            <w:alias w:val="#Nav: /Header/Line/LineItalicNewPage/ShipmentDateItalicNewPage"/>
-                            <w:tag w:val="#Nav: Standard_Sales_Invoice/1306"/>
-                          </w:sdtPr>
-                          <w:sdtContent>
-                            <w:tc>
-                              <w:tcPr>
-                                <w:tcW w:w="1304" w:type="dxa"/>
-                                <w:tcBorders>
-                                  <w:top w:val="single" w:color="D1D1D1" w:themeColor="background2" w:themeShade="E6" w:sz="4" w:space="0"/>
-                                  <w:left w:val="nil"/>
-                                  <w:bottom w:val="single" w:color="D1D1D1" w:themeColor="background2" w:themeShade="E6" w:sz="4" w:space="0"/>
-                                  <w:right w:val="nil"/>
-                                </w:tcBorders>
-                                <w:tcMar>
-                                  <w:top w:w="80" w:type="dxa"/>
-                                  <w:left w:w="100" w:type="dxa"/>
-                                  <w:bottom w:w="80" w:type="dxa"/>
-                                  <w:right w:w="100" w:type="dxa"/>
-                                </w:tcMar>
-                                <w:vAlign w:val="center"/>
-                              </w:tcPr>
-                              <w:p>
-                                <w:pPr>
-                                  <w:rPr>
-                                    <w:i/>
-                                    <w:iCs/>
-                                    <w:color w:val="1B2A4A"/>
-                                    <w:sz w:val="18"/>
-                                    <w:szCs w:val="18"/>
-                                  </w:rPr>
-                                </w:pPr>
-                                <w:r>
-                                  <w:rPr>
-                                    <w:i/>
-                                    <w:iCs/>
-                                    <w:color w:val="1B2A4A"/>
-                                    <w:sz w:val="18"/>
-                                    <w:szCs w:val="18"/>
-                                  </w:rPr>
-                                  <w:t>ShipmentDateItalicNewPage</w:t>
-                                </w:r>
-                              </w:p>
-                            </w:tc>
-                          </w:sdtContent>
-                        </w:sdt>
-                        <w:tc>
-                          <w:tcPr>
-                            <w:tcW w:w="907" w:type="dxa"/>
-                            <w:tcBorders>
-                              <w:top w:val="single" w:color="D1D1D1" w:themeColor="background2" w:themeShade="E6" w:sz="4" w:space="0"/>
-                              <w:left w:val="nil"/>
-                              <w:bottom w:val="single" w:color="D1D1D1" w:themeColor="background2" w:themeShade="E6" w:sz="4" w:space="0"/>
-                              <w:right w:val="nil"/>
-                            </w:tcBorders>
-                            <w:tcMar>
-                              <w:top w:w="80" w:type="dxa"/>
-                              <w:left w:w="100" w:type="dxa"/>
-                              <w:bottom w:w="80" w:type="dxa"/>
-                              <w:right w:w="100" w:type="dxa"/>
-                            </w:tcMar>
-                            <w:vAlign w:val="center"/>
-                          </w:tcPr>
-                          <w:sdt>
-                            <w:sdtPr>
-                              <w:rPr>
-                                <w:i/>
-                                <w:iCs/>
-                              </w:rPr>
-                              <w:alias w:val="#Nav: /Header/Line/LineItalicNewPage/QuantityItalicNewPage"/>
-                              <w:tag w:val="#Nav: Standard_Sales_Invoice/1306"/>
-                              <w:id w:val="-397204459"/>
-                              <w:placeholder>
-                                <w:docPart w:val="DefaultPlaceholder_-1854013440"/>
-                              </w:placeholder>
-                              <w:dataBinding w:prefixMappings="xmlns:ns0='urn:microsoft-dynamics-nav/reports/Standard_Sales_Invoice/1306/' " w:xpath="/ns0:NavWordReportXmlPart[1]/ns0:Header[1]/ns0:Line[1]/ns0:LineItalicNewPage[1]/ns0:QuantityItalicNewPage[1]" w:storeItemID="{846EFE63-9E40-4DB6-817D-767764B070A9}"/>
-                              <w:text/>
-                            </w:sdtPr>
-                            <w:sdtContent>
-                              <w:p>
-                                <w:pPr>
-                                  <w:pStyle w:val="CenterLine"/>
-                                  <w:rPr>
-                                    <w:i/>
-                                    <w:iCs/>
-                                  </w:rPr>
-                                </w:pPr>
-                                <w:r>
-                                  <w:rPr>
-                                    <w:i/>
-                                    <w:iCs/>
-                                  </w:rPr>
-                                  <w:t>QuantityItalicNewPage</w:t>
-                                </w:r>
-                              </w:p>
-                            </w:sdtContent>
-                          </w:sdt>
-                        </w:tc>
-                        <w:tc>
-                          <w:tcPr>
-                            <w:tcW w:w="1701" w:type="dxa"/>
-                            <w:tcBorders>
-                              <w:top w:val="single" w:color="D1D1D1" w:themeColor="background2" w:themeShade="E6" w:sz="4" w:space="0"/>
-                              <w:left w:val="nil"/>
-                              <w:bottom w:val="single" w:color="D1D1D1" w:themeColor="background2" w:themeShade="E6" w:sz="4" w:space="0"/>
-                              <w:right w:val="nil"/>
-                            </w:tcBorders>
-                            <w:tcMar>
-                              <w:top w:w="80" w:type="dxa"/>
-                              <w:left w:w="100" w:type="dxa"/>
-                              <w:bottom w:w="80" w:type="dxa"/>
-                              <w:right w:w="100" w:type="dxa"/>
-                            </w:tcMar>
-                            <w:vAlign w:val="center"/>
-                          </w:tcPr>
-                          <w:sdt>
-                            <w:sdtPr>
-                              <w:rPr>
-                                <w:i/>
-                                <w:iCs/>
-                              </w:rPr>
-                              <w:alias w:val="#Nav: /Header/Line/LineItalicNewPage/UnitPriceItalicNewPage"/>
-                              <w:tag w:val="#Nav: Standard_Sales_Invoice/1306"/>
-                              <w:id w:val="593211287"/>
-                              <w:placeholder>
-                                <w:docPart w:val="DefaultPlaceholder_-1854013440"/>
-                              </w:placeholder>
-                              <w:dataBinding w:prefixMappings="xmlns:ns0='urn:microsoft-dynamics-nav/reports/Standard_Sales_Invoice/1306/' " w:xpath="/ns0:NavWordReportXmlPart[1]/ns0:Header[1]/ns0:Line[1]/ns0:LineItalicNewPage[1]/ns0:UnitPriceItalicNewPage[1]" w:storeItemID="{846EFE63-9E40-4DB6-817D-767764B070A9}"/>
-                              <w:text/>
-                            </w:sdtPr>
-                            <w:sdtContent>
-                              <w:p>
-                                <w:pPr>
-                                  <w:pStyle w:val="RightLine"/>
-                                  <w:rPr>
-                                    <w:i/>
-                                    <w:iCs/>
-                                  </w:rPr>
-                                </w:pPr>
-                                <w:r>
-                                  <w:rPr>
-                                    <w:i/>
-                                    <w:iCs/>
-                                  </w:rPr>
-                                  <w:t>UnitPriceItalicNewPage</w:t>
-                                </w:r>
-                              </w:p>
-                            </w:sdtContent>
-                          </w:sdt>
-                        </w:tc>
-                        <w:tc>
-                          <w:tcPr>
-                            <w:tcW w:w="1985" w:type="dxa"/>
-                            <w:tcBorders>
-                              <w:top w:val="single" w:color="D1D1D1" w:themeColor="background2" w:themeShade="E6" w:sz="4" w:space="0"/>
-                              <w:left w:val="nil"/>
-                              <w:bottom w:val="single" w:color="D1D1D1" w:themeColor="background2" w:themeShade="E6" w:sz="4" w:space="0"/>
-                              <w:right w:val="nil"/>
-                            </w:tcBorders>
-                            <w:tcMar>
-                              <w:top w:w="80" w:type="dxa"/>
-                              <w:left w:w="100" w:type="dxa"/>
-                              <w:bottom w:w="80" w:type="dxa"/>
-                              <w:right w:w="100" w:type="dxa"/>
-                            </w:tcMar>
-                            <w:vAlign w:val="center"/>
-                          </w:tcPr>
-                          <w:sdt>
-                            <w:sdtPr>
-                              <w:rPr>
-                                <w:i/>
-                                <w:iCs/>
-                              </w:rPr>
-                              <w:alias w:val="#Nav: /Header/Line/LineItalicNewPage/LineAmountItalicNewPage"/>
-                              <w:tag w:val="#Nav: Standard_Sales_Invoice/1306"/>
-                              <w:id w:val="-1782028021"/>
-                              <w:placeholder>
-                                <w:docPart w:val="DefaultPlaceholder_-1854013440"/>
-                              </w:placeholder>
-                              <w:dataBinding w:prefixMappings="xmlns:ns0='urn:microsoft-dynamics-nav/reports/Standard_Sales_Invoice/1306/' " w:xpath="/ns0:NavWordReportXmlPart[1]/ns0:Header[1]/ns0:Line[1]/ns0:LineItalicNewPage[1]/ns0:LineAmountItalicNewPage[1]" w:storeItemID="{846EFE63-9E40-4DB6-817D-767764B070A9}"/>
-                              <w:text/>
-                            </w:sdtPr>
-                            <w:sdtContent>
-                              <w:p>
-                                <w:pPr>
-                                  <w:pStyle w:val="RightLine"/>
-                                  <w:rPr>
-                                    <w:i/>
-                                    <w:iCs/>
-                                  </w:rPr>
-                                </w:pPr>
-                                <w:r>
-                                  <w:rPr>
-                                    <w:i/>
-                                    <w:iCs/>
-                                  </w:rPr>
-                                  <w:t>LineAmountItalicNewPage</w:t>
-                                </w:r>
-                              </w:p>
-                            </w:sdtContent>
-                          </w:sdt>
-                        </w:tc>
-                      </w:tr>
-                    </w:sdtContent>
-                  </w:sdt>
-                </w:sdtContent>
-              </w:sdt>
-              <w:sdt>
-                <w:sdtPr>
-                  <w:rPr>
-                    <w:i/>
-                    <w:iCs/>
-                    <w:color w:val="1B2A4A"/>
-                    <w:sz w:val="18"/>
-                    <w:szCs w:val="18"/>
-                  </w:rPr>
-                  <w:alias w:val="#Nav: /Header/Line/LineItalic"/>
-                  <w:tag w:val="#Nav: Standard_Sales_Invoice/1306"/>
-                  <w:id w:val="523913979"/>
-                  <w15:dataBinding w:prefixMappings="xmlns:ns0='urn:microsoft-dynamics-nav/reports/Standard_Sales_Invoice/1306/' " w:xpath="/ns0:NavWordReportXmlPart[1]/ns0:Header[1]/ns0:Line[1]/ns0:LineItalic" w:storeItemID="{846EFE63-9E40-4DB6-817D-767764B070A9}"/>
-                  <w15:repeatingSection/>
-                </w:sdtPr>
-                <w:sdtContent>
-                  <w:sdt>
-                    <w:sdtPr>
-                      <w:rPr>
-                        <w:i/>
-                        <w:iCs/>
                         <w:color w:val="1B2A4A"/>
                         <w:sz w:val="18"/>
                         <w:szCs w:val="18"/>
                       </w:rPr>
-                      <w:id w:val="1175459309"/>
+                      <w:alias w:val="#Nav: /Header/Line/Description_Line"/>
+                      <w:tag w:val="#Nav: Standard_Sales_Invoice/1306"/>
+                      <w:id w:val="1377040051"/>
                       <w:placeholder>
-                        <w:docPart w:val="DefaultPlaceholder_-1854013435"/>
+                        <w:docPart w:val="DefaultPlaceholder_-1854013440"/>
                       </w:placeholder>
-                      <w15:repeatingSectionItem/>
+                      <w:dataBinding w:prefixMappings="xmlns:ns0='urn:microsoft-dynamics-nav/reports/Standard_Sales_Invoice/1306/' " w:xpath="/ns0:NavWordReportXmlPart[1]/ns0:Header[1]/ns0:Line[1]/ns0:Description_Line[1]" w:storeItemID="{846EFE63-9E40-4DB6-817D-767764B070A9}"/>
+                      <w:text/>
                     </w:sdtPr>
                     <w:sdtContent>
-                      <w:tr>
-                        <w:tc>
-                          <w:tcPr>
-                            <w:tcW w:w="1304" w:type="dxa"/>
-                            <w:tcBorders>
-                              <w:top w:val="single" w:color="D1D1D1" w:themeColor="background2" w:themeShade="E6" w:sz="4" w:space="0"/>
-                              <w:left w:val="nil"/>
-                              <w:bottom w:val="single" w:color="D1D1D1" w:themeColor="background2" w:themeShade="E6" w:sz="4" w:space="0"/>
-                              <w:right w:val="nil"/>
-                            </w:tcBorders>
-                            <w:tcMar>
-                              <w:top w:w="80" w:type="dxa"/>
-                              <w:left w:w="100" w:type="dxa"/>
-                              <w:bottom w:w="80" w:type="dxa"/>
-                              <w:right w:w="100" w:type="dxa"/>
-                            </w:tcMar>
-                            <w:vAlign w:val="center"/>
-                          </w:tcPr>
-                          <w:sdt>
-                            <w:sdtPr>
-                              <w:rPr>
-                                <w:i/>
-                                <w:iCs/>
-                                <w:color w:val="1B2A4A"/>
-                                <w:sz w:val="18"/>
-                                <w:szCs w:val="18"/>
-                              </w:rPr>
-                              <w:alias w:val="#Nav: /Header/Line/LineItalic/ItemNoItalic"/>
-                              <w:tag w:val="#Nav: Standard_Sales_Invoice/1306"/>
-                              <w:id w:val="-1575344619"/>
-                              <w:placeholder>
-                                <w:docPart w:val="DefaultPlaceholder_-1854013440"/>
-                              </w:placeholder>
-                              <w:dataBinding w:prefixMappings="xmlns:ns0='urn:microsoft-dynamics-nav/reports/Standard_Sales_Invoice/1306/' " w:xpath="/ns0:NavWordReportXmlPart[1]/ns0:Header[1]/ns0:Line[1]/ns0:LineItalic[1]/ns0:ItemNoItalic[1]" w:storeItemID="{846EFE63-9E40-4DB6-817D-767764B070A9}"/>
-                              <w:text/>
-                            </w:sdtPr>
-                            <w:sdtContent>
-                              <w:p>
-                                <w:pPr>
-                                  <w:rPr>
-                                    <w:i/>
-                                    <w:iCs/>
-                                    <w:color w:val="1B2A4A"/>
-                                    <w:sz w:val="18"/>
-                                    <w:szCs w:val="18"/>
-                                  </w:rPr>
-                                </w:pPr>
-                                <w:r>
-                                  <w:rPr>
-                                    <w:i/>
-                                    <w:iCs/>
-                                    <w:color w:val="1B2A4A"/>
-                                    <w:sz w:val="18"/>
-                                    <w:szCs w:val="18"/>
-                                  </w:rPr>
-                                  <w:t>ItemNoItalic</w:t>
-                                </w:r>
-                              </w:p>
-                            </w:sdtContent>
-                          </w:sdt>
-                        </w:tc>
-                        <w:tc>
-                          <w:tcPr>
-                            <w:tcW w:w="3629" w:type="dxa"/>
-                            <w:tcBorders>
-                              <w:top w:val="single" w:color="D1D1D1" w:themeColor="background2" w:themeShade="E6" w:sz="4" w:space="0"/>
-                              <w:left w:val="nil"/>
-                              <w:bottom w:val="single" w:color="D1D1D1" w:themeColor="background2" w:themeShade="E6" w:sz="4" w:space="0"/>
-                              <w:right w:val="nil"/>
-                            </w:tcBorders>
-                            <w:tcMar>
-                              <w:top w:w="80" w:type="dxa"/>
-                              <w:left w:w="100" w:type="dxa"/>
-                              <w:bottom w:w="80" w:type="dxa"/>
-                              <w:right w:w="100" w:type="dxa"/>
-                            </w:tcMar>
-                            <w:vAlign w:val="center"/>
-                          </w:tcPr>
-                          <w:sdt>
-                            <w:sdtPr>
-                              <w:rPr>
-                                <w:i/>
-                                <w:iCs/>
-                                <w:color w:val="1B2A4A"/>
-                                <w:sz w:val="18"/>
-                                <w:szCs w:val="18"/>
-                              </w:rPr>
-                              <w:alias w:val="#Nav: /Header/Line/LineItalic/DescriptionItalic"/>
-                              <w:tag w:val="#Nav: Standard_Sales_Invoice/1306"/>
-                              <w:id w:val="-1560702384"/>
-                              <w:placeholder>
-                                <w:docPart w:val="DefaultPlaceholder_-1854013440"/>
-                              </w:placeholder>
-                              <w:dataBinding w:prefixMappings="xmlns:ns0='urn:microsoft-dynamics-nav/reports/Standard_Sales_Invoice/1306/' " w:xpath="/ns0:NavWordReportXmlPart[1]/ns0:Header[1]/ns0:Line[1]/ns0:LineItalic[1]/ns0:DescriptionItalic[1]" w:storeItemID="{846EFE63-9E40-4DB6-817D-767764B070A9}"/>
-                              <w:text/>
-                            </w:sdtPr>
-                            <w:sdtContent>
-                              <w:p>
-                                <w:pPr>
-                                  <w:rPr>
-                                    <w:i/>
-                                    <w:iCs/>
-                                    <w:color w:val="1B2A4A"/>
-                                    <w:sz w:val="18"/>
-                                    <w:szCs w:val="18"/>
-                                  </w:rPr>
-                                </w:pPr>
-                                <w:r>
-                                  <w:rPr>
-                                    <w:i/>
-                                    <w:iCs/>
-                                    <w:color w:val="1B2A4A"/>
-                                    <w:sz w:val="18"/>
-                                    <w:szCs w:val="18"/>
-                                  </w:rPr>
-                                  <w:t>DescriptionItalic</w:t>
-                                </w:r>
-                              </w:p>
-                            </w:sdtContent>
-                          </w:sdt>
-                        </w:tc>
-                        <w:sdt>
-                          <w:sdtPr>
-                            <w:rPr>
-                              <w:i/>
-                              <w:iCs/>
-                              <w:color w:val="1B2A4A"/>
-                              <w:sz w:val="18"/>
-                              <w:szCs w:val="18"/>
-                            </w:rPr>
-                            <w:id w:val="-1422325608"/>
-                            <w:placeholder>
-                              <w:docPart w:val="DefaultPlaceholder_-1854013440"/>
-                            </w:placeholder>
-                            <w:dataBinding w:prefixMappings="xmlns:ns0='urn:microsoft-dynamics-nav/reports/Standard_Sales_Invoice/1306/' " w:xpath="/ns0:NavWordReportXmlPart[1]/ns0:Header[1]/ns0:Line[1]/ns0:LineItalic[1]/ns0:ShipmentDateItalic[1]" w:storeItemID="{846EFE63-9E40-4DB6-817D-767764B070A9}"/>
-                            <w:text/>
-                            <w:alias w:val="#Nav: /Header/Line/LineItalic/ShipmentDateItalic"/>
-                            <w:tag w:val="#Nav: Standard_Sales_Invoice/1306"/>
-                          </w:sdtPr>
-                          <w:sdtContent>
-                            <w:tc>
-                              <w:tcPr>
-                                <w:tcW w:w="1304" w:type="dxa"/>
-                                <w:tcBorders>
-                                  <w:top w:val="single" w:color="D1D1D1" w:themeColor="background2" w:themeShade="E6" w:sz="4" w:space="0"/>
-                                  <w:left w:val="nil"/>
-                                  <w:bottom w:val="single" w:color="D1D1D1" w:themeColor="background2" w:themeShade="E6" w:sz="4" w:space="0"/>
-                                  <w:right w:val="nil"/>
-                                </w:tcBorders>
-                                <w:tcMar>
-                                  <w:top w:w="80" w:type="dxa"/>
-                                  <w:left w:w="100" w:type="dxa"/>
-                                  <w:bottom w:w="80" w:type="dxa"/>
-                                  <w:right w:w="100" w:type="dxa"/>
-                                </w:tcMar>
-                                <w:vAlign w:val="center"/>
-                              </w:tcPr>
-                              <w:p>
-                                <w:pPr>
-                                  <w:rPr>
-                                    <w:i/>
-                                    <w:iCs/>
-                                    <w:color w:val="1B2A4A"/>
-                                    <w:sz w:val="18"/>
-                                    <w:szCs w:val="18"/>
-                                  </w:rPr>
-                                </w:pPr>
-                                <w:r>
-                                  <w:rPr>
-                                    <w:i/>
-                                    <w:iCs/>
-                                    <w:color w:val="1B2A4A"/>
-                                    <w:sz w:val="18"/>
-                                    <w:szCs w:val="18"/>
-                                  </w:rPr>
-                                  <w:t>ShipmentDateItalic</w:t>
-                                </w:r>
-                              </w:p>
-                            </w:tc>
-                          </w:sdtContent>
-                        </w:sdt>
-                        <w:tc>
-                          <w:tcPr>
-                            <w:tcW w:w="907" w:type="dxa"/>
-                            <w:tcBorders>
-                              <w:top w:val="single" w:color="D1D1D1" w:themeColor="background2" w:themeShade="E6" w:sz="4" w:space="0"/>
-                              <w:left w:val="nil"/>
-                              <w:bottom w:val="single" w:color="D1D1D1" w:themeColor="background2" w:themeShade="E6" w:sz="4" w:space="0"/>
-                              <w:right w:val="nil"/>
-                            </w:tcBorders>
-                            <w:tcMar>
-                              <w:top w:w="80" w:type="dxa"/>
-                              <w:left w:w="100" w:type="dxa"/>
-                              <w:bottom w:w="80" w:type="dxa"/>
-                              <w:right w:w="100" w:type="dxa"/>
-                            </w:tcMar>
-                            <w:vAlign w:val="center"/>
-                          </w:tcPr>
-                          <w:sdt>
-                            <w:sdtPr>
-                              <w:rPr>
-                                <w:i/>
-                                <w:iCs/>
-                              </w:rPr>
-                              <w:alias w:val="#Nav: /Header/Line/LineItalic/QuantityItalic"/>
-                              <w:tag w:val="#Nav: Standard_Sales_Invoice/1306"/>
-                              <w:id w:val="1836250875"/>
-                              <w:placeholder>
-                                <w:docPart w:val="DefaultPlaceholder_-1854013440"/>
-                              </w:placeholder>
-                              <w:dataBinding w:prefixMappings="xmlns:ns0='urn:microsoft-dynamics-nav/reports/Standard_Sales_Invoice/1306/' " w:xpath="/ns0:NavWordReportXmlPart[1]/ns0:Header[1]/ns0:Line[1]/ns0:LineItalic[1]/ns0:QuantityItalic[1]" w:storeItemID="{846EFE63-9E40-4DB6-817D-767764B070A9}"/>
-                              <w:text/>
-                            </w:sdtPr>
-                            <w:sdtContent>
-                              <w:p>
-                                <w:pPr>
-                                  <w:pStyle w:val="CenterLine"/>
-                                  <w:rPr>
-                                    <w:i/>
-                                    <w:iCs/>
-                                  </w:rPr>
-                                </w:pPr>
-                                <w:r>
-                                  <w:rPr>
-                                    <w:i/>
-                                    <w:iCs/>
-                                  </w:rPr>
-                                  <w:t>QuantityItalic</w:t>
-                                </w:r>
-                              </w:p>
-                            </w:sdtContent>
-                          </w:sdt>
-                        </w:tc>
-                        <w:tc>
-                          <w:tcPr>
-                            <w:tcW w:w="1701" w:type="dxa"/>
-                            <w:tcBorders>
-                              <w:top w:val="single" w:color="D1D1D1" w:themeColor="background2" w:themeShade="E6" w:sz="4" w:space="0"/>
-                              <w:left w:val="nil"/>
-                              <w:bottom w:val="single" w:color="D1D1D1" w:themeColor="background2" w:themeShade="E6" w:sz="4" w:space="0"/>
-                              <w:right w:val="nil"/>
-                            </w:tcBorders>
-                            <w:tcMar>
-                              <w:top w:w="80" w:type="dxa"/>
-                              <w:left w:w="100" w:type="dxa"/>
-                              <w:bottom w:w="80" w:type="dxa"/>
-                              <w:right w:w="100" w:type="dxa"/>
-                            </w:tcMar>
-                            <w:vAlign w:val="center"/>
-                          </w:tcPr>
-                          <w:sdt>
-                            <w:sdtPr>
-                              <w:rPr>
-                                <w:i/>
-                                <w:iCs/>
-                              </w:rPr>
-                              <w:alias w:val="#Nav: /Header/Line/LineItalic/UnitPriceItalic"/>
-                              <w:tag w:val="#Nav: Standard_Sales_Invoice/1306"/>
-                              <w:id w:val="-1319030435"/>
-                              <w:placeholder>
-                                <w:docPart w:val="DefaultPlaceholder_-1854013440"/>
-                              </w:placeholder>
-                              <w:dataBinding w:prefixMappings="xmlns:ns0='urn:microsoft-dynamics-nav/reports/Standard_Sales_Invoice/1306/' " w:xpath="/ns0:NavWordReportXmlPart[1]/ns0:Header[1]/ns0:Line[1]/ns0:LineItalic[1]/ns0:UnitPriceItalic[1]" w:storeItemID="{846EFE63-9E40-4DB6-817D-767764B070A9}"/>
-                              <w:text/>
-                            </w:sdtPr>
-                            <w:sdtContent>
-                              <w:p>
-                                <w:pPr>
-                                  <w:pStyle w:val="RightLine"/>
-                                  <w:rPr>
-                                    <w:i/>
-                                    <w:iCs/>
-                                  </w:rPr>
-                                </w:pPr>
-                                <w:r>
-                                  <w:rPr>
-                                    <w:i/>
-                                    <w:iCs/>
-                                  </w:rPr>
-                                  <w:t>UnitPriceItalic</w:t>
-                                </w:r>
-                              </w:p>
-                            </w:sdtContent>
-                          </w:sdt>
-                        </w:tc>
-                        <w:tc>
-                          <w:tcPr>
-                            <w:tcW w:w="1985" w:type="dxa"/>
-                            <w:tcBorders>
-                              <w:top w:val="single" w:color="D1D1D1" w:themeColor="background2" w:themeShade="E6" w:sz="4" w:space="0"/>
-                              <w:left w:val="nil"/>
-                              <w:bottom w:val="single" w:color="D1D1D1" w:themeColor="background2" w:themeShade="E6" w:sz="4" w:space="0"/>
-                              <w:right w:val="nil"/>
-                            </w:tcBorders>
-                            <w:tcMar>
-                              <w:top w:w="80" w:type="dxa"/>
-                              <w:left w:w="100" w:type="dxa"/>
-                              <w:bottom w:w="80" w:type="dxa"/>
-                              <w:right w:w="100" w:type="dxa"/>
-                            </w:tcMar>
-                            <w:vAlign w:val="center"/>
-                          </w:tcPr>
-                          <w:sdt>
-                            <w:sdtPr>
-                              <w:rPr>
-                                <w:i/>
-                                <w:iCs/>
-                              </w:rPr>
-                              <w:alias w:val="#Nav: /Header/Line/LineItalic/LineAmountItalic"/>
-                              <w:tag w:val="#Nav: Standard_Sales_Invoice/1306"/>
-                              <w:id w:val="-2111345813"/>
-                              <w:placeholder>
-                                <w:docPart w:val="DefaultPlaceholder_-1854013440"/>
-                              </w:placeholder>
-                              <w:dataBinding w:prefixMappings="xmlns:ns0='urn:microsoft-dynamics-nav/reports/Standard_Sales_Invoice/1306/' " w:xpath="/ns0:NavWordReportXmlPart[1]/ns0:Header[1]/ns0:Line[1]/ns0:LineItalic[1]/ns0:LineAmountItalic[1]" w:storeItemID="{846EFE63-9E40-4DB6-817D-767764B070A9}"/>
-                              <w:text/>
-                            </w:sdtPr>
-                            <w:sdtContent>
-                              <w:p>
-                                <w:pPr>
-                                  <w:pStyle w:val="RightLine"/>
-                                  <w:rPr>
-                                    <w:i/>
-                                    <w:iCs/>
-                                  </w:rPr>
-                                </w:pPr>
-                                <w:r>
-                                  <w:rPr>
-                                    <w:i/>
-                                    <w:iCs/>
-                                  </w:rPr>
-                                  <w:t>LineAmountItalic</w:t>
-                                </w:r>
-                              </w:p>
-                            </w:sdtContent>
-                          </w:sdt>
-                        </w:tc>
-                      </w:tr>
+                      <w:p>
+                        <w:pPr>
+                          <w:rPr>
+                            <w:color w:val="1B2A4A"/>
+                            <w:sz w:val="18"/>
+                            <w:szCs w:val="18"/>
+                          </w:rPr>
+                        </w:pPr>
+                        <w:r>
+                          <w:rPr>
+                            <w:color w:val="1B2A4A"/>
+                            <w:sz w:val="18"/>
+                            <w:szCs w:val="18"/>
+                          </w:rPr>
+                          <w:t>Description_Line</w:t>
+                        </w:r>
+                      </w:p>
                     </w:sdtContent>
                   </w:sdt>
-                </w:sdtContent>
-              </w:sdt>
-              <w:sdt>
-                <w:sdtPr>
-                  <w:rPr>
-                    <w:b/>
-                    <w:bCs/>
-                  </w:rPr>
-                  <w:alias w:val="#Nav: /Header/Line/LineBoldNewPage"/>
-                  <w:tag w:val="#Nav: Standard_Sales_Invoice/1306"/>
-                  <w:id w:val="-887483368"/>
-                  <w15:dataBinding w:prefixMappings="xmlns:ns0='urn:microsoft-dynamics-nav/reports/Standard_Sales_Invoice/1306/' " w:xpath="/ns0:NavWordReportXmlPart[1]/ns0:Header[1]/ns0:Line[1]/ns0:LineBoldNewPage" w:storeItemID="{846EFE63-9E40-4DB6-817D-767764B070A9}"/>
-                  <w15:repeatingSection/>
-                </w:sdtPr>
-                <w:sdtContent>
+                </w:tc>
+                <w:tc>
+                  <w:tcPr>
+                    <w:tcW w:w="2147" w:type="dxa"/>
+                    <w:tcBorders>
+                      <w:top w:val="single" w:color="D1D1D1" w:themeColor="background2" w:themeShade="E6" w:sz="4" w:space="0"/>
+                      <w:left w:val="nil"/>
+                      <w:bottom w:val="single" w:color="D1D1D1" w:themeColor="background2" w:themeShade="E6" w:sz="4" w:space="0"/>
+                      <w:right w:val="nil"/>
+                    </w:tcBorders>
+                    <w:tcMar>
+                      <w:top w:w="80" w:type="dxa"/>
+                      <w:left w:w="100" w:type="dxa"/>
+                      <w:bottom w:w="80" w:type="dxa"/>
+                      <w:right w:w="100" w:type="dxa"/>
+                    </w:tcMar>
+                    <w:vAlign w:val="center"/>
+                  </w:tcPr>
                   <w:sdt>
                     <w:sdtPr>
                       <w:rPr>
-                        <w:b/>
-                        <w:bCs/>
-                      </w:rPr>
-                      <w:id w:val="1220874870"/>
-                      <w:placeholder>
-                        <w:docPart w:val="DefaultPlaceholder_-1854013435"/>
-                      </w:placeholder>
-                      <w15:repeatingSectionItem/>
-                    </w:sdtPr>
-                    <w:sdtContent>
-                      <w:tr>
-                        <w:tc>
-                          <w:tcPr>
-                            <w:tcW w:w="1304" w:type="dxa"/>
-                            <w:tcBorders>
-                              <w:top w:val="single" w:color="D1D1D1" w:themeColor="background2" w:themeShade="E6" w:sz="4" w:space="0"/>
-                              <w:left w:val="nil"/>
-                              <w:bottom w:val="single" w:color="D1D1D1" w:themeColor="background2" w:themeShade="E6" w:sz="4" w:space="0"/>
-                              <w:right w:val="nil"/>
-                            </w:tcBorders>
-                            <w:tcMar>
-                              <w:top w:w="80" w:type="dxa"/>
-                              <w:left w:w="100" w:type="dxa"/>
-                              <w:bottom w:w="80" w:type="dxa"/>
-                              <w:right w:w="100" w:type="dxa"/>
-                            </w:tcMar>
-                            <w:vAlign w:val="center"/>
-                          </w:tcPr>
-                          <w:sdt>
-                            <w:sdtPr>
-                              <w:rPr>
-                                <w:b/>
-                                <w:bCs/>
-                              </w:rPr>
-                              <w:alias w:val="#Nav: /Header/Line/LineBoldNewPage/ItemNoBoldNewPage"/>
-                              <w:tag w:val="#Nav: Standard_Sales_Invoice/1306"/>
-                              <w:id w:val="571001609"/>
-                              <w:placeholder>
-                                <w:docPart w:val="DefaultPlaceholder_-1854013440"/>
-                              </w:placeholder>
-                              <w:dataBinding w:prefixMappings="xmlns:ns0='urn:microsoft-dynamics-nav/reports/Standard_Sales_Invoice/1306/' " w:xpath="/ns0:NavWordReportXmlPart[1]/ns0:Header[1]/ns0:Line[1]/ns0:LineBoldNewPage[1]/ns0:ItemNoBoldNewPage[1]" w:storeItemID="{846EFE63-9E40-4DB6-817D-767764B070A9}"/>
-                              <w:text/>
-                            </w:sdtPr>
-                            <w:sdtContent>
-                              <w:p>
-                                <w:pPr>
-                                  <w:pStyle w:val="LinePageBreak"/>
-                                  <w:rPr>
-                                    <w:b/>
-                                    <w:bCs/>
-                                  </w:rPr>
-                                </w:pPr>
-                                <w:r>
-                                  <w:rPr>
-                                    <w:b/>
-                                    <w:bCs/>
-                                  </w:rPr>
-                                  <w:t>ItemNoBoldNewPage</w:t>
-                                </w:r>
-                              </w:p>
-                            </w:sdtContent>
-                          </w:sdt>
-                        </w:tc>
-                        <w:tc>
-                          <w:tcPr>
-                            <w:tcW w:w="3629" w:type="dxa"/>
-                            <w:tcBorders>
-                              <w:top w:val="single" w:color="D1D1D1" w:themeColor="background2" w:themeShade="E6" w:sz="4" w:space="0"/>
-                              <w:left w:val="nil"/>
-                              <w:bottom w:val="single" w:color="D1D1D1" w:themeColor="background2" w:themeShade="E6" w:sz="4" w:space="0"/>
-                              <w:right w:val="nil"/>
-                            </w:tcBorders>
-                            <w:tcMar>
-                              <w:top w:w="80" w:type="dxa"/>
-                              <w:left w:w="100" w:type="dxa"/>
-                              <w:bottom w:w="80" w:type="dxa"/>
-                              <w:right w:w="100" w:type="dxa"/>
-                            </w:tcMar>
-                            <w:vAlign w:val="center"/>
-                          </w:tcPr>
-                          <w:sdt>
-                            <w:sdtPr>
-                              <w:rPr>
-                                <w:b/>
-                                <w:bCs/>
-                                <w:color w:val="1B2A4A"/>
-                                <w:sz w:val="18"/>
-                                <w:szCs w:val="18"/>
-                              </w:rPr>
-                              <w:alias w:val="#Nav: /Header/Line/LineBoldNewPage/DescriptionBoldNewPage"/>
-                              <w:tag w:val="#Nav: Standard_Sales_Invoice/1306"/>
-                              <w:id w:val="267513287"/>
-                              <w:placeholder>
-                                <w:docPart w:val="DefaultPlaceholder_-1854013440"/>
-                              </w:placeholder>
-                              <w:dataBinding w:prefixMappings="xmlns:ns0='urn:microsoft-dynamics-nav/reports/Standard_Sales_Invoice/1306/' " w:xpath="/ns0:NavWordReportXmlPart[1]/ns0:Header[1]/ns0:Line[1]/ns0:LineBoldNewPage[1]/ns0:DescriptionBoldNewPage[1]" w:storeItemID="{846EFE63-9E40-4DB6-817D-767764B070A9}"/>
-                              <w:text/>
-                            </w:sdtPr>
-                            <w:sdtContent>
-                              <w:p>
-                                <w:pPr>
-                                  <w:rPr>
-                                    <w:b/>
-                                    <w:bCs/>
-                                    <w:color w:val="1B2A4A"/>
-                                    <w:sz w:val="18"/>
-                                    <w:szCs w:val="18"/>
-                                  </w:rPr>
-                                </w:pPr>
-                                <w:r>
-                                  <w:rPr>
-                                    <w:b/>
-                                    <w:bCs/>
-                                    <w:color w:val="1B2A4A"/>
-                                    <w:sz w:val="18"/>
-                                    <w:szCs w:val="18"/>
-                                  </w:rPr>
-                                  <w:t>DescriptionBoldNewPage</w:t>
-                                </w:r>
-                              </w:p>
-                            </w:sdtContent>
-                          </w:sdt>
-                        </w:tc>
-                        <w:sdt>
-                          <w:sdtPr>
-                            <w:rPr>
-                              <w:b/>
-                              <w:bCs/>
-                              <w:color w:val="1B2A4A"/>
-                              <w:sz w:val="18"/>
-                              <w:szCs w:val="18"/>
-                            </w:rPr>
-                            <w:id w:val="-2120523226"/>
-                            <w:placeholder>
-                              <w:docPart w:val="DefaultPlaceholder_-1854013440"/>
-                            </w:placeholder>
-                            <w:dataBinding w:prefixMappings="xmlns:ns0='urn:microsoft-dynamics-nav/reports/Standard_Sales_Invoice/1306/' " w:xpath="/ns0:NavWordReportXmlPart[1]/ns0:Header[1]/ns0:Line[1]/ns0:LineBoldNewPage[1]/ns0:ShipmentDateBoldNewPage[1]" w:storeItemID="{846EFE63-9E40-4DB6-817D-767764B070A9}"/>
-                            <w:text/>
-                            <w:alias w:val="#Nav: /Header/Line/LineBoldNewPage/ShipmentDateBoldNewPage"/>
-                            <w:tag w:val="#Nav: Standard_Sales_Invoice/1306"/>
-                          </w:sdtPr>
-                          <w:sdtContent>
-                            <w:tc>
-                              <w:tcPr>
-                                <w:tcW w:w="1304" w:type="dxa"/>
-                                <w:tcBorders>
-                                  <w:top w:val="single" w:color="D1D1D1" w:themeColor="background2" w:themeShade="E6" w:sz="4" w:space="0"/>
-                                  <w:left w:val="nil"/>
-                                  <w:bottom w:val="single" w:color="D1D1D1" w:themeColor="background2" w:themeShade="E6" w:sz="4" w:space="0"/>
-                                  <w:right w:val="nil"/>
-                                </w:tcBorders>
-                                <w:tcMar>
-                                  <w:top w:w="80" w:type="dxa"/>
-                                  <w:left w:w="100" w:type="dxa"/>
-                                  <w:bottom w:w="80" w:type="dxa"/>
-                                  <w:right w:w="100" w:type="dxa"/>
-                                </w:tcMar>
-                                <w:vAlign w:val="center"/>
-                              </w:tcPr>
-                              <w:p>
-                                <w:pPr>
-                                  <w:rPr>
-                                    <w:b/>
-                                    <w:bCs/>
-                                    <w:color w:val="1B2A4A"/>
-                                    <w:sz w:val="18"/>
-                                    <w:szCs w:val="18"/>
-                                  </w:rPr>
-                                </w:pPr>
-                                <w:r>
-                                  <w:rPr>
-                                    <w:b/>
-                                    <w:bCs/>
-                                    <w:color w:val="1B2A4A"/>
-                                    <w:sz w:val="18"/>
-                                    <w:szCs w:val="18"/>
-                                  </w:rPr>
-                                  <w:t>ShipmentDateBoldNewPage</w:t>
-                                </w:r>
-                              </w:p>
-                            </w:tc>
-                          </w:sdtContent>
-                        </w:sdt>
-                        <w:tc>
-                          <w:tcPr>
-                            <w:tcW w:w="907" w:type="dxa"/>
-                            <w:tcBorders>
-                              <w:top w:val="single" w:color="D1D1D1" w:themeColor="background2" w:themeShade="E6" w:sz="4" w:space="0"/>
-                              <w:left w:val="nil"/>
-                              <w:bottom w:val="single" w:color="D1D1D1" w:themeColor="background2" w:themeShade="E6" w:sz="4" w:space="0"/>
-                              <w:right w:val="nil"/>
-                            </w:tcBorders>
-                            <w:tcMar>
-                              <w:top w:w="80" w:type="dxa"/>
-                              <w:left w:w="100" w:type="dxa"/>
-                              <w:bottom w:w="80" w:type="dxa"/>
-                              <w:right w:w="100" w:type="dxa"/>
-                            </w:tcMar>
-                            <w:vAlign w:val="center"/>
-                          </w:tcPr>
-                          <w:sdt>
-                            <w:sdtPr>
-                              <w:rPr>
-                                <w:b/>
-                                <w:bCs/>
-                              </w:rPr>
-                              <w:alias w:val="#Nav: /Header/Line/LineBoldNewPage/QuantityBoldNewPage"/>
-                              <w:tag w:val="#Nav: Standard_Sales_Invoice/1306"/>
-                              <w:id w:val="1695422252"/>
-                              <w:placeholder>
-                                <w:docPart w:val="DefaultPlaceholder_-1854013440"/>
-                              </w:placeholder>
-                              <w:dataBinding w:prefixMappings="xmlns:ns0='urn:microsoft-dynamics-nav/reports/Standard_Sales_Invoice/1306/' " w:xpath="/ns0:NavWordReportXmlPart[1]/ns0:Header[1]/ns0:Line[1]/ns0:LineBoldNewPage[1]/ns0:QuantityBoldNewPage[1]" w:storeItemID="{846EFE63-9E40-4DB6-817D-767764B070A9}"/>
-                              <w:text/>
-                            </w:sdtPr>
-                            <w:sdtContent>
-                              <w:p>
-                                <w:pPr>
-                                  <w:pStyle w:val="CenterLine"/>
-                                  <w:rPr>
-                                    <w:b/>
-                                    <w:bCs/>
-                                  </w:rPr>
-                                </w:pPr>
-                                <w:r>
-                                  <w:rPr>
-                                    <w:b/>
-                                    <w:bCs/>
-                                  </w:rPr>
-                                  <w:t>QuantityBoldNewPage</w:t>
-                                </w:r>
-                              </w:p>
-                            </w:sdtContent>
-                          </w:sdt>
-                        </w:tc>
-                        <w:tc>
-                          <w:tcPr>
-                            <w:tcW w:w="1701" w:type="dxa"/>
-                            <w:tcBorders>
-                              <w:top w:val="single" w:color="D1D1D1" w:themeColor="background2" w:themeShade="E6" w:sz="4" w:space="0"/>
-                              <w:left w:val="nil"/>
-                              <w:bottom w:val="single" w:color="D1D1D1" w:themeColor="background2" w:themeShade="E6" w:sz="4" w:space="0"/>
-                              <w:right w:val="nil"/>
-                            </w:tcBorders>
-                            <w:tcMar>
-                              <w:top w:w="80" w:type="dxa"/>
-                              <w:left w:w="100" w:type="dxa"/>
-                              <w:bottom w:w="80" w:type="dxa"/>
-                              <w:right w:w="100" w:type="dxa"/>
-                            </w:tcMar>
-                            <w:vAlign w:val="center"/>
-                          </w:tcPr>
-                          <w:sdt>
-                            <w:sdtPr>
-                              <w:rPr>
-                                <w:b/>
-                                <w:bCs/>
-                              </w:rPr>
-                              <w:alias w:val="#Nav: /Header/Line/LineBoldNewPage/UnitPriceBoldNewPage"/>
-                              <w:tag w:val="#Nav: Standard_Sales_Invoice/1306"/>
-                              <w:id w:val="-1141414061"/>
-                              <w:placeholder>
-                                <w:docPart w:val="DefaultPlaceholder_-1854013440"/>
-                              </w:placeholder>
-                              <w:dataBinding w:prefixMappings="xmlns:ns0='urn:microsoft-dynamics-nav/reports/Standard_Sales_Invoice/1306/' " w:xpath="/ns0:NavWordReportXmlPart[1]/ns0:Header[1]/ns0:Line[1]/ns0:LineBoldNewPage[1]/ns0:UnitPriceBoldNewPage[1]" w:storeItemID="{846EFE63-9E40-4DB6-817D-767764B070A9}"/>
-                              <w:text/>
-                            </w:sdtPr>
-                            <w:sdtContent>
-                              <w:p>
-                                <w:pPr>
-                                  <w:pStyle w:val="RightLine"/>
-                                  <w:rPr>
-                                    <w:b/>
-                                    <w:bCs/>
-                                  </w:rPr>
-                                </w:pPr>
-                                <w:r>
-                                  <w:rPr>
-                                    <w:b/>
-                                    <w:bCs/>
-                                  </w:rPr>
-                                  <w:t>UnitPriceBoldNewPage</w:t>
-                                </w:r>
-                              </w:p>
-                            </w:sdtContent>
-                          </w:sdt>
-                        </w:tc>
-                        <w:tc>
-                          <w:tcPr>
-                            <w:tcW w:w="1985" w:type="dxa"/>
-                            <w:tcBorders>
-                              <w:top w:val="single" w:color="D1D1D1" w:themeColor="background2" w:themeShade="E6" w:sz="4" w:space="0"/>
-                              <w:left w:val="nil"/>
-                              <w:bottom w:val="single" w:color="D1D1D1" w:themeColor="background2" w:themeShade="E6" w:sz="4" w:space="0"/>
-                              <w:right w:val="nil"/>
-                            </w:tcBorders>
-                            <w:tcMar>
-                              <w:top w:w="80" w:type="dxa"/>
-                              <w:left w:w="100" w:type="dxa"/>
-                              <w:bottom w:w="80" w:type="dxa"/>
-                              <w:right w:w="100" w:type="dxa"/>
-                            </w:tcMar>
-                            <w:vAlign w:val="center"/>
-                          </w:tcPr>
-                          <w:sdt>
-                            <w:sdtPr>
-                              <w:rPr>
-                                <w:b/>
-                                <w:bCs/>
-                              </w:rPr>
-                              <w:alias w:val="#Nav: /Header/Line/LineBoldNewPage/LineAmountBoldNewPage"/>
-                              <w:tag w:val="#Nav: Standard_Sales_Invoice/1306"/>
-                              <w:id w:val="1124886091"/>
-                              <w:placeholder>
-                                <w:docPart w:val="DefaultPlaceholder_-1854013440"/>
-                              </w:placeholder>
-                              <w:dataBinding w:prefixMappings="xmlns:ns0='urn:microsoft-dynamics-nav/reports/Standard_Sales_Invoice/1306/' " w:xpath="/ns0:NavWordReportXmlPart[1]/ns0:Header[1]/ns0:Line[1]/ns0:LineBoldNewPage[1]/ns0:LineAmountBoldNewPage[1]" w:storeItemID="{846EFE63-9E40-4DB6-817D-767764B070A9}"/>
-                              <w:text/>
-                            </w:sdtPr>
-                            <w:sdtContent>
-                              <w:p>
-                                <w:pPr>
-                                  <w:pStyle w:val="RightLine"/>
-                                  <w:rPr>
-                                    <w:b/>
-                                    <w:bCs/>
-                                  </w:rPr>
-                                </w:pPr>
-                                <w:r>
-                                  <w:rPr>
-                                    <w:b/>
-                                    <w:bCs/>
-                                  </w:rPr>
-                                  <w:t>LineAmountBoldNewPage</w:t>
-                                </w:r>
-                              </w:p>
-                            </w:sdtContent>
-                          </w:sdt>
-                        </w:tc>
-                      </w:tr>
-                    </w:sdtContent>
-                  </w:sdt>
-                </w:sdtContent>
-              </w:sdt>
-              <w:sdt>
-                <w:sdtPr>
-                  <w:rPr>
-                    <w:b/>
-                    <w:bCs/>
-                    <w:color w:val="1B2A4A"/>
-                    <w:sz w:val="18"/>
-                    <w:szCs w:val="18"/>
-                  </w:rPr>
-                  <w:alias w:val="#Nav: /Header/Line/LineBold"/>
-                  <w:tag w:val="#Nav: Standard_Sales_Invoice/1306"/>
-                  <w:id w:val="425936012"/>
-                  <w15:dataBinding w:prefixMappings="xmlns:ns0='urn:microsoft-dynamics-nav/reports/Standard_Sales_Invoice/1306/' " w:xpath="/ns0:NavWordReportXmlPart[1]/ns0:Header[1]/ns0:Line[1]/ns0:LineBold" w:storeItemID="{846EFE63-9E40-4DB6-817D-767764B070A9}"/>
-                  <w15:repeatingSection/>
-                </w:sdtPr>
-                <w:sdtContent>
-                  <w:sdt>
-                    <w:sdtPr>
-                      <w:rPr>
-                        <w:b/>
-                        <w:bCs/>
                         <w:color w:val="1B2A4A"/>
                         <w:sz w:val="18"/>
                         <w:szCs w:val="18"/>
                       </w:rPr>
-                      <w:id w:val="455305134"/>
+                      <w:alias w:val="#Nav: /Header/Line/ShipmentDate_Line"/>
+                      <w:tag w:val="#Nav: Standard_Sales_Invoice/1306"/>
+                      <w:id w:val="-1436123648"/>
                       <w:placeholder>
-                        <w:docPart w:val="DefaultPlaceholder_-1854013435"/>
+                        <w:docPart w:val="DefaultPlaceholder_-1854013440"/>
                       </w:placeholder>
-                      <w15:repeatingSectionItem/>
+                      <w:dataBinding w:prefixMappings="xmlns:ns0='urn:microsoft-dynamics-nav/reports/Standard_Sales_Invoice/1306/' " w:xpath="/ns0:NavWordReportXmlPart[1]/ns0:Header[1]/ns0:Line[1]/ns0:ShipmentDate_Line[1]" w:storeItemID="{846EFE63-9E40-4DB6-817D-767764B070A9}"/>
+                      <w:text/>
                     </w:sdtPr>
                     <w:sdtContent>
-                      <w:tr>
-                        <w:tc>
-                          <w:tcPr>
-                            <w:tcW w:w="1304" w:type="dxa"/>
-                            <w:tcBorders>
-                              <w:top w:val="single" w:color="D1D1D1" w:themeColor="background2" w:themeShade="E6" w:sz="4" w:space="0"/>
-                              <w:left w:val="nil"/>
-                              <w:bottom w:val="single" w:color="D1D1D1" w:themeColor="background2" w:themeShade="E6" w:sz="4" w:space="0"/>
-                              <w:right w:val="nil"/>
-                            </w:tcBorders>
-                            <w:tcMar>
-                              <w:top w:w="80" w:type="dxa"/>
-                              <w:left w:w="100" w:type="dxa"/>
-                              <w:bottom w:w="80" w:type="dxa"/>
-                              <w:right w:w="100" w:type="dxa"/>
-                            </w:tcMar>
-                            <w:vAlign w:val="center"/>
-                          </w:tcPr>
-                          <w:sdt>
-                            <w:sdtPr>
-                              <w:rPr>
-                                <w:b/>
-                                <w:bCs/>
-                                <w:color w:val="1B2A4A"/>
-                                <w:sz w:val="18"/>
-                                <w:szCs w:val="18"/>
-                              </w:rPr>
-                              <w:alias w:val="#Nav: /Header/Line/LineBold/ItemNoBold"/>
-                              <w:tag w:val="#Nav: Standard_Sales_Invoice/1306"/>
-                              <w:id w:val="-2133164407"/>
-                              <w:placeholder>
-                                <w:docPart w:val="DefaultPlaceholder_-1854013440"/>
-                              </w:placeholder>
-                              <w:dataBinding w:prefixMappings="xmlns:ns0='urn:microsoft-dynamics-nav/reports/Standard_Sales_Invoice/1306/' " w:xpath="/ns0:NavWordReportXmlPart[1]/ns0:Header[1]/ns0:Line[1]/ns0:LineBold[1]/ns0:ItemNoBold[1]" w:storeItemID="{846EFE63-9E40-4DB6-817D-767764B070A9}"/>
-                              <w:text/>
-                            </w:sdtPr>
-                            <w:sdtContent>
-                              <w:p>
-                                <w:pPr>
-                                  <w:rPr>
-                                    <w:b/>
-                                    <w:bCs/>
-                                    <w:color w:val="1B2A4A"/>
-                                    <w:sz w:val="18"/>
-                                    <w:szCs w:val="18"/>
-                                  </w:rPr>
-                                </w:pPr>
-                                <w:r>
-                                  <w:rPr>
-                                    <w:b/>
-                                    <w:bCs/>
-                                    <w:color w:val="1B2A4A"/>
-                                    <w:sz w:val="18"/>
-                                    <w:szCs w:val="18"/>
-                                  </w:rPr>
-                                  <w:t>ItemNoBold</w:t>
-                                </w:r>
-                              </w:p>
-                            </w:sdtContent>
-                          </w:sdt>
-                        </w:tc>
-                        <w:tc>
-                          <w:tcPr>
-                            <w:tcW w:w="3629" w:type="dxa"/>
-                            <w:tcBorders>
-                              <w:top w:val="single" w:color="D1D1D1" w:themeColor="background2" w:themeShade="E6" w:sz="4" w:space="0"/>
-                              <w:left w:val="nil"/>
-                              <w:bottom w:val="single" w:color="D1D1D1" w:themeColor="background2" w:themeShade="E6" w:sz="4" w:space="0"/>
-                              <w:right w:val="nil"/>
-                            </w:tcBorders>
-                            <w:tcMar>
-                              <w:top w:w="80" w:type="dxa"/>
-                              <w:left w:w="100" w:type="dxa"/>
-                              <w:bottom w:w="80" w:type="dxa"/>
-                              <w:right w:w="100" w:type="dxa"/>
-                            </w:tcMar>
-                            <w:vAlign w:val="center"/>
-                          </w:tcPr>
-                          <w:sdt>
-                            <w:sdtPr>
-                              <w:rPr>
-                                <w:b/>
-                                <w:bCs/>
-                                <w:color w:val="1B2A4A"/>
-                                <w:sz w:val="18"/>
-                                <w:szCs w:val="18"/>
-                              </w:rPr>
-                              <w:alias w:val="#Nav: /Header/Line/LineBold/DescriptionBold"/>
-                              <w:tag w:val="#Nav: Standard_Sales_Invoice/1306"/>
-                              <w:id w:val="624346449"/>
-                              <w:placeholder>
-                                <w:docPart w:val="DefaultPlaceholder_-1854013440"/>
-                              </w:placeholder>
-                              <w:dataBinding w:prefixMappings="xmlns:ns0='urn:microsoft-dynamics-nav/reports/Standard_Sales_Invoice/1306/' " w:xpath="/ns0:NavWordReportXmlPart[1]/ns0:Header[1]/ns0:Line[1]/ns0:LineBold[1]/ns0:DescriptionBold[1]" w:storeItemID="{846EFE63-9E40-4DB6-817D-767764B070A9}"/>
-                              <w:text/>
-                            </w:sdtPr>
-                            <w:sdtContent>
-                              <w:p>
-                                <w:pPr>
-                                  <w:rPr>
-                                    <w:b/>
-                                    <w:bCs/>
-                                    <w:color w:val="1B2A4A"/>
-                                    <w:sz w:val="18"/>
-                                    <w:szCs w:val="18"/>
-                                  </w:rPr>
-                                </w:pPr>
-                                <w:r>
-                                  <w:rPr>
-                                    <w:b/>
-                                    <w:bCs/>
-                                    <w:color w:val="1B2A4A"/>
-                                    <w:sz w:val="18"/>
-                                    <w:szCs w:val="18"/>
-                                  </w:rPr>
-                                  <w:t>DescriptionBold</w:t>
-                                </w:r>
-                              </w:p>
-                            </w:sdtContent>
-                          </w:sdt>
-                        </w:tc>
-                        <w:sdt>
-                          <w:sdtPr>
-                            <w:rPr>
-                              <w:b/>
-                              <w:bCs/>
-                              <w:color w:val="1B2A4A"/>
-                              <w:sz w:val="18"/>
-                              <w:szCs w:val="18"/>
-                            </w:rPr>
-                            <w:id w:val="-1520849212"/>
-                            <w:placeholder>
-                              <w:docPart w:val="DefaultPlaceholder_-1854013440"/>
-                            </w:placeholder>
-                            <w:dataBinding w:prefixMappings="xmlns:ns0='urn:microsoft-dynamics-nav/reports/Standard_Sales_Invoice/1306/' " w:xpath="/ns0:NavWordReportXmlPart[1]/ns0:Header[1]/ns0:Line[1]/ns0:LineBold[1]/ns0:ShipmentDateBold[1]" w:storeItemID="{846EFE63-9E40-4DB6-817D-767764B070A9}"/>
-                            <w:text/>
-                            <w:alias w:val="#Nav: /Header/Line/LineBold/ShipmentDateBold"/>
-                            <w:tag w:val="#Nav: Standard_Sales_Invoice/1306"/>
-                          </w:sdtPr>
-                          <w:sdtContent>
-                            <w:tc>
-                              <w:tcPr>
-                                <w:tcW w:w="1304" w:type="dxa"/>
-                                <w:tcBorders>
-                                  <w:top w:val="single" w:color="D1D1D1" w:themeColor="background2" w:themeShade="E6" w:sz="4" w:space="0"/>
-                                  <w:left w:val="nil"/>
-                                  <w:bottom w:val="single" w:color="D1D1D1" w:themeColor="background2" w:themeShade="E6" w:sz="4" w:space="0"/>
-                                  <w:right w:val="nil"/>
-                                </w:tcBorders>
-                                <w:tcMar>
-                                  <w:top w:w="80" w:type="dxa"/>
-                                  <w:left w:w="100" w:type="dxa"/>
-                                  <w:bottom w:w="80" w:type="dxa"/>
-                                  <w:right w:w="100" w:type="dxa"/>
-                                </w:tcMar>
-                                <w:vAlign w:val="center"/>
-                              </w:tcPr>
-                              <w:p>
-                                <w:pPr>
-                                  <w:rPr>
-                                    <w:b/>
-                                    <w:bCs/>
-                                    <w:color w:val="1B2A4A"/>
-                                    <w:sz w:val="18"/>
-                                    <w:szCs w:val="18"/>
-                                  </w:rPr>
-                                </w:pPr>
-                                <w:r>
-                                  <w:rPr>
-                                    <w:b/>
-                                    <w:bCs/>
-                                    <w:color w:val="1B2A4A"/>
-                                    <w:sz w:val="18"/>
-                                    <w:szCs w:val="18"/>
-                                  </w:rPr>
-                                  <w:t>ShipmentDateBold</w:t>
-                                </w:r>
-                              </w:p>
-                            </w:tc>
-                          </w:sdtContent>
-                        </w:sdt>
-                        <w:tc>
-                          <w:tcPr>
-                            <w:tcW w:w="907" w:type="dxa"/>
-                            <w:tcBorders>
-                              <w:top w:val="single" w:color="D1D1D1" w:themeColor="background2" w:themeShade="E6" w:sz="4" w:space="0"/>
-                              <w:left w:val="nil"/>
-                              <w:bottom w:val="single" w:color="D1D1D1" w:themeColor="background2" w:themeShade="E6" w:sz="4" w:space="0"/>
-                              <w:right w:val="nil"/>
-                            </w:tcBorders>
-                            <w:tcMar>
-                              <w:top w:w="80" w:type="dxa"/>
-                              <w:left w:w="100" w:type="dxa"/>
-                              <w:bottom w:w="80" w:type="dxa"/>
-                              <w:right w:w="100" w:type="dxa"/>
-                            </w:tcMar>
-                            <w:vAlign w:val="center"/>
-                          </w:tcPr>
-                          <w:sdt>
-                            <w:sdtPr>
-                              <w:rPr>
-                                <w:b/>
-                                <w:bCs/>
-                              </w:rPr>
-                              <w:alias w:val="#Nav: /Header/Line/LineBold/QuantityBold"/>
-                              <w:tag w:val="#Nav: Standard_Sales_Invoice/1306"/>
-                              <w:id w:val="-1569106940"/>
-                              <w:placeholder>
-                                <w:docPart w:val="DefaultPlaceholder_-1854013440"/>
-                              </w:placeholder>
-                              <w:dataBinding w:prefixMappings="xmlns:ns0='urn:microsoft-dynamics-nav/reports/Standard_Sales_Invoice/1306/' " w:xpath="/ns0:NavWordReportXmlPart[1]/ns0:Header[1]/ns0:Line[1]/ns0:LineBold[1]/ns0:QuantityBold[1]" w:storeItemID="{846EFE63-9E40-4DB6-817D-767764B070A9}"/>
-                              <w:text/>
-                            </w:sdtPr>
-                            <w:sdtContent>
-                              <w:p>
-                                <w:pPr>
-                                  <w:pStyle w:val="CenterLine"/>
-                                  <w:rPr>
-                                    <w:b/>
-                                    <w:bCs/>
-                                  </w:rPr>
-                                </w:pPr>
-                                <w:r>
-                                  <w:rPr>
-                                    <w:b/>
-                                    <w:bCs/>
-                                  </w:rPr>
-                                  <w:t>QuantityBold</w:t>
-                                </w:r>
-                              </w:p>
-                            </w:sdtContent>
-                          </w:sdt>
-                        </w:tc>
-                        <w:tc>
-                          <w:tcPr>
-                            <w:tcW w:w="1701" w:type="dxa"/>
-                            <w:tcBorders>
-                              <w:top w:val="single" w:color="D1D1D1" w:themeColor="background2" w:themeShade="E6" w:sz="4" w:space="0"/>
-                              <w:left w:val="nil"/>
-                              <w:bottom w:val="single" w:color="D1D1D1" w:themeColor="background2" w:themeShade="E6" w:sz="4" w:space="0"/>
-                              <w:right w:val="nil"/>
-                            </w:tcBorders>
-                            <w:tcMar>
-                              <w:top w:w="80" w:type="dxa"/>
-                              <w:left w:w="100" w:type="dxa"/>
-                              <w:bottom w:w="80" w:type="dxa"/>
-                              <w:right w:w="100" w:type="dxa"/>
-                            </w:tcMar>
-                            <w:vAlign w:val="center"/>
-                          </w:tcPr>
-                          <w:sdt>
-                            <w:sdtPr>
-                              <w:rPr>
-                                <w:b/>
-                                <w:bCs/>
-                              </w:rPr>
-                              <w:alias w:val="#Nav: /Header/Line/LineBold/UnitPriceBold"/>
-                              <w:tag w:val="#Nav: Standard_Sales_Invoice/1306"/>
-                              <w:id w:val="1172216346"/>
-                              <w:placeholder>
-                                <w:docPart w:val="DefaultPlaceholder_-1854013440"/>
-                              </w:placeholder>
-                              <w:dataBinding w:prefixMappings="xmlns:ns0='urn:microsoft-dynamics-nav/reports/Standard_Sales_Invoice/1306/' " w:xpath="/ns0:NavWordReportXmlPart[1]/ns0:Header[1]/ns0:Line[1]/ns0:LineBold[1]/ns0:UnitPriceBold[1]" w:storeItemID="{846EFE63-9E40-4DB6-817D-767764B070A9}"/>
-                              <w:text/>
-                            </w:sdtPr>
-                            <w:sdtContent>
-                              <w:p>
-                                <w:pPr>
-                                  <w:pStyle w:val="RightLine"/>
-                                  <w:rPr>
-                                    <w:b/>
-                                    <w:bCs/>
-                                  </w:rPr>
-                                </w:pPr>
-                                <w:r>
-                                  <w:rPr>
-                                    <w:b/>
-                                    <w:bCs/>
-                                  </w:rPr>
-                                  <w:t>UnitPriceBold</w:t>
-                                </w:r>
-                              </w:p>
-                            </w:sdtContent>
-                          </w:sdt>
-                        </w:tc>
-                        <w:tc>
-                          <w:tcPr>
-                            <w:tcW w:w="1985" w:type="dxa"/>
-                            <w:tcBorders>
-                              <w:top w:val="single" w:color="D1D1D1" w:themeColor="background2" w:themeShade="E6" w:sz="4" w:space="0"/>
-                              <w:left w:val="nil"/>
-                              <w:bottom w:val="single" w:color="D1D1D1" w:themeColor="background2" w:themeShade="E6" w:sz="4" w:space="0"/>
-                              <w:right w:val="nil"/>
-                            </w:tcBorders>
-                            <w:tcMar>
-                              <w:top w:w="80" w:type="dxa"/>
-                              <w:left w:w="100" w:type="dxa"/>
-                              <w:bottom w:w="80" w:type="dxa"/>
-                              <w:right w:w="100" w:type="dxa"/>
-                            </w:tcMar>
-                            <w:vAlign w:val="center"/>
-                          </w:tcPr>
-                          <w:sdt>
-                            <w:sdtPr>
-                              <w:rPr>
-                                <w:b/>
-                                <w:bCs/>
-                              </w:rPr>
-                              <w:alias w:val="#Nav: /Header/Line/LineBold/LineAmountBold"/>
-                              <w:tag w:val="#Nav: Standard_Sales_Invoice/1306"/>
-                              <w:id w:val="2056733408"/>
-                              <w:placeholder>
-                                <w:docPart w:val="DefaultPlaceholder_-1854013440"/>
-                              </w:placeholder>
-                              <w:dataBinding w:prefixMappings="xmlns:ns0='urn:microsoft-dynamics-nav/reports/Standard_Sales_Invoice/1306/' " w:xpath="/ns0:NavWordReportXmlPart[1]/ns0:Header[1]/ns0:Line[1]/ns0:LineBold[1]/ns0:LineAmountBold[1]" w:storeItemID="{846EFE63-9E40-4DB6-817D-767764B070A9}"/>
-                              <w:text/>
-                            </w:sdtPr>
-                            <w:sdtContent>
-                              <w:p>
-                                <w:pPr>
-                                  <w:pStyle w:val="RightLine"/>
-                                  <w:rPr>
-                                    <w:b/>
-                                    <w:bCs/>
-                                  </w:rPr>
-                                </w:pPr>
-                                <w:r>
-                                  <w:rPr>
-                                    <w:b/>
-                                    <w:bCs/>
-                                  </w:rPr>
-                                  <w:t>LineAmountBold</w:t>
-                                </w:r>
-                              </w:p>
-                            </w:sdtContent>
-                          </w:sdt>
-                        </w:tc>
-                      </w:tr>
+                      <w:p>
+                        <w:pPr>
+                          <w:rPr>
+                            <w:color w:val="1B2A4A"/>
+                            <w:sz w:val="18"/>
+                            <w:szCs w:val="18"/>
+                          </w:rPr>
+                        </w:pPr>
+                        <w:r>
+                          <w:rPr>
+                            <w:color w:val="1B2A4A"/>
+                            <w:sz w:val="18"/>
+                            <w:szCs w:val="18"/>
+                          </w:rPr>
+                          <w:t>ShipmentDate_Line</w:t>
+                        </w:r>
+                      </w:p>
                     </w:sdtContent>
                   </w:sdt>
-                </w:sdtContent>
-              </w:sdt>
-              <w:sdt>
-                <w:sdtPr>
-                  <w:rPr>
-                    <w:i/>
-                    <w:iCs/>
-                    <w:color w:val="5A6677"/>
-                    <w:sz w:val="18"/>
-                    <w:szCs w:val="18"/>
-                  </w:rPr>
-                  <w:alias w:val="#Nav: /Header/Line/AttachedLine"/>
-                  <w:tag w:val="#Nav: Standard_Sales_Invoice/1306"/>
-                  <w:id w:val="-1089615452"/>
-                  <w15:dataBinding w:prefixMappings="xmlns:ns0='urn:microsoft-dynamics-nav/reports/Standard_Sales_Invoice/1306/' " w:xpath="/ns0:NavWordReportXmlPart[1]/ns0:Header[1]/ns0:Line[1]/ns0:AttachedLine" w:storeItemID="{846EFE63-9E40-4DB6-817D-767764B070A9}"/>
-                  <w15:repeatingSection/>
-                </w:sdtPr>
-                <w:sdtEndPr>
-                  <w:rPr>
-                    <w:sz w:val="16"/>
-                    <w:szCs w:val="16"/>
-                  </w:rPr>
-                </w:sdtEndPr>
-                <w:sdtContent>
+                </w:tc>
+                <w:tc>
+                  <w:tcPr>
+                    <w:tcW w:w="1781" w:type="dxa"/>
+                    <w:tcBorders>
+                      <w:top w:val="single" w:color="D1D1D1" w:themeColor="background2" w:themeShade="E6" w:sz="4" w:space="0"/>
+                      <w:left w:val="nil"/>
+                      <w:bottom w:val="single" w:color="D1D1D1" w:themeColor="background2" w:themeShade="E6" w:sz="4" w:space="0"/>
+                      <w:right w:val="nil"/>
+                    </w:tcBorders>
+                    <w:tcMar>
+                      <w:top w:w="80" w:type="dxa"/>
+                      <w:left w:w="100" w:type="dxa"/>
+                      <w:bottom w:w="80" w:type="dxa"/>
+                      <w:right w:w="100" w:type="dxa"/>
+                    </w:tcMar>
+                    <w:vAlign w:val="center"/>
+                  </w:tcPr>
                   <w:sdt>
                     <w:sdtPr>
-                      <w:rPr>
-                        <w:i/>
-                        <w:iCs/>
-                        <w:color w:val="5A6677"/>
-                        <w:sz w:val="18"/>
-                        <w:szCs w:val="18"/>
-                      </w:rPr>
-                      <w:id w:val="-1025094359"/>
+                      <w:alias w:val="#Nav: /Header/Line/Quantity_Line"/>
+                      <w:tag w:val="#Nav: Standard_Sales_Invoice/1306"/>
+                      <w:id w:val="-791592626"/>
                       <w:placeholder>
-                        <w:docPart w:val="DefaultPlaceholder_-1854013435"/>
+                        <w:docPart w:val="DefaultPlaceholder_-1854013440"/>
                       </w:placeholder>
-                      <w15:repeatingSectionItem/>
+                      <w:dataBinding w:prefixMappings="xmlns:ns0='urn:microsoft-dynamics-nav/reports/Standard_Sales_Invoice/1306/' " w:xpath="/ns0:NavWordReportXmlPart[1]/ns0:Header[1]/ns0:Line[1]/ns0:Quantity_Line[1]" w:storeItemID="{846EFE63-9E40-4DB6-817D-767764B070A9}"/>
+                      <w:text/>
                     </w:sdtPr>
-                    <w:sdtEndPr>
-                      <w:rPr>
-                        <w:sz w:val="16"/>
-                        <w:szCs w:val="16"/>
-                      </w:rPr>
-                    </w:sdtEndPr>
                     <w:sdtContent>
-                      <w:tr>
-                        <w:trPr>
-                          <w:trHeight w:val="284" w:hRule="exact"/>
-                        </w:trPr>
-                        <w:tc>
-                          <w:tcPr>
-                            <w:tcW w:w="1304" w:type="dxa"/>
-                            <w:tcBorders>
-                              <w:top w:val="nil"/>
-                              <w:left w:val="nil"/>
-                              <w:bottom w:val="nil"/>
-                              <w:right w:val="nil"/>
-                            </w:tcBorders>
-                            <w:tcMar>
-                              <w:top w:w="0" w:type="dxa"/>
-                              <w:left w:w="100" w:type="dxa"/>
-                              <w:bottom w:w="0" w:type="dxa"/>
-                              <w:right w:w="28" w:type="dxa"/>
-                            </w:tcMar>
-                            <w:vAlign w:val="center"/>
-                          </w:tcPr>
-                          <w:p>
-                            <w:pPr>
-                              <w:rPr>
-                                <w:color w:val="5A6677"/>
-                                <w:sz w:val="18"/>
-                                <w:szCs w:val="18"/>
-                              </w:rPr>
-                            </w:pPr>
-                          </w:p>
-                        </w:tc>
-                        <w:tc>
-                          <w:tcPr>
-                            <w:tcW w:w="1985" w:type="dxa"/>
-                            <w:gridSpan w:val="5"/>
-                            <w:tcBorders>
-                              <w:top w:val="nil"/>
-                              <w:left w:val="nil"/>
-                              <w:bottom w:val="nil"/>
-                              <w:right w:val="nil"/>
-                            </w:tcBorders>
-                            <w:tcMar>
-                              <w:top w:w="0" w:type="dxa"/>
-                              <w:left w:w="227" w:type="dxa"/>
-                              <w:bottom w:w="0" w:type="dxa"/>
-                              <w:right w:w="28" w:type="dxa"/>
-                            </w:tcMar>
-                            <w:vAlign w:val="center"/>
-                          </w:tcPr>
-                          <w:sdt>
-                            <w:sdtPr>
-                              <w:rPr>
-                                <w:color w:val="5A6677"/>
-                              </w:rPr>
-                              <w:alias w:val="#Nav: /Header/Line/AttachedLine/AttachedDescription"/>
-                              <w:tag w:val="#Nav: Standard_Sales_Invoice/1306"/>
-                              <w:id w:val="86198676"/>
-                              <w:placeholder>
-                                <w:docPart w:val="DefaultPlaceholder_-1854013440"/>
-                              </w:placeholder>
-                              <w:dataBinding w:prefixMappings="xmlns:ns0='urn:microsoft-dynamics-nav/reports/Standard_Sales_Invoice/1306/' " w:xpath="/ns0:NavWordReportXmlPart[1]/ns0:Header[1]/ns0:Line[1]/ns0:AttachedLine[1]/ns0:AttachedDescription[1]" w:storeItemID="{846EFE63-9E40-4DB6-817D-767764B070A9}"/>
-                              <w:text/>
-                            </w:sdtPr>
-                            <w:sdtContent>
-                              <w:p>
-                                <w:pPr>
-                                  <w:pStyle w:val="AttachedDescription"/>
-                                  <w:rPr>
-                                    <w:color w:val="5A6677"/>
-                                  </w:rPr>
-                                </w:pPr>
-                                <w:r>
-                                  <w:rPr>
-                                    <w:color w:val="5A6677"/>
-                                  </w:rPr>
-                                  <w:t>AttachedDescription</w:t>
-                                </w:r>
-                              </w:p>
-                            </w:sdtContent>
-                          </w:sdt>
-                        </w:tc>
-                      </w:tr>
+                      <w:p>
+                        <w:pPr>
+                          <w:pStyle w:val="CenterLine"/>
+                        </w:pPr>
+                        <w:r>
+                          <w:t>Quantity_Line</w:t>
+                        </w:r>
+                      </w:p>
                     </w:sdtContent>
                   </w:sdt>
-                </w:sdtContent>
-              </w:sdt>
+                </w:tc>
+                <w:tc>
+                  <w:tcPr>
+                    <w:tcW w:w="1828" w:type="dxa"/>
+                    <w:tcBorders>
+                      <w:top w:val="single" w:color="D1D1D1" w:themeColor="background2" w:themeShade="E6" w:sz="4" w:space="0"/>
+                      <w:left w:val="nil"/>
+                      <w:bottom w:val="single" w:color="D1D1D1" w:themeColor="background2" w:themeShade="E6" w:sz="4" w:space="0"/>
+                      <w:right w:val="nil"/>
+                    </w:tcBorders>
+                    <w:tcMar>
+                      <w:top w:w="80" w:type="dxa"/>
+                      <w:left w:w="100" w:type="dxa"/>
+                      <w:bottom w:w="80" w:type="dxa"/>
+                      <w:right w:w="100" w:type="dxa"/>
+                    </w:tcMar>
+                    <w:vAlign w:val="center"/>
+                  </w:tcPr>
+                  <w:sdt>
+                    <w:sdtPr>
+                      <w:alias w:val="#Nav: /Header/Line/UnitPrice"/>
+                      <w:tag w:val="#Nav: Standard_Sales_Invoice/1306"/>
+                      <w:id w:val="-500425449"/>
+                      <w:placeholder>
+                        <w:docPart w:val="DefaultPlaceholder_-1854013440"/>
+                      </w:placeholder>
+                      <w:dataBinding w:prefixMappings="xmlns:ns0='urn:microsoft-dynamics-nav/reports/Standard_Sales_Invoice/1306/' " w:xpath="/ns0:NavWordReportXmlPart[1]/ns0:Header[1]/ns0:Line[1]/ns0:UnitPrice[1]" w:storeItemID="{846EFE63-9E40-4DB6-817D-767764B070A9}"/>
+                      <w:text/>
+                    </w:sdtPr>
+                    <w:sdtContent>
+                      <w:p>
+                        <w:pPr>
+                          <w:pStyle w:val="RightLine"/>
+                        </w:pPr>
+                        <w:r>
+                          <w:t>UnitPrice</w:t>
+                        </w:r>
+                      </w:p>
+                    </w:sdtContent>
+                  </w:sdt>
+                </w:tc>
+                <w:tc>
+                  <w:tcPr>
+                    <w:tcW w:w="2007" w:type="dxa"/>
+                    <w:tcBorders>
+                      <w:top w:val="single" w:color="D1D1D1" w:themeColor="background2" w:themeShade="E6" w:sz="4" w:space="0"/>
+                      <w:left w:val="nil"/>
+                      <w:bottom w:val="single" w:color="D1D1D1" w:themeColor="background2" w:themeShade="E6" w:sz="4" w:space="0"/>
+                      <w:right w:val="nil"/>
+                    </w:tcBorders>
+                    <w:tcMar>
+                      <w:top w:w="80" w:type="dxa"/>
+                      <w:left w:w="100" w:type="dxa"/>
+                      <w:bottom w:w="80" w:type="dxa"/>
+                      <w:right w:w="100" w:type="dxa"/>
+                    </w:tcMar>
+                    <w:vAlign w:val="center"/>
+                  </w:tcPr>
+                  <w:sdt>
+                    <w:sdtPr>
+                      <w:alias w:val="#Nav: /Header/Line/LineAmount_Line"/>
+                      <w:tag w:val="#Nav: Standard_Sales_Invoice/1306"/>
+                      <w:id w:val="285010001"/>
+                      <w:placeholder>
+                        <w:docPart w:val="DefaultPlaceholder_-1854013440"/>
+                      </w:placeholder>
+                      <w:dataBinding w:prefixMappings="xmlns:ns0='urn:microsoft-dynamics-nav/reports/Standard_Sales_Invoice/1306/' " w:xpath="/ns0:NavWordReportXmlPart[1]/ns0:Header[1]/ns0:Line[1]/ns0:LineAmount_Line[1]" w:storeItemID="{846EFE63-9E40-4DB6-817D-767764B070A9}"/>
+                      <w:text/>
+                    </w:sdtPr>
+                    <w:sdtContent>
+                      <w:p>
+                        <w:pPr>
+                          <w:pStyle w:val="RightLine"/>
+                        </w:pPr>
+                        <w:r>
+                          <w:t>LineAmount_Line</w:t>
+                        </w:r>
+                      </w:p>
+                    </w:sdtContent>
+                  </w:sdt>
+                </w:tc>
+              </w:tr>
             </w:sdtContent>
           </w:sdt>
         </w:sdtContent>
@@ -4082,28 +2134,28 @@
         </w:tc>
       </w:tr>
     </w:tbl>
-    <w:sdt>
-      <w:sdtPr>
-        <w:rPr>
-          <w:i/>
-          <w:iCs/>
-          <w:color w:val="5A6677"/>
-        </w:rPr>
-        <w:alias w:val="#Nav: /Header/Thanks_Lbl"/>
-        <w:tag w:val="#Nav: Standard_Sales_Invoice/1306"/>
-        <w:id w:val="-1673634790"/>
-        <w:placeholder>
-          <w:docPart w:val="DefaultPlaceholder_-1854013440"/>
-        </w:placeholder>
-        <w:dataBinding w:prefixMappings="xmlns:ns0='urn:microsoft-dynamics-nav/reports/Standard_Sales_Invoice/1306/' " w:xpath="/ns0:NavWordReportXmlPart[1]/ns0:Header[1]/ns0:Thanks_Lbl[1]" w:storeItemID="{846EFE63-9E40-4DB6-817D-767764B070A9}"/>
-        <w:text/>
-      </w:sdtPr>
-      <w:sdtContent>
-        <w:p>
-          <w:pPr>
-            <w:spacing w:before="400" w:after="100"/>
-            <w:jc w:val="center"/>
-          </w:pPr>
+    <w:p>
+      <w:pPr>
+        <w:spacing w:before="400" w:after="100"/>
+        <w:jc w:val="center"/>
+      </w:pPr>
+      <w:sdt>
+        <w:sdtPr>
+          <w:rPr>
+            <w:i/>
+            <w:iCs/>
+            <w:color w:val="5A6677"/>
+          </w:rPr>
+          <w:alias w:val="#Nav: /Header/Thanks_Lbl"/>
+          <w:tag w:val="#Nav: Standard_Sales_Invoice/1306"/>
+          <w:id w:val="-1673634790"/>
+          <w:placeholder>
+            <w:docPart w:val="DefaultPlaceholder_-1854013440"/>
+          </w:placeholder>
+          <w:dataBinding w:prefixMappings="xmlns:ns0='urn:microsoft-dynamics-nav/reports/Standard_Sales_Invoice/1306/' " w:xpath="/ns0:NavWordReportXmlPart[1]/ns0:Header[1]/ns0:Thanks_Lbl[1]" w:storeItemID="{846EFE63-9E40-4DB6-817D-767764B070A9}"/>
+          <w:text/>
+        </w:sdtPr>
+        <w:sdtContent>
           <w:r>
             <w:rPr>
               <w:i/>
@@ -4112,9 +2164,9 @@
             </w:rPr>
             <w:t>Thanks_Lbl</w:t>
           </w:r>
-        </w:p>
-      </w:sdtContent>
-    </w:sdt>
+        </w:sdtContent>
+      </w:sdt>
+    </w:p>
     <w:sectPr>
       <w:headerReference w:type="default" r:id="rId9"/>
       <w:footerReference w:type="default" r:id="rId10"/>
@@ -4419,7 +2471,7 @@
 </file>
 
 <file path=word/header1.xml><?xml version="1.0" encoding="utf-8"?>
-<w:hdr xmlns:a="http://schemas.openxmlformats.org/drawingml/2006/main" xmlns:pic="http://schemas.openxmlformats.org/drawingml/2006/picture" xmlns:a14="http://schemas.microsoft.com/office/drawing/2010/main" xmlns:wpc="http://schemas.microsoft.com/office/word/2010/wordprocessingCanvas" xmlns:cx="http://schemas.microsoft.com/office/drawing/2014/chartex" xmlns:cx1="http://schemas.microsoft.com/office/drawing/2015/9/8/chartex" xmlns:cx2="http://schemas.microsoft.com/office/drawing/2015/10/21/chartex" xmlns:cx3="http://schemas.microsoft.com/office/drawing/2016/5/9/chartex" xmlns:cx4="http://schemas.microsoft.com/office/drawing/2016/5/10/chartex" xmlns:cx5="http://schemas.microsoft.com/office/drawing/2016/5/11/chartex" xmlns:cx6="http://schemas.microsoft.com/office/drawing/2016/5/12/chartex" xmlns:cx7="http://schemas.microsoft.com/office/drawing/2016/5/13/chartex" xmlns:cx8="http://schemas.microsoft.com/office/drawing/2016/5/14/chartex" xmlns:mc="http://schemas.openxmlformats.org/markup-compatibility/2006" xmlns:aink="http://schemas.microsoft.com/office/drawing/2016/ink" xmlns:am3d="http://schemas.microsoft.com/office/drawing/2017/model3d" xmlns:o="urn:schemas-microsoft-com:office:office" xmlns:oel="http://schemas.microsoft.com/office/2019/extlst" xmlns:r="http://schemas.openxmlformats.org/officeDocument/2006/relationships" xmlns:m="http://schemas.openxmlformats.org/officeDocument/2006/math" xmlns:v="urn:schemas-microsoft-com:vml" xmlns:wp14="http://schemas.microsoft.com/office/word/2010/wordprocessingDrawing" xmlns:wp="http://schemas.openxmlformats.org/drawingml/2006/wordprocessingDrawing" xmlns:w10="urn:schemas-microsoft-com:office:word" xmlns:w="http://schemas.openxmlformats.org/wordprocessingml/2006/main" xmlns:w14="http://schemas.microsoft.com/office/word/2010/wordml" xmlns:w15="http://schemas.microsoft.com/office/word/2012/wordml" xmlns:w16cex="http://schemas.microsoft.com/office/word/2018/wordml/cex" xmlns:w16cid="http://schemas.microsoft.com/office/word/2016/wordml/cid" xmlns:w16="http://schemas.microsoft.com/office/word/2018/wordml" xmlns:w16du="http://schemas.microsoft.com/office/word/2023/wordml/word16du" xmlns:w16sdtdh="http://schemas.microsoft.com/office/word/2020/wordml/sdtdatahash" xmlns:w16sdtfl="http://schemas.microsoft.com/office/word/2024/wordml/sdtformatlock" xmlns:w16se="http://schemas.microsoft.com/office/word/2015/wordml/symex" xmlns:wpg="http://schemas.microsoft.com/office/word/2010/wordprocessingGroup" xmlns:wpi="http://schemas.microsoft.com/office/word/2010/wordprocessingInk" xmlns:wne="http://schemas.microsoft.com/office/word/2006/wordml" xmlns:wps="http://schemas.microsoft.com/office/word/2010/wordprocessingShape" mc:Ignorable="w14 w15 w16se w16cid w16 w16cex w16sdtdh w16sdtfl w16du wp14">
+<w:hdr xmlns:wpc="http://schemas.microsoft.com/office/word/2010/wordprocessingCanvas" xmlns:cx="http://schemas.microsoft.com/office/drawing/2014/chartex" xmlns:cx1="http://schemas.microsoft.com/office/drawing/2015/9/8/chartex" xmlns:cx2="http://schemas.microsoft.com/office/drawing/2015/10/21/chartex" xmlns:cx3="http://schemas.microsoft.com/office/drawing/2016/5/9/chartex" xmlns:cx4="http://schemas.microsoft.com/office/drawing/2016/5/10/chartex" xmlns:cx5="http://schemas.microsoft.com/office/drawing/2016/5/11/chartex" xmlns:cx6="http://schemas.microsoft.com/office/drawing/2016/5/12/chartex" xmlns:cx7="http://schemas.microsoft.com/office/drawing/2016/5/13/chartex" xmlns:cx8="http://schemas.microsoft.com/office/drawing/2016/5/14/chartex" xmlns:mc="http://schemas.openxmlformats.org/markup-compatibility/2006" xmlns:aink="http://schemas.microsoft.com/office/drawing/2016/ink" xmlns:am3d="http://schemas.microsoft.com/office/drawing/2017/model3d" xmlns:o="urn:schemas-microsoft-com:office:office" xmlns:oel="http://schemas.microsoft.com/office/2019/extlst" xmlns:r="http://schemas.openxmlformats.org/officeDocument/2006/relationships" xmlns:m="http://schemas.openxmlformats.org/officeDocument/2006/math" xmlns:v="urn:schemas-microsoft-com:vml" xmlns:wp14="http://schemas.microsoft.com/office/word/2010/wordprocessingDrawing" xmlns:wp="http://schemas.openxmlformats.org/drawingml/2006/wordprocessingDrawing" xmlns:w10="urn:schemas-microsoft-com:office:word" xmlns:w="http://schemas.openxmlformats.org/wordprocessingml/2006/main" xmlns:w14="http://schemas.microsoft.com/office/word/2010/wordml" xmlns:w15="http://schemas.microsoft.com/office/word/2012/wordml" xmlns:w16cex="http://schemas.microsoft.com/office/word/2018/wordml/cex" xmlns:w16cid="http://schemas.microsoft.com/office/word/2016/wordml/cid" xmlns:w16="http://schemas.microsoft.com/office/word/2018/wordml" xmlns:w16du="http://schemas.microsoft.com/office/word/2023/wordml/word16du" xmlns:w16sdtdh="http://schemas.microsoft.com/office/word/2020/wordml/sdtdatahash" xmlns:w16sdtfl="http://schemas.microsoft.com/office/word/2024/wordml/sdtformatlock" xmlns:w16se="http://schemas.microsoft.com/office/word/2015/wordml/symex" xmlns:wpg="http://schemas.microsoft.com/office/word/2010/wordprocessingGroup" xmlns:wpi="http://schemas.microsoft.com/office/word/2010/wordprocessingInk" xmlns:wne="http://schemas.microsoft.com/office/word/2006/wordml" xmlns:wps="http://schemas.microsoft.com/office/word/2010/wordprocessingShape" mc:Ignorable="w14 w15 w16se w16cid w16 w16cex w16sdtdh w16sdtfl w16du wp14">
   <w:p>
     <w:pPr>
       <w:rPr>
@@ -4428,215 +2480,6 @@
       </w:rPr>
     </w:pPr>
   </w:p>
-  <w:tbl>
-    <w:tblPr>
-      <w:tblStyle w:val="TableGrid"/>
-      <w:tblW w:w="10773" w:type="dxa"/>
-      <w:tblBorders>
-        <w:top w:val="none" w:color="auto" w:sz="0" w:space="0"/>
-        <w:left w:val="none" w:color="auto" w:sz="0" w:space="0"/>
-        <w:bottom w:val="none" w:color="auto" w:sz="0" w:space="0"/>
-        <w:right w:val="none" w:color="auto" w:sz="0" w:space="0"/>
-        <w:insideH w:val="none" w:color="auto" w:sz="0" w:space="0"/>
-        <w:insideV w:val="none" w:color="auto" w:sz="0" w:space="0"/>
-      </w:tblBorders>
-      <w:tblLook w:val="04A0" w:firstRow="1" w:lastRow="0" w:firstColumn="1" w:lastColumn="0" w:noHBand="0" w:noVBand="1"/>
-    </w:tblPr>
-    <w:tblGrid>
-      <w:gridCol w:w="2987"/>
-      <w:gridCol w:w="3920"/>
-      <w:gridCol w:w="4539"/>
-    </w:tblGrid>
-    <w:tr>
-      <w:sdt>
-        <w:sdtPr>
-          <w:rPr>
-            <w:b/>
-            <w:bCs/>
-            <w:sz w:val="44"/>
-            <w:szCs w:val="44"/>
-          </w:rPr>
-          <w:alias w:val="#Nav: /Header/CompanyPicture"/>
-          <w:tag w:val="#Nav: Standard_Sales_Invoice/1306"/>
-          <w:id w:val="-977375160"/>
-          <w:showingPlcHdr/>
-          <w:dataBinding w:prefixMappings="xmlns:ns0='urn:microsoft-dynamics-nav/reports/Standard_Sales_Invoice/1306/' " w:xpath="/ns0:NavWordReportXmlPart[1]/ns0:Header[1]/ns0:CompanyPicture[1]" w:storeItemID="{846EFE63-9E40-4DB6-817D-767764B070A9}"/>
-          <w:picture/>
-        </w:sdtPr>
-        <w:sdtContent>
-          <w:tc>
-            <w:tcPr>
-              <w:tcW w:w="3402" w:type="dxa"/>
-              <w:vAlign w:val="center"/>
-            </w:tcPr>
-            <w:p>
-              <w:pPr>
-                <w:rPr>
-                  <w:b/>
-                  <w:bCs/>
-                  <w:sz w:val="44"/>
-                  <w:szCs w:val="44"/>
-                </w:rPr>
-              </w:pPr>
-              <w:r>
-                <w:rPr>
-                  <w:b/>
-                  <w:bCs/>
-                  <w:noProof/>
-                  <w:sz w:val="44"/>
-                  <w:szCs w:val="44"/>
-                </w:rPr>
-                <w:drawing>
-                  <wp:inline distT="0" distB="0" distL="0" distR="0" wp14:anchorId="0C2F3BF2" wp14:editId="6679213B">
-                    <wp:extent cx="1903095" cy="1903095"/>
-                    <wp:effectExtent l="0" t="0" r="1905" b="1905"/>
-                    <wp:docPr id="3" name="Picture 2"/>
-                    <wp:cNvGraphicFramePr>
-                      <a:graphicFrameLocks xmlns:a="http://schemas.openxmlformats.org/drawingml/2006/main" noChangeAspect="1"/>
-                    </wp:cNvGraphicFramePr>
-                    <a:graphic xmlns:a="http://schemas.openxmlformats.org/drawingml/2006/main">
-                      <a:graphicData uri="http://schemas.openxmlformats.org/drawingml/2006/picture">
-                        <pic:pic xmlns:pic="http://schemas.openxmlformats.org/drawingml/2006/picture">
-                          <pic:nvPicPr>
-                            <pic:cNvPr id="0" name="Picture 3"/>
-                            <pic:cNvPicPr>
-                              <a:picLocks noChangeAspect="1" noChangeArrowheads="1"/>
-                            </pic:cNvPicPr>
-                          </pic:nvPicPr>
-                          <pic:blipFill>
-                            <a:blip r:embed="rId1">
-                              <a:extLst>
-                                <a:ext uri="{28A0092B-C50C-407E-A947-70E740481C1C}">
-                                  <a14:useLocalDpi xmlns:a14="http://schemas.microsoft.com/office/drawing/2010/main" val="0"/>
-                                </a:ext>
-                              </a:extLst>
-                            </a:blip>
-                            <a:srcRect/>
-                            <a:stretch>
-                              <a:fillRect/>
-                            </a:stretch>
-                          </pic:blipFill>
-                          <pic:spPr bwMode="auto">
-                            <a:xfrm>
-                              <a:off x="0" y="0"/>
-                              <a:ext cx="1903095" cy="1903095"/>
-                            </a:xfrm>
-                            <a:prstGeom prst="rect">
-                              <a:avLst/>
-                            </a:prstGeom>
-                            <a:noFill/>
-                            <a:ln>
-                              <a:noFill/>
-                            </a:ln>
-                          </pic:spPr>
-                        </pic:pic>
-                      </a:graphicData>
-                    </a:graphic>
-                  </wp:inline>
-                </w:drawing>
-              </w:r>
-            </w:p>
-          </w:tc>
-        </w:sdtContent>
-      </w:sdt>
-      <w:tc>
-        <w:tcPr>
-          <w:tcW w:w="3969" w:type="dxa"/>
-          <w:vAlign w:val="center"/>
-        </w:tcPr>
-        <w:sdt>
-          <w:sdtPr>
-            <w:rPr>
-              <w:b/>
-              <w:bCs/>
-              <w:color w:val="1B2A4A"/>
-              <w:sz w:val="44"/>
-              <w:szCs w:val="44"/>
-            </w:rPr>
-            <w:alias w:val="#Nav: /Header/CompanyAddress1"/>
-            <w:tag w:val="#Nav: Standard_Sales_Invoice/1306"/>
-            <w:id w:val="-2126382052"/>
-            <w:placeholder>
-              <w:docPart w:val="DefaultPlaceholder_-1854013440"/>
-            </w:placeholder>
-            <w:dataBinding w:prefixMappings="xmlns:ns0='urn:microsoft-dynamics-nav/reports/Standard_Sales_Invoice/1306/' " w:xpath="/ns0:NavWordReportXmlPart[1]/ns0:Header[1]/ns0:CompanyAddress1[1]" w:storeItemID="{846EFE63-9E40-4DB6-817D-767764B070A9}"/>
-            <w:text/>
-          </w:sdtPr>
-          <w:sdtContent>
-            <w:p>
-              <w:pPr>
-                <w:rPr>
-                  <w:b/>
-                  <w:bCs/>
-                  <w:color w:val="1B2A4A"/>
-                  <w:sz w:val="44"/>
-                  <w:szCs w:val="44"/>
-                </w:rPr>
-              </w:pPr>
-              <w:r>
-                <w:rPr>
-                  <w:b/>
-                  <w:bCs/>
-                  <w:color w:val="1B2A4A"/>
-                  <w:sz w:val="44"/>
-                  <w:szCs w:val="44"/>
-                </w:rPr>
-                <w:t>CompanyAddress1</w:t>
-              </w:r>
-            </w:p>
-          </w:sdtContent>
-        </w:sdt>
-      </w:tc>
-      <w:sdt>
-        <w:sdtPr>
-          <w:rPr>
-            <w:b/>
-            <w:bCs/>
-            <w:color w:val="2E86AB"/>
-            <w:sz w:val="52"/>
-            <w:szCs w:val="52"/>
-          </w:rPr>
-          <w:alias w:val="#Nav: /Header/DocumentTitle_Lbl"/>
-          <w:tag w:val="#Nav: Standard_Sales_Invoice/1306"/>
-          <w:id w:val="-1000739073"/>
-          <w:placeholder>
-            <w:docPart w:val="DefaultPlaceholder_-1854013440"/>
-          </w:placeholder>
-          <w:dataBinding w:prefixMappings="xmlns:ns0='urn:microsoft-dynamics-nav/reports/Standard_Sales_Invoice/1306/' " w:xpath="/ns0:NavWordReportXmlPart[1]/ns0:Header[1]/ns0:DocumentTitle_Lbl[1]" w:storeItemID="{846EFE63-9E40-4DB6-817D-767764B070A9}"/>
-          <w:text/>
-        </w:sdtPr>
-        <w:sdtContent>
-          <w:tc>
-            <w:tcPr>
-              <w:tcW w:w="3402" w:type="dxa"/>
-              <w:vAlign w:val="center"/>
-            </w:tcPr>
-            <w:p>
-              <w:pPr>
-                <w:jc w:val="right"/>
-                <w:rPr>
-                  <w:b/>
-                  <w:bCs/>
-                  <w:sz w:val="44"/>
-                  <w:szCs w:val="44"/>
-                </w:rPr>
-              </w:pPr>
-              <w:r>
-                <w:rPr>
-                  <w:b/>
-                  <w:bCs/>
-                  <w:color w:val="2E86AB"/>
-                  <w:sz w:val="52"/>
-                  <w:szCs w:val="52"/>
-                </w:rPr>
-                <w:t>DocumentTitle_Lbl</w:t>
-              </w:r>
-            </w:p>
-          </w:tc>
-        </w:sdtContent>
-      </w:sdt>
-    </w:tr>
-  </w:tbl>
   <w:p>
     <w:pPr>
       <w:rPr>
@@ -5507,6 +3350,63 @@
       <w:szCs w:val="18"/>
     </w:rPr>
   </w:style>
+  <w:style w:type="paragraph" w:customStyle="1" w:styleId="CompanzAddress">
+    <w:name w:val="CompanzAddress"/>
+    <w:basedOn w:val="Normal"/>
+    <w:link w:val="CompanzAddressChar"/>
+    <w:qFormat/>
+    <w:rsid w:val="000E0DFC"/>
+    <w:rPr>
+      <w:b/>
+      <w:bCs/>
+      <w:color w:val="1B2A4A"/>
+      <w:sz w:val="44"/>
+      <w:szCs w:val="44"/>
+    </w:rPr>
+  </w:style>
+  <w:style w:type="character" w:customStyle="1" w:styleId="CompanzAddressChar">
+    <w:name w:val="CompanzAddress Char"/>
+    <w:basedOn w:val="DefaultParagraphFont"/>
+    <w:link w:val="CompanzAddress"/>
+    <w:rsid w:val="000E0DFC"/>
+    <w:rPr>
+      <w:b/>
+      <w:bCs/>
+      <w:color w:val="1B2A4A"/>
+      <w:sz w:val="44"/>
+      <w:szCs w:val="44"/>
+    </w:rPr>
+  </w:style>
+  <w:style w:type="paragraph" w:customStyle="1" w:styleId="DocumentTitle">
+    <w:name w:val="DocumentTitle"/>
+    <w:basedOn w:val="Normal"/>
+    <w:link w:val="DocumentTitleChar"/>
+    <w:qFormat/>
+    <w:rsid w:val="000E0DFC"/>
+    <w:pPr>
+      <w:jc w:val="right"/>
+    </w:pPr>
+    <w:rPr>
+      <w:b/>
+      <w:bCs/>
+      <w:color w:val="2E86AB"/>
+      <w:sz w:val="52"/>
+      <w:szCs w:val="52"/>
+    </w:rPr>
+  </w:style>
+  <w:style w:type="character" w:customStyle="1" w:styleId="DocumentTitleChar">
+    <w:name w:val="DocumentTitle Char"/>
+    <w:basedOn w:val="DefaultParagraphFont"/>
+    <w:link w:val="DocumentTitle"/>
+    <w:rsid w:val="000E0DFC"/>
+    <w:rPr>
+      <w:b/>
+      <w:bCs/>
+      <w:color w:val="2E86AB"/>
+      <w:sz w:val="52"/>
+      <w:szCs w:val="52"/>
+    </w:rPr>
+  </w:style>
 </w:styles>
 </file>
 
@@ -5617,10 +3517,14 @@
   </w:compat>
   <w:rsids>
     <w:rsidRoot w:val="00AD3168"/>
+    <w:rsid w:val="00000A65"/>
+    <w:rsid w:val="0005244D"/>
     <w:rsid w:val="00077C66"/>
     <w:rsid w:val="000B5C07"/>
     <w:rsid w:val="000D05E9"/>
     <w:rsid w:val="0014165F"/>
+    <w:rsid w:val="00151B97"/>
+    <w:rsid w:val="001748BB"/>
     <w:rsid w:val="001936DA"/>
     <w:rsid w:val="001A6E85"/>
     <w:rsid w:val="001C5F54"/>
@@ -5628,6 +3532,7 @@
     <w:rsid w:val="00211FE9"/>
     <w:rsid w:val="002B72C8"/>
     <w:rsid w:val="002C4834"/>
+    <w:rsid w:val="002C5EBC"/>
     <w:rsid w:val="002D0900"/>
     <w:rsid w:val="002D5184"/>
     <w:rsid w:val="002E6355"/>
@@ -5637,15 +3542,21 @@
     <w:rsid w:val="003635A4"/>
     <w:rsid w:val="00363783"/>
     <w:rsid w:val="00376D5C"/>
+    <w:rsid w:val="003C4DBE"/>
     <w:rsid w:val="004679EF"/>
     <w:rsid w:val="00472EBF"/>
+    <w:rsid w:val="004754B3"/>
     <w:rsid w:val="00482627"/>
     <w:rsid w:val="004B7662"/>
     <w:rsid w:val="004F0EC9"/>
     <w:rsid w:val="00546AD9"/>
     <w:rsid w:val="0057505F"/>
+    <w:rsid w:val="00576476"/>
+    <w:rsid w:val="005A14C8"/>
     <w:rsid w:val="005C6B0D"/>
+    <w:rsid w:val="005F5542"/>
     <w:rsid w:val="00632AE7"/>
+    <w:rsid w:val="00673B66"/>
     <w:rsid w:val="006A7A2A"/>
     <w:rsid w:val="006C4443"/>
     <w:rsid w:val="006D15A9"/>
@@ -5656,6 +3567,7 @@
     <w:rsid w:val="007B70B7"/>
     <w:rsid w:val="007C126F"/>
     <w:rsid w:val="00855848"/>
+    <w:rsid w:val="00861CFA"/>
     <w:rsid w:val="00880C51"/>
     <w:rsid w:val="008B56BD"/>
     <w:rsid w:val="0090065D"/>
@@ -5667,10 +3579,12 @@
     <w:rsid w:val="00A625AD"/>
     <w:rsid w:val="00A720A9"/>
     <w:rsid w:val="00A83AAB"/>
+    <w:rsid w:val="00A83DC1"/>
     <w:rsid w:val="00A96F72"/>
     <w:rsid w:val="00AD0A2A"/>
     <w:rsid w:val="00AD3168"/>
     <w:rsid w:val="00AE51E3"/>
+    <w:rsid w:val="00AF1719"/>
     <w:rsid w:val="00B13563"/>
     <w:rsid w:val="00B55254"/>
     <w:rsid w:val="00B63047"/>
@@ -5686,10 +3600,14 @@
     <w:rsid w:val="00D731ED"/>
     <w:rsid w:val="00D94FED"/>
     <w:rsid w:val="00DB3ACF"/>
+    <w:rsid w:val="00E50686"/>
     <w:rsid w:val="00E620ED"/>
+    <w:rsid w:val="00EB66E4"/>
     <w:rsid w:val="00EC431A"/>
     <w:rsid w:val="00F21ADB"/>
     <w:rsid w:val="00F25216"/>
+    <w:rsid w:val="00F420EB"/>
+    <w:rsid w:val="00F601EF"/>
     <w:rsid w:val="00FC0B98"/>
     <w:rsid w:val="00FE1C9C"/>
   </w:rsids>
@@ -6482,6 +4400,9 @@
   <wetp:taskpane dockstate="right" visibility="0" width="350" row="2">
     <wetp:webextensionref xmlns:r="http://schemas.openxmlformats.org/officeDocument/2006/relationships" r:id="rId1"/>
   </wetp:taskpane>
+  <wetp:taskpane dockstate="right" visibility="0" width="0" row="0">
+    <wetp:webextensionref xmlns:r="http://schemas.openxmlformats.org/officeDocument/2006/relationships" r:id="rId2"/>
+  </wetp:taskpane>
 </wetp:taskpanes>
 </file>
 
@@ -6497,6 +4418,18 @@
 </we:webextension>
 </file>
 
+<file path=word/webextensions/webextension2.xml><?xml version="1.0" encoding="utf-8"?>
+<we:webextension xmlns:we="http://schemas.microsoft.com/office/webextensions/webextension/2010/11" id="{EE13DABC-D6DA-4978-903E-090D2E199BD1}">
+  <we:reference id="WA200009156" version="1.0.0.6" store="Omex" storeType="OMEX"/>
+  <we:alternateReferences>
+    <we:reference id="WA200009156" version="1.0.0.6" store="WA200009156" storeType="OMEX"/>
+  </we:alternateReferences>
+  <we:properties/>
+  <we:bindings/>
+  <we:snapshot xmlns:r="http://schemas.openxmlformats.org/officeDocument/2006/relationships"/>
+</we:webextension>
+</file>
+
 <file path=customXml/item1.xml>��< ? x m l   v e r s i o n = " 1 . 0 "   e n c o d i n g = " u t f - 1 6 " ? >   
  < N a v W o r d R e p o r t X m l P a r t   x m l n s = " u r n : m i c r o s o f t - d y n a m i c s - n a v / r e p o r t s / S t a n d a r d _ S a l e s _ I n v o i c e / 1 3 0 6 / " > @@ -7286,9 +5219,7 @@
  < / N a v W o r d R e p o r t X m l P a r t > 
 </file>
 
-<file path=customXml/item2.xml>��< ? x m l   v e r s i o n = " 1 . 0 "   e n c o d i n g = " u t f - 1 6 " ? > - 
- < N a v W o r d R e p o r t X m l P a r t   x m l n s = " u r n : m i c r o s o f t - d y n a m i c s - b u s i n e s s c e n t r a l / i n t e r n a l / e x t e n d e d / r e p o r t s / S t a n d a r d _ S a l e s _ I n v o i c e / 1 3 0 6 / " > +<file path=customXml/item2.xml>��< ? x m l   v e r s i o n = " 1 . 0 "   e n c o d i n g = " u t f - 1 6 " ? > < N a v W o r d R e p o r t X m l P a r t   x m l n s = " u r n : m i c r o s o f t - d y n a m i c s - b u s i n e s s c e n t r a l / i n t e r n a l / e x t e n d e d / r e p o r t s / S t a n d a r d _ S a l e s _ I n v o i c e / 1 3 0 6 / " >   
      < B C R e p o r t I n f o r m a t i o n >   
@@ -7514,7 +5445,7 @@
  
          < C o m p a n y P h o n e N o _ L b l   E l e m e n t T y p e = " C o l u m n "   E l e m e n t I d = " 5 5 8 5 9 3 5 8 6 "   D a t a T y p e = " L a b e l " > C o m p a n y P h o n e N o _ L b l < / C o m p a n y P h o n e N o _ L b l >   
-         < C o m p a n y P i c t u r e   E l e m e n t T y p e = " C o l u m n "   E l e m e n t I d = " 1 3 9 7 4 1 1 0 7 4 "   D a t a T y p e = " B l o b "   / > +         < C o m p a n y P i c t u r e   E l e m e n t T y p e = " C o l u m n "   E l e m e n t I d = " 1 3 9 7 4 1 1 0 7 4 "   D a t a T y p e = " B l o b " / >   
          < C o m p a n y R e g i s t r a t i o n N u m b e r   E l e m e n t T y p e = " C o l u m n "   E l e m e n t I d = " 2 0 2 3 6 3 9 4 2 4 "   D a t a T y p e = " T e x t " > C o m p a n y R e g i s t r a t i o n N u m b e r < / C o m p a n y R e g i s t r a t i o n N u m b e r >   
@@ -8066,7 +5997,7 @@
  
          < P a y m e n t R e p o r t i n g A r g u m e n t   E l e m e n t T y p e = " D a t a I t e m "   E l e m e n t I d = " 3 1 3 7 4 4 1 9 4 " >   
-             < P a y m e n t S e r v i c e L o g o   E l e m e n t T y p e = " C o l u m n "   E l e m e n t I d = " 4 1 6 7 9 0 7 6 7 "   D a t a T y p e = " B l o b "   / > +             < P a y m e n t S e r v i c e L o g o   E l e m e n t T y p e = " C o l u m n "   E l e m e n t I d = " 4 1 6 7 9 0 7 6 7 "   D a t a T y p e = " B l o b " / >   
              < P a y m e n t S e r v i c e L o g o _ U r l   E l e m e n t T y p e = " C o l u m n "   E l e m e n t I d = " 6 4 4 9 7 5 1 3 9 "   D a t a T y p e = " T e x t " > P a y m e n t S e r v i c e L o g o _ U r l < / P a y m e n t S e r v i c e L o g o _ U r l >   

--- a/src/ModernSalesInvoice.docx
+++ b/src/ModernSalesInvoice.docx
@@ -918,7 +918,7 @@
     <w:p/>
     <w:tbl>
       <w:tblPr>
-        <w:tblW w:w="10830" w:type="dxa"/>
+        <w:tblW w:w="11446" w:type="dxa"/>
         <w:tblBorders>
           <w:top w:val="single" w:color="auto" w:sz="4" w:space="0"/>
           <w:left w:val="single" w:color="auto" w:sz="4" w:space="0"/>
@@ -934,12 +934,12 @@
         <w:tblLook w:val="04A0" w:firstRow="1" w:lastRow="0" w:firstColumn="1" w:lastColumn="0" w:noHBand="0" w:noVBand="1"/>
       </w:tblPr>
       <w:tblGrid>
-        <w:gridCol w:w="1711"/>
-        <w:gridCol w:w="1972"/>
+        <w:gridCol w:w="1745"/>
+        <w:gridCol w:w="1969"/>
         <w:gridCol w:w="2147"/>
-        <w:gridCol w:w="1781"/>
-        <w:gridCol w:w="1828"/>
-        <w:gridCol w:w="2007"/>
+        <w:gridCol w:w="1759"/>
+        <w:gridCol w:w="1808"/>
+        <w:gridCol w:w="2018"/>
       </w:tblGrid>
       <w:tr>
         <w:trPr>
@@ -947,7 +947,7 @@
         </w:trPr>
         <w:tc>
           <w:tcPr>
-            <w:tcW w:w="1304" w:type="dxa"/>
+            <w:tcW w:w="1745" w:type="dxa"/>
             <w:tcBorders>
               <w:top w:val="none" w:color="FFFFFF" w:sz="0" w:space="0"/>
               <w:left w:val="none" w:color="FFFFFF" w:sz="0" w:space="0"/>
@@ -999,7 +999,7 @@
         </w:tc>
         <w:tc>
           <w:tcPr>
-            <w:tcW w:w="3629" w:type="dxa"/>
+            <w:tcW w:w="1969" w:type="dxa"/>
             <w:tcBorders>
               <w:top w:val="none" w:color="FFFFFF" w:sz="0" w:space="0"/>
               <w:left w:val="none" w:color="FFFFFF" w:sz="0" w:space="0"/>
@@ -1051,7 +1051,7 @@
         </w:tc>
         <w:tc>
           <w:tcPr>
-            <w:tcW w:w="1304" w:type="dxa"/>
+            <w:tcW w:w="2147" w:type="dxa"/>
             <w:tcBorders>
               <w:top w:val="none" w:color="FFFFFF" w:sz="0" w:space="0"/>
               <w:left w:val="none" w:color="FFFFFF" w:sz="0" w:space="0"/>
@@ -1103,7 +1103,7 @@
         </w:tc>
         <w:tc>
           <w:tcPr>
-            <w:tcW w:w="907" w:type="dxa"/>
+            <w:tcW w:w="1759" w:type="dxa"/>
             <w:tcBorders>
               <w:top w:val="none" w:color="FFFFFF" w:sz="0" w:space="0"/>
               <w:left w:val="none" w:color="FFFFFF" w:sz="0" w:space="0"/>
@@ -1158,7 +1158,7 @@
         </w:tc>
         <w:tc>
           <w:tcPr>
-            <w:tcW w:w="1701" w:type="dxa"/>
+            <w:tcW w:w="1808" w:type="dxa"/>
             <w:tcBorders>
               <w:top w:val="none" w:color="FFFFFF" w:sz="0" w:space="0"/>
               <w:left w:val="none" w:color="FFFFFF" w:sz="0" w:space="0"/>
@@ -1213,7 +1213,7 @@
         </w:tc>
         <w:tc>
           <w:tcPr>
-            <w:tcW w:w="1985" w:type="dxa"/>
+            <w:tcW w:w="2018" w:type="dxa"/>
             <w:tcBorders>
               <w:top w:val="none" w:color="FFFFFF" w:sz="0" w:space="0"/>
               <w:left w:val="none" w:color="FFFFFF" w:sz="0" w:space="0"/>
@@ -1267,1023 +1267,329 @@
           </w:sdt>
         </w:tc>
       </w:tr>
-      <w:sdt>
-        <w:sdtPr>
-          <w:rPr>
-            <w:i/>
-            <w:iCs/>
-            <w:sz w:val="16"/>
-            <w:szCs w:val="16"/>
-          </w:rPr>
-          <w:alias w:val="#Nav: /Header/Line"/>
-          <w:tag w:val="#Nav: Standard_Sales_Invoice/1306"/>
-          <w:id w:val="1475403081"/>
-          <w15:dataBinding w:prefixMappings="xmlns:ns0='urn:microsoft-dynamics-nav/reports/Standard_Sales_Invoice/1306/' " w:xpath="/ns0:NavWordReportXmlPart[1]/ns0:Header[1]/ns0:Line" w:storeItemID="{846EFE63-9E40-4DB6-817D-767764B070A9}"/>
-          <w15:repeatingSection/>
-        </w:sdtPr>
-        <w:sdtEndPr>
-          <w:rPr>
-            <w:color w:val="5A6677"/>
-          </w:rPr>
-        </w:sdtEndPr>
-        <w:sdtContent>
-          <w:sdt>
-            <w:sdtPr>
-              <w:rPr>
-                <w:i/>
-                <w:iCs/>
-                <w:sz w:val="16"/>
-                <w:szCs w:val="16"/>
-              </w:rPr>
-              <w:id w:val="-115990203"/>
-              <w:placeholder>
-                <w:docPart w:val="DefaultPlaceholder_-1854013435"/>
-              </w:placeholder>
-              <w15:repeatingSectionItem/>
-            </w:sdtPr>
-            <w:sdtEndPr>
-              <w:rPr>
-                <w:color w:val="5A6677"/>
-              </w:rPr>
-            </w:sdtEndPr>
-            <w:sdtContent>
-              <w:sdt>
-                <w:sdtPr>
-                  <w:rPr>
-                    <w:i/>
-                    <w:iCs/>
-                    <w:sz w:val="16"/>
-                    <w:szCs w:val="16"/>
-                  </w:rPr>
-                  <w:alias w:val="#Nav: /Header/Line/LineNormalNewPage"/>
-                  <w:tag w:val="#Nav: Standard_Sales_Invoice/1306"/>
-                  <w:id w:val="818921115"/>
-                  <w15:dataBinding w:prefixMappings="xmlns:ns0='urn:microsoft-dynamics-nav/reports/Standard_Sales_Invoice/1306/' " w:xpath="/ns0:NavWordReportXmlPart[1]/ns0:Header[1]/ns0:Line[1]/ns0:LineNormalNewPage" w:storeItemID="{846EFE63-9E40-4DB6-817D-767764B070A9}"/>
-                  <w15:repeatingSection/>
-                </w:sdtPr>
-                <w:sdtEndPr>
-                  <w:rPr>
-                    <w:i w:val="0"/>
-                    <w:iCs w:val="0"/>
-                    <w:sz w:val="18"/>
-                    <w:szCs w:val="18"/>
-                  </w:rPr>
-                </w:sdtEndPr>
-                <w:sdtContent>
-                  <w:sdt>
-                    <w:sdtPr>
-                      <w:rPr>
-                        <w:i/>
-                        <w:iCs/>
-                        <w:sz w:val="16"/>
-                        <w:szCs w:val="16"/>
-                      </w:rPr>
-                      <w:id w:val="1558820435"/>
-                      <w:placeholder>
-                        <w:docPart w:val="DefaultPlaceholder_-1854013435"/>
-                      </w:placeholder>
-                      <w15:repeatingSectionItem/>
-                    </w:sdtPr>
-                    <w:sdtEndPr>
-                      <w:rPr>
-                        <w:i w:val="0"/>
-                        <w:iCs w:val="0"/>
-                        <w:sz w:val="18"/>
-                        <w:szCs w:val="18"/>
-                      </w:rPr>
-                    </w:sdtEndPr>
-                    <w:sdtContent>
-                      <w:tr>
-                        <w:tc>
-                          <w:tcPr>
-                            <w:tcW w:w="1304" w:type="dxa"/>
-                            <w:tcBorders>
-                              <w:top w:val="single" w:color="D1D1D1" w:themeColor="background2" w:themeShade="E6" w:sz="4" w:space="0"/>
-                              <w:left w:val="nil"/>
-                              <w:bottom w:val="single" w:color="D1D1D1" w:themeColor="background2" w:themeShade="E6" w:sz="4" w:space="0"/>
-                              <w:right w:val="nil"/>
-                            </w:tcBorders>
-                            <w:tcMar>
-                              <w:top w:w="80" w:type="dxa"/>
-                              <w:left w:w="100" w:type="dxa"/>
-                              <w:bottom w:w="80" w:type="dxa"/>
-                              <w:right w:w="100" w:type="dxa"/>
-                            </w:tcMar>
-                            <w:vAlign w:val="center"/>
-                          </w:tcPr>
-                          <w:sdt>
-                            <w:sdtPr>
-                              <w:alias w:val="#Nav: /Header/Line/LineNormalNewPage/ItemNoNormalNewPage"/>
-                              <w:tag w:val="#Nav: Standard_Sales_Invoice/1306"/>
-                              <w:id w:val="26692527"/>
-                              <w:placeholder>
-                                <w:docPart w:val="DefaultPlaceholder_-1854013440"/>
-                              </w:placeholder>
-                              <w:dataBinding w:prefixMappings="xmlns:ns0='urn:microsoft-dynamics-nav/reports/Standard_Sales_Invoice/1306/' " w:xpath="/ns0:NavWordReportXmlPart[1]/ns0:Header[1]/ns0:Line[1]/ns0:LineNormalNewPage[1]/ns0:ItemNoNormalNewPage[1]" w:storeItemID="{846EFE63-9E40-4DB6-817D-767764B070A9}"/>
-                              <w:text/>
-                            </w:sdtPr>
-                            <w:sdtContent>
-                              <w:p>
-                                <w:pPr>
-                                  <w:pStyle w:val="LinePageBreak"/>
-                                </w:pPr>
-                                <w:r>
-                                  <w:t>ItemNoNormalNewPage</w:t>
-                                </w:r>
-                              </w:p>
-                            </w:sdtContent>
-                          </w:sdt>
-                        </w:tc>
-                        <w:tc>
-                          <w:tcPr>
-                            <w:tcW w:w="3629" w:type="dxa"/>
-                            <w:tcBorders>
-                              <w:top w:val="single" w:color="D1D1D1" w:themeColor="background2" w:themeShade="E6" w:sz="4" w:space="0"/>
-                              <w:left w:val="nil"/>
-                              <w:bottom w:val="single" w:color="D1D1D1" w:themeColor="background2" w:themeShade="E6" w:sz="4" w:space="0"/>
-                              <w:right w:val="nil"/>
-                            </w:tcBorders>
-                            <w:tcMar>
-                              <w:top w:w="80" w:type="dxa"/>
-                              <w:left w:w="100" w:type="dxa"/>
-                              <w:bottom w:w="80" w:type="dxa"/>
-                              <w:right w:w="100" w:type="dxa"/>
-                            </w:tcMar>
-                            <w:vAlign w:val="center"/>
-                          </w:tcPr>
-                          <w:sdt>
-                            <w:sdtPr>
-                              <w:rPr>
-                                <w:color w:val="1B2A4A"/>
-                                <w:sz w:val="18"/>
-                                <w:szCs w:val="18"/>
-                              </w:rPr>
-                              <w:alias w:val="#Nav: /Header/Line/LineNormalNewPage/DescriptionNormalNewPage"/>
-                              <w:tag w:val="#Nav: Standard_Sales_Invoice/1306"/>
-                              <w:id w:val="422385485"/>
-                              <w:placeholder>
-                                <w:docPart w:val="DefaultPlaceholder_-1854013440"/>
-                              </w:placeholder>
-                              <w:dataBinding w:prefixMappings="xmlns:ns0='urn:microsoft-dynamics-nav/reports/Standard_Sales_Invoice/1306/' " w:xpath="/ns0:NavWordReportXmlPart[1]/ns0:Header[1]/ns0:Line[1]/ns0:LineNormalNewPage[1]/ns0:DescriptionNormalNewPage[1]" w:storeItemID="{846EFE63-9E40-4DB6-817D-767764B070A9}"/>
-                              <w:text/>
-                            </w:sdtPr>
-                            <w:sdtContent>
-                              <w:p>
-                                <w:pPr>
-                                  <w:rPr>
-                                    <w:color w:val="1B2A4A"/>
-                                    <w:sz w:val="18"/>
-                                    <w:szCs w:val="18"/>
-                                  </w:rPr>
-                                </w:pPr>
-                                <w:r>
-                                  <w:rPr>
-                                    <w:color w:val="1B2A4A"/>
-                                    <w:sz w:val="18"/>
-                                    <w:szCs w:val="18"/>
-                                  </w:rPr>
-                                  <w:t>DescriptionNormalNewPage</w:t>
-                                </w:r>
-                              </w:p>
-                            </w:sdtContent>
-                          </w:sdt>
-                        </w:tc>
-                        <w:sdt>
-                          <w:sdtPr>
-                            <w:rPr>
-                              <w:color w:val="1B2A4A"/>
-                              <w:sz w:val="18"/>
-                              <w:szCs w:val="18"/>
-                            </w:rPr>
-                            <w:id w:val="-1394573762"/>
-                            <w:placeholder>
-                              <w:docPart w:val="DefaultPlaceholder_-1854013440"/>
-                            </w:placeholder>
-                            <w:dataBinding w:prefixMappings="xmlns:ns0='urn:microsoft-dynamics-nav/reports/Standard_Sales_Invoice/1306/' " w:xpath="/ns0:NavWordReportXmlPart[1]/ns0:Header[1]/ns0:Line[1]/ns0:LineNormalNewPage[1]/ns0:ShipmentDateNormalNewPage[1]" w:storeItemID="{846EFE63-9E40-4DB6-817D-767764B070A9}"/>
-                            <w:text/>
-                            <w:alias w:val="#Nav: /Header/Line/LineNormalNewPage/ShipmentDateNormalNewPage"/>
-                            <w:tag w:val="#Nav: Standard_Sales_Invoice/1306"/>
-                          </w:sdtPr>
-                          <w:sdtContent>
-                            <w:tc>
-                              <w:tcPr>
-                                <w:tcW w:w="1304" w:type="dxa"/>
-                                <w:tcBorders>
-                                  <w:top w:val="single" w:color="D1D1D1" w:themeColor="background2" w:themeShade="E6" w:sz="4" w:space="0"/>
-                                  <w:left w:val="nil"/>
-                                  <w:bottom w:val="single" w:color="D1D1D1" w:themeColor="background2" w:themeShade="E6" w:sz="4" w:space="0"/>
-                                  <w:right w:val="nil"/>
-                                </w:tcBorders>
-                                <w:tcMar>
-                                  <w:top w:w="80" w:type="dxa"/>
-                                  <w:left w:w="100" w:type="dxa"/>
-                                  <w:bottom w:w="80" w:type="dxa"/>
-                                  <w:right w:w="100" w:type="dxa"/>
-                                </w:tcMar>
-                                <w:vAlign w:val="center"/>
-                              </w:tcPr>
-                              <w:p>
-                                <w:pPr>
-                                  <w:rPr>
-                                    <w:color w:val="1B2A4A"/>
-                                    <w:sz w:val="18"/>
-                                    <w:szCs w:val="18"/>
-                                  </w:rPr>
-                                </w:pPr>
-                                <w:r>
-                                  <w:rPr>
-                                    <w:color w:val="1B2A4A"/>
-                                    <w:sz w:val="18"/>
-                                    <w:szCs w:val="18"/>
-                                  </w:rPr>
-                                  <w:t>ShipmentDateNormalNewPage</w:t>
-                                </w:r>
-                              </w:p>
-                            </w:tc>
-                          </w:sdtContent>
-                        </w:sdt>
-                        <w:tc>
-                          <w:tcPr>
-                            <w:tcW w:w="907" w:type="dxa"/>
-                            <w:tcBorders>
-                              <w:top w:val="single" w:color="D1D1D1" w:themeColor="background2" w:themeShade="E6" w:sz="4" w:space="0"/>
-                              <w:left w:val="nil"/>
-                              <w:bottom w:val="single" w:color="D1D1D1" w:themeColor="background2" w:themeShade="E6" w:sz="4" w:space="0"/>
-                              <w:right w:val="nil"/>
-                            </w:tcBorders>
-                            <w:tcMar>
-                              <w:top w:w="80" w:type="dxa"/>
-                              <w:left w:w="100" w:type="dxa"/>
-                              <w:bottom w:w="80" w:type="dxa"/>
-                              <w:right w:w="100" w:type="dxa"/>
-                            </w:tcMar>
-                            <w:vAlign w:val="center"/>
-                          </w:tcPr>
-                          <w:sdt>
-                            <w:sdtPr>
-                              <w:alias w:val="#Nav: /Header/Line/LineNormalNewPage/QuantityNormalNewPage"/>
-                              <w:tag w:val="#Nav: Standard_Sales_Invoice/1306"/>
-                              <w:id w:val="-1163621366"/>
-                              <w:placeholder>
-                                <w:docPart w:val="DefaultPlaceholder_-1854013440"/>
-                              </w:placeholder>
-                              <w:dataBinding w:prefixMappings="xmlns:ns0='urn:microsoft-dynamics-nav/reports/Standard_Sales_Invoice/1306/' " w:xpath="/ns0:NavWordReportXmlPart[1]/ns0:Header[1]/ns0:Line[1]/ns0:LineNormalNewPage[1]/ns0:QuantityNormalNewPage[1]" w:storeItemID="{846EFE63-9E40-4DB6-817D-767764B070A9}"/>
-                              <w:text/>
-                            </w:sdtPr>
-                            <w:sdtContent>
-                              <w:p>
-                                <w:pPr>
-                                  <w:pStyle w:val="CenterLine"/>
-                                </w:pPr>
-                                <w:r>
-                                  <w:t>QuantityNormalNewPage</w:t>
-                                </w:r>
-                              </w:p>
-                            </w:sdtContent>
-                          </w:sdt>
-                        </w:tc>
-                        <w:tc>
-                          <w:tcPr>
-                            <w:tcW w:w="1701" w:type="dxa"/>
-                            <w:tcBorders>
-                              <w:top w:val="single" w:color="D1D1D1" w:themeColor="background2" w:themeShade="E6" w:sz="4" w:space="0"/>
-                              <w:left w:val="nil"/>
-                              <w:bottom w:val="single" w:color="D1D1D1" w:themeColor="background2" w:themeShade="E6" w:sz="4" w:space="0"/>
-                              <w:right w:val="nil"/>
-                            </w:tcBorders>
-                            <w:tcMar>
-                              <w:top w:w="80" w:type="dxa"/>
-                              <w:left w:w="100" w:type="dxa"/>
-                              <w:bottom w:w="80" w:type="dxa"/>
-                              <w:right w:w="100" w:type="dxa"/>
-                            </w:tcMar>
-                            <w:vAlign w:val="center"/>
-                          </w:tcPr>
-                          <w:sdt>
-                            <w:sdtPr>
-                              <w:alias w:val="#Nav: /Header/Line/LineNormalNewPage/UnitPriceNormalNewPage"/>
-                              <w:tag w:val="#Nav: Standard_Sales_Invoice/1306"/>
-                              <w:id w:val="-684599067"/>
-                              <w:placeholder>
-                                <w:docPart w:val="DefaultPlaceholder_-1854013440"/>
-                              </w:placeholder>
-                              <w:dataBinding w:prefixMappings="xmlns:ns0='urn:microsoft-dynamics-nav/reports/Standard_Sales_Invoice/1306/' " w:xpath="/ns0:NavWordReportXmlPart[1]/ns0:Header[1]/ns0:Line[1]/ns0:LineNormalNewPage[1]/ns0:UnitPriceNormalNewPage[1]" w:storeItemID="{846EFE63-9E40-4DB6-817D-767764B070A9}"/>
-                              <w:text/>
-                            </w:sdtPr>
-                            <w:sdtContent>
-                              <w:p>
-                                <w:pPr>
-                                  <w:pStyle w:val="RightLine"/>
-                                </w:pPr>
-                                <w:r>
-                                  <w:t>UnitPriceNormalNewPage</w:t>
-                                </w:r>
-                              </w:p>
-                            </w:sdtContent>
-                          </w:sdt>
-                        </w:tc>
-                        <w:tc>
-                          <w:tcPr>
-                            <w:tcW w:w="1985" w:type="dxa"/>
-                            <w:tcBorders>
-                              <w:top w:val="single" w:color="D1D1D1" w:themeColor="background2" w:themeShade="E6" w:sz="4" w:space="0"/>
-                              <w:left w:val="nil"/>
-                              <w:bottom w:val="single" w:color="D1D1D1" w:themeColor="background2" w:themeShade="E6" w:sz="4" w:space="0"/>
-                              <w:right w:val="nil"/>
-                            </w:tcBorders>
-                            <w:tcMar>
-                              <w:top w:w="80" w:type="dxa"/>
-                              <w:left w:w="100" w:type="dxa"/>
-                              <w:bottom w:w="80" w:type="dxa"/>
-                              <w:right w:w="100" w:type="dxa"/>
-                            </w:tcMar>
-                            <w:vAlign w:val="center"/>
-                          </w:tcPr>
-                          <w:sdt>
-                            <w:sdtPr>
-                              <w:alias w:val="#Nav: /Header/Line/LineNormalNewPage/LineAmountNormalNewPage"/>
-                              <w:tag w:val="#Nav: Standard_Sales_Invoice/1306"/>
-                              <w:id w:val="-711197375"/>
-                              <w:placeholder>
-                                <w:docPart w:val="DefaultPlaceholder_-1854013440"/>
-                              </w:placeholder>
-                              <w:dataBinding w:prefixMappings="xmlns:ns0='urn:microsoft-dynamics-nav/reports/Standard_Sales_Invoice/1306/' " w:xpath="/ns0:NavWordReportXmlPart[1]/ns0:Header[1]/ns0:Line[1]/ns0:LineNormalNewPage[1]/ns0:LineAmountNormalNewPage[1]" w:storeItemID="{846EFE63-9E40-4DB6-817D-767764B070A9}"/>
-                              <w:text/>
-                            </w:sdtPr>
-                            <w:sdtContent>
-                              <w:p>
-                                <w:pPr>
-                                  <w:pStyle w:val="RightLine"/>
-                                </w:pPr>
-                                <w:r>
-                                  <w:t>LineAmountNormalNewPage</w:t>
-                                </w:r>
-                              </w:p>
-                            </w:sdtContent>
-                          </w:sdt>
-                        </w:tc>
-                      </w:tr>
-                    </w:sdtContent>
-                  </w:sdt>
-                </w:sdtContent>
-              </w:sdt>
-              <w:sdt>
-                <w:sdtPr>
+      <w:tr>
+        <w:sdt>
+          <w:sdtPr>
+            <w:rPr>
+              <w:color w:val="1B2A4A"/>
+              <w:sz w:val="18"/>
+              <w:szCs w:val="18"/>
+            </w:rPr>
+            <w:id w:val="-257747671"/>
+            <w:placeholder>
+              <w:docPart w:val="DefaultPlaceholder_-1854013440"/>
+            </w:placeholder>
+            <w:dataBinding w:prefixMappings="xmlns:ns0='urn:microsoft-dynamics-nav/reports/Standard_Sales_Invoice/1306/' " w:xpath="/ns0:NavWordReportXmlPart[1]/ns0:Header[1]/ns0:Line[1]/ns0:LineNormal[1]/ns0:ItemNoNormal[1]" w:storeItemID="{846EFE63-9E40-4DB6-817D-767764B070A9}"/>
+            <w:text/>
+            <w:alias w:val="#Nav: /Header/Line/LineNormal/ItemNoNormal"/>
+            <w:tag w:val="#Nav: Standard_Sales_Invoice/1306"/>
+          </w:sdtPr>
+          <w:sdtContent>
+            <w:tc>
+              <w:tcPr>
+                <w:tcW w:w="1745" w:type="dxa"/>
+                <w:tcBorders>
+                  <w:top w:val="single" w:color="D1D1D1" w:themeColor="background2" w:themeShade="E6" w:sz="4" w:space="0"/>
+                  <w:left w:val="nil"/>
+                  <w:bottom w:val="single" w:color="D1D1D1" w:themeColor="background2" w:themeShade="E6" w:sz="4" w:space="0"/>
+                  <w:right w:val="nil"/>
+                </w:tcBorders>
+                <w:tcMar>
+                  <w:top w:w="80" w:type="dxa"/>
+                  <w:left w:w="100" w:type="dxa"/>
+                  <w:bottom w:w="80" w:type="dxa"/>
+                  <w:right w:w="100" w:type="dxa"/>
+                </w:tcMar>
+                <w:vAlign w:val="center"/>
+              </w:tcPr>
+              <w:p>
+                <w:pPr>
                   <w:rPr>
                     <w:color w:val="1B2A4A"/>
                     <w:sz w:val="18"/>
                     <w:szCs w:val="18"/>
                   </w:rPr>
-                  <w:alias w:val="#Nav: /Header/Line/LineNormal"/>
-                  <w:tag w:val="#Nav: Standard_Sales_Invoice/1306"/>
-                  <w:id w:val="847290523"/>
-                  <w15:dataBinding w:prefixMappings="xmlns:ns0='urn:microsoft-dynamics-nav/reports/Standard_Sales_Invoice/1306/' " w:xpath="/ns0:NavWordReportXmlPart[1]/ns0:Header[1]/ns0:Line[1]/ns0:LineNormal" w:storeItemID="{846EFE63-9E40-4DB6-817D-767764B070A9}"/>
-                  <w15:repeatingSection/>
-                </w:sdtPr>
-                <w:sdtContent>
-                  <w:sdt>
-                    <w:sdtPr>
-                      <w:rPr>
-                        <w:color w:val="1B2A4A"/>
-                        <w:sz w:val="18"/>
-                        <w:szCs w:val="18"/>
-                      </w:rPr>
-                      <w:id w:val="190811884"/>
-                      <w:placeholder>
-                        <w:docPart w:val="DefaultPlaceholder_-1854013435"/>
-                      </w:placeholder>
-                      <w15:repeatingSectionItem/>
-                    </w:sdtPr>
-                    <w:sdtContent>
-                      <w:tr>
-                        <w:tc>
-                          <w:tcPr>
-                            <w:tcW w:w="1304" w:type="dxa"/>
-                            <w:tcBorders>
-                              <w:top w:val="single" w:color="D1D1D1" w:themeColor="background2" w:themeShade="E6" w:sz="4" w:space="0"/>
-                              <w:left w:val="nil"/>
-                              <w:bottom w:val="single" w:color="D1D1D1" w:themeColor="background2" w:themeShade="E6" w:sz="4" w:space="0"/>
-                              <w:right w:val="nil"/>
-                            </w:tcBorders>
-                            <w:tcMar>
-                              <w:top w:w="80" w:type="dxa"/>
-                              <w:left w:w="100" w:type="dxa"/>
-                              <w:bottom w:w="80" w:type="dxa"/>
-                              <w:right w:w="100" w:type="dxa"/>
-                            </w:tcMar>
-                            <w:vAlign w:val="center"/>
-                          </w:tcPr>
-                          <w:sdt>
-                            <w:sdtPr>
-                              <w:rPr>
-                                <w:color w:val="1B2A4A"/>
-                                <w:sz w:val="18"/>
-                                <w:szCs w:val="18"/>
-                              </w:rPr>
-                              <w:alias w:val="#Nav: /Header/Line/LineNormal/ItemNoNormal"/>
-                              <w:tag w:val="#Nav: Standard_Sales_Invoice/1306"/>
-                              <w:id w:val="76109433"/>
-                              <w:placeholder>
-                                <w:docPart w:val="DefaultPlaceholder_-1854013440"/>
-                              </w:placeholder>
-                              <w:dataBinding w:prefixMappings="xmlns:ns0='urn:microsoft-dynamics-nav/reports/Standard_Sales_Invoice/1306/' " w:xpath="/ns0:NavWordReportXmlPart[1]/ns0:Header[1]/ns0:Line[1]/ns0:LineNormal[1]/ns0:ItemNoNormal[1]" w:storeItemID="{846EFE63-9E40-4DB6-817D-767764B070A9}"/>
-                              <w:text/>
-                            </w:sdtPr>
-                            <w:sdtContent>
-                              <w:p>
-                                <w:r>
-                                  <w:rPr>
-                                    <w:color w:val="1B2A4A"/>
-                                    <w:sz w:val="18"/>
-                                    <w:szCs w:val="18"/>
-                                  </w:rPr>
-                                  <w:t>ItemNoNormal</w:t>
-                                </w:r>
-                              </w:p>
-                            </w:sdtContent>
-                          </w:sdt>
-                        </w:tc>
-                        <w:tc>
-                          <w:tcPr>
-                            <w:tcW w:w="3629" w:type="dxa"/>
-                            <w:tcBorders>
-                              <w:top w:val="single" w:color="D1D1D1" w:themeColor="background2" w:themeShade="E6" w:sz="4" w:space="0"/>
-                              <w:left w:val="nil"/>
-                              <w:bottom w:val="single" w:color="D1D1D1" w:themeColor="background2" w:themeShade="E6" w:sz="4" w:space="0"/>
-                              <w:right w:val="nil"/>
-                            </w:tcBorders>
-                            <w:tcMar>
-                              <w:top w:w="80" w:type="dxa"/>
-                              <w:left w:w="100" w:type="dxa"/>
-                              <w:bottom w:w="80" w:type="dxa"/>
-                              <w:right w:w="100" w:type="dxa"/>
-                            </w:tcMar>
-                            <w:vAlign w:val="center"/>
-                          </w:tcPr>
-                          <w:sdt>
-                            <w:sdtPr>
-                              <w:rPr>
-                                <w:color w:val="1B2A4A"/>
-                                <w:sz w:val="18"/>
-                                <w:szCs w:val="18"/>
-                              </w:rPr>
-                              <w:alias w:val="#Nav: /Header/Line/LineNormal/DescriptionNormal"/>
-                              <w:tag w:val="#Nav: Standard_Sales_Invoice/1306"/>
-                              <w:id w:val="-1585446669"/>
-                              <w:placeholder>
-                                <w:docPart w:val="DefaultPlaceholder_-1854013440"/>
-                              </w:placeholder>
-                              <w:dataBinding w:prefixMappings="xmlns:ns0='urn:microsoft-dynamics-nav/reports/Standard_Sales_Invoice/1306/' " w:xpath="/ns0:NavWordReportXmlPart[1]/ns0:Header[1]/ns0:Line[1]/ns0:LineNormal[1]/ns0:DescriptionNormal[1]" w:storeItemID="{846EFE63-9E40-4DB6-817D-767764B070A9}"/>
-                              <w:text/>
-                            </w:sdtPr>
-                            <w:sdtContent>
-                              <w:p>
-                                <w:r>
-                                  <w:rPr>
-                                    <w:color w:val="1B2A4A"/>
-                                    <w:sz w:val="18"/>
-                                    <w:szCs w:val="18"/>
-                                  </w:rPr>
-                                  <w:t>DescriptionNormal</w:t>
-                                </w:r>
-                              </w:p>
-                            </w:sdtContent>
-                          </w:sdt>
-                        </w:tc>
-                        <w:sdt>
-                          <w:sdtPr>
-                            <w:rPr>
-                              <w:color w:val="1B2A4A"/>
-                              <w:sz w:val="18"/>
-                              <w:szCs w:val="18"/>
-                            </w:rPr>
-                            <w:id w:val="-1616054047"/>
-                            <w:placeholder>
-                              <w:docPart w:val="DefaultPlaceholder_-1854013440"/>
-                            </w:placeholder>
-                            <w:dataBinding w:prefixMappings="xmlns:ns0='urn:microsoft-dynamics-nav/reports/Standard_Sales_Invoice/1306/' " w:xpath="/ns0:NavWordReportXmlPart[1]/ns0:Header[1]/ns0:Line[1]/ns0:LineNormal[1]/ns0:ShipmentDateNormal[1]" w:storeItemID="{846EFE63-9E40-4DB6-817D-767764B070A9}"/>
-                            <w:text/>
-                            <w:alias w:val="#Nav: /Header/Line/LineNormal/ShipmentDateNormal"/>
-                            <w:tag w:val="#Nav: Standard_Sales_Invoice/1306"/>
-                          </w:sdtPr>
-                          <w:sdtContent>
-                            <w:tc>
-                              <w:tcPr>
-                                <w:tcW w:w="1304" w:type="dxa"/>
-                                <w:tcBorders>
-                                  <w:top w:val="single" w:color="D1D1D1" w:themeColor="background2" w:themeShade="E6" w:sz="4" w:space="0"/>
-                                  <w:left w:val="nil"/>
-                                  <w:bottom w:val="single" w:color="D1D1D1" w:themeColor="background2" w:themeShade="E6" w:sz="4" w:space="0"/>
-                                  <w:right w:val="nil"/>
-                                </w:tcBorders>
-                                <w:tcMar>
-                                  <w:top w:w="80" w:type="dxa"/>
-                                  <w:left w:w="100" w:type="dxa"/>
-                                  <w:bottom w:w="80" w:type="dxa"/>
-                                  <w:right w:w="100" w:type="dxa"/>
-                                </w:tcMar>
-                                <w:vAlign w:val="center"/>
-                              </w:tcPr>
-                              <w:p>
-                                <w:r>
-                                  <w:rPr>
-                                    <w:color w:val="1B2A4A"/>
-                                    <w:sz w:val="18"/>
-                                    <w:szCs w:val="18"/>
-                                  </w:rPr>
-                                  <w:t>ShipmentDateNormal</w:t>
-                                </w:r>
-                              </w:p>
-                            </w:tc>
-                          </w:sdtContent>
-                        </w:sdt>
-                        <w:tc>
-                          <w:tcPr>
-                            <w:tcW w:w="907" w:type="dxa"/>
-                            <w:tcBorders>
-                              <w:top w:val="single" w:color="D1D1D1" w:themeColor="background2" w:themeShade="E6" w:sz="4" w:space="0"/>
-                              <w:left w:val="nil"/>
-                              <w:bottom w:val="single" w:color="D1D1D1" w:themeColor="background2" w:themeShade="E6" w:sz="4" w:space="0"/>
-                              <w:right w:val="nil"/>
-                            </w:tcBorders>
-                            <w:tcMar>
-                              <w:top w:w="80" w:type="dxa"/>
-                              <w:left w:w="100" w:type="dxa"/>
-                              <w:bottom w:w="80" w:type="dxa"/>
-                              <w:right w:w="100" w:type="dxa"/>
-                            </w:tcMar>
-                            <w:vAlign w:val="center"/>
-                          </w:tcPr>
-                          <w:sdt>
-                            <w:sdtPr>
-                              <w:alias w:val="#Nav: /Header/Line/LineNormal/QuantityNormal"/>
-                              <w:tag w:val="#Nav: Standard_Sales_Invoice/1306"/>
-                              <w:id w:val="1785690558"/>
-                              <w:placeholder>
-                                <w:docPart w:val="DefaultPlaceholder_-1854013440"/>
-                              </w:placeholder>
-                              <w:dataBinding w:prefixMappings="xmlns:ns0='urn:microsoft-dynamics-nav/reports/Standard_Sales_Invoice/1306/' " w:xpath="/ns0:NavWordReportXmlPart[1]/ns0:Header[1]/ns0:Line[1]/ns0:LineNormal[1]/ns0:QuantityNormal[1]" w:storeItemID="{846EFE63-9E40-4DB6-817D-767764B070A9}"/>
-                              <w:text/>
-                            </w:sdtPr>
-                            <w:sdtContent>
-                              <w:p>
-                                <w:pPr>
-                                  <w:pStyle w:val="CenterLine"/>
-                                </w:pPr>
-                                <w:r>
-                                  <w:t>QuantityNormal</w:t>
-                                </w:r>
-                              </w:p>
-                            </w:sdtContent>
-                          </w:sdt>
-                        </w:tc>
-                        <w:tc>
-                          <w:tcPr>
-                            <w:tcW w:w="1701" w:type="dxa"/>
-                            <w:tcBorders>
-                              <w:top w:val="single" w:color="D1D1D1" w:themeColor="background2" w:themeShade="E6" w:sz="4" w:space="0"/>
-                              <w:left w:val="nil"/>
-                              <w:bottom w:val="single" w:color="D1D1D1" w:themeColor="background2" w:themeShade="E6" w:sz="4" w:space="0"/>
-                              <w:right w:val="nil"/>
-                            </w:tcBorders>
-                            <w:tcMar>
-                              <w:top w:w="80" w:type="dxa"/>
-                              <w:left w:w="100" w:type="dxa"/>
-                              <w:bottom w:w="80" w:type="dxa"/>
-                              <w:right w:w="100" w:type="dxa"/>
-                            </w:tcMar>
-                            <w:vAlign w:val="center"/>
-                          </w:tcPr>
-                          <w:sdt>
-                            <w:sdtPr>
-                              <w:alias w:val="#Nav: /Header/Line/LineNormal/UnitPriceNormal"/>
-                              <w:tag w:val="#Nav: Standard_Sales_Invoice/1306"/>
-                              <w:id w:val="-227159676"/>
-                              <w:placeholder>
-                                <w:docPart w:val="DefaultPlaceholder_-1854013440"/>
-                              </w:placeholder>
-                              <w:dataBinding w:prefixMappings="xmlns:ns0='urn:microsoft-dynamics-nav/reports/Standard_Sales_Invoice/1306/' " w:xpath="/ns0:NavWordReportXmlPart[1]/ns0:Header[1]/ns0:Line[1]/ns0:LineNormal[1]/ns0:UnitPriceNormal[1]" w:storeItemID="{846EFE63-9E40-4DB6-817D-767764B070A9}"/>
-                              <w:text/>
-                            </w:sdtPr>
-                            <w:sdtContent>
-                              <w:p>
-                                <w:pPr>
-                                  <w:pStyle w:val="RightLine"/>
-                                </w:pPr>
-                                <w:r>
-                                  <w:t>UnitPriceNormal</w:t>
-                                </w:r>
-                              </w:p>
-                            </w:sdtContent>
-                          </w:sdt>
-                        </w:tc>
-                        <w:tc>
-                          <w:tcPr>
-                            <w:tcW w:w="1985" w:type="dxa"/>
-                            <w:tcBorders>
-                              <w:top w:val="single" w:color="D1D1D1" w:themeColor="background2" w:themeShade="E6" w:sz="4" w:space="0"/>
-                              <w:left w:val="nil"/>
-                              <w:bottom w:val="single" w:color="D1D1D1" w:themeColor="background2" w:themeShade="E6" w:sz="4" w:space="0"/>
-                              <w:right w:val="nil"/>
-                            </w:tcBorders>
-                            <w:tcMar>
-                              <w:top w:w="80" w:type="dxa"/>
-                              <w:left w:w="100" w:type="dxa"/>
-                              <w:bottom w:w="80" w:type="dxa"/>
-                              <w:right w:w="100" w:type="dxa"/>
-                            </w:tcMar>
-                            <w:vAlign w:val="center"/>
-                          </w:tcPr>
-                          <w:sdt>
-                            <w:sdtPr>
-                              <w:alias w:val="#Nav: /Header/Line/LineNormal/LineAmountNormal"/>
-                              <w:tag w:val="#Nav: Standard_Sales_Invoice/1306"/>
-                              <w:id w:val="1285223170"/>
-                              <w:placeholder>
-                                <w:docPart w:val="DefaultPlaceholder_-1854013440"/>
-                              </w:placeholder>
-                              <w:dataBinding w:prefixMappings="xmlns:ns0='urn:microsoft-dynamics-nav/reports/Standard_Sales_Invoice/1306/' " w:xpath="/ns0:NavWordReportXmlPart[1]/ns0:Header[1]/ns0:Line[1]/ns0:LineNormal[1]/ns0:LineAmountNormal[1]" w:storeItemID="{846EFE63-9E40-4DB6-817D-767764B070A9}"/>
-                              <w:text/>
-                            </w:sdtPr>
-                            <w:sdtContent>
-                              <w:p>
-                                <w:pPr>
-                                  <w:pStyle w:val="RightLine"/>
-                                </w:pPr>
-                                <w:r>
-                                  <w:t>LineAmountNormal</w:t>
-                                </w:r>
-                              </w:p>
-                            </w:sdtContent>
-                          </w:sdt>
-                        </w:tc>
-                      </w:tr>
-                    </w:sdtContent>
-                  </w:sdt>
-                </w:sdtContent>
-              </w:sdt>
-              <w:sdt>
-                <w:sdtPr>
+                </w:pPr>
+                <w:r>
                   <w:rPr>
-                    <w:i/>
-                    <w:iCs/>
+                    <w:color w:val="1B2A4A"/>
+                    <w:sz w:val="18"/>
+                    <w:szCs w:val="18"/>
                   </w:rPr>
-                  <w:alias w:val="#Nav: /Header/Line/LineItalicNewPage"/>
-                  <w:tag w:val="#Nav: Standard_Sales_Invoice/1306"/>
-                  <w:id w:val="-2077820511"/>
-                  <w15:dataBinding w:prefixMappings="xmlns:ns0='urn:microsoft-dynamics-nav/reports/Standard_Sales_Invoice/1306/' " w:xpath="/ns0:NavWordReportXmlPart[1]/ns0:Header[1]/ns0:Line[1]/ns0:LineItalicNewPage" w:storeItemID="{846EFE63-9E40-4DB6-817D-767764B070A9}"/>
-                  <w15:repeatingSection/>
-                </w:sdtPr>
-                <w:sdtContent>
-                  <w:sdt>
-                    <w:sdtPr>
-                      <w:rPr>
-                        <w:i/>
-                        <w:iCs/>
-                      </w:rPr>
-                      <w:id w:val="-717050499"/>
-                      <w:placeholder>
-                        <w:docPart w:val="DefaultPlaceholder_-1854013435"/>
-                      </w:placeholder>
-                      <w15:repeatingSectionItem/>
-                    </w:sdtPr>
-                    <w:sdtContent>
-                      <w:tr>
-                        <w:tc>
-                          <w:tcPr>
-                            <w:tcW w:w="1304" w:type="dxa"/>
-                            <w:tcBorders>
-                              <w:top w:val="single" w:color="D1D1D1" w:themeColor="background2" w:themeShade="E6" w:sz="4" w:space="0"/>
-                              <w:left w:val="nil"/>
-                              <w:bottom w:val="single" w:color="D1D1D1" w:themeColor="background2" w:themeShade="E6" w:sz="4" w:space="0"/>
-                              <w:right w:val="nil"/>
-                            </w:tcBorders>
-                            <w:tcMar>
-                              <w:top w:w="80" w:type="dxa"/>
-                              <w:left w:w="100" w:type="dxa"/>
-                              <w:bottom w:w="80" w:type="dxa"/>
-                              <w:right w:w="100" w:type="dxa"/>
-                            </w:tcMar>
-                            <w:vAlign w:val="center"/>
-                          </w:tcPr>
-                          <w:sdt>
-                            <w:sdtPr>
-                              <w:rPr>
-                                <w:i/>
-                                <w:iCs/>
-                              </w:rPr>
-                              <w:alias w:val="#Nav: /Header/Line/LineItalicNewPage/ItemNoItalicNewPage"/>
-                              <w:tag w:val="#Nav: Standard_Sales_Invoice/1306"/>
-                              <w:id w:val="-18080802"/>
-                              <w:placeholder>
-                                <w:docPart w:val="DefaultPlaceholder_-1854013440"/>
-                              </w:placeholder>
-                              <w:dataBinding w:prefixMappings="xmlns:ns0='urn:microsoft-dynamics-nav/reports/Standard_Sales_Invoice/1306/' " w:xpath="/ns0:NavWordReportXmlPart[1]/ns0:Header[1]/ns0:Line[1]/ns0:LineItalicNewPage[1]/ns0:ItemNoItalicNewPage[1]" w:storeItemID="{846EFE63-9E40-4DB6-817D-767764B070A9}"/>
-                              <w:text/>
-                            </w:sdtPr>
-                            <w:sdtContent>
-                              <w:p>
-                                <w:pPr>
-                                  <w:pStyle w:val="LinePageBreak"/>
-                                  <w:rPr>
-                                    <w:i/>
-                                    <w:iCs/>
-                                  </w:rPr>
-                                </w:pPr>
-                                <w:r>
-                                  <w:rPr>
-                                    <w:i/>
-                                    <w:iCs/>
-                                  </w:rPr>
-                                  <w:t>ItemNoItalicNewPage</w:t>
-                                </w:r>
-                              </w:p>
-                            </w:sdtContent>
-                          </w:sdt>
-                        </w:tc>
-                        <w:tc>
-                          <w:tcPr>
-                            <w:tcW w:w="3629" w:type="dxa"/>
-                            <w:tcBorders>
-                              <w:top w:val="single" w:color="D1D1D1" w:themeColor="background2" w:themeShade="E6" w:sz="4" w:space="0"/>
-                              <w:left w:val="nil"/>
-                              <w:bottom w:val="single" w:color="D1D1D1" w:themeColor="background2" w:themeShade="E6" w:sz="4" w:space="0"/>
-                              <w:right w:val="nil"/>
-                            </w:tcBorders>
-                            <w:tcMar>
-                              <w:top w:w="80" w:type="dxa"/>
-                              <w:left w:w="100" w:type="dxa"/>
-                              <w:bottom w:w="80" w:type="dxa"/>
-                              <w:right w:w="100" w:type="dxa"/>
-                            </w:tcMar>
-                            <w:vAlign w:val="center"/>
-                          </w:tcPr>
-                          <w:sdt>
-                            <w:sdtPr>
-                              <w:rPr>
-                                <w:i/>
-                                <w:iCs/>
-                                <w:color w:val="1B2A4A"/>
-                                <w:sz w:val="18"/>
-                                <w:szCs w:val="18"/>
-                              </w:rPr>
-                              <w:alias w:val="#Nav: /Header/Line/LineItalicNewPage/DescriptionItalicNewPage"/>
-                              <w:tag w:val="#Nav: Standard_Sales_Invoice/1306"/>
-                              <w:id w:val="1930703374"/>
-                              <w:placeholder>
-                                <w:docPart w:val="DefaultPlaceholder_-1854013440"/>
-                              </w:placeholder>
-                              <w:dataBinding w:prefixMappings="xmlns:ns0='urn:microsoft-dynamics-nav/reports/Standard_Sales_Invoice/1306/' " w:xpath="/ns0:NavWordReportXmlPart[1]/ns0:Header[1]/ns0:Line[1]/ns0:LineItalicNewPage[1]/ns0:DescriptionItalicNewPage[1]" w:storeItemID="{846EFE63-9E40-4DB6-817D-767764B070A9}"/>
-                              <w:text/>
-                            </w:sdtPr>
-                            <w:sdtContent>
-                              <w:p>
-                                <w:pPr>
-                                  <w:rPr>
-                                    <w:i/>
-                                    <w:iCs/>
-                                    <w:color w:val="1B2A4A"/>
-                                    <w:sz w:val="18"/>
-                                    <w:szCs w:val="18"/>
-                                  </w:rPr>
-                                </w:pPr>
-                                <w:r>
-                                  <w:rPr>
-                                    <w:i/>
-                                    <w:iCs/>
-                                    <w:color w:val="1B2A4A"/>
-                                    <w:sz w:val="18"/>
-                                    <w:szCs w:val="18"/>
-                                  </w:rPr>
-                                  <w:t>DescriptionItalicNewPage</w:t>
-                                </w:r>
-                              </w:p>
-                            </w:sdtContent>
-                          </w:sdt>
-                        </w:tc>
-                        <w:sdt>
-                          <w:sdtPr>
-                            <w:rPr>
-                              <w:i/>
-                              <w:iCs/>
-                              <w:color w:val="1B2A4A"/>
-                              <w:sz w:val="18"/>
-                              <w:szCs w:val="18"/>
-                            </w:rPr>
-                            <w:id w:val="-1538187374"/>
-                            <w:placeholder>
-                              <w:docPart w:val="DefaultPlaceholder_-1854013440"/>
-                            </w:placeholder>
-                            <w:dataBinding w:prefixMappings="xmlns:ns0='urn:microsoft-dynamics-nav/reports/Standard_Sales_Invoice/1306/' " w:xpath="/ns0:NavWordReportXmlPart[1]/ns0:Header[1]/ns0:Line[1]/ns0:LineItalicNewPage[1]/ns0:ShipmentDateItalicNewPage[1]" w:storeItemID="{846EFE63-9E40-4DB6-817D-767764B070A9}"/>
-                            <w:text/>
-                            <w:alias w:val="#Nav: /Header/Line/LineItalicNewPage/ShipmentDateItalicNewPage"/>
-                            <w:tag w:val="#Nav: Standard_Sales_Invoice/1306"/>
-                          </w:sdtPr>
-                          <w:sdtContent>
-                            <w:tc>
-                              <w:tcPr>
-                                <w:tcW w:w="1304" w:type="dxa"/>
-                                <w:tcBorders>
-                                  <w:top w:val="single" w:color="D1D1D1" w:themeColor="background2" w:themeShade="E6" w:sz="4" w:space="0"/>
-                                  <w:left w:val="nil"/>
-                                  <w:bottom w:val="single" w:color="D1D1D1" w:themeColor="background2" w:themeShade="E6" w:sz="4" w:space="0"/>
-                                  <w:right w:val="nil"/>
-                                </w:tcBorders>
-                                <w:tcMar>
-                                  <w:top w:w="80" w:type="dxa"/>
-                                  <w:left w:w="100" w:type="dxa"/>
-                                  <w:bottom w:w="80" w:type="dxa"/>
-                                  <w:right w:w="100" w:type="dxa"/>
-                                </w:tcMar>
-                                <w:vAlign w:val="center"/>
-                              </w:tcPr>
-                              <w:p>
-                                <w:pPr>
-                                  <w:rPr>
-                                    <w:i/>
-                                    <w:iCs/>
-                                    <w:color w:val="1B2A4A"/>
-                                    <w:sz w:val="18"/>
-                                    <w:szCs w:val="18"/>
-                                  </w:rPr>
-                                </w:pPr>
-                                <w:r>
-                                  <w:rPr>
-                                    <w:i/>
-                                    <w:iCs/>
-                                    <w:color w:val="1B2A4A"/>
-                                    <w:sz w:val="18"/>
-                                    <w:szCs w:val="18"/>
-                                  </w:rPr>
-                                  <w:t>ShipmentDateItalicNewPage</w:t>
-                                </w:r>
-                              </w:p>
-                            </w:tc>
-                          </w:sdtContent>
-                        </w:sdt>
-                        <w:tc>
-                          <w:tcPr>
-                            <w:tcW w:w="907" w:type="dxa"/>
-                            <w:tcBorders>
-                              <w:top w:val="single" w:color="D1D1D1" w:themeColor="background2" w:themeShade="E6" w:sz="4" w:space="0"/>
-                              <w:left w:val="nil"/>
-                              <w:bottom w:val="single" w:color="D1D1D1" w:themeColor="background2" w:themeShade="E6" w:sz="4" w:space="0"/>
-                              <w:right w:val="nil"/>
-                            </w:tcBorders>
-                            <w:tcMar>
-                              <w:top w:w="80" w:type="dxa"/>
-                              <w:left w:w="100" w:type="dxa"/>
-                              <w:bottom w:w="80" w:type="dxa"/>
-                              <w:right w:w="100" w:type="dxa"/>
-                            </w:tcMar>
-                            <w:vAlign w:val="center"/>
-                          </w:tcPr>
-                          <w:sdt>
-                            <w:sdtPr>
-                              <w:rPr>
-                                <w:i/>
-                                <w:iCs/>
-                              </w:rPr>
-                              <w:alias w:val="#Nav: /Header/Line/LineItalicNewPage/QuantityItalicNewPage"/>
-                              <w:tag w:val="#Nav: Standard_Sales_Invoice/1306"/>
-                              <w:id w:val="-397204459"/>
-                              <w:placeholder>
-                                <w:docPart w:val="DefaultPlaceholder_-1854013440"/>
-                              </w:placeholder>
-                              <w:dataBinding w:prefixMappings="xmlns:ns0='urn:microsoft-dynamics-nav/reports/Standard_Sales_Invoice/1306/' " w:xpath="/ns0:NavWordReportXmlPart[1]/ns0:Header[1]/ns0:Line[1]/ns0:LineItalicNewPage[1]/ns0:QuantityItalicNewPage[1]" w:storeItemID="{846EFE63-9E40-4DB6-817D-767764B070A9}"/>
-                              <w:text/>
-                            </w:sdtPr>
-                            <w:sdtContent>
-                              <w:p>
-                                <w:pPr>
-                                  <w:pStyle w:val="CenterLine"/>
-                                  <w:rPr>
-                                    <w:i/>
-                                    <w:iCs/>
-                                  </w:rPr>
-                                </w:pPr>
-                                <w:r>
-                                  <w:rPr>
-                                    <w:i/>
-                                    <w:iCs/>
-                                  </w:rPr>
-                                  <w:t>QuantityItalicNewPage</w:t>
-                                </w:r>
-                              </w:p>
-                            </w:sdtContent>
-                          </w:sdt>
-                        </w:tc>
-                        <w:tc>
-                          <w:tcPr>
-                            <w:tcW w:w="1701" w:type="dxa"/>
-                            <w:tcBorders>
-                              <w:top w:val="single" w:color="D1D1D1" w:themeColor="background2" w:themeShade="E6" w:sz="4" w:space="0"/>
-                              <w:left w:val="nil"/>
-                              <w:bottom w:val="single" w:color="D1D1D1" w:themeColor="background2" w:themeShade="E6" w:sz="4" w:space="0"/>
-                              <w:right w:val="nil"/>
-                            </w:tcBorders>
-                            <w:tcMar>
-                              <w:top w:w="80" w:type="dxa"/>
-                              <w:left w:w="100" w:type="dxa"/>
-                              <w:bottom w:w="80" w:type="dxa"/>
-                              <w:right w:w="100" w:type="dxa"/>
-                            </w:tcMar>
-                            <w:vAlign w:val="center"/>
-                          </w:tcPr>
-                          <w:sdt>
-                            <w:sdtPr>
-                              <w:rPr>
-                                <w:i/>
-                                <w:iCs/>
-                              </w:rPr>
-                              <w:alias w:val="#Nav: /Header/Line/LineItalicNewPage/UnitPriceItalicNewPage"/>
-                              <w:tag w:val="#Nav: Standard_Sales_Invoice/1306"/>
-                              <w:id w:val="593211287"/>
-                              <w:placeholder>
-                                <w:docPart w:val="DefaultPlaceholder_-1854013440"/>
-                              </w:placeholder>
-                              <w:dataBinding w:prefixMappings="xmlns:ns0='urn:microsoft-dynamics-nav/reports/Standard_Sales_Invoice/1306/' " w:xpath="/ns0:NavWordReportXmlPart[1]/ns0:Header[1]/ns0:Line[1]/ns0:LineItalicNewPage[1]/ns0:UnitPriceItalicNewPage[1]" w:storeItemID="{846EFE63-9E40-4DB6-817D-767764B070A9}"/>
-                              <w:text/>
-                            </w:sdtPr>
-                            <w:sdtContent>
-                              <w:p>
-                                <w:pPr>
-                                  <w:pStyle w:val="RightLine"/>
-                                  <w:rPr>
-                                    <w:i/>
-                                    <w:iCs/>
-                                  </w:rPr>
-                                </w:pPr>
-                                <w:r>
-                                  <w:rPr>
-                                    <w:i/>
-                                    <w:iCs/>
-                                  </w:rPr>
-                                  <w:t>UnitPriceItalicNewPage</w:t>
-                                </w:r>
-                              </w:p>
-                            </w:sdtContent>
-                          </w:sdt>
-                        </w:tc>
-                        <w:tc>
-                          <w:tcPr>
-                            <w:tcW w:w="1985" w:type="dxa"/>
-                            <w:tcBorders>
-                              <w:top w:val="single" w:color="D1D1D1" w:themeColor="background2" w:themeShade="E6" w:sz="4" w:space="0"/>
-                              <w:left w:val="nil"/>
-                              <w:bottom w:val="single" w:color="D1D1D1" w:themeColor="background2" w:themeShade="E6" w:sz="4" w:space="0"/>
-                              <w:right w:val="nil"/>
-                            </w:tcBorders>
-                            <w:tcMar>
-                              <w:top w:w="80" w:type="dxa"/>
-                              <w:left w:w="100" w:type="dxa"/>
-                              <w:bottom w:w="80" w:type="dxa"/>
-                              <w:right w:w="100" w:type="dxa"/>
-                            </w:tcMar>
-                            <w:vAlign w:val="center"/>
-                          </w:tcPr>
-                          <w:sdt>
-                            <w:sdtPr>
-                              <w:rPr>
-                                <w:i/>
-                                <w:iCs/>
-                              </w:rPr>
-                              <w:alias w:val="#Nav: /Header/Line/LineItalicNewPage/LineAmountItalicNewPage"/>
-                              <w:tag w:val="#Nav: Standard_Sales_Invoice/1306"/>
-                              <w:id w:val="-1782028021"/>
-                              <w:placeholder>
-                                <w:docPart w:val="DefaultPlaceholder_-1854013440"/>
-                              </w:placeholder>
-                              <w:dataBinding w:prefixMappings="xmlns:ns0='urn:microsoft-dynamics-nav/reports/Standard_Sales_Invoice/1306/' " w:xpath="/ns0:NavWordReportXmlPart[1]/ns0:Header[1]/ns0:Line[1]/ns0:LineItalicNewPage[1]/ns0:LineAmountItalicNewPage[1]" w:storeItemID="{846EFE63-9E40-4DB6-817D-767764B070A9}"/>
-                              <w:text/>
-                            </w:sdtPr>
-                            <w:sdtContent>
-                              <w:p>
-                                <w:pPr>
-                                  <w:pStyle w:val="RightLine"/>
-                                  <w:rPr>
-                                    <w:i/>
-                                    <w:iCs/>
-                                  </w:rPr>
-                                </w:pPr>
-                                <w:r>
-                                  <w:rPr>
-                                    <w:i/>
-                                    <w:iCs/>
-                                  </w:rPr>
-                                  <w:t>LineAmountItalicNewPage</w:t>
-                                </w:r>
-                              </w:p>
-                            </w:sdtContent>
-                          </w:sdt>
-                        </w:tc>
-                      </w:tr>
-                    </w:sdtContent>
-                  </w:sdt>
-                </w:sdtContent>
-              </w:sdt>
-              <w:sdt>
-                <w:sdtPr>
+                  <w:t>ItemNoNormal</w:t>
+                </w:r>
+              </w:p>
+            </w:tc>
+          </w:sdtContent>
+        </w:sdt>
+        <w:sdt>
+          <w:sdtPr>
+            <w:rPr>
+              <w:color w:val="1B2A4A"/>
+              <w:sz w:val="18"/>
+              <w:szCs w:val="18"/>
+            </w:rPr>
+            <w:id w:val="-2001418674"/>
+            <w:placeholder>
+              <w:docPart w:val="DefaultPlaceholder_-1854013440"/>
+            </w:placeholder>
+            <w:dataBinding w:prefixMappings="xmlns:ns0='urn:microsoft-dynamics-nav/reports/Standard_Sales_Invoice/1306/' " w:xpath="/ns0:NavWordReportXmlPart[1]/ns0:Header[1]/ns0:Line[1]/ns0:LineNormal[1]/ns0:DescriptionNormal[1]" w:storeItemID="{846EFE63-9E40-4DB6-817D-767764B070A9}"/>
+            <w:text/>
+            <w:alias w:val="#Nav: /Header/Line/LineNormal/DescriptionNormal"/>
+            <w:tag w:val="#Nav: Standard_Sales_Invoice/1306"/>
+          </w:sdtPr>
+          <w:sdtContent>
+            <w:tc>
+              <w:tcPr>
+                <w:tcW w:w="1969" w:type="dxa"/>
+                <w:tcBorders>
+                  <w:top w:val="single" w:color="D1D1D1" w:themeColor="background2" w:themeShade="E6" w:sz="4" w:space="0"/>
+                  <w:left w:val="nil"/>
+                  <w:bottom w:val="single" w:color="D1D1D1" w:themeColor="background2" w:themeShade="E6" w:sz="4" w:space="0"/>
+                  <w:right w:val="nil"/>
+                </w:tcBorders>
+                <w:tcMar>
+                  <w:top w:w="80" w:type="dxa"/>
+                  <w:left w:w="100" w:type="dxa"/>
+                  <w:bottom w:w="80" w:type="dxa"/>
+                  <w:right w:w="100" w:type="dxa"/>
+                </w:tcMar>
+                <w:vAlign w:val="center"/>
+              </w:tcPr>
+              <w:p>
+                <w:pPr>
+                  <w:rPr>
+                    <w:color w:val="1B2A4A"/>
+                    <w:sz w:val="18"/>
+                    <w:szCs w:val="18"/>
+                  </w:rPr>
+                </w:pPr>
+                <w:r>
+                  <w:rPr>
+                    <w:color w:val="1B2A4A"/>
+                    <w:sz w:val="18"/>
+                    <w:szCs w:val="18"/>
+                  </w:rPr>
+                  <w:t>DescriptionNormal</w:t>
+                </w:r>
+              </w:p>
+            </w:tc>
+          </w:sdtContent>
+        </w:sdt>
+        <w:sdt>
+          <w:sdtPr>
+            <w:rPr>
+              <w:color w:val="1B2A4A"/>
+              <w:sz w:val="18"/>
+              <w:szCs w:val="18"/>
+            </w:rPr>
+            <w:id w:val="1648620722"/>
+            <w:placeholder>
+              <w:docPart w:val="DefaultPlaceholder_-1854013440"/>
+            </w:placeholder>
+            <w:dataBinding w:prefixMappings="xmlns:ns0='urn:microsoft-dynamics-nav/reports/Standard_Sales_Invoice/1306/' " w:xpath="/ns0:NavWordReportXmlPart[1]/ns0:Header[1]/ns0:Line[1]/ns0:LineNormal[1]/ns0:ShipmentDateNormal[1]" w:storeItemID="{846EFE63-9E40-4DB6-817D-767764B070A9}"/>
+            <w:text/>
+            <w:alias w:val="#Nav: /Header/Line/LineNormal/ShipmentDateNormal"/>
+            <w:tag w:val="#Nav: Standard_Sales_Invoice/1306"/>
+          </w:sdtPr>
+          <w:sdtContent>
+            <w:tc>
+              <w:tcPr>
+                <w:tcW w:w="2147" w:type="dxa"/>
+                <w:tcBorders>
+                  <w:top w:val="single" w:color="D1D1D1" w:themeColor="background2" w:themeShade="E6" w:sz="4" w:space="0"/>
+                  <w:left w:val="nil"/>
+                  <w:bottom w:val="single" w:color="D1D1D1" w:themeColor="background2" w:themeShade="E6" w:sz="4" w:space="0"/>
+                  <w:right w:val="nil"/>
+                </w:tcBorders>
+                <w:tcMar>
+                  <w:top w:w="80" w:type="dxa"/>
+                  <w:left w:w="100" w:type="dxa"/>
+                  <w:bottom w:w="80" w:type="dxa"/>
+                  <w:right w:w="100" w:type="dxa"/>
+                </w:tcMar>
+                <w:vAlign w:val="center"/>
+              </w:tcPr>
+              <w:p>
+                <w:pPr>
+                  <w:rPr>
+                    <w:color w:val="1B2A4A"/>
+                    <w:sz w:val="18"/>
+                    <w:szCs w:val="18"/>
+                  </w:rPr>
+                </w:pPr>
+                <w:r>
+                  <w:rPr>
+                    <w:color w:val="1B2A4A"/>
+                    <w:sz w:val="18"/>
+                    <w:szCs w:val="18"/>
+                  </w:rPr>
+                  <w:t>ShipmentDateNormal</w:t>
+                </w:r>
+              </w:p>
+            </w:tc>
+          </w:sdtContent>
+        </w:sdt>
+        <w:sdt>
+          <w:sdtPr>
+            <w:id w:val="535007230"/>
+            <w:placeholder>
+              <w:docPart w:val="DefaultPlaceholder_-1854013440"/>
+            </w:placeholder>
+            <w:dataBinding w:prefixMappings="xmlns:ns0='urn:microsoft-dynamics-nav/reports/Standard_Sales_Invoice/1306/' " w:xpath="/ns0:NavWordReportXmlPart[1]/ns0:Header[1]/ns0:Line[1]/ns0:LineNormal[1]/ns0:QuantityNormal[1]" w:storeItemID="{846EFE63-9E40-4DB6-817D-767764B070A9}"/>
+            <w:text/>
+            <w:alias w:val="#Nav: /Header/Line/LineNormal/QuantityNormal"/>
+            <w:tag w:val="#Nav: Standard_Sales_Invoice/1306"/>
+          </w:sdtPr>
+          <w:sdtContent>
+            <w:tc>
+              <w:tcPr>
+                <w:tcW w:w="1759" w:type="dxa"/>
+                <w:tcBorders>
+                  <w:top w:val="single" w:color="D1D1D1" w:themeColor="background2" w:themeShade="E6" w:sz="4" w:space="0"/>
+                  <w:left w:val="nil"/>
+                  <w:bottom w:val="single" w:color="D1D1D1" w:themeColor="background2" w:themeShade="E6" w:sz="4" w:space="0"/>
+                  <w:right w:val="nil"/>
+                </w:tcBorders>
+                <w:tcMar>
+                  <w:top w:w="80" w:type="dxa"/>
+                  <w:left w:w="100" w:type="dxa"/>
+                  <w:bottom w:w="80" w:type="dxa"/>
+                  <w:right w:w="100" w:type="dxa"/>
+                </w:tcMar>
+                <w:vAlign w:val="center"/>
+              </w:tcPr>
+              <w:p>
+                <w:pPr>
+                  <w:pStyle w:val="CenterLine"/>
+                </w:pPr>
+                <w:r>
+                  <w:t>QuantityNormal</w:t>
+                </w:r>
+              </w:p>
+            </w:tc>
+          </w:sdtContent>
+        </w:sdt>
+        <w:sdt>
+          <w:sdtPr>
+            <w:id w:val="-1837144554"/>
+            <w:placeholder>
+              <w:docPart w:val="DefaultPlaceholder_-1854013440"/>
+            </w:placeholder>
+            <w:dataBinding w:prefixMappings="xmlns:ns0='urn:microsoft-dynamics-nav/reports/Standard_Sales_Invoice/1306/' " w:xpath="/ns0:NavWordReportXmlPart[1]/ns0:Header[1]/ns0:Line[1]/ns0:LineNormal[1]/ns0:UnitPriceNormal[1]" w:storeItemID="{846EFE63-9E40-4DB6-817D-767764B070A9}"/>
+            <w:text/>
+            <w:alias w:val="#Nav: /Header/Line/LineNormal/UnitPriceNormal"/>
+            <w:tag w:val="#Nav: Standard_Sales_Invoice/1306"/>
+          </w:sdtPr>
+          <w:sdtContent>
+            <w:tc>
+              <w:tcPr>
+                <w:tcW w:w="1808" w:type="dxa"/>
+                <w:tcBorders>
+                  <w:top w:val="single" w:color="D1D1D1" w:themeColor="background2" w:themeShade="E6" w:sz="4" w:space="0"/>
+                  <w:left w:val="nil"/>
+                  <w:bottom w:val="single" w:color="D1D1D1" w:themeColor="background2" w:themeShade="E6" w:sz="4" w:space="0"/>
+                  <w:right w:val="nil"/>
+                </w:tcBorders>
+                <w:tcMar>
+                  <w:top w:w="80" w:type="dxa"/>
+                  <w:left w:w="100" w:type="dxa"/>
+                  <w:bottom w:w="80" w:type="dxa"/>
+                  <w:right w:w="100" w:type="dxa"/>
+                </w:tcMar>
+                <w:vAlign w:val="center"/>
+              </w:tcPr>
+              <w:p>
+                <w:pPr>
+                  <w:pStyle w:val="RightLine"/>
+                </w:pPr>
+                <w:r>
+                  <w:t>UnitPriceNormal</w:t>
+                </w:r>
+              </w:p>
+            </w:tc>
+          </w:sdtContent>
+        </w:sdt>
+        <w:sdt>
+          <w:sdtPr>
+            <w:id w:val="738290389"/>
+            <w:placeholder>
+              <w:docPart w:val="DefaultPlaceholder_-1854013440"/>
+            </w:placeholder>
+            <w:dataBinding w:prefixMappings="xmlns:ns0='urn:microsoft-dynamics-nav/reports/Standard_Sales_Invoice/1306/' " w:xpath="/ns0:NavWordReportXmlPart[1]/ns0:Header[1]/ns0:Line[1]/ns0:LineNormal[1]/ns0:LineAmountNormal[1]" w:storeItemID="{846EFE63-9E40-4DB6-817D-767764B070A9}"/>
+            <w:text/>
+            <w:alias w:val="#Nav: /Header/Line/LineNormal/LineAmountNormal"/>
+            <w:tag w:val="#Nav: Standard_Sales_Invoice/1306"/>
+          </w:sdtPr>
+          <w:sdtContent>
+            <w:tc>
+              <w:tcPr>
+                <w:tcW w:w="2018" w:type="dxa"/>
+                <w:tcBorders>
+                  <w:top w:val="single" w:color="D1D1D1" w:themeColor="background2" w:themeShade="E6" w:sz="4" w:space="0"/>
+                  <w:left w:val="nil"/>
+                  <w:bottom w:val="single" w:color="D1D1D1" w:themeColor="background2" w:themeShade="E6" w:sz="4" w:space="0"/>
+                  <w:right w:val="nil"/>
+                </w:tcBorders>
+                <w:tcMar>
+                  <w:top w:w="80" w:type="dxa"/>
+                  <w:left w:w="100" w:type="dxa"/>
+                  <w:bottom w:w="80" w:type="dxa"/>
+                  <w:right w:w="100" w:type="dxa"/>
+                </w:tcMar>
+                <w:vAlign w:val="center"/>
+              </w:tcPr>
+              <w:p>
+                <w:pPr>
+                  <w:pStyle w:val="RightLine"/>
+                </w:pPr>
+                <w:r>
+                  <w:t>LineAmountNormal</w:t>
+                </w:r>
+              </w:p>
+            </w:tc>
+          </w:sdtContent>
+        </w:sdt>
+      </w:tr>
+      <w:tr>
+        <w:sdt>
+          <w:sdtPr>
+            <w:rPr>
+              <w:i/>
+              <w:iCs/>
+              <w:color w:val="1B2A4A"/>
+              <w:sz w:val="18"/>
+              <w:szCs w:val="18"/>
+            </w:rPr>
+            <w:id w:val="-1210955454"/>
+            <w:placeholder>
+              <w:docPart w:val="DefaultPlaceholder_-1854013440"/>
+            </w:placeholder>
+            <w:dataBinding w:prefixMappings="xmlns:ns0='urn:microsoft-dynamics-nav/reports/Standard_Sales_Invoice/1306/' " w:xpath="/ns0:NavWordReportXmlPart[1]/ns0:Header[1]/ns0:Line[1]/ns0:LineItalic[1]/ns0:ItemNoItalic[1]" w:storeItemID="{846EFE63-9E40-4DB6-817D-767764B070A9}"/>
+            <w:text/>
+            <w:alias w:val="#Nav: /Header/Line/LineItalic/ItemNoItalic"/>
+            <w:tag w:val="#Nav: Standard_Sales_Invoice/1306"/>
+          </w:sdtPr>
+          <w:sdtContent>
+            <w:tc>
+              <w:tcPr>
+                <w:tcW w:w="1745" w:type="dxa"/>
+                <w:tcBorders>
+                  <w:top w:val="single" w:color="D1D1D1" w:themeColor="background2" w:themeShade="E6" w:sz="4" w:space="0"/>
+                  <w:left w:val="nil"/>
+                  <w:bottom w:val="single" w:color="D1D1D1" w:themeColor="background2" w:themeShade="E6" w:sz="4" w:space="0"/>
+                  <w:right w:val="nil"/>
+                </w:tcBorders>
+                <w:tcMar>
+                  <w:top w:w="80" w:type="dxa"/>
+                  <w:left w:w="100" w:type="dxa"/>
+                  <w:bottom w:w="80" w:type="dxa"/>
+                  <w:right w:w="100" w:type="dxa"/>
+                </w:tcMar>
+                <w:vAlign w:val="center"/>
+              </w:tcPr>
+              <w:p>
+                <w:pPr>
                   <w:rPr>
                     <w:i/>
                     <w:iCs/>
@@ -2291,733 +1597,337 @@
                     <w:sz w:val="18"/>
                     <w:szCs w:val="18"/>
                   </w:rPr>
-                  <w:alias w:val="#Nav: /Header/Line/LineItalic"/>
-                  <w:tag w:val="#Nav: Standard_Sales_Invoice/1306"/>
-                  <w:id w:val="523913979"/>
-                  <w15:dataBinding w:prefixMappings="xmlns:ns0='urn:microsoft-dynamics-nav/reports/Standard_Sales_Invoice/1306/' " w:xpath="/ns0:NavWordReportXmlPart[1]/ns0:Header[1]/ns0:Line[1]/ns0:LineItalic" w:storeItemID="{846EFE63-9E40-4DB6-817D-767764B070A9}"/>
-                  <w15:repeatingSection/>
-                </w:sdtPr>
-                <w:sdtContent>
-                  <w:sdt>
-                    <w:sdtPr>
-                      <w:rPr>
-                        <w:i/>
-                        <w:iCs/>
-                        <w:color w:val="1B2A4A"/>
-                        <w:sz w:val="18"/>
-                        <w:szCs w:val="18"/>
-                      </w:rPr>
-                      <w:id w:val="1175459309"/>
-                      <w:placeholder>
-                        <w:docPart w:val="DefaultPlaceholder_-1854013435"/>
-                      </w:placeholder>
-                      <w15:repeatingSectionItem/>
-                    </w:sdtPr>
-                    <w:sdtContent>
-                      <w:tr>
-                        <w:tc>
-                          <w:tcPr>
-                            <w:tcW w:w="1304" w:type="dxa"/>
-                            <w:tcBorders>
-                              <w:top w:val="single" w:color="D1D1D1" w:themeColor="background2" w:themeShade="E6" w:sz="4" w:space="0"/>
-                              <w:left w:val="nil"/>
-                              <w:bottom w:val="single" w:color="D1D1D1" w:themeColor="background2" w:themeShade="E6" w:sz="4" w:space="0"/>
-                              <w:right w:val="nil"/>
-                            </w:tcBorders>
-                            <w:tcMar>
-                              <w:top w:w="80" w:type="dxa"/>
-                              <w:left w:w="100" w:type="dxa"/>
-                              <w:bottom w:w="80" w:type="dxa"/>
-                              <w:right w:w="100" w:type="dxa"/>
-                            </w:tcMar>
-                            <w:vAlign w:val="center"/>
-                          </w:tcPr>
-                          <w:sdt>
-                            <w:sdtPr>
-                              <w:rPr>
-                                <w:i/>
-                                <w:iCs/>
-                                <w:color w:val="1B2A4A"/>
-                                <w:sz w:val="18"/>
-                                <w:szCs w:val="18"/>
-                              </w:rPr>
-                              <w:alias w:val="#Nav: /Header/Line/LineItalic/ItemNoItalic"/>
-                              <w:tag w:val="#Nav: Standard_Sales_Invoice/1306"/>
-                              <w:id w:val="-1575344619"/>
-                              <w:placeholder>
-                                <w:docPart w:val="DefaultPlaceholder_-1854013440"/>
-                              </w:placeholder>
-                              <w:dataBinding w:prefixMappings="xmlns:ns0='urn:microsoft-dynamics-nav/reports/Standard_Sales_Invoice/1306/' " w:xpath="/ns0:NavWordReportXmlPart[1]/ns0:Header[1]/ns0:Line[1]/ns0:LineItalic[1]/ns0:ItemNoItalic[1]" w:storeItemID="{846EFE63-9E40-4DB6-817D-767764B070A9}"/>
-                              <w:text/>
-                            </w:sdtPr>
-                            <w:sdtContent>
-                              <w:p>
-                                <w:pPr>
-                                  <w:rPr>
-                                    <w:i/>
-                                    <w:iCs/>
-                                    <w:color w:val="1B2A4A"/>
-                                    <w:sz w:val="18"/>
-                                    <w:szCs w:val="18"/>
-                                  </w:rPr>
-                                </w:pPr>
-                                <w:r>
-                                  <w:rPr>
-                                    <w:i/>
-                                    <w:iCs/>
-                                    <w:color w:val="1B2A4A"/>
-                                    <w:sz w:val="18"/>
-                                    <w:szCs w:val="18"/>
-                                  </w:rPr>
-                                  <w:t>ItemNoItalic</w:t>
-                                </w:r>
-                              </w:p>
-                            </w:sdtContent>
-                          </w:sdt>
-                        </w:tc>
-                        <w:tc>
-                          <w:tcPr>
-                            <w:tcW w:w="3629" w:type="dxa"/>
-                            <w:tcBorders>
-                              <w:top w:val="single" w:color="D1D1D1" w:themeColor="background2" w:themeShade="E6" w:sz="4" w:space="0"/>
-                              <w:left w:val="nil"/>
-                              <w:bottom w:val="single" w:color="D1D1D1" w:themeColor="background2" w:themeShade="E6" w:sz="4" w:space="0"/>
-                              <w:right w:val="nil"/>
-                            </w:tcBorders>
-                            <w:tcMar>
-                              <w:top w:w="80" w:type="dxa"/>
-                              <w:left w:w="100" w:type="dxa"/>
-                              <w:bottom w:w="80" w:type="dxa"/>
-                              <w:right w:w="100" w:type="dxa"/>
-                            </w:tcMar>
-                            <w:vAlign w:val="center"/>
-                          </w:tcPr>
-                          <w:sdt>
-                            <w:sdtPr>
-                              <w:rPr>
-                                <w:i/>
-                                <w:iCs/>
-                                <w:color w:val="1B2A4A"/>
-                                <w:sz w:val="18"/>
-                                <w:szCs w:val="18"/>
-                              </w:rPr>
-                              <w:alias w:val="#Nav: /Header/Line/LineItalic/DescriptionItalic"/>
-                              <w:tag w:val="#Nav: Standard_Sales_Invoice/1306"/>
-                              <w:id w:val="-1560702384"/>
-                              <w:placeholder>
-                                <w:docPart w:val="DefaultPlaceholder_-1854013440"/>
-                              </w:placeholder>
-                              <w:dataBinding w:prefixMappings="xmlns:ns0='urn:microsoft-dynamics-nav/reports/Standard_Sales_Invoice/1306/' " w:xpath="/ns0:NavWordReportXmlPart[1]/ns0:Header[1]/ns0:Line[1]/ns0:LineItalic[1]/ns0:DescriptionItalic[1]" w:storeItemID="{846EFE63-9E40-4DB6-817D-767764B070A9}"/>
-                              <w:text/>
-                            </w:sdtPr>
-                            <w:sdtContent>
-                              <w:p>
-                                <w:pPr>
-                                  <w:rPr>
-                                    <w:i/>
-                                    <w:iCs/>
-                                    <w:color w:val="1B2A4A"/>
-                                    <w:sz w:val="18"/>
-                                    <w:szCs w:val="18"/>
-                                  </w:rPr>
-                                </w:pPr>
-                                <w:r>
-                                  <w:rPr>
-                                    <w:i/>
-                                    <w:iCs/>
-                                    <w:color w:val="1B2A4A"/>
-                                    <w:sz w:val="18"/>
-                                    <w:szCs w:val="18"/>
-                                  </w:rPr>
-                                  <w:t>DescriptionItalic</w:t>
-                                </w:r>
-                              </w:p>
-                            </w:sdtContent>
-                          </w:sdt>
-                        </w:tc>
-                        <w:sdt>
-                          <w:sdtPr>
-                            <w:rPr>
-                              <w:i/>
-                              <w:iCs/>
-                              <w:color w:val="1B2A4A"/>
-                              <w:sz w:val="18"/>
-                              <w:szCs w:val="18"/>
-                            </w:rPr>
-                            <w:id w:val="-1422325608"/>
-                            <w:placeholder>
-                              <w:docPart w:val="DefaultPlaceholder_-1854013440"/>
-                            </w:placeholder>
-                            <w:dataBinding w:prefixMappings="xmlns:ns0='urn:microsoft-dynamics-nav/reports/Standard_Sales_Invoice/1306/' " w:xpath="/ns0:NavWordReportXmlPart[1]/ns0:Header[1]/ns0:Line[1]/ns0:LineItalic[1]/ns0:ShipmentDateItalic[1]" w:storeItemID="{846EFE63-9E40-4DB6-817D-767764B070A9}"/>
-                            <w:text/>
-                            <w:alias w:val="#Nav: /Header/Line/LineItalic/ShipmentDateItalic"/>
-                            <w:tag w:val="#Nav: Standard_Sales_Invoice/1306"/>
-                          </w:sdtPr>
-                          <w:sdtContent>
-                            <w:tc>
-                              <w:tcPr>
-                                <w:tcW w:w="1304" w:type="dxa"/>
-                                <w:tcBorders>
-                                  <w:top w:val="single" w:color="D1D1D1" w:themeColor="background2" w:themeShade="E6" w:sz="4" w:space="0"/>
-                                  <w:left w:val="nil"/>
-                                  <w:bottom w:val="single" w:color="D1D1D1" w:themeColor="background2" w:themeShade="E6" w:sz="4" w:space="0"/>
-                                  <w:right w:val="nil"/>
-                                </w:tcBorders>
-                                <w:tcMar>
-                                  <w:top w:w="80" w:type="dxa"/>
-                                  <w:left w:w="100" w:type="dxa"/>
-                                  <w:bottom w:w="80" w:type="dxa"/>
-                                  <w:right w:w="100" w:type="dxa"/>
-                                </w:tcMar>
-                                <w:vAlign w:val="center"/>
-                              </w:tcPr>
-                              <w:p>
-                                <w:pPr>
-                                  <w:rPr>
-                                    <w:i/>
-                                    <w:iCs/>
-                                    <w:color w:val="1B2A4A"/>
-                                    <w:sz w:val="18"/>
-                                    <w:szCs w:val="18"/>
-                                  </w:rPr>
-                                </w:pPr>
-                                <w:r>
-                                  <w:rPr>
-                                    <w:i/>
-                                    <w:iCs/>
-                                    <w:color w:val="1B2A4A"/>
-                                    <w:sz w:val="18"/>
-                                    <w:szCs w:val="18"/>
-                                  </w:rPr>
-                                  <w:t>ShipmentDateItalic</w:t>
-                                </w:r>
-                              </w:p>
-                            </w:tc>
-                          </w:sdtContent>
-                        </w:sdt>
-                        <w:tc>
-                          <w:tcPr>
-                            <w:tcW w:w="907" w:type="dxa"/>
-                            <w:tcBorders>
-                              <w:top w:val="single" w:color="D1D1D1" w:themeColor="background2" w:themeShade="E6" w:sz="4" w:space="0"/>
-                              <w:left w:val="nil"/>
-                              <w:bottom w:val="single" w:color="D1D1D1" w:themeColor="background2" w:themeShade="E6" w:sz="4" w:space="0"/>
-                              <w:right w:val="nil"/>
-                            </w:tcBorders>
-                            <w:tcMar>
-                              <w:top w:w="80" w:type="dxa"/>
-                              <w:left w:w="100" w:type="dxa"/>
-                              <w:bottom w:w="80" w:type="dxa"/>
-                              <w:right w:w="100" w:type="dxa"/>
-                            </w:tcMar>
-                            <w:vAlign w:val="center"/>
-                          </w:tcPr>
-                          <w:sdt>
-                            <w:sdtPr>
-                              <w:rPr>
-                                <w:i/>
-                                <w:iCs/>
-                              </w:rPr>
-                              <w:alias w:val="#Nav: /Header/Line/LineItalic/QuantityItalic"/>
-                              <w:tag w:val="#Nav: Standard_Sales_Invoice/1306"/>
-                              <w:id w:val="1836250875"/>
-                              <w:placeholder>
-                                <w:docPart w:val="DefaultPlaceholder_-1854013440"/>
-                              </w:placeholder>
-                              <w:dataBinding w:prefixMappings="xmlns:ns0='urn:microsoft-dynamics-nav/reports/Standard_Sales_Invoice/1306/' " w:xpath="/ns0:NavWordReportXmlPart[1]/ns0:Header[1]/ns0:Line[1]/ns0:LineItalic[1]/ns0:QuantityItalic[1]" w:storeItemID="{846EFE63-9E40-4DB6-817D-767764B070A9}"/>
-                              <w:text/>
-                            </w:sdtPr>
-                            <w:sdtContent>
-                              <w:p>
-                                <w:pPr>
-                                  <w:pStyle w:val="CenterLine"/>
-                                  <w:rPr>
-                                    <w:i/>
-                                    <w:iCs/>
-                                  </w:rPr>
-                                </w:pPr>
-                                <w:r>
-                                  <w:rPr>
-                                    <w:i/>
-                                    <w:iCs/>
-                                  </w:rPr>
-                                  <w:t>QuantityItalic</w:t>
-                                </w:r>
-                              </w:p>
-                            </w:sdtContent>
-                          </w:sdt>
-                        </w:tc>
-                        <w:tc>
-                          <w:tcPr>
-                            <w:tcW w:w="1701" w:type="dxa"/>
-                            <w:tcBorders>
-                              <w:top w:val="single" w:color="D1D1D1" w:themeColor="background2" w:themeShade="E6" w:sz="4" w:space="0"/>
-                              <w:left w:val="nil"/>
-                              <w:bottom w:val="single" w:color="D1D1D1" w:themeColor="background2" w:themeShade="E6" w:sz="4" w:space="0"/>
-                              <w:right w:val="nil"/>
-                            </w:tcBorders>
-                            <w:tcMar>
-                              <w:top w:w="80" w:type="dxa"/>
-                              <w:left w:w="100" w:type="dxa"/>
-                              <w:bottom w:w="80" w:type="dxa"/>
-                              <w:right w:w="100" w:type="dxa"/>
-                            </w:tcMar>
-                            <w:vAlign w:val="center"/>
-                          </w:tcPr>
-                          <w:sdt>
-                            <w:sdtPr>
-                              <w:rPr>
-                                <w:i/>
-                                <w:iCs/>
-                              </w:rPr>
-                              <w:alias w:val="#Nav: /Header/Line/LineItalic/UnitPriceItalic"/>
-                              <w:tag w:val="#Nav: Standard_Sales_Invoice/1306"/>
-                              <w:id w:val="-1319030435"/>
-                              <w:placeholder>
-                                <w:docPart w:val="DefaultPlaceholder_-1854013440"/>
-                              </w:placeholder>
-                              <w:dataBinding w:prefixMappings="xmlns:ns0='urn:microsoft-dynamics-nav/reports/Standard_Sales_Invoice/1306/' " w:xpath="/ns0:NavWordReportXmlPart[1]/ns0:Header[1]/ns0:Line[1]/ns0:LineItalic[1]/ns0:UnitPriceItalic[1]" w:storeItemID="{846EFE63-9E40-4DB6-817D-767764B070A9}"/>
-                              <w:text/>
-                            </w:sdtPr>
-                            <w:sdtContent>
-                              <w:p>
-                                <w:pPr>
-                                  <w:pStyle w:val="RightLine"/>
-                                  <w:rPr>
-                                    <w:i/>
-                                    <w:iCs/>
-                                  </w:rPr>
-                                </w:pPr>
-                                <w:r>
-                                  <w:rPr>
-                                    <w:i/>
-                                    <w:iCs/>
-                                  </w:rPr>
-                                  <w:t>UnitPriceItalic</w:t>
-                                </w:r>
-                              </w:p>
-                            </w:sdtContent>
-                          </w:sdt>
-                        </w:tc>
-                        <w:tc>
-                          <w:tcPr>
-                            <w:tcW w:w="1985" w:type="dxa"/>
-                            <w:tcBorders>
-                              <w:top w:val="single" w:color="D1D1D1" w:themeColor="background2" w:themeShade="E6" w:sz="4" w:space="0"/>
-                              <w:left w:val="nil"/>
-                              <w:bottom w:val="single" w:color="D1D1D1" w:themeColor="background2" w:themeShade="E6" w:sz="4" w:space="0"/>
-                              <w:right w:val="nil"/>
-                            </w:tcBorders>
-                            <w:tcMar>
-                              <w:top w:w="80" w:type="dxa"/>
-                              <w:left w:w="100" w:type="dxa"/>
-                              <w:bottom w:w="80" w:type="dxa"/>
-                              <w:right w:w="100" w:type="dxa"/>
-                            </w:tcMar>
-                            <w:vAlign w:val="center"/>
-                          </w:tcPr>
-                          <w:sdt>
-                            <w:sdtPr>
-                              <w:rPr>
-                                <w:i/>
-                                <w:iCs/>
-                              </w:rPr>
-                              <w:alias w:val="#Nav: /Header/Line/LineItalic/LineAmountItalic"/>
-                              <w:tag w:val="#Nav: Standard_Sales_Invoice/1306"/>
-                              <w:id w:val="-2111345813"/>
-                              <w:placeholder>
-                                <w:docPart w:val="DefaultPlaceholder_-1854013440"/>
-                              </w:placeholder>
-                              <w:dataBinding w:prefixMappings="xmlns:ns0='urn:microsoft-dynamics-nav/reports/Standard_Sales_Invoice/1306/' " w:xpath="/ns0:NavWordReportXmlPart[1]/ns0:Header[1]/ns0:Line[1]/ns0:LineItalic[1]/ns0:LineAmountItalic[1]" w:storeItemID="{846EFE63-9E40-4DB6-817D-767764B070A9}"/>
-                              <w:text/>
-                            </w:sdtPr>
-                            <w:sdtContent>
-                              <w:p>
-                                <w:pPr>
-                                  <w:pStyle w:val="RightLine"/>
-                                  <w:rPr>
-                                    <w:i/>
-                                    <w:iCs/>
-                                  </w:rPr>
-                                </w:pPr>
-                                <w:r>
-                                  <w:rPr>
-                                    <w:i/>
-                                    <w:iCs/>
-                                  </w:rPr>
-                                  <w:t>LineAmountItalic</w:t>
-                                </w:r>
-                              </w:p>
-                            </w:sdtContent>
-                          </w:sdt>
-                        </w:tc>
-                      </w:tr>
-                    </w:sdtContent>
-                  </w:sdt>
-                </w:sdtContent>
-              </w:sdt>
-              <w:sdt>
-                <w:sdtPr>
+                </w:pPr>
+                <w:r>
                   <w:rPr>
-                    <w:b/>
-                    <w:bCs/>
+                    <w:i/>
+                    <w:iCs/>
+                    <w:color w:val="1B2A4A"/>
+                    <w:sz w:val="18"/>
+                    <w:szCs w:val="18"/>
                   </w:rPr>
-                  <w:alias w:val="#Nav: /Header/Line/LineBoldNewPage"/>
-                  <w:tag w:val="#Nav: Standard_Sales_Invoice/1306"/>
-                  <w:id w:val="-887483368"/>
-                  <w15:dataBinding w:prefixMappings="xmlns:ns0='urn:microsoft-dynamics-nav/reports/Standard_Sales_Invoice/1306/' " w:xpath="/ns0:NavWordReportXmlPart[1]/ns0:Header[1]/ns0:Line[1]/ns0:LineBoldNewPage" w:storeItemID="{846EFE63-9E40-4DB6-817D-767764B070A9}"/>
-                  <w15:repeatingSection/>
-                </w:sdtPr>
-                <w:sdtContent>
-                  <w:sdt>
-                    <w:sdtPr>
-                      <w:rPr>
-                        <w:b/>
-                        <w:bCs/>
-                      </w:rPr>
-                      <w:id w:val="1220874870"/>
-                      <w:placeholder>
-                        <w:docPart w:val="DefaultPlaceholder_-1854013435"/>
-                      </w:placeholder>
-                      <w15:repeatingSectionItem/>
-                    </w:sdtPr>
-                    <w:sdtContent>
-                      <w:tr>
-                        <w:tc>
-                          <w:tcPr>
-                            <w:tcW w:w="1304" w:type="dxa"/>
-                            <w:tcBorders>
-                              <w:top w:val="single" w:color="D1D1D1" w:themeColor="background2" w:themeShade="E6" w:sz="4" w:space="0"/>
-                              <w:left w:val="nil"/>
-                              <w:bottom w:val="single" w:color="D1D1D1" w:themeColor="background2" w:themeShade="E6" w:sz="4" w:space="0"/>
-                              <w:right w:val="nil"/>
-                            </w:tcBorders>
-                            <w:tcMar>
-                              <w:top w:w="80" w:type="dxa"/>
-                              <w:left w:w="100" w:type="dxa"/>
-                              <w:bottom w:w="80" w:type="dxa"/>
-                              <w:right w:w="100" w:type="dxa"/>
-                            </w:tcMar>
-                            <w:vAlign w:val="center"/>
-                          </w:tcPr>
-                          <w:sdt>
-                            <w:sdtPr>
-                              <w:rPr>
-                                <w:b/>
-                                <w:bCs/>
-                              </w:rPr>
-                              <w:alias w:val="#Nav: /Header/Line/LineBoldNewPage/ItemNoBoldNewPage"/>
-                              <w:tag w:val="#Nav: Standard_Sales_Invoice/1306"/>
-                              <w:id w:val="571001609"/>
-                              <w:placeholder>
-                                <w:docPart w:val="DefaultPlaceholder_-1854013440"/>
-                              </w:placeholder>
-                              <w:dataBinding w:prefixMappings="xmlns:ns0='urn:microsoft-dynamics-nav/reports/Standard_Sales_Invoice/1306/' " w:xpath="/ns0:NavWordReportXmlPart[1]/ns0:Header[1]/ns0:Line[1]/ns0:LineBoldNewPage[1]/ns0:ItemNoBoldNewPage[1]" w:storeItemID="{846EFE63-9E40-4DB6-817D-767764B070A9}"/>
-                              <w:text/>
-                            </w:sdtPr>
-                            <w:sdtContent>
-                              <w:p>
-                                <w:pPr>
-                                  <w:pStyle w:val="LinePageBreak"/>
-                                  <w:rPr>
-                                    <w:b/>
-                                    <w:bCs/>
-                                  </w:rPr>
-                                </w:pPr>
-                                <w:r>
-                                  <w:rPr>
-                                    <w:b/>
-                                    <w:bCs/>
-                                  </w:rPr>
-                                  <w:t>ItemNoBoldNewPage</w:t>
-                                </w:r>
-                              </w:p>
-                            </w:sdtContent>
-                          </w:sdt>
-                        </w:tc>
-                        <w:tc>
-                          <w:tcPr>
-                            <w:tcW w:w="3629" w:type="dxa"/>
-                            <w:tcBorders>
-                              <w:top w:val="single" w:color="D1D1D1" w:themeColor="background2" w:themeShade="E6" w:sz="4" w:space="0"/>
-                              <w:left w:val="nil"/>
-                              <w:bottom w:val="single" w:color="D1D1D1" w:themeColor="background2" w:themeShade="E6" w:sz="4" w:space="0"/>
-                              <w:right w:val="nil"/>
-                            </w:tcBorders>
-                            <w:tcMar>
-                              <w:top w:w="80" w:type="dxa"/>
-                              <w:left w:w="100" w:type="dxa"/>
-                              <w:bottom w:w="80" w:type="dxa"/>
-                              <w:right w:w="100" w:type="dxa"/>
-                            </w:tcMar>
-                            <w:vAlign w:val="center"/>
-                          </w:tcPr>
-                          <w:sdt>
-                            <w:sdtPr>
-                              <w:rPr>
-                                <w:b/>
-                                <w:bCs/>
-                                <w:color w:val="1B2A4A"/>
-                                <w:sz w:val="18"/>
-                                <w:szCs w:val="18"/>
-                              </w:rPr>
-                              <w:alias w:val="#Nav: /Header/Line/LineBoldNewPage/DescriptionBoldNewPage"/>
-                              <w:tag w:val="#Nav: Standard_Sales_Invoice/1306"/>
-                              <w:id w:val="267513287"/>
-                              <w:placeholder>
-                                <w:docPart w:val="DefaultPlaceholder_-1854013440"/>
-                              </w:placeholder>
-                              <w:dataBinding w:prefixMappings="xmlns:ns0='urn:microsoft-dynamics-nav/reports/Standard_Sales_Invoice/1306/' " w:xpath="/ns0:NavWordReportXmlPart[1]/ns0:Header[1]/ns0:Line[1]/ns0:LineBoldNewPage[1]/ns0:DescriptionBoldNewPage[1]" w:storeItemID="{846EFE63-9E40-4DB6-817D-767764B070A9}"/>
-                              <w:text/>
-                            </w:sdtPr>
-                            <w:sdtContent>
-                              <w:p>
-                                <w:pPr>
-                                  <w:rPr>
-                                    <w:b/>
-                                    <w:bCs/>
-                                    <w:color w:val="1B2A4A"/>
-                                    <w:sz w:val="18"/>
-                                    <w:szCs w:val="18"/>
-                                  </w:rPr>
-                                </w:pPr>
-                                <w:r>
-                                  <w:rPr>
-                                    <w:b/>
-                                    <w:bCs/>
-                                    <w:color w:val="1B2A4A"/>
-                                    <w:sz w:val="18"/>
-                                    <w:szCs w:val="18"/>
-                                  </w:rPr>
-                                  <w:t>DescriptionBoldNewPage</w:t>
-                                </w:r>
-                              </w:p>
-                            </w:sdtContent>
-                          </w:sdt>
-                        </w:tc>
-                        <w:sdt>
-                          <w:sdtPr>
-                            <w:rPr>
-                              <w:b/>
-                              <w:bCs/>
-                              <w:color w:val="1B2A4A"/>
-                              <w:sz w:val="18"/>
-                              <w:szCs w:val="18"/>
-                            </w:rPr>
-                            <w:id w:val="-2120523226"/>
-                            <w:placeholder>
-                              <w:docPart w:val="DefaultPlaceholder_-1854013440"/>
-                            </w:placeholder>
-                            <w:dataBinding w:prefixMappings="xmlns:ns0='urn:microsoft-dynamics-nav/reports/Standard_Sales_Invoice/1306/' " w:xpath="/ns0:NavWordReportXmlPart[1]/ns0:Header[1]/ns0:Line[1]/ns0:LineBoldNewPage[1]/ns0:ShipmentDateBoldNewPage[1]" w:storeItemID="{846EFE63-9E40-4DB6-817D-767764B070A9}"/>
-                            <w:text/>
-                            <w:alias w:val="#Nav: /Header/Line/LineBoldNewPage/ShipmentDateBoldNewPage"/>
-                            <w:tag w:val="#Nav: Standard_Sales_Invoice/1306"/>
-                          </w:sdtPr>
-                          <w:sdtContent>
-                            <w:tc>
-                              <w:tcPr>
-                                <w:tcW w:w="1304" w:type="dxa"/>
-                                <w:tcBorders>
-                                  <w:top w:val="single" w:color="D1D1D1" w:themeColor="background2" w:themeShade="E6" w:sz="4" w:space="0"/>
-                                  <w:left w:val="nil"/>
-                                  <w:bottom w:val="single" w:color="D1D1D1" w:themeColor="background2" w:themeShade="E6" w:sz="4" w:space="0"/>
-                                  <w:right w:val="nil"/>
-                                </w:tcBorders>
-                                <w:tcMar>
-                                  <w:top w:w="80" w:type="dxa"/>
-                                  <w:left w:w="100" w:type="dxa"/>
-                                  <w:bottom w:w="80" w:type="dxa"/>
-                                  <w:right w:w="100" w:type="dxa"/>
-                                </w:tcMar>
-                                <w:vAlign w:val="center"/>
-                              </w:tcPr>
-                              <w:p>
-                                <w:pPr>
-                                  <w:rPr>
-                                    <w:b/>
-                                    <w:bCs/>
-                                    <w:color w:val="1B2A4A"/>
-                                    <w:sz w:val="18"/>
-                                    <w:szCs w:val="18"/>
-                                  </w:rPr>
-                                </w:pPr>
-                                <w:r>
-                                  <w:rPr>
-                                    <w:b/>
-                                    <w:bCs/>
-                                    <w:color w:val="1B2A4A"/>
-                                    <w:sz w:val="18"/>
-                                    <w:szCs w:val="18"/>
-                                  </w:rPr>
-                                  <w:t>ShipmentDateBoldNewPage</w:t>
-                                </w:r>
-                              </w:p>
-                            </w:tc>
-                          </w:sdtContent>
-                        </w:sdt>
-                        <w:tc>
-                          <w:tcPr>
-                            <w:tcW w:w="907" w:type="dxa"/>
-                            <w:tcBorders>
-                              <w:top w:val="single" w:color="D1D1D1" w:themeColor="background2" w:themeShade="E6" w:sz="4" w:space="0"/>
-                              <w:left w:val="nil"/>
-                              <w:bottom w:val="single" w:color="D1D1D1" w:themeColor="background2" w:themeShade="E6" w:sz="4" w:space="0"/>
-                              <w:right w:val="nil"/>
-                            </w:tcBorders>
-                            <w:tcMar>
-                              <w:top w:w="80" w:type="dxa"/>
-                              <w:left w:w="100" w:type="dxa"/>
-                              <w:bottom w:w="80" w:type="dxa"/>
-                              <w:right w:w="100" w:type="dxa"/>
-                            </w:tcMar>
-                            <w:vAlign w:val="center"/>
-                          </w:tcPr>
-                          <w:sdt>
-                            <w:sdtPr>
-                              <w:rPr>
-                                <w:b/>
-                                <w:bCs/>
-                              </w:rPr>
-                              <w:alias w:val="#Nav: /Header/Line/LineBoldNewPage/QuantityBoldNewPage"/>
-                              <w:tag w:val="#Nav: Standard_Sales_Invoice/1306"/>
-                              <w:id w:val="1695422252"/>
-                              <w:placeholder>
-                                <w:docPart w:val="DefaultPlaceholder_-1854013440"/>
-                              </w:placeholder>
-                              <w:dataBinding w:prefixMappings="xmlns:ns0='urn:microsoft-dynamics-nav/reports/Standard_Sales_Invoice/1306/' " w:xpath="/ns0:NavWordReportXmlPart[1]/ns0:Header[1]/ns0:Line[1]/ns0:LineBoldNewPage[1]/ns0:QuantityBoldNewPage[1]" w:storeItemID="{846EFE63-9E40-4DB6-817D-767764B070A9}"/>
-                              <w:text/>
-                            </w:sdtPr>
-                            <w:sdtContent>
-                              <w:p>
-                                <w:pPr>
-                                  <w:pStyle w:val="CenterLine"/>
-                                  <w:rPr>
-                                    <w:b/>
-                                    <w:bCs/>
-                                  </w:rPr>
-                                </w:pPr>
-                                <w:r>
-                                  <w:rPr>
-                                    <w:b/>
-                                    <w:bCs/>
-                                  </w:rPr>
-                                  <w:t>QuantityBoldNewPage</w:t>
-                                </w:r>
-                              </w:p>
-                            </w:sdtContent>
-                          </w:sdt>
-                        </w:tc>
-                        <w:tc>
-                          <w:tcPr>
-                            <w:tcW w:w="1701" w:type="dxa"/>
-                            <w:tcBorders>
-                              <w:top w:val="single" w:color="D1D1D1" w:themeColor="background2" w:themeShade="E6" w:sz="4" w:space="0"/>
-                              <w:left w:val="nil"/>
-                              <w:bottom w:val="single" w:color="D1D1D1" w:themeColor="background2" w:themeShade="E6" w:sz="4" w:space="0"/>
-                              <w:right w:val="nil"/>
-                            </w:tcBorders>
-                            <w:tcMar>
-                              <w:top w:w="80" w:type="dxa"/>
-                              <w:left w:w="100" w:type="dxa"/>
-                              <w:bottom w:w="80" w:type="dxa"/>
-                              <w:right w:w="100" w:type="dxa"/>
-                            </w:tcMar>
-                            <w:vAlign w:val="center"/>
-                          </w:tcPr>
-                          <w:sdt>
-                            <w:sdtPr>
-                              <w:rPr>
-                                <w:b/>
-                                <w:bCs/>
-                              </w:rPr>
-                              <w:alias w:val="#Nav: /Header/Line/LineBoldNewPage/UnitPriceBoldNewPage"/>
-                              <w:tag w:val="#Nav: Standard_Sales_Invoice/1306"/>
-                              <w:id w:val="-1141414061"/>
-                              <w:placeholder>
-                                <w:docPart w:val="DefaultPlaceholder_-1854013440"/>
-                              </w:placeholder>
-                              <w:dataBinding w:prefixMappings="xmlns:ns0='urn:microsoft-dynamics-nav/reports/Standard_Sales_Invoice/1306/' " w:xpath="/ns0:NavWordReportXmlPart[1]/ns0:Header[1]/ns0:Line[1]/ns0:LineBoldNewPage[1]/ns0:UnitPriceBoldNewPage[1]" w:storeItemID="{846EFE63-9E40-4DB6-817D-767764B070A9}"/>
-                              <w:text/>
-                            </w:sdtPr>
-                            <w:sdtContent>
-                              <w:p>
-                                <w:pPr>
-                                  <w:pStyle w:val="RightLine"/>
-                                  <w:rPr>
-                                    <w:b/>
-                                    <w:bCs/>
-                                  </w:rPr>
-                                </w:pPr>
-                                <w:r>
-                                  <w:rPr>
-                                    <w:b/>
-                                    <w:bCs/>
-                                  </w:rPr>
-                                  <w:t>UnitPriceBoldNewPage</w:t>
-                                </w:r>
-                              </w:p>
-                            </w:sdtContent>
-                          </w:sdt>
-                        </w:tc>
-                        <w:tc>
-                          <w:tcPr>
-                            <w:tcW w:w="1985" w:type="dxa"/>
-                            <w:tcBorders>
-                              <w:top w:val="single" w:color="D1D1D1" w:themeColor="background2" w:themeShade="E6" w:sz="4" w:space="0"/>
-                              <w:left w:val="nil"/>
-                              <w:bottom w:val="single" w:color="D1D1D1" w:themeColor="background2" w:themeShade="E6" w:sz="4" w:space="0"/>
-                              <w:right w:val="nil"/>
-                            </w:tcBorders>
-                            <w:tcMar>
-                              <w:top w:w="80" w:type="dxa"/>
-                              <w:left w:w="100" w:type="dxa"/>
-                              <w:bottom w:w="80" w:type="dxa"/>
-                              <w:right w:w="100" w:type="dxa"/>
-                            </w:tcMar>
-                            <w:vAlign w:val="center"/>
-                          </w:tcPr>
-                          <w:sdt>
-                            <w:sdtPr>
-                              <w:rPr>
-                                <w:b/>
-                                <w:bCs/>
-                              </w:rPr>
-                              <w:alias w:val="#Nav: /Header/Line/LineBoldNewPage/LineAmountBoldNewPage"/>
-                              <w:tag w:val="#Nav: Standard_Sales_Invoice/1306"/>
-                              <w:id w:val="1124886091"/>
-                              <w:placeholder>
-                                <w:docPart w:val="DefaultPlaceholder_-1854013440"/>
-                              </w:placeholder>
-                              <w:dataBinding w:prefixMappings="xmlns:ns0='urn:microsoft-dynamics-nav/reports/Standard_Sales_Invoice/1306/' " w:xpath="/ns0:NavWordReportXmlPart[1]/ns0:Header[1]/ns0:Line[1]/ns0:LineBoldNewPage[1]/ns0:LineAmountBoldNewPage[1]" w:storeItemID="{846EFE63-9E40-4DB6-817D-767764B070A9}"/>
-                              <w:text/>
-                            </w:sdtPr>
-                            <w:sdtContent>
-                              <w:p>
-                                <w:pPr>
-                                  <w:pStyle w:val="RightLine"/>
-                                  <w:rPr>
-                                    <w:b/>
-                                    <w:bCs/>
-                                  </w:rPr>
-                                </w:pPr>
-                                <w:r>
-                                  <w:rPr>
-                                    <w:b/>
-                                    <w:bCs/>
-                                  </w:rPr>
-                                  <w:t>LineAmountBoldNewPage</w:t>
-                                </w:r>
-                              </w:p>
-                            </w:sdtContent>
-                          </w:sdt>
-                        </w:tc>
-                      </w:tr>
-                    </w:sdtContent>
-                  </w:sdt>
-                </w:sdtContent>
-              </w:sdt>
-              <w:sdt>
-                <w:sdtPr>
+                  <w:t>ItemNoItalic</w:t>
+                </w:r>
+              </w:p>
+            </w:tc>
+          </w:sdtContent>
+        </w:sdt>
+        <w:sdt>
+          <w:sdtPr>
+            <w:rPr>
+              <w:i/>
+              <w:iCs/>
+              <w:color w:val="1B2A4A"/>
+              <w:sz w:val="18"/>
+              <w:szCs w:val="18"/>
+            </w:rPr>
+            <w:id w:val="1555420475"/>
+            <w:placeholder>
+              <w:docPart w:val="DefaultPlaceholder_-1854013440"/>
+            </w:placeholder>
+            <w:dataBinding w:prefixMappings="xmlns:ns0='urn:microsoft-dynamics-nav/reports/Standard_Sales_Invoice/1306/' " w:xpath="/ns0:NavWordReportXmlPart[1]/ns0:Header[1]/ns0:Line[1]/ns0:LineItalic[1]/ns0:DescriptionItalic[1]" w:storeItemID="{846EFE63-9E40-4DB6-817D-767764B070A9}"/>
+            <w:text/>
+            <w:alias w:val="#Nav: /Header/Line/LineItalic/DescriptionItalic"/>
+            <w:tag w:val="#Nav: Standard_Sales_Invoice/1306"/>
+          </w:sdtPr>
+          <w:sdtContent>
+            <w:tc>
+              <w:tcPr>
+                <w:tcW w:w="1969" w:type="dxa"/>
+                <w:tcBorders>
+                  <w:top w:val="single" w:color="D1D1D1" w:themeColor="background2" w:themeShade="E6" w:sz="4" w:space="0"/>
+                  <w:left w:val="nil"/>
+                  <w:bottom w:val="single" w:color="D1D1D1" w:themeColor="background2" w:themeShade="E6" w:sz="4" w:space="0"/>
+                  <w:right w:val="nil"/>
+                </w:tcBorders>
+                <w:tcMar>
+                  <w:top w:w="80" w:type="dxa"/>
+                  <w:left w:w="100" w:type="dxa"/>
+                  <w:bottom w:w="80" w:type="dxa"/>
+                  <w:right w:w="100" w:type="dxa"/>
+                </w:tcMar>
+                <w:vAlign w:val="center"/>
+              </w:tcPr>
+              <w:p>
+                <w:pPr>
+                  <w:rPr>
+                    <w:i/>
+                    <w:iCs/>
+                    <w:color w:val="1B2A4A"/>
+                    <w:sz w:val="18"/>
+                    <w:szCs w:val="18"/>
+                  </w:rPr>
+                </w:pPr>
+                <w:r>
+                  <w:rPr>
+                    <w:i/>
+                    <w:iCs/>
+                    <w:color w:val="1B2A4A"/>
+                    <w:sz w:val="18"/>
+                    <w:szCs w:val="18"/>
+                  </w:rPr>
+                  <w:t>DescriptionItalic</w:t>
+                </w:r>
+              </w:p>
+            </w:tc>
+          </w:sdtContent>
+        </w:sdt>
+        <w:sdt>
+          <w:sdtPr>
+            <w:rPr>
+              <w:i/>
+              <w:iCs/>
+              <w:color w:val="1B2A4A"/>
+              <w:sz w:val="18"/>
+              <w:szCs w:val="18"/>
+            </w:rPr>
+            <w:id w:val="1155344044"/>
+            <w:placeholder>
+              <w:docPart w:val="DefaultPlaceholder_-1854013440"/>
+            </w:placeholder>
+            <w:dataBinding w:prefixMappings="xmlns:ns0='urn:microsoft-dynamics-nav/reports/Standard_Sales_Invoice/1306/' " w:xpath="/ns0:NavWordReportXmlPart[1]/ns0:Header[1]/ns0:Line[1]/ns0:LineItalic[1]/ns0:ShipmentDateItalic[1]" w:storeItemID="{846EFE63-9E40-4DB6-817D-767764B070A9}"/>
+            <w:text/>
+            <w:alias w:val="#Nav: /Header/Line/LineItalic/ShipmentDateItalic"/>
+            <w:tag w:val="#Nav: Standard_Sales_Invoice/1306"/>
+          </w:sdtPr>
+          <w:sdtContent>
+            <w:tc>
+              <w:tcPr>
+                <w:tcW w:w="2147" w:type="dxa"/>
+                <w:tcBorders>
+                  <w:top w:val="single" w:color="D1D1D1" w:themeColor="background2" w:themeShade="E6" w:sz="4" w:space="0"/>
+                  <w:left w:val="nil"/>
+                  <w:bottom w:val="single" w:color="D1D1D1" w:themeColor="background2" w:themeShade="E6" w:sz="4" w:space="0"/>
+                  <w:right w:val="nil"/>
+                </w:tcBorders>
+                <w:tcMar>
+                  <w:top w:w="80" w:type="dxa"/>
+                  <w:left w:w="100" w:type="dxa"/>
+                  <w:bottom w:w="80" w:type="dxa"/>
+                  <w:right w:w="100" w:type="dxa"/>
+                </w:tcMar>
+                <w:vAlign w:val="center"/>
+              </w:tcPr>
+              <w:p>
+                <w:pPr>
+                  <w:rPr>
+                    <w:i/>
+                    <w:iCs/>
+                    <w:color w:val="1B2A4A"/>
+                    <w:sz w:val="18"/>
+                    <w:szCs w:val="18"/>
+                  </w:rPr>
+                </w:pPr>
+                <w:r>
+                  <w:rPr>
+                    <w:i/>
+                    <w:iCs/>
+                    <w:color w:val="1B2A4A"/>
+                    <w:sz w:val="18"/>
+                    <w:szCs w:val="18"/>
+                  </w:rPr>
+                  <w:t>ShipmentDateItalic</w:t>
+                </w:r>
+              </w:p>
+            </w:tc>
+          </w:sdtContent>
+        </w:sdt>
+        <w:sdt>
+          <w:sdtPr>
+            <w:rPr>
+              <w:i/>
+              <w:iCs/>
+            </w:rPr>
+            <w:id w:val="-29191774"/>
+            <w:placeholder>
+              <w:docPart w:val="DefaultPlaceholder_-1854013440"/>
+            </w:placeholder>
+            <w:dataBinding w:prefixMappings="xmlns:ns0='urn:microsoft-dynamics-nav/reports/Standard_Sales_Invoice/1306/' " w:xpath="/ns0:NavWordReportXmlPart[1]/ns0:Header[1]/ns0:Line[1]/ns0:LineItalic[1]/ns0:QuantityItalic[1]" w:storeItemID="{846EFE63-9E40-4DB6-817D-767764B070A9}"/>
+            <w:text/>
+            <w:alias w:val="#Nav: /Header/Line/LineItalic/QuantityItalic"/>
+            <w:tag w:val="#Nav: Standard_Sales_Invoice/1306"/>
+          </w:sdtPr>
+          <w:sdtContent>
+            <w:tc>
+              <w:tcPr>
+                <w:tcW w:w="1759" w:type="dxa"/>
+                <w:tcBorders>
+                  <w:top w:val="single" w:color="D1D1D1" w:themeColor="background2" w:themeShade="E6" w:sz="4" w:space="0"/>
+                  <w:left w:val="nil"/>
+                  <w:bottom w:val="single" w:color="D1D1D1" w:themeColor="background2" w:themeShade="E6" w:sz="4" w:space="0"/>
+                  <w:right w:val="nil"/>
+                </w:tcBorders>
+                <w:tcMar>
+                  <w:top w:w="80" w:type="dxa"/>
+                  <w:left w:w="100" w:type="dxa"/>
+                  <w:bottom w:w="80" w:type="dxa"/>
+                  <w:right w:w="100" w:type="dxa"/>
+                </w:tcMar>
+                <w:vAlign w:val="center"/>
+              </w:tcPr>
+              <w:p>
+                <w:pPr>
+                  <w:pStyle w:val="CenterLine"/>
+                  <w:rPr>
+                    <w:i/>
+                    <w:iCs/>
+                  </w:rPr>
+                </w:pPr>
+                <w:r>
+                  <w:rPr>
+                    <w:i/>
+                    <w:iCs/>
+                  </w:rPr>
+                  <w:t>QuantityItalic</w:t>
+                </w:r>
+              </w:p>
+            </w:tc>
+          </w:sdtContent>
+        </w:sdt>
+        <w:sdt>
+          <w:sdtPr>
+            <w:rPr>
+              <w:i/>
+              <w:iCs/>
+            </w:rPr>
+            <w:id w:val="147877180"/>
+            <w:placeholder>
+              <w:docPart w:val="DefaultPlaceholder_-1854013440"/>
+            </w:placeholder>
+            <w:dataBinding w:prefixMappings="xmlns:ns0='urn:microsoft-dynamics-nav/reports/Standard_Sales_Invoice/1306/' " w:xpath="/ns0:NavWordReportXmlPart[1]/ns0:Header[1]/ns0:Line[1]/ns0:LineItalic[1]/ns0:UnitPriceItalic[1]" w:storeItemID="{846EFE63-9E40-4DB6-817D-767764B070A9}"/>
+            <w:text/>
+            <w:alias w:val="#Nav: /Header/Line/LineItalic/UnitPriceItalic"/>
+            <w:tag w:val="#Nav: Standard_Sales_Invoice/1306"/>
+          </w:sdtPr>
+          <w:sdtContent>
+            <w:tc>
+              <w:tcPr>
+                <w:tcW w:w="1808" w:type="dxa"/>
+                <w:tcBorders>
+                  <w:top w:val="single" w:color="D1D1D1" w:themeColor="background2" w:themeShade="E6" w:sz="4" w:space="0"/>
+                  <w:left w:val="nil"/>
+                  <w:bottom w:val="single" w:color="D1D1D1" w:themeColor="background2" w:themeShade="E6" w:sz="4" w:space="0"/>
+                  <w:right w:val="nil"/>
+                </w:tcBorders>
+                <w:tcMar>
+                  <w:top w:w="80" w:type="dxa"/>
+                  <w:left w:w="100" w:type="dxa"/>
+                  <w:bottom w:w="80" w:type="dxa"/>
+                  <w:right w:w="100" w:type="dxa"/>
+                </w:tcMar>
+                <w:vAlign w:val="center"/>
+              </w:tcPr>
+              <w:p>
+                <w:pPr>
+                  <w:pStyle w:val="RightLine"/>
+                  <w:rPr>
+                    <w:i/>
+                    <w:iCs/>
+                  </w:rPr>
+                </w:pPr>
+                <w:r>
+                  <w:rPr>
+                    <w:i/>
+                    <w:iCs/>
+                  </w:rPr>
+                  <w:t>UnitPriceItalic</w:t>
+                </w:r>
+              </w:p>
+            </w:tc>
+          </w:sdtContent>
+        </w:sdt>
+        <w:sdt>
+          <w:sdtPr>
+            <w:rPr>
+              <w:i/>
+              <w:iCs/>
+            </w:rPr>
+            <w:id w:val="-1448997044"/>
+            <w:placeholder>
+              <w:docPart w:val="DefaultPlaceholder_-1854013440"/>
+            </w:placeholder>
+            <w:dataBinding w:prefixMappings="xmlns:ns0='urn:microsoft-dynamics-nav/reports/Standard_Sales_Invoice/1306/' " w:xpath="/ns0:NavWordReportXmlPart[1]/ns0:Header[1]/ns0:Line[1]/ns0:LineItalic[1]/ns0:LineAmountItalic[1]" w:storeItemID="{846EFE63-9E40-4DB6-817D-767764B070A9}"/>
+            <w:text/>
+            <w:alias w:val="#Nav: /Header/Line/LineItalic/LineAmountItalic"/>
+            <w:tag w:val="#Nav: Standard_Sales_Invoice/1306"/>
+          </w:sdtPr>
+          <w:sdtContent>
+            <w:tc>
+              <w:tcPr>
+                <w:tcW w:w="2018" w:type="dxa"/>
+                <w:tcBorders>
+                  <w:top w:val="single" w:color="D1D1D1" w:themeColor="background2" w:themeShade="E6" w:sz="4" w:space="0"/>
+                  <w:left w:val="nil"/>
+                  <w:bottom w:val="single" w:color="D1D1D1" w:themeColor="background2" w:themeShade="E6" w:sz="4" w:space="0"/>
+                  <w:right w:val="nil"/>
+                </w:tcBorders>
+                <w:tcMar>
+                  <w:top w:w="80" w:type="dxa"/>
+                  <w:left w:w="100" w:type="dxa"/>
+                  <w:bottom w:w="80" w:type="dxa"/>
+                  <w:right w:w="100" w:type="dxa"/>
+                </w:tcMar>
+                <w:vAlign w:val="center"/>
+              </w:tcPr>
+              <w:p>
+                <w:pPr>
+                  <w:pStyle w:val="RightLine"/>
+                  <w:rPr>
+                    <w:i/>
+                    <w:iCs/>
+                  </w:rPr>
+                </w:pPr>
+                <w:r>
+                  <w:rPr>
+                    <w:i/>
+                    <w:iCs/>
+                  </w:rPr>
+                  <w:t>LineAmountItalic</w:t>
+                </w:r>
+              </w:p>
+            </w:tc>
+          </w:sdtContent>
+        </w:sdt>
+      </w:tr>
+      <w:tr>
+        <w:sdt>
+          <w:sdtPr>
+            <w:rPr>
+              <w:b/>
+              <w:bCs/>
+              <w:color w:val="1B2A4A"/>
+              <w:sz w:val="18"/>
+              <w:szCs w:val="18"/>
+            </w:rPr>
+            <w:id w:val="-671953979"/>
+            <w:placeholder>
+              <w:docPart w:val="DefaultPlaceholder_-1854013440"/>
+            </w:placeholder>
+            <w:dataBinding w:prefixMappings="xmlns:ns0='urn:microsoft-dynamics-nav/reports/Standard_Sales_Invoice/1306/' " w:xpath="/ns0:NavWordReportXmlPart[1]/ns0:Header[1]/ns0:Line[1]/ns0:LineBold[1]/ns0:ItemNoBold[1]" w:storeItemID="{846EFE63-9E40-4DB6-817D-767764B070A9}"/>
+            <w:text/>
+            <w:alias w:val="#Nav: /Header/Line/LineBold/ItemNoBold"/>
+            <w:tag w:val="#Nav: Standard_Sales_Invoice/1306"/>
+          </w:sdtPr>
+          <w:sdtContent>
+            <w:tc>
+              <w:tcPr>
+                <w:tcW w:w="1745" w:type="dxa"/>
+                <w:tcBorders>
+                  <w:top w:val="single" w:color="D1D1D1" w:themeColor="background2" w:themeShade="E6" w:sz="4" w:space="0"/>
+                  <w:left w:val="nil"/>
+                  <w:bottom w:val="single" w:color="D1D1D1" w:themeColor="background2" w:themeShade="E6" w:sz="4" w:space="0"/>
+                  <w:right w:val="nil"/>
+                </w:tcBorders>
+                <w:tcMar>
+                  <w:top w:w="80" w:type="dxa"/>
+                  <w:left w:w="100" w:type="dxa"/>
+                  <w:bottom w:w="80" w:type="dxa"/>
+                  <w:right w:w="100" w:type="dxa"/>
+                </w:tcMar>
+                <w:vAlign w:val="center"/>
+              </w:tcPr>
+              <w:p>
+                <w:pPr>
                   <w:rPr>
                     <w:b/>
                     <w:bCs/>
@@ -3025,505 +1935,298 @@
                     <w:sz w:val="18"/>
                     <w:szCs w:val="18"/>
                   </w:rPr>
-                  <w:alias w:val="#Nav: /Header/Line/LineBold"/>
-                  <w:tag w:val="#Nav: Standard_Sales_Invoice/1306"/>
-                  <w:id w:val="425936012"/>
-                  <w15:dataBinding w:prefixMappings="xmlns:ns0='urn:microsoft-dynamics-nav/reports/Standard_Sales_Invoice/1306/' " w:xpath="/ns0:NavWordReportXmlPart[1]/ns0:Header[1]/ns0:Line[1]/ns0:LineBold" w:storeItemID="{846EFE63-9E40-4DB6-817D-767764B070A9}"/>
-                  <w15:repeatingSection/>
-                </w:sdtPr>
-                <w:sdtContent>
-                  <w:sdt>
-                    <w:sdtPr>
-                      <w:rPr>
-                        <w:b/>
-                        <w:bCs/>
-                        <w:color w:val="1B2A4A"/>
-                        <w:sz w:val="18"/>
-                        <w:szCs w:val="18"/>
-                      </w:rPr>
-                      <w:id w:val="455305134"/>
-                      <w:placeholder>
-                        <w:docPart w:val="DefaultPlaceholder_-1854013435"/>
-                      </w:placeholder>
-                      <w15:repeatingSectionItem/>
-                    </w:sdtPr>
-                    <w:sdtContent>
-                      <w:tr>
-                        <w:tc>
-                          <w:tcPr>
-                            <w:tcW w:w="1304" w:type="dxa"/>
-                            <w:tcBorders>
-                              <w:top w:val="single" w:color="D1D1D1" w:themeColor="background2" w:themeShade="E6" w:sz="4" w:space="0"/>
-                              <w:left w:val="nil"/>
-                              <w:bottom w:val="single" w:color="D1D1D1" w:themeColor="background2" w:themeShade="E6" w:sz="4" w:space="0"/>
-                              <w:right w:val="nil"/>
-                            </w:tcBorders>
-                            <w:tcMar>
-                              <w:top w:w="80" w:type="dxa"/>
-                              <w:left w:w="100" w:type="dxa"/>
-                              <w:bottom w:w="80" w:type="dxa"/>
-                              <w:right w:w="100" w:type="dxa"/>
-                            </w:tcMar>
-                            <w:vAlign w:val="center"/>
-                          </w:tcPr>
-                          <w:sdt>
-                            <w:sdtPr>
-                              <w:rPr>
-                                <w:b/>
-                                <w:bCs/>
-                                <w:color w:val="1B2A4A"/>
-                                <w:sz w:val="18"/>
-                                <w:szCs w:val="18"/>
-                              </w:rPr>
-                              <w:alias w:val="#Nav: /Header/Line/LineBold/ItemNoBold"/>
-                              <w:tag w:val="#Nav: Standard_Sales_Invoice/1306"/>
-                              <w:id w:val="-2133164407"/>
-                              <w:placeholder>
-                                <w:docPart w:val="DefaultPlaceholder_-1854013440"/>
-                              </w:placeholder>
-                              <w:dataBinding w:prefixMappings="xmlns:ns0='urn:microsoft-dynamics-nav/reports/Standard_Sales_Invoice/1306/' " w:xpath="/ns0:NavWordReportXmlPart[1]/ns0:Header[1]/ns0:Line[1]/ns0:LineBold[1]/ns0:ItemNoBold[1]" w:storeItemID="{846EFE63-9E40-4DB6-817D-767764B070A9}"/>
-                              <w:text/>
-                            </w:sdtPr>
-                            <w:sdtContent>
-                              <w:p>
-                                <w:pPr>
-                                  <w:rPr>
-                                    <w:b/>
-                                    <w:bCs/>
-                                    <w:color w:val="1B2A4A"/>
-                                    <w:sz w:val="18"/>
-                                    <w:szCs w:val="18"/>
-                                  </w:rPr>
-                                </w:pPr>
-                                <w:r>
-                                  <w:rPr>
-                                    <w:b/>
-                                    <w:bCs/>
-                                    <w:color w:val="1B2A4A"/>
-                                    <w:sz w:val="18"/>
-                                    <w:szCs w:val="18"/>
-                                  </w:rPr>
-                                  <w:t>ItemNoBold</w:t>
-                                </w:r>
-                              </w:p>
-                            </w:sdtContent>
-                          </w:sdt>
-                        </w:tc>
-                        <w:tc>
-                          <w:tcPr>
-                            <w:tcW w:w="3629" w:type="dxa"/>
-                            <w:tcBorders>
-                              <w:top w:val="single" w:color="D1D1D1" w:themeColor="background2" w:themeShade="E6" w:sz="4" w:space="0"/>
-                              <w:left w:val="nil"/>
-                              <w:bottom w:val="single" w:color="D1D1D1" w:themeColor="background2" w:themeShade="E6" w:sz="4" w:space="0"/>
-                              <w:right w:val="nil"/>
-                            </w:tcBorders>
-                            <w:tcMar>
-                              <w:top w:w="80" w:type="dxa"/>
-                              <w:left w:w="100" w:type="dxa"/>
-                              <w:bottom w:w="80" w:type="dxa"/>
-                              <w:right w:w="100" w:type="dxa"/>
-                            </w:tcMar>
-                            <w:vAlign w:val="center"/>
-                          </w:tcPr>
-                          <w:sdt>
-                            <w:sdtPr>
-                              <w:rPr>
-                                <w:b/>
-                                <w:bCs/>
-                                <w:color w:val="1B2A4A"/>
-                                <w:sz w:val="18"/>
-                                <w:szCs w:val="18"/>
-                              </w:rPr>
-                              <w:alias w:val="#Nav: /Header/Line/LineBold/DescriptionBold"/>
-                              <w:tag w:val="#Nav: Standard_Sales_Invoice/1306"/>
-                              <w:id w:val="624346449"/>
-                              <w:placeholder>
-                                <w:docPart w:val="DefaultPlaceholder_-1854013440"/>
-                              </w:placeholder>
-                              <w:dataBinding w:prefixMappings="xmlns:ns0='urn:microsoft-dynamics-nav/reports/Standard_Sales_Invoice/1306/' " w:xpath="/ns0:NavWordReportXmlPart[1]/ns0:Header[1]/ns0:Line[1]/ns0:LineBold[1]/ns0:DescriptionBold[1]" w:storeItemID="{846EFE63-9E40-4DB6-817D-767764B070A9}"/>
-                              <w:text/>
-                            </w:sdtPr>
-                            <w:sdtContent>
-                              <w:p>
-                                <w:pPr>
-                                  <w:rPr>
-                                    <w:b/>
-                                    <w:bCs/>
-                                    <w:color w:val="1B2A4A"/>
-                                    <w:sz w:val="18"/>
-                                    <w:szCs w:val="18"/>
-                                  </w:rPr>
-                                </w:pPr>
-                                <w:r>
-                                  <w:rPr>
-                                    <w:b/>
-                                    <w:bCs/>
-                                    <w:color w:val="1B2A4A"/>
-                                    <w:sz w:val="18"/>
-                                    <w:szCs w:val="18"/>
-                                  </w:rPr>
-                                  <w:t>DescriptionBold</w:t>
-                                </w:r>
-                              </w:p>
-                            </w:sdtContent>
-                          </w:sdt>
-                        </w:tc>
-                        <w:sdt>
-                          <w:sdtPr>
-                            <w:rPr>
-                              <w:b/>
-                              <w:bCs/>
-                              <w:color w:val="1B2A4A"/>
-                              <w:sz w:val="18"/>
-                              <w:szCs w:val="18"/>
-                            </w:rPr>
-                            <w:id w:val="-1520849212"/>
-                            <w:placeholder>
-                              <w:docPart w:val="DefaultPlaceholder_-1854013440"/>
-                            </w:placeholder>
-                            <w:dataBinding w:prefixMappings="xmlns:ns0='urn:microsoft-dynamics-nav/reports/Standard_Sales_Invoice/1306/' " w:xpath="/ns0:NavWordReportXmlPart[1]/ns0:Header[1]/ns0:Line[1]/ns0:LineBold[1]/ns0:ShipmentDateBold[1]" w:storeItemID="{846EFE63-9E40-4DB6-817D-767764B070A9}"/>
-                            <w:text/>
-                            <w:alias w:val="#Nav: /Header/Line/LineBold/ShipmentDateBold"/>
-                            <w:tag w:val="#Nav: Standard_Sales_Invoice/1306"/>
-                          </w:sdtPr>
-                          <w:sdtContent>
-                            <w:tc>
-                              <w:tcPr>
-                                <w:tcW w:w="1304" w:type="dxa"/>
-                                <w:tcBorders>
-                                  <w:top w:val="single" w:color="D1D1D1" w:themeColor="background2" w:themeShade="E6" w:sz="4" w:space="0"/>
-                                  <w:left w:val="nil"/>
-                                  <w:bottom w:val="single" w:color="D1D1D1" w:themeColor="background2" w:themeShade="E6" w:sz="4" w:space="0"/>
-                                  <w:right w:val="nil"/>
-                                </w:tcBorders>
-                                <w:tcMar>
-                                  <w:top w:w="80" w:type="dxa"/>
-                                  <w:left w:w="100" w:type="dxa"/>
-                                  <w:bottom w:w="80" w:type="dxa"/>
-                                  <w:right w:w="100" w:type="dxa"/>
-                                </w:tcMar>
-                                <w:vAlign w:val="center"/>
-                              </w:tcPr>
-                              <w:p>
-                                <w:pPr>
-                                  <w:rPr>
-                                    <w:b/>
-                                    <w:bCs/>
-                                    <w:color w:val="1B2A4A"/>
-                                    <w:sz w:val="18"/>
-                                    <w:szCs w:val="18"/>
-                                  </w:rPr>
-                                </w:pPr>
-                                <w:r>
-                                  <w:rPr>
-                                    <w:b/>
-                                    <w:bCs/>
-                                    <w:color w:val="1B2A4A"/>
-                                    <w:sz w:val="18"/>
-                                    <w:szCs w:val="18"/>
-                                  </w:rPr>
-                                  <w:t>ShipmentDateBold</w:t>
-                                </w:r>
-                              </w:p>
-                            </w:tc>
-                          </w:sdtContent>
-                        </w:sdt>
-                        <w:tc>
-                          <w:tcPr>
-                            <w:tcW w:w="907" w:type="dxa"/>
-                            <w:tcBorders>
-                              <w:top w:val="single" w:color="D1D1D1" w:themeColor="background2" w:themeShade="E6" w:sz="4" w:space="0"/>
-                              <w:left w:val="nil"/>
-                              <w:bottom w:val="single" w:color="D1D1D1" w:themeColor="background2" w:themeShade="E6" w:sz="4" w:space="0"/>
-                              <w:right w:val="nil"/>
-                            </w:tcBorders>
-                            <w:tcMar>
-                              <w:top w:w="80" w:type="dxa"/>
-                              <w:left w:w="100" w:type="dxa"/>
-                              <w:bottom w:w="80" w:type="dxa"/>
-                              <w:right w:w="100" w:type="dxa"/>
-                            </w:tcMar>
-                            <w:vAlign w:val="center"/>
-                          </w:tcPr>
-                          <w:sdt>
-                            <w:sdtPr>
-                              <w:rPr>
-                                <w:b/>
-                                <w:bCs/>
-                              </w:rPr>
-                              <w:alias w:val="#Nav: /Header/Line/LineBold/QuantityBold"/>
-                              <w:tag w:val="#Nav: Standard_Sales_Invoice/1306"/>
-                              <w:id w:val="-1569106940"/>
-                              <w:placeholder>
-                                <w:docPart w:val="DefaultPlaceholder_-1854013440"/>
-                              </w:placeholder>
-                              <w:dataBinding w:prefixMappings="xmlns:ns0='urn:microsoft-dynamics-nav/reports/Standard_Sales_Invoice/1306/' " w:xpath="/ns0:NavWordReportXmlPart[1]/ns0:Header[1]/ns0:Line[1]/ns0:LineBold[1]/ns0:QuantityBold[1]" w:storeItemID="{846EFE63-9E40-4DB6-817D-767764B070A9}"/>
-                              <w:text/>
-                            </w:sdtPr>
-                            <w:sdtContent>
-                              <w:p>
-                                <w:pPr>
-                                  <w:pStyle w:val="CenterLine"/>
-                                  <w:rPr>
-                                    <w:b/>
-                                    <w:bCs/>
-                                  </w:rPr>
-                                </w:pPr>
-                                <w:r>
-                                  <w:rPr>
-                                    <w:b/>
-                                    <w:bCs/>
-                                  </w:rPr>
-                                  <w:t>QuantityBold</w:t>
-                                </w:r>
-                              </w:p>
-                            </w:sdtContent>
-                          </w:sdt>
-                        </w:tc>
-                        <w:tc>
-                          <w:tcPr>
-                            <w:tcW w:w="1701" w:type="dxa"/>
-                            <w:tcBorders>
-                              <w:top w:val="single" w:color="D1D1D1" w:themeColor="background2" w:themeShade="E6" w:sz="4" w:space="0"/>
-                              <w:left w:val="nil"/>
-                              <w:bottom w:val="single" w:color="D1D1D1" w:themeColor="background2" w:themeShade="E6" w:sz="4" w:space="0"/>
-                              <w:right w:val="nil"/>
-                            </w:tcBorders>
-                            <w:tcMar>
-                              <w:top w:w="80" w:type="dxa"/>
-                              <w:left w:w="100" w:type="dxa"/>
-                              <w:bottom w:w="80" w:type="dxa"/>
-                              <w:right w:w="100" w:type="dxa"/>
-                            </w:tcMar>
-                            <w:vAlign w:val="center"/>
-                          </w:tcPr>
-                          <w:sdt>
-                            <w:sdtPr>
-                              <w:rPr>
-                                <w:b/>
-                                <w:bCs/>
-                              </w:rPr>
-                              <w:alias w:val="#Nav: /Header/Line/LineBold/UnitPriceBold"/>
-                              <w:tag w:val="#Nav: Standard_Sales_Invoice/1306"/>
-                              <w:id w:val="1172216346"/>
-                              <w:placeholder>
-                                <w:docPart w:val="DefaultPlaceholder_-1854013440"/>
-                              </w:placeholder>
-                              <w:dataBinding w:prefixMappings="xmlns:ns0='urn:microsoft-dynamics-nav/reports/Standard_Sales_Invoice/1306/' " w:xpath="/ns0:NavWordReportXmlPart[1]/ns0:Header[1]/ns0:Line[1]/ns0:LineBold[1]/ns0:UnitPriceBold[1]" w:storeItemID="{846EFE63-9E40-4DB6-817D-767764B070A9}"/>
-                              <w:text/>
-                            </w:sdtPr>
-                            <w:sdtContent>
-                              <w:p>
-                                <w:pPr>
-                                  <w:pStyle w:val="RightLine"/>
-                                  <w:rPr>
-                                    <w:b/>
-                                    <w:bCs/>
-                                  </w:rPr>
-                                </w:pPr>
-                                <w:r>
-                                  <w:rPr>
-                                    <w:b/>
-                                    <w:bCs/>
-                                  </w:rPr>
-                                  <w:t>UnitPriceBold</w:t>
-                                </w:r>
-                              </w:p>
-                            </w:sdtContent>
-                          </w:sdt>
-                        </w:tc>
-                        <w:tc>
-                          <w:tcPr>
-                            <w:tcW w:w="1985" w:type="dxa"/>
-                            <w:tcBorders>
-                              <w:top w:val="single" w:color="D1D1D1" w:themeColor="background2" w:themeShade="E6" w:sz="4" w:space="0"/>
-                              <w:left w:val="nil"/>
-                              <w:bottom w:val="single" w:color="D1D1D1" w:themeColor="background2" w:themeShade="E6" w:sz="4" w:space="0"/>
-                              <w:right w:val="nil"/>
-                            </w:tcBorders>
-                            <w:tcMar>
-                              <w:top w:w="80" w:type="dxa"/>
-                              <w:left w:w="100" w:type="dxa"/>
-                              <w:bottom w:w="80" w:type="dxa"/>
-                              <w:right w:w="100" w:type="dxa"/>
-                            </w:tcMar>
-                            <w:vAlign w:val="center"/>
-                          </w:tcPr>
-                          <w:sdt>
-                            <w:sdtPr>
-                              <w:rPr>
-                                <w:b/>
-                                <w:bCs/>
-                              </w:rPr>
-                              <w:alias w:val="#Nav: /Header/Line/LineBold/LineAmountBold"/>
-                              <w:tag w:val="#Nav: Standard_Sales_Invoice/1306"/>
-                              <w:id w:val="2056733408"/>
-                              <w:placeholder>
-                                <w:docPart w:val="DefaultPlaceholder_-1854013440"/>
-                              </w:placeholder>
-                              <w:dataBinding w:prefixMappings="xmlns:ns0='urn:microsoft-dynamics-nav/reports/Standard_Sales_Invoice/1306/' " w:xpath="/ns0:NavWordReportXmlPart[1]/ns0:Header[1]/ns0:Line[1]/ns0:LineBold[1]/ns0:LineAmountBold[1]" w:storeItemID="{846EFE63-9E40-4DB6-817D-767764B070A9}"/>
-                              <w:text/>
-                            </w:sdtPr>
-                            <w:sdtContent>
-                              <w:p>
-                                <w:pPr>
-                                  <w:pStyle w:val="RightLine"/>
-                                  <w:rPr>
-                                    <w:b/>
-                                    <w:bCs/>
-                                  </w:rPr>
-                                </w:pPr>
-                                <w:r>
-                                  <w:rPr>
-                                    <w:b/>
-                                    <w:bCs/>
-                                  </w:rPr>
-                                  <w:t>LineAmountBold</w:t>
-                                </w:r>
-                              </w:p>
-                            </w:sdtContent>
-                          </w:sdt>
-                        </w:tc>
-                      </w:tr>
-                    </w:sdtContent>
-                  </w:sdt>
-                </w:sdtContent>
-              </w:sdt>
-              <w:sdt>
-                <w:sdtPr>
+                </w:pPr>
+                <w:r>
                   <w:rPr>
-                    <w:i/>
-                    <w:iCs/>
-                    <w:color w:val="5A6677"/>
+                    <w:b/>
+                    <w:bCs/>
+                    <w:color w:val="1B2A4A"/>
                     <w:sz w:val="18"/>
                     <w:szCs w:val="18"/>
                   </w:rPr>
-                  <w:alias w:val="#Nav: /Header/Line/AttachedLine"/>
-                  <w:tag w:val="#Nav: Standard_Sales_Invoice/1306"/>
-                  <w:id w:val="-1089615452"/>
-                  <w15:dataBinding w:prefixMappings="xmlns:ns0='urn:microsoft-dynamics-nav/reports/Standard_Sales_Invoice/1306/' " w:xpath="/ns0:NavWordReportXmlPart[1]/ns0:Header[1]/ns0:Line[1]/ns0:AttachedLine" w:storeItemID="{846EFE63-9E40-4DB6-817D-767764B070A9}"/>
-                  <w15:repeatingSection/>
-                </w:sdtPr>
-                <w:sdtEndPr>
+                  <w:t>ItemNoBold</w:t>
+                </w:r>
+              </w:p>
+            </w:tc>
+          </w:sdtContent>
+        </w:sdt>
+        <w:sdt>
+          <w:sdtPr>
+            <w:rPr>
+              <w:b/>
+              <w:bCs/>
+              <w:color w:val="1B2A4A"/>
+              <w:sz w:val="18"/>
+              <w:szCs w:val="18"/>
+            </w:rPr>
+            <w:id w:val="-843858146"/>
+            <w:placeholder>
+              <w:docPart w:val="DefaultPlaceholder_-1854013440"/>
+            </w:placeholder>
+            <w:dataBinding w:prefixMappings="xmlns:ns0='urn:microsoft-dynamics-nav/reports/Standard_Sales_Invoice/1306/' " w:xpath="/ns0:NavWordReportXmlPart[1]/ns0:Header[1]/ns0:Line[1]/ns0:LineBold[1]/ns0:DescriptionBold[1]" w:storeItemID="{846EFE63-9E40-4DB6-817D-767764B070A9}"/>
+            <w:text/>
+            <w:alias w:val="#Nav: /Header/Line/LineBold/DescriptionBold"/>
+            <w:tag w:val="#Nav: Standard_Sales_Invoice/1306"/>
+          </w:sdtPr>
+          <w:sdtContent>
+            <w:tc>
+              <w:tcPr>
+                <w:tcW w:w="1969" w:type="dxa"/>
+                <w:tcBorders>
+                  <w:top w:val="single" w:color="D1D1D1" w:themeColor="background2" w:themeShade="E6" w:sz="4" w:space="0"/>
+                  <w:left w:val="nil"/>
+                  <w:bottom w:val="single" w:color="D1D1D1" w:themeColor="background2" w:themeShade="E6" w:sz="4" w:space="0"/>
+                  <w:right w:val="nil"/>
+                </w:tcBorders>
+                <w:tcMar>
+                  <w:top w:w="80" w:type="dxa"/>
+                  <w:left w:w="100" w:type="dxa"/>
+                  <w:bottom w:w="80" w:type="dxa"/>
+                  <w:right w:w="100" w:type="dxa"/>
+                </w:tcMar>
+                <w:vAlign w:val="center"/>
+              </w:tcPr>
+              <w:p>
+                <w:pPr>
                   <w:rPr>
-                    <w:sz w:val="16"/>
-                    <w:szCs w:val="16"/>
+                    <w:b/>
+                    <w:bCs/>
+                    <w:color w:val="1B2A4A"/>
+                    <w:sz w:val="18"/>
+                    <w:szCs w:val="18"/>
                   </w:rPr>
-                </w:sdtEndPr>
-                <w:sdtContent>
-                  <w:sdt>
-                    <w:sdtPr>
-                      <w:rPr>
-                        <w:i/>
-                        <w:iCs/>
-                        <w:color w:val="5A6677"/>
-                        <w:sz w:val="18"/>
-                        <w:szCs w:val="18"/>
-                      </w:rPr>
-                      <w:id w:val="-1025094359"/>
-                      <w:placeholder>
-                        <w:docPart w:val="DefaultPlaceholder_-1854013435"/>
-                      </w:placeholder>
-                      <w15:repeatingSectionItem/>
-                    </w:sdtPr>
-                    <w:sdtEndPr>
-                      <w:rPr>
-                        <w:sz w:val="16"/>
-                        <w:szCs w:val="16"/>
-                      </w:rPr>
-                    </w:sdtEndPr>
-                    <w:sdtContent>
-                      <w:tr>
-                        <w:trPr>
-                          <w:trHeight w:val="284" w:hRule="exact"/>
-                        </w:trPr>
-                        <w:tc>
-                          <w:tcPr>
-                            <w:tcW w:w="1304" w:type="dxa"/>
-                            <w:tcBorders>
-                              <w:top w:val="nil"/>
-                              <w:left w:val="nil"/>
-                              <w:bottom w:val="nil"/>
-                              <w:right w:val="nil"/>
-                            </w:tcBorders>
-                            <w:tcMar>
-                              <w:top w:w="0" w:type="dxa"/>
-                              <w:left w:w="100" w:type="dxa"/>
-                              <w:bottom w:w="0" w:type="dxa"/>
-                              <w:right w:w="28" w:type="dxa"/>
-                            </w:tcMar>
-                            <w:vAlign w:val="center"/>
-                          </w:tcPr>
-                          <w:p>
-                            <w:pPr>
-                              <w:rPr>
-                                <w:color w:val="5A6677"/>
-                                <w:sz w:val="18"/>
-                                <w:szCs w:val="18"/>
-                              </w:rPr>
-                            </w:pPr>
-                          </w:p>
-                        </w:tc>
-                        <w:tc>
-                          <w:tcPr>
-                            <w:tcW w:w="1985" w:type="dxa"/>
-                            <w:gridSpan w:val="5"/>
-                            <w:tcBorders>
-                              <w:top w:val="nil"/>
-                              <w:left w:val="nil"/>
-                              <w:bottom w:val="nil"/>
-                              <w:right w:val="nil"/>
-                            </w:tcBorders>
-                            <w:tcMar>
-                              <w:top w:w="0" w:type="dxa"/>
-                              <w:left w:w="227" w:type="dxa"/>
-                              <w:bottom w:w="0" w:type="dxa"/>
-                              <w:right w:w="28" w:type="dxa"/>
-                            </w:tcMar>
-                            <w:vAlign w:val="center"/>
-                          </w:tcPr>
-                          <w:sdt>
-                            <w:sdtPr>
-                              <w:rPr>
-                                <w:color w:val="5A6677"/>
-                              </w:rPr>
-                              <w:alias w:val="#Nav: /Header/Line/AttachedLine/AttachedDescription"/>
-                              <w:tag w:val="#Nav: Standard_Sales_Invoice/1306"/>
-                              <w:id w:val="86198676"/>
-                              <w:placeholder>
-                                <w:docPart w:val="DefaultPlaceholder_-1854013440"/>
-                              </w:placeholder>
-                              <w:dataBinding w:prefixMappings="xmlns:ns0='urn:microsoft-dynamics-nav/reports/Standard_Sales_Invoice/1306/' " w:xpath="/ns0:NavWordReportXmlPart[1]/ns0:Header[1]/ns0:Line[1]/ns0:AttachedLine[1]/ns0:AttachedDescription[1]" w:storeItemID="{846EFE63-9E40-4DB6-817D-767764B070A9}"/>
-                              <w:text/>
-                            </w:sdtPr>
-                            <w:sdtContent>
-                              <w:p>
-                                <w:pPr>
-                                  <w:pStyle w:val="AttachedDescription"/>
-                                  <w:rPr>
-                                    <w:color w:val="5A6677"/>
-                                  </w:rPr>
-                                </w:pPr>
-                                <w:r>
-                                  <w:rPr>
-                                    <w:color w:val="5A6677"/>
-                                  </w:rPr>
-                                  <w:t>AttachedDescription</w:t>
-                                </w:r>
-                              </w:p>
-                            </w:sdtContent>
-                          </w:sdt>
-                        </w:tc>
-                      </w:tr>
-                    </w:sdtContent>
-                  </w:sdt>
-                </w:sdtContent>
-              </w:sdt>
-            </w:sdtContent>
-          </w:sdt>
-        </w:sdtContent>
-      </w:sdt>
+                </w:pPr>
+                <w:r>
+                  <w:rPr>
+                    <w:b/>
+                    <w:bCs/>
+                    <w:color w:val="1B2A4A"/>
+                    <w:sz w:val="18"/>
+                    <w:szCs w:val="18"/>
+                  </w:rPr>
+                  <w:t>DescriptionBold</w:t>
+                </w:r>
+              </w:p>
+            </w:tc>
+          </w:sdtContent>
+        </w:sdt>
+        <w:sdt>
+          <w:sdtPr>
+            <w:rPr>
+              <w:b/>
+              <w:bCs/>
+              <w:color w:val="1B2A4A"/>
+              <w:sz w:val="18"/>
+              <w:szCs w:val="18"/>
+            </w:rPr>
+            <w:id w:val="-1007906107"/>
+            <w:placeholder>
+              <w:docPart w:val="DefaultPlaceholder_-1854013440"/>
+            </w:placeholder>
+            <w:dataBinding w:prefixMappings="xmlns:ns0='urn:microsoft-dynamics-nav/reports/Standard_Sales_Invoice/1306/' " w:xpath="/ns0:NavWordReportXmlPart[1]/ns0:Header[1]/ns0:Line[1]/ns0:LineBold[1]/ns0:ShipmentDateBold[1]" w:storeItemID="{846EFE63-9E40-4DB6-817D-767764B070A9}"/>
+            <w:text/>
+            <w:alias w:val="#Nav: /Header/Line/LineBold/ShipmentDateBold"/>
+            <w:tag w:val="#Nav: Standard_Sales_Invoice/1306"/>
+          </w:sdtPr>
+          <w:sdtContent>
+            <w:tc>
+              <w:tcPr>
+                <w:tcW w:w="2147" w:type="dxa"/>
+                <w:tcBorders>
+                  <w:top w:val="single" w:color="D1D1D1" w:themeColor="background2" w:themeShade="E6" w:sz="4" w:space="0"/>
+                  <w:left w:val="nil"/>
+                  <w:bottom w:val="single" w:color="D1D1D1" w:themeColor="background2" w:themeShade="E6" w:sz="4" w:space="0"/>
+                  <w:right w:val="nil"/>
+                </w:tcBorders>
+                <w:tcMar>
+                  <w:top w:w="80" w:type="dxa"/>
+                  <w:left w:w="100" w:type="dxa"/>
+                  <w:bottom w:w="80" w:type="dxa"/>
+                  <w:right w:w="100" w:type="dxa"/>
+                </w:tcMar>
+                <w:vAlign w:val="center"/>
+              </w:tcPr>
+              <w:p>
+                <w:pPr>
+                  <w:rPr>
+                    <w:b/>
+                    <w:bCs/>
+                    <w:color w:val="1B2A4A"/>
+                    <w:sz w:val="18"/>
+                    <w:szCs w:val="18"/>
+                  </w:rPr>
+                </w:pPr>
+                <w:r>
+                  <w:rPr>
+                    <w:b/>
+                    <w:bCs/>
+                    <w:color w:val="1B2A4A"/>
+                    <w:sz w:val="18"/>
+                    <w:szCs w:val="18"/>
+                  </w:rPr>
+                  <w:t>ShipmentDateBold</w:t>
+                </w:r>
+              </w:p>
+            </w:tc>
+          </w:sdtContent>
+        </w:sdt>
+        <w:sdt>
+          <w:sdtPr>
+            <w:rPr>
+              <w:b/>
+              <w:bCs/>
+            </w:rPr>
+            <w:id w:val="1158352531"/>
+            <w:placeholder>
+              <w:docPart w:val="DefaultPlaceholder_-1854013440"/>
+            </w:placeholder>
+            <w:dataBinding w:prefixMappings="xmlns:ns0='urn:microsoft-dynamics-nav/reports/Standard_Sales_Invoice/1306/' " w:xpath="/ns0:NavWordReportXmlPart[1]/ns0:Header[1]/ns0:Line[1]/ns0:LineBold[1]/ns0:QuantityBold[1]" w:storeItemID="{846EFE63-9E40-4DB6-817D-767764B070A9}"/>
+            <w:text/>
+            <w:alias w:val="#Nav: /Header/Line/LineBold/QuantityBold"/>
+            <w:tag w:val="#Nav: Standard_Sales_Invoice/1306"/>
+          </w:sdtPr>
+          <w:sdtContent>
+            <w:tc>
+              <w:tcPr>
+                <w:tcW w:w="1759" w:type="dxa"/>
+                <w:tcBorders>
+                  <w:top w:val="single" w:color="D1D1D1" w:themeColor="background2" w:themeShade="E6" w:sz="4" w:space="0"/>
+                  <w:left w:val="nil"/>
+                  <w:bottom w:val="single" w:color="D1D1D1" w:themeColor="background2" w:themeShade="E6" w:sz="4" w:space="0"/>
+                  <w:right w:val="nil"/>
+                </w:tcBorders>
+                <w:tcMar>
+                  <w:top w:w="80" w:type="dxa"/>
+                  <w:left w:w="100" w:type="dxa"/>
+                  <w:bottom w:w="80" w:type="dxa"/>
+                  <w:right w:w="100" w:type="dxa"/>
+                </w:tcMar>
+                <w:vAlign w:val="center"/>
+              </w:tcPr>
+              <w:p>
+                <w:pPr>
+                  <w:pStyle w:val="CenterLine"/>
+                  <w:rPr>
+                    <w:b/>
+                    <w:bCs/>
+                  </w:rPr>
+                </w:pPr>
+                <w:r>
+                  <w:rPr>
+                    <w:b/>
+                    <w:bCs/>
+                  </w:rPr>
+                  <w:t>QuantityBold</w:t>
+                </w:r>
+              </w:p>
+            </w:tc>
+          </w:sdtContent>
+        </w:sdt>
+        <w:sdt>
+          <w:sdtPr>
+            <w:rPr>
+              <w:b/>
+              <w:bCs/>
+            </w:rPr>
+            <w:id w:val="1516341362"/>
+            <w:placeholder>
+              <w:docPart w:val="DefaultPlaceholder_-1854013440"/>
+            </w:placeholder>
+            <w:dataBinding w:prefixMappings="xmlns:ns0='urn:microsoft-dynamics-nav/reports/Standard_Sales_Invoice/1306/' " w:xpath="/ns0:NavWordReportXmlPart[1]/ns0:Header[1]/ns0:Line[1]/ns0:LineBold[1]/ns0:UnitPriceBold[1]" w:storeItemID="{846EFE63-9E40-4DB6-817D-767764B070A9}"/>
+            <w:text/>
+            <w:alias w:val="#Nav: /Header/Line/LineBold/UnitPriceBold"/>
+            <w:tag w:val="#Nav: Standard_Sales_Invoice/1306"/>
+          </w:sdtPr>
+          <w:sdtContent>
+            <w:tc>
+              <w:tcPr>
+                <w:tcW w:w="1808" w:type="dxa"/>
+                <w:tcBorders>
+                  <w:top w:val="single" w:color="D1D1D1" w:themeColor="background2" w:themeShade="E6" w:sz="4" w:space="0"/>
+                  <w:left w:val="nil"/>
+                  <w:bottom w:val="single" w:color="D1D1D1" w:themeColor="background2" w:themeShade="E6" w:sz="4" w:space="0"/>
+                  <w:right w:val="nil"/>
+                </w:tcBorders>
+                <w:tcMar>
+                  <w:top w:w="80" w:type="dxa"/>
+                  <w:left w:w="100" w:type="dxa"/>
+                  <w:bottom w:w="80" w:type="dxa"/>
+                  <w:right w:w="100" w:type="dxa"/>
+                </w:tcMar>
+                <w:vAlign w:val="center"/>
+              </w:tcPr>
+              <w:p>
+                <w:pPr>
+                  <w:pStyle w:val="RightLine"/>
+                  <w:rPr>
+                    <w:b/>
+                    <w:bCs/>
+                  </w:rPr>
+                </w:pPr>
+                <w:r>
+                  <w:rPr>
+                    <w:b/>
+                    <w:bCs/>
+                  </w:rPr>
+                  <w:t>UnitPriceBold</w:t>
+                </w:r>
+              </w:p>
+            </w:tc>
+          </w:sdtContent>
+        </w:sdt>
+        <w:sdt>
+          <w:sdtPr>
+            <w:rPr>
+              <w:b/>
+              <w:bCs/>
+            </w:rPr>
+            <w:id w:val="-1219510508"/>
+            <w:placeholder>
+              <w:docPart w:val="DefaultPlaceholder_-1854013440"/>
+            </w:placeholder>
+            <w:dataBinding w:prefixMappings="xmlns:ns0='urn:microsoft-dynamics-nav/reports/Standard_Sales_Invoice/1306/' " w:xpath="/ns0:NavWordReportXmlPart[1]/ns0:Header[1]/ns0:Line[1]/ns0:LineBold[1]/ns0:LineAmountBold[1]" w:storeItemID="{846EFE63-9E40-4DB6-817D-767764B070A9}"/>
+            <w:text/>
+            <w:alias w:val="#Nav: /Header/Line/LineBold/LineAmountBold"/>
+            <w:tag w:val="#Nav: Standard_Sales_Invoice/1306"/>
+          </w:sdtPr>
+          <w:sdtContent>
+            <w:tc>
+              <w:tcPr>
+                <w:tcW w:w="2018" w:type="dxa"/>
+                <w:tcBorders>
+                  <w:top w:val="single" w:color="D1D1D1" w:themeColor="background2" w:themeShade="E6" w:sz="4" w:space="0"/>
+                  <w:left w:val="nil"/>
+                  <w:bottom w:val="single" w:color="D1D1D1" w:themeColor="background2" w:themeShade="E6" w:sz="4" w:space="0"/>
+                  <w:right w:val="nil"/>
+                </w:tcBorders>
+                <w:tcMar>
+                  <w:top w:w="80" w:type="dxa"/>
+                  <w:left w:w="100" w:type="dxa"/>
+                  <w:bottom w:w="80" w:type="dxa"/>
+                  <w:right w:w="100" w:type="dxa"/>
+                </w:tcMar>
+                <w:vAlign w:val="center"/>
+              </w:tcPr>
+              <w:p>
+                <w:pPr>
+                  <w:pStyle w:val="RightLine"/>
+                  <w:rPr>
+                    <w:b/>
+                    <w:bCs/>
+                  </w:rPr>
+                </w:pPr>
+                <w:r>
+                  <w:rPr>
+                    <w:b/>
+                    <w:bCs/>
+                  </w:rPr>
+                  <w:t>LineAmountBold</w:t>
+                </w:r>
+              </w:p>
+            </w:tc>
+          </w:sdtContent>
+        </w:sdt>
+      </w:tr>
     </w:tbl>
     <w:p/>
     <w:tbl>
@@ -5539,32 +4242,6 @@
         </w:p>
       </w:docPartBody>
     </w:docPart>
-    <w:docPart>
-      <w:docPartPr>
-        <w:name w:val="DefaultPlaceholder_-1854013435"/>
-        <w:category>
-          <w:name w:val="General"/>
-          <w:gallery w:val="placeholder"/>
-        </w:category>
-        <w:types>
-          <w:type w:val="bbPlcHdr"/>
-        </w:types>
-        <w:behaviors>
-          <w:behavior w:val="content"/>
-        </w:behaviors>
-        <w:guid w:val="{9738FDB1-C697-4AFA-AA28-DF72E66AC788}"/>
-      </w:docPartPr>
-      <w:docPartBody>
-        <w:p>
-          <w:r>
-            <w:rPr>
-              <w:rStyle w:val="PlaceholderText"/>
-            </w:rPr>
-            <w:t>Enter any content that you want to repeat, including other content controls. You can also insert this control around table rows in order to repeat parts of a table.</w:t>
-          </w:r>
-        </w:p>
-      </w:docPartBody>
-    </w:docPart>
   </w:docParts>
 </w:glossaryDocument>
 </file>
@@ -5629,6 +4306,7 @@
     <w:rsid w:val="002B72C8"/>
     <w:rsid w:val="002C4834"/>
     <w:rsid w:val="002D0900"/>
+    <w:rsid w:val="002D353C"/>
     <w:rsid w:val="002D5184"/>
     <w:rsid w:val="002E6355"/>
     <w:rsid w:val="002F5F6E"/>
@@ -5642,6 +4320,7 @@
     <w:rsid w:val="00482627"/>
     <w:rsid w:val="004B7662"/>
     <w:rsid w:val="004F0EC9"/>
+    <w:rsid w:val="00511E68"/>
     <w:rsid w:val="00546AD9"/>
     <w:rsid w:val="0057505F"/>
     <w:rsid w:val="005C6B0D"/>
@@ -5655,6 +4334,7 @@
     <w:rsid w:val="007873DC"/>
     <w:rsid w:val="007B70B7"/>
     <w:rsid w:val="007C126F"/>
+    <w:rsid w:val="007F7767"/>
     <w:rsid w:val="00855848"/>
     <w:rsid w:val="00880C51"/>
     <w:rsid w:val="008B56BD"/>
@@ -5676,6 +4356,7 @@
     <w:rsid w:val="00B63047"/>
     <w:rsid w:val="00BB6315"/>
     <w:rsid w:val="00BC15E0"/>
+    <w:rsid w:val="00BD00DE"/>
     <w:rsid w:val="00BD7868"/>
     <w:rsid w:val="00BE07FE"/>
     <w:rsid w:val="00C27D07"/>
@@ -7286,9 +5967,7 @@
  < / N a v W o r d R e p o r t X m l P a r t > 
 </file>
 
-<file path=customXml/item2.xml>��< ? x m l   v e r s i o n = " 1 . 0 "   e n c o d i n g = " u t f - 1 6 " ? > - 
- < N a v W o r d R e p o r t X m l P a r t   x m l n s = " u r n : m i c r o s o f t - d y n a m i c s - b u s i n e s s c e n t r a l / i n t e r n a l / e x t e n d e d / r e p o r t s / S t a n d a r d _ S a l e s _ I n v o i c e / 1 3 0 6 / " > +<file path=customXml/item2.xml>��< ? x m l   v e r s i o n = " 1 . 0 "   e n c o d i n g = " u t f - 1 6 " ? > < N a v W o r d R e p o r t X m l P a r t   x m l n s = " u r n : m i c r o s o f t - d y n a m i c s - b u s i n e s s c e n t r a l / i n t e r n a l / e x t e n d e d / r e p o r t s / S t a n d a r d _ S a l e s _ I n v o i c e / 1 3 0 6 / " >   
      < B C R e p o r t I n f o r m a t i o n >   
@@ -7514,7 +6193,7 @@
  
          < C o m p a n y P h o n e N o _ L b l   E l e m e n t T y p e = " C o l u m n "   E l e m e n t I d = " 5 5 8 5 9 3 5 8 6 "   D a t a T y p e = " L a b e l " > C o m p a n y P h o n e N o _ L b l < / C o m p a n y P h o n e N o _ L b l >   
-         < C o m p a n y P i c t u r e   E l e m e n t T y p e = " C o l u m n "   E l e m e n t I d = " 1 3 9 7 4 1 1 0 7 4 "   D a t a T y p e = " B l o b "   / > +         < C o m p a n y P i c t u r e   E l e m e n t T y p e = " C o l u m n "   E l e m e n t I d = " 1 3 9 7 4 1 1 0 7 4 "   D a t a T y p e = " B l o b " / >   
          < C o m p a n y R e g i s t r a t i o n N u m b e r   E l e m e n t T y p e = " C o l u m n "   E l e m e n t I d = " 2 0 2 3 6 3 9 4 2 4 "   D a t a T y p e = " T e x t " > C o m p a n y R e g i s t r a t i o n N u m b e r < / C o m p a n y R e g i s t r a t i o n N u m b e r >   
@@ -8066,7 +6745,7 @@
  
          < P a y m e n t R e p o r t i n g A r g u m e n t   E l e m e n t T y p e = " D a t a I t e m "   E l e m e n t I d = " 3 1 3 7 4 4 1 9 4 " >   
-             < P a y m e n t S e r v i c e L o g o   E l e m e n t T y p e = " C o l u m n "   E l e m e n t I d = " 4 1 6 7 9 0 7 6 7 "   D a t a T y p e = " B l o b "   / > +             < P a y m e n t S e r v i c e L o g o   E l e m e n t T y p e = " C o l u m n "   E l e m e n t I d = " 4 1 6 7 9 0 7 6 7 "   D a t a T y p e = " B l o b " / >   
              < P a y m e n t S e r v i c e L o g o _ U r l   E l e m e n t T y p e = " C o l u m n "   E l e m e n t I d = " 6 4 4 9 7 5 1 3 9 "   D a t a T y p e = " T e x t " > P a y m e n t S e r v i c e L o g o _ U r l < / P a y m e n t S e r v i c e L o g o _ U r l >   

--- a/src/ModernSalesInvoice.docx
+++ b/src/ModernSalesInvoice.docx
@@ -918,7 +918,7 @@
     <w:p/>
     <w:tbl>
       <w:tblPr>
-        <w:tblW w:w="10830" w:type="dxa"/>
+        <w:tblW w:w="11446" w:type="dxa"/>
         <w:tblBorders>
           <w:top w:val="single" w:color="auto" w:sz="4" w:space="0"/>
           <w:left w:val="single" w:color="auto" w:sz="4" w:space="0"/>
@@ -934,12 +934,12 @@
         <w:tblLook w:val="04A0" w:firstRow="1" w:lastRow="0" w:firstColumn="1" w:lastColumn="0" w:noHBand="0" w:noVBand="1"/>
       </w:tblPr>
       <w:tblGrid>
-        <w:gridCol w:w="1711"/>
-        <w:gridCol w:w="1972"/>
-        <w:gridCol w:w="2147"/>
-        <w:gridCol w:w="1781"/>
-        <w:gridCol w:w="1828"/>
-        <w:gridCol w:w="2007"/>
+        <w:gridCol w:w="1673"/>
+        <w:gridCol w:w="1992"/>
+        <w:gridCol w:w="2161"/>
+        <w:gridCol w:w="1770"/>
+        <w:gridCol w:w="1819"/>
+        <w:gridCol w:w="2031"/>
       </w:tblGrid>
       <w:tr>
         <w:trPr>
@@ -947,7 +947,7 @@
         </w:trPr>
         <w:tc>
           <w:tcPr>
-            <w:tcW w:w="1304" w:type="dxa"/>
+            <w:tcW w:w="1673" w:type="dxa"/>
             <w:tcBorders>
               <w:top w:val="none" w:color="FFFFFF" w:sz="0" w:space="0"/>
               <w:left w:val="none" w:color="FFFFFF" w:sz="0" w:space="0"/>
@@ -999,7 +999,7 @@
         </w:tc>
         <w:tc>
           <w:tcPr>
-            <w:tcW w:w="3629" w:type="dxa"/>
+            <w:tcW w:w="1992" w:type="dxa"/>
             <w:tcBorders>
               <w:top w:val="none" w:color="FFFFFF" w:sz="0" w:space="0"/>
               <w:left w:val="none" w:color="FFFFFF" w:sz="0" w:space="0"/>
@@ -1051,7 +1051,7 @@
         </w:tc>
         <w:tc>
           <w:tcPr>
-            <w:tcW w:w="1304" w:type="dxa"/>
+            <w:tcW w:w="2161" w:type="dxa"/>
             <w:tcBorders>
               <w:top w:val="none" w:color="FFFFFF" w:sz="0" w:space="0"/>
               <w:left w:val="none" w:color="FFFFFF" w:sz="0" w:space="0"/>
@@ -1103,7 +1103,7 @@
         </w:tc>
         <w:tc>
           <w:tcPr>
-            <w:tcW w:w="907" w:type="dxa"/>
+            <w:tcW w:w="1770" w:type="dxa"/>
             <w:tcBorders>
               <w:top w:val="none" w:color="FFFFFF" w:sz="0" w:space="0"/>
               <w:left w:val="none" w:color="FFFFFF" w:sz="0" w:space="0"/>
@@ -1158,7 +1158,7 @@
         </w:tc>
         <w:tc>
           <w:tcPr>
-            <w:tcW w:w="1701" w:type="dxa"/>
+            <w:tcW w:w="1819" w:type="dxa"/>
             <w:tcBorders>
               <w:top w:val="none" w:color="FFFFFF" w:sz="0" w:space="0"/>
               <w:left w:val="none" w:color="FFFFFF" w:sz="0" w:space="0"/>
@@ -1213,7 +1213,7 @@
         </w:tc>
         <w:tc>
           <w:tcPr>
-            <w:tcW w:w="1985" w:type="dxa"/>
+            <w:tcW w:w="2031" w:type="dxa"/>
             <w:tcBorders>
               <w:top w:val="none" w:color="FFFFFF" w:sz="0" w:space="0"/>
               <w:left w:val="none" w:color="FFFFFF" w:sz="0" w:space="0"/>
@@ -1267,2263 +1267,235 @@
           </w:sdt>
         </w:tc>
       </w:tr>
-      <w:sdt>
-        <w:sdtPr>
-          <w:rPr>
-            <w:i/>
-            <w:iCs/>
-            <w:sz w:val="16"/>
-            <w:szCs w:val="16"/>
-          </w:rPr>
-          <w:alias w:val="#Nav: /Header/Line"/>
-          <w:tag w:val="#Nav: Standard_Sales_Invoice/1306"/>
-          <w:id w:val="1475403081"/>
-          <w15:dataBinding w:prefixMappings="xmlns:ns0='urn:microsoft-dynamics-nav/reports/Standard_Sales_Invoice/1306/' " w:xpath="/ns0:NavWordReportXmlPart[1]/ns0:Header[1]/ns0:Line" w:storeItemID="{846EFE63-9E40-4DB6-817D-767764B070A9}"/>
-          <w15:repeatingSection/>
-        </w:sdtPr>
-        <w:sdtEndPr>
-          <w:rPr>
-            <w:color w:val="5A6677"/>
-          </w:rPr>
-        </w:sdtEndPr>
-        <w:sdtContent>
-          <w:sdt>
-            <w:sdtPr>
+      <w:tr>
+        <w:tc>
+          <w:tcPr>
+            <w:tcW w:w="1673" w:type="dxa"/>
+            <w:tcBorders>
+              <w:top w:val="single" w:color="D1D1D1" w:themeColor="background2" w:themeShade="E6" w:sz="4" w:space="0"/>
+              <w:left w:val="nil"/>
+              <w:bottom w:val="single" w:color="D1D1D1" w:themeColor="background2" w:themeShade="E6" w:sz="4" w:space="0"/>
+              <w:right w:val="nil"/>
+            </w:tcBorders>
+            <w:tcMar>
+              <w:top w:w="80" w:type="dxa"/>
+              <w:left w:w="100" w:type="dxa"/>
+              <w:bottom w:w="80" w:type="dxa"/>
+              <w:right w:w="100" w:type="dxa"/>
+            </w:tcMar>
+            <w:vAlign w:val="center"/>
+          </w:tcPr>
+          <w:p>
+            <w:r>
               <w:rPr>
-                <w:i/>
-                <w:iCs/>
-                <w:sz w:val="16"/>
-                <w:szCs w:val="16"/>
+                <w:color w:val="1B2A4A"/>
+                <w:sz w:val="18"/>
+                <w:szCs w:val="18"/>
               </w:rPr>
-              <w:id w:val="-115990203"/>
-              <w:placeholder>
-                <w:docPart w:val="DefaultPlaceholder_-1854013435"/>
-              </w:placeholder>
-              <w15:repeatingSectionItem/>
-            </w:sdtPr>
-            <w:sdtEndPr>
+              <w:t>ItemNo_Line</w:t>
+            </w:r>
+          </w:p>
+        </w:tc>
+        <w:tc>
+          <w:tcPr>
+            <w:tcW w:w="1992" w:type="dxa"/>
+            <w:tcBorders>
+              <w:top w:val="single" w:color="D1D1D1" w:themeColor="background2" w:themeShade="E6" w:sz="4" w:space="0"/>
+              <w:left w:val="nil"/>
+              <w:bottom w:val="single" w:color="D1D1D1" w:themeColor="background2" w:themeShade="E6" w:sz="4" w:space="0"/>
+              <w:right w:val="nil"/>
+            </w:tcBorders>
+            <w:tcMar>
+              <w:top w:w="80" w:type="dxa"/>
+              <w:left w:w="100" w:type="dxa"/>
+              <w:bottom w:w="80" w:type="dxa"/>
+              <w:right w:w="100" w:type="dxa"/>
+            </w:tcMar>
+            <w:vAlign w:val="center"/>
+          </w:tcPr>
+          <w:p>
+            <w:r>
+              <w:rPr>
+                <w:color w:val="1B2A4A"/>
+                <w:sz w:val="18"/>
+                <w:szCs w:val="18"/>
+              </w:rPr>
+              <w:t>Description_Line</w:t>
+            </w:r>
+          </w:p>
+        </w:tc>
+        <w:tc>
+          <w:tcPr>
+            <w:tcW w:w="2161" w:type="dxa"/>
+            <w:tcBorders>
+              <w:top w:val="single" w:color="D1D1D1" w:themeColor="background2" w:themeShade="E6" w:sz="4" w:space="0"/>
+              <w:left w:val="nil"/>
+              <w:bottom w:val="single" w:color="D1D1D1" w:themeColor="background2" w:themeShade="E6" w:sz="4" w:space="0"/>
+              <w:right w:val="nil"/>
+            </w:tcBorders>
+            <w:tcMar>
+              <w:top w:w="80" w:type="dxa"/>
+              <w:left w:w="100" w:type="dxa"/>
+              <w:bottom w:w="80" w:type="dxa"/>
+              <w:right w:w="100" w:type="dxa"/>
+            </w:tcMar>
+            <w:vAlign w:val="center"/>
+          </w:tcPr>
+          <w:p>
+            <w:r>
+              <w:rPr>
+                <w:color w:val="1B2A4A"/>
+                <w:sz w:val="18"/>
+                <w:szCs w:val="18"/>
+              </w:rPr>
+              <w:t>ShipmentDate_Line</w:t>
+            </w:r>
+          </w:p>
+        </w:tc>
+        <w:tc>
+          <w:tcPr>
+            <w:tcW w:w="1770" w:type="dxa"/>
+            <w:tcBorders>
+              <w:top w:val="single" w:color="D1D1D1" w:themeColor="background2" w:themeShade="E6" w:sz="4" w:space="0"/>
+              <w:left w:val="nil"/>
+              <w:bottom w:val="single" w:color="D1D1D1" w:themeColor="background2" w:themeShade="E6" w:sz="4" w:space="0"/>
+              <w:right w:val="nil"/>
+            </w:tcBorders>
+            <w:tcMar>
+              <w:top w:w="80" w:type="dxa"/>
+              <w:left w:w="100" w:type="dxa"/>
+              <w:bottom w:w="80" w:type="dxa"/>
+              <w:right w:w="100" w:type="dxa"/>
+            </w:tcMar>
+            <w:vAlign w:val="center"/>
+          </w:tcPr>
+          <w:p>
+            <w:pPr>
+              <w:pStyle w:val="CenterLine"/>
+            </w:pPr>
+            <w:r>
+              <w:t>Quantity_Line</w:t>
+            </w:r>
+          </w:p>
+        </w:tc>
+        <w:tc>
+          <w:tcPr>
+            <w:tcW w:w="1819" w:type="dxa"/>
+            <w:tcBorders>
+              <w:top w:val="single" w:color="D1D1D1" w:themeColor="background2" w:themeShade="E6" w:sz="4" w:space="0"/>
+              <w:left w:val="nil"/>
+              <w:bottom w:val="single" w:color="D1D1D1" w:themeColor="background2" w:themeShade="E6" w:sz="4" w:space="0"/>
+              <w:right w:val="nil"/>
+            </w:tcBorders>
+            <w:tcMar>
+              <w:top w:w="80" w:type="dxa"/>
+              <w:left w:w="100" w:type="dxa"/>
+              <w:bottom w:w="80" w:type="dxa"/>
+              <w:right w:w="100" w:type="dxa"/>
+            </w:tcMar>
+            <w:vAlign w:val="center"/>
+          </w:tcPr>
+          <w:p>
+            <w:pPr>
+              <w:pStyle w:val="RightLine"/>
+            </w:pPr>
+            <w:r>
+              <w:t>UnitPrice</w:t>
+            </w:r>
+          </w:p>
+        </w:tc>
+        <w:tc>
+          <w:tcPr>
+            <w:tcW w:w="2031" w:type="dxa"/>
+            <w:tcBorders>
+              <w:top w:val="single" w:color="D1D1D1" w:themeColor="background2" w:themeShade="E6" w:sz="4" w:space="0"/>
+              <w:left w:val="nil"/>
+              <w:bottom w:val="single" w:color="D1D1D1" w:themeColor="background2" w:themeShade="E6" w:sz="4" w:space="0"/>
+              <w:right w:val="nil"/>
+            </w:tcBorders>
+            <w:tcMar>
+              <w:top w:w="80" w:type="dxa"/>
+              <w:left w:w="100" w:type="dxa"/>
+              <w:bottom w:w="80" w:type="dxa"/>
+              <w:right w:w="100" w:type="dxa"/>
+            </w:tcMar>
+            <w:vAlign w:val="center"/>
+          </w:tcPr>
+          <w:p>
+            <w:pPr>
+              <w:pStyle w:val="RightLine"/>
+            </w:pPr>
+            <w:r>
+              <w:t>LineAmount_Line</w:t>
+            </w:r>
+          </w:p>
+        </w:tc>
+      </w:tr>
+      <w:tr>
+        <w:trPr>
+          <w:trHeight w:val="284" w:hRule="exact"/>
+        </w:trPr>
+        <w:tc>
+          <w:tcPr>
+            <w:tcW w:w="1673" w:type="dxa"/>
+            <w:tcBorders>
+              <w:top w:val="nil"/>
+              <w:left w:val="nil"/>
+              <w:bottom w:val="nil"/>
+              <w:right w:val="nil"/>
+            </w:tcBorders>
+            <w:tcMar>
+              <w:top w:w="0" w:type="dxa"/>
+              <w:left w:w="100" w:type="dxa"/>
+              <w:bottom w:w="0" w:type="dxa"/>
+              <w:right w:w="28" w:type="dxa"/>
+            </w:tcMar>
+            <w:vAlign w:val="center"/>
+          </w:tcPr>
+          <w:p>
+            <w:pPr>
+              <w:rPr>
+                <w:color w:val="5A6677"/>
+                <w:sz w:val="18"/>
+                <w:szCs w:val="18"/>
+              </w:rPr>
+            </w:pPr>
+          </w:p>
+        </w:tc>
+        <w:tc>
+          <w:tcPr>
+            <w:tcW w:w="9773" w:type="dxa"/>
+            <w:gridSpan w:val="5"/>
+            <w:tcBorders>
+              <w:top w:val="nil"/>
+              <w:left w:val="nil"/>
+              <w:bottom w:val="nil"/>
+              <w:right w:val="nil"/>
+            </w:tcBorders>
+            <w:tcMar>
+              <w:top w:w="0" w:type="dxa"/>
+              <w:left w:w="227" w:type="dxa"/>
+              <w:bottom w:w="0" w:type="dxa"/>
+              <w:right w:w="28" w:type="dxa"/>
+            </w:tcMar>
+            <w:vAlign w:val="center"/>
+          </w:tcPr>
+          <w:p>
+            <w:pPr>
+              <w:pStyle w:val="AttachedDescription"/>
               <w:rPr>
                 <w:color w:val="5A6677"/>
               </w:rPr>
-            </w:sdtEndPr>
-            <w:sdtContent>
-              <w:sdt>
-                <w:sdtPr>
-                  <w:rPr>
-                    <w:i/>
-                    <w:iCs/>
-                    <w:sz w:val="16"/>
-                    <w:szCs w:val="16"/>
-                  </w:rPr>
-                  <w:alias w:val="#Nav: /Header/Line/LineNormalNewPage"/>
-                  <w:tag w:val="#Nav: Standard_Sales_Invoice/1306"/>
-                  <w:id w:val="818921115"/>
-                  <w15:dataBinding w:prefixMappings="xmlns:ns0='urn:microsoft-dynamics-nav/reports/Standard_Sales_Invoice/1306/' " w:xpath="/ns0:NavWordReportXmlPart[1]/ns0:Header[1]/ns0:Line[1]/ns0:LineNormalNewPage" w:storeItemID="{846EFE63-9E40-4DB6-817D-767764B070A9}"/>
-                  <w15:repeatingSection/>
-                </w:sdtPr>
-                <w:sdtEndPr>
-                  <w:rPr>
-                    <w:i w:val="0"/>
-                    <w:iCs w:val="0"/>
-                    <w:sz w:val="18"/>
-                    <w:szCs w:val="18"/>
-                  </w:rPr>
-                </w:sdtEndPr>
-                <w:sdtContent>
-                  <w:sdt>
-                    <w:sdtPr>
-                      <w:rPr>
-                        <w:i/>
-                        <w:iCs/>
-                        <w:sz w:val="16"/>
-                        <w:szCs w:val="16"/>
-                      </w:rPr>
-                      <w:id w:val="1558820435"/>
-                      <w:placeholder>
-                        <w:docPart w:val="DefaultPlaceholder_-1854013435"/>
-                      </w:placeholder>
-                      <w15:repeatingSectionItem/>
-                    </w:sdtPr>
-                    <w:sdtEndPr>
-                      <w:rPr>
-                        <w:i w:val="0"/>
-                        <w:iCs w:val="0"/>
-                        <w:sz w:val="18"/>
-                        <w:szCs w:val="18"/>
-                      </w:rPr>
-                    </w:sdtEndPr>
-                    <w:sdtContent>
-                      <w:tr>
-                        <w:tc>
-                          <w:tcPr>
-                            <w:tcW w:w="1304" w:type="dxa"/>
-                            <w:tcBorders>
-                              <w:top w:val="single" w:color="D1D1D1" w:themeColor="background2" w:themeShade="E6" w:sz="4" w:space="0"/>
-                              <w:left w:val="nil"/>
-                              <w:bottom w:val="single" w:color="D1D1D1" w:themeColor="background2" w:themeShade="E6" w:sz="4" w:space="0"/>
-                              <w:right w:val="nil"/>
-                            </w:tcBorders>
-                            <w:tcMar>
-                              <w:top w:w="80" w:type="dxa"/>
-                              <w:left w:w="100" w:type="dxa"/>
-                              <w:bottom w:w="80" w:type="dxa"/>
-                              <w:right w:w="100" w:type="dxa"/>
-                            </w:tcMar>
-                            <w:vAlign w:val="center"/>
-                          </w:tcPr>
-                          <w:sdt>
-                            <w:sdtPr>
-                              <w:alias w:val="#Nav: /Header/Line/LineNormalNewPage/ItemNoNormalNewPage"/>
-                              <w:tag w:val="#Nav: Standard_Sales_Invoice/1306"/>
-                              <w:id w:val="26692527"/>
-                              <w:placeholder>
-                                <w:docPart w:val="DefaultPlaceholder_-1854013440"/>
-                              </w:placeholder>
-                              <w:dataBinding w:prefixMappings="xmlns:ns0='urn:microsoft-dynamics-nav/reports/Standard_Sales_Invoice/1306/' " w:xpath="/ns0:NavWordReportXmlPart[1]/ns0:Header[1]/ns0:Line[1]/ns0:LineNormalNewPage[1]/ns0:ItemNoNormalNewPage[1]" w:storeItemID="{846EFE63-9E40-4DB6-817D-767764B070A9}"/>
-                              <w:text/>
-                            </w:sdtPr>
-                            <w:sdtContent>
-                              <w:p>
-                                <w:pPr>
-                                  <w:pStyle w:val="LinePageBreak"/>
-                                </w:pPr>
-                                <w:r>
-                                  <w:t>ItemNoNormalNewPage</w:t>
-                                </w:r>
-                              </w:p>
-                            </w:sdtContent>
-                          </w:sdt>
-                        </w:tc>
-                        <w:tc>
-                          <w:tcPr>
-                            <w:tcW w:w="3629" w:type="dxa"/>
-                            <w:tcBorders>
-                              <w:top w:val="single" w:color="D1D1D1" w:themeColor="background2" w:themeShade="E6" w:sz="4" w:space="0"/>
-                              <w:left w:val="nil"/>
-                              <w:bottom w:val="single" w:color="D1D1D1" w:themeColor="background2" w:themeShade="E6" w:sz="4" w:space="0"/>
-                              <w:right w:val="nil"/>
-                            </w:tcBorders>
-                            <w:tcMar>
-                              <w:top w:w="80" w:type="dxa"/>
-                              <w:left w:w="100" w:type="dxa"/>
-                              <w:bottom w:w="80" w:type="dxa"/>
-                              <w:right w:w="100" w:type="dxa"/>
-                            </w:tcMar>
-                            <w:vAlign w:val="center"/>
-                          </w:tcPr>
-                          <w:sdt>
-                            <w:sdtPr>
-                              <w:rPr>
-                                <w:color w:val="1B2A4A"/>
-                                <w:sz w:val="18"/>
-                                <w:szCs w:val="18"/>
-                              </w:rPr>
-                              <w:alias w:val="#Nav: /Header/Line/LineNormalNewPage/DescriptionNormalNewPage"/>
-                              <w:tag w:val="#Nav: Standard_Sales_Invoice/1306"/>
-                              <w:id w:val="422385485"/>
-                              <w:placeholder>
-                                <w:docPart w:val="DefaultPlaceholder_-1854013440"/>
-                              </w:placeholder>
-                              <w:dataBinding w:prefixMappings="xmlns:ns0='urn:microsoft-dynamics-nav/reports/Standard_Sales_Invoice/1306/' " w:xpath="/ns0:NavWordReportXmlPart[1]/ns0:Header[1]/ns0:Line[1]/ns0:LineNormalNewPage[1]/ns0:DescriptionNormalNewPage[1]" w:storeItemID="{846EFE63-9E40-4DB6-817D-767764B070A9}"/>
-                              <w:text/>
-                            </w:sdtPr>
-                            <w:sdtContent>
-                              <w:p>
-                                <w:pPr>
-                                  <w:rPr>
-                                    <w:color w:val="1B2A4A"/>
-                                    <w:sz w:val="18"/>
-                                    <w:szCs w:val="18"/>
-                                  </w:rPr>
-                                </w:pPr>
-                                <w:r>
-                                  <w:rPr>
-                                    <w:color w:val="1B2A4A"/>
-                                    <w:sz w:val="18"/>
-                                    <w:szCs w:val="18"/>
-                                  </w:rPr>
-                                  <w:t>DescriptionNormalNewPage</w:t>
-                                </w:r>
-                              </w:p>
-                            </w:sdtContent>
-                          </w:sdt>
-                        </w:tc>
-                        <w:sdt>
-                          <w:sdtPr>
-                            <w:rPr>
-                              <w:color w:val="1B2A4A"/>
-                              <w:sz w:val="18"/>
-                              <w:szCs w:val="18"/>
-                            </w:rPr>
-                            <w:id w:val="-1394573762"/>
-                            <w:placeholder>
-                              <w:docPart w:val="DefaultPlaceholder_-1854013440"/>
-                            </w:placeholder>
-                            <w:dataBinding w:prefixMappings="xmlns:ns0='urn:microsoft-dynamics-nav/reports/Standard_Sales_Invoice/1306/' " w:xpath="/ns0:NavWordReportXmlPart[1]/ns0:Header[1]/ns0:Line[1]/ns0:LineNormalNewPage[1]/ns0:ShipmentDateNormalNewPage[1]" w:storeItemID="{846EFE63-9E40-4DB6-817D-767764B070A9}"/>
-                            <w:text/>
-                            <w:alias w:val="#Nav: /Header/Line/LineNormalNewPage/ShipmentDateNormalNewPage"/>
-                            <w:tag w:val="#Nav: Standard_Sales_Invoice/1306"/>
-                          </w:sdtPr>
-                          <w:sdtContent>
-                            <w:tc>
-                              <w:tcPr>
-                                <w:tcW w:w="1304" w:type="dxa"/>
-                                <w:tcBorders>
-                                  <w:top w:val="single" w:color="D1D1D1" w:themeColor="background2" w:themeShade="E6" w:sz="4" w:space="0"/>
-                                  <w:left w:val="nil"/>
-                                  <w:bottom w:val="single" w:color="D1D1D1" w:themeColor="background2" w:themeShade="E6" w:sz="4" w:space="0"/>
-                                  <w:right w:val="nil"/>
-                                </w:tcBorders>
-                                <w:tcMar>
-                                  <w:top w:w="80" w:type="dxa"/>
-                                  <w:left w:w="100" w:type="dxa"/>
-                                  <w:bottom w:w="80" w:type="dxa"/>
-                                  <w:right w:w="100" w:type="dxa"/>
-                                </w:tcMar>
-                                <w:vAlign w:val="center"/>
-                              </w:tcPr>
-                              <w:p>
-                                <w:pPr>
-                                  <w:rPr>
-                                    <w:color w:val="1B2A4A"/>
-                                    <w:sz w:val="18"/>
-                                    <w:szCs w:val="18"/>
-                                  </w:rPr>
-                                </w:pPr>
-                                <w:r>
-                                  <w:rPr>
-                                    <w:color w:val="1B2A4A"/>
-                                    <w:sz w:val="18"/>
-                                    <w:szCs w:val="18"/>
-                                  </w:rPr>
-                                  <w:t>ShipmentDateNormalNewPage</w:t>
-                                </w:r>
-                              </w:p>
-                            </w:tc>
-                          </w:sdtContent>
-                        </w:sdt>
-                        <w:tc>
-                          <w:tcPr>
-                            <w:tcW w:w="907" w:type="dxa"/>
-                            <w:tcBorders>
-                              <w:top w:val="single" w:color="D1D1D1" w:themeColor="background2" w:themeShade="E6" w:sz="4" w:space="0"/>
-                              <w:left w:val="nil"/>
-                              <w:bottom w:val="single" w:color="D1D1D1" w:themeColor="background2" w:themeShade="E6" w:sz="4" w:space="0"/>
-                              <w:right w:val="nil"/>
-                            </w:tcBorders>
-                            <w:tcMar>
-                              <w:top w:w="80" w:type="dxa"/>
-                              <w:left w:w="100" w:type="dxa"/>
-                              <w:bottom w:w="80" w:type="dxa"/>
-                              <w:right w:w="100" w:type="dxa"/>
-                            </w:tcMar>
-                            <w:vAlign w:val="center"/>
-                          </w:tcPr>
-                          <w:sdt>
-                            <w:sdtPr>
-                              <w:alias w:val="#Nav: /Header/Line/LineNormalNewPage/QuantityNormalNewPage"/>
-                              <w:tag w:val="#Nav: Standard_Sales_Invoice/1306"/>
-                              <w:id w:val="-1163621366"/>
-                              <w:placeholder>
-                                <w:docPart w:val="DefaultPlaceholder_-1854013440"/>
-                              </w:placeholder>
-                              <w:dataBinding w:prefixMappings="xmlns:ns0='urn:microsoft-dynamics-nav/reports/Standard_Sales_Invoice/1306/' " w:xpath="/ns0:NavWordReportXmlPart[1]/ns0:Header[1]/ns0:Line[1]/ns0:LineNormalNewPage[1]/ns0:QuantityNormalNewPage[1]" w:storeItemID="{846EFE63-9E40-4DB6-817D-767764B070A9}"/>
-                              <w:text/>
-                            </w:sdtPr>
-                            <w:sdtContent>
-                              <w:p>
-                                <w:pPr>
-                                  <w:pStyle w:val="CenterLine"/>
-                                </w:pPr>
-                                <w:r>
-                                  <w:t>QuantityNormalNewPage</w:t>
-                                </w:r>
-                              </w:p>
-                            </w:sdtContent>
-                          </w:sdt>
-                        </w:tc>
-                        <w:tc>
-                          <w:tcPr>
-                            <w:tcW w:w="1701" w:type="dxa"/>
-                            <w:tcBorders>
-                              <w:top w:val="single" w:color="D1D1D1" w:themeColor="background2" w:themeShade="E6" w:sz="4" w:space="0"/>
-                              <w:left w:val="nil"/>
-                              <w:bottom w:val="single" w:color="D1D1D1" w:themeColor="background2" w:themeShade="E6" w:sz="4" w:space="0"/>
-                              <w:right w:val="nil"/>
-                            </w:tcBorders>
-                            <w:tcMar>
-                              <w:top w:w="80" w:type="dxa"/>
-                              <w:left w:w="100" w:type="dxa"/>
-                              <w:bottom w:w="80" w:type="dxa"/>
-                              <w:right w:w="100" w:type="dxa"/>
-                            </w:tcMar>
-                            <w:vAlign w:val="center"/>
-                          </w:tcPr>
-                          <w:sdt>
-                            <w:sdtPr>
-                              <w:alias w:val="#Nav: /Header/Line/LineNormalNewPage/UnitPriceNormalNewPage"/>
-                              <w:tag w:val="#Nav: Standard_Sales_Invoice/1306"/>
-                              <w:id w:val="-684599067"/>
-                              <w:placeholder>
-                                <w:docPart w:val="DefaultPlaceholder_-1854013440"/>
-                              </w:placeholder>
-                              <w:dataBinding w:prefixMappings="xmlns:ns0='urn:microsoft-dynamics-nav/reports/Standard_Sales_Invoice/1306/' " w:xpath="/ns0:NavWordReportXmlPart[1]/ns0:Header[1]/ns0:Line[1]/ns0:LineNormalNewPage[1]/ns0:UnitPriceNormalNewPage[1]" w:storeItemID="{846EFE63-9E40-4DB6-817D-767764B070A9}"/>
-                              <w:text/>
-                            </w:sdtPr>
-                            <w:sdtContent>
-                              <w:p>
-                                <w:pPr>
-                                  <w:pStyle w:val="RightLine"/>
-                                </w:pPr>
-                                <w:r>
-                                  <w:t>UnitPriceNormalNewPage</w:t>
-                                </w:r>
-                              </w:p>
-                            </w:sdtContent>
-                          </w:sdt>
-                        </w:tc>
-                        <w:tc>
-                          <w:tcPr>
-                            <w:tcW w:w="1985" w:type="dxa"/>
-                            <w:tcBorders>
-                              <w:top w:val="single" w:color="D1D1D1" w:themeColor="background2" w:themeShade="E6" w:sz="4" w:space="0"/>
-                              <w:left w:val="nil"/>
-                              <w:bottom w:val="single" w:color="D1D1D1" w:themeColor="background2" w:themeShade="E6" w:sz="4" w:space="0"/>
-                              <w:right w:val="nil"/>
-                            </w:tcBorders>
-                            <w:tcMar>
-                              <w:top w:w="80" w:type="dxa"/>
-                              <w:left w:w="100" w:type="dxa"/>
-                              <w:bottom w:w="80" w:type="dxa"/>
-                              <w:right w:w="100" w:type="dxa"/>
-                            </w:tcMar>
-                            <w:vAlign w:val="center"/>
-                          </w:tcPr>
-                          <w:sdt>
-                            <w:sdtPr>
-                              <w:alias w:val="#Nav: /Header/Line/LineNormalNewPage/LineAmountNormalNewPage"/>
-                              <w:tag w:val="#Nav: Standard_Sales_Invoice/1306"/>
-                              <w:id w:val="-711197375"/>
-                              <w:placeholder>
-                                <w:docPart w:val="DefaultPlaceholder_-1854013440"/>
-                              </w:placeholder>
-                              <w:dataBinding w:prefixMappings="xmlns:ns0='urn:microsoft-dynamics-nav/reports/Standard_Sales_Invoice/1306/' " w:xpath="/ns0:NavWordReportXmlPart[1]/ns0:Header[1]/ns0:Line[1]/ns0:LineNormalNewPage[1]/ns0:LineAmountNormalNewPage[1]" w:storeItemID="{846EFE63-9E40-4DB6-817D-767764B070A9}"/>
-                              <w:text/>
-                            </w:sdtPr>
-                            <w:sdtContent>
-                              <w:p>
-                                <w:pPr>
-                                  <w:pStyle w:val="RightLine"/>
-                                </w:pPr>
-                                <w:r>
-                                  <w:t>LineAmountNormalNewPage</w:t>
-                                </w:r>
-                              </w:p>
-                            </w:sdtContent>
-                          </w:sdt>
-                        </w:tc>
-                      </w:tr>
-                    </w:sdtContent>
-                  </w:sdt>
-                </w:sdtContent>
-              </w:sdt>
-              <w:sdt>
-                <w:sdtPr>
-                  <w:rPr>
-                    <w:color w:val="1B2A4A"/>
-                    <w:sz w:val="18"/>
-                    <w:szCs w:val="18"/>
-                  </w:rPr>
-                  <w:alias w:val="#Nav: /Header/Line/LineNormal"/>
-                  <w:tag w:val="#Nav: Standard_Sales_Invoice/1306"/>
-                  <w:id w:val="847290523"/>
-                  <w15:dataBinding w:prefixMappings="xmlns:ns0='urn:microsoft-dynamics-nav/reports/Standard_Sales_Invoice/1306/' " w:xpath="/ns0:NavWordReportXmlPart[1]/ns0:Header[1]/ns0:Line[1]/ns0:LineNormal" w:storeItemID="{846EFE63-9E40-4DB6-817D-767764B070A9}"/>
-                  <w15:repeatingSection/>
-                </w:sdtPr>
-                <w:sdtContent>
-                  <w:sdt>
-                    <w:sdtPr>
-                      <w:rPr>
-                        <w:color w:val="1B2A4A"/>
-                        <w:sz w:val="18"/>
-                        <w:szCs w:val="18"/>
-                      </w:rPr>
-                      <w:id w:val="190811884"/>
-                      <w:placeholder>
-                        <w:docPart w:val="DefaultPlaceholder_-1854013435"/>
-                      </w:placeholder>
-                      <w15:repeatingSectionItem/>
-                    </w:sdtPr>
-                    <w:sdtContent>
-                      <w:tr>
-                        <w:tc>
-                          <w:tcPr>
-                            <w:tcW w:w="1304" w:type="dxa"/>
-                            <w:tcBorders>
-                              <w:top w:val="single" w:color="D1D1D1" w:themeColor="background2" w:themeShade="E6" w:sz="4" w:space="0"/>
-                              <w:left w:val="nil"/>
-                              <w:bottom w:val="single" w:color="D1D1D1" w:themeColor="background2" w:themeShade="E6" w:sz="4" w:space="0"/>
-                              <w:right w:val="nil"/>
-                            </w:tcBorders>
-                            <w:tcMar>
-                              <w:top w:w="80" w:type="dxa"/>
-                              <w:left w:w="100" w:type="dxa"/>
-                              <w:bottom w:w="80" w:type="dxa"/>
-                              <w:right w:w="100" w:type="dxa"/>
-                            </w:tcMar>
-                            <w:vAlign w:val="center"/>
-                          </w:tcPr>
-                          <w:sdt>
-                            <w:sdtPr>
-                              <w:rPr>
-                                <w:color w:val="1B2A4A"/>
-                                <w:sz w:val="18"/>
-                                <w:szCs w:val="18"/>
-                              </w:rPr>
-                              <w:alias w:val="#Nav: /Header/Line/LineNormal/ItemNoNormal"/>
-                              <w:tag w:val="#Nav: Standard_Sales_Invoice/1306"/>
-                              <w:id w:val="76109433"/>
-                              <w:placeholder>
-                                <w:docPart w:val="DefaultPlaceholder_-1854013440"/>
-                              </w:placeholder>
-                              <w:dataBinding w:prefixMappings="xmlns:ns0='urn:microsoft-dynamics-nav/reports/Standard_Sales_Invoice/1306/' " w:xpath="/ns0:NavWordReportXmlPart[1]/ns0:Header[1]/ns0:Line[1]/ns0:LineNormal[1]/ns0:ItemNoNormal[1]" w:storeItemID="{846EFE63-9E40-4DB6-817D-767764B070A9}"/>
-                              <w:text/>
-                            </w:sdtPr>
-                            <w:sdtContent>
-                              <w:p>
-                                <w:r>
-                                  <w:rPr>
-                                    <w:color w:val="1B2A4A"/>
-                                    <w:sz w:val="18"/>
-                                    <w:szCs w:val="18"/>
-                                  </w:rPr>
-                                  <w:t>ItemNoNormal</w:t>
-                                </w:r>
-                              </w:p>
-                            </w:sdtContent>
-                          </w:sdt>
-                        </w:tc>
-                        <w:tc>
-                          <w:tcPr>
-                            <w:tcW w:w="3629" w:type="dxa"/>
-                            <w:tcBorders>
-                              <w:top w:val="single" w:color="D1D1D1" w:themeColor="background2" w:themeShade="E6" w:sz="4" w:space="0"/>
-                              <w:left w:val="nil"/>
-                              <w:bottom w:val="single" w:color="D1D1D1" w:themeColor="background2" w:themeShade="E6" w:sz="4" w:space="0"/>
-                              <w:right w:val="nil"/>
-                            </w:tcBorders>
-                            <w:tcMar>
-                              <w:top w:w="80" w:type="dxa"/>
-                              <w:left w:w="100" w:type="dxa"/>
-                              <w:bottom w:w="80" w:type="dxa"/>
-                              <w:right w:w="100" w:type="dxa"/>
-                            </w:tcMar>
-                            <w:vAlign w:val="center"/>
-                          </w:tcPr>
-                          <w:sdt>
-                            <w:sdtPr>
-                              <w:rPr>
-                                <w:color w:val="1B2A4A"/>
-                                <w:sz w:val="18"/>
-                                <w:szCs w:val="18"/>
-                              </w:rPr>
-                              <w:alias w:val="#Nav: /Header/Line/LineNormal/DescriptionNormal"/>
-                              <w:tag w:val="#Nav: Standard_Sales_Invoice/1306"/>
-                              <w:id w:val="-1585446669"/>
-                              <w:placeholder>
-                                <w:docPart w:val="DefaultPlaceholder_-1854013440"/>
-                              </w:placeholder>
-                              <w:dataBinding w:prefixMappings="xmlns:ns0='urn:microsoft-dynamics-nav/reports/Standard_Sales_Invoice/1306/' " w:xpath="/ns0:NavWordReportXmlPart[1]/ns0:Header[1]/ns0:Line[1]/ns0:LineNormal[1]/ns0:DescriptionNormal[1]" w:storeItemID="{846EFE63-9E40-4DB6-817D-767764B070A9}"/>
-                              <w:text/>
-                            </w:sdtPr>
-                            <w:sdtContent>
-                              <w:p>
-                                <w:r>
-                                  <w:rPr>
-                                    <w:color w:val="1B2A4A"/>
-                                    <w:sz w:val="18"/>
-                                    <w:szCs w:val="18"/>
-                                  </w:rPr>
-                                  <w:t>DescriptionNormal</w:t>
-                                </w:r>
-                              </w:p>
-                            </w:sdtContent>
-                          </w:sdt>
-                        </w:tc>
-                        <w:sdt>
-                          <w:sdtPr>
-                            <w:rPr>
-                              <w:color w:val="1B2A4A"/>
-                              <w:sz w:val="18"/>
-                              <w:szCs w:val="18"/>
-                            </w:rPr>
-                            <w:id w:val="-1616054047"/>
-                            <w:placeholder>
-                              <w:docPart w:val="DefaultPlaceholder_-1854013440"/>
-                            </w:placeholder>
-                            <w:dataBinding w:prefixMappings="xmlns:ns0='urn:microsoft-dynamics-nav/reports/Standard_Sales_Invoice/1306/' " w:xpath="/ns0:NavWordReportXmlPart[1]/ns0:Header[1]/ns0:Line[1]/ns0:LineNormal[1]/ns0:ShipmentDateNormal[1]" w:storeItemID="{846EFE63-9E40-4DB6-817D-767764B070A9}"/>
-                            <w:text/>
-                            <w:alias w:val="#Nav: /Header/Line/LineNormal/ShipmentDateNormal"/>
-                            <w:tag w:val="#Nav: Standard_Sales_Invoice/1306"/>
-                          </w:sdtPr>
-                          <w:sdtContent>
-                            <w:tc>
-                              <w:tcPr>
-                                <w:tcW w:w="1304" w:type="dxa"/>
-                                <w:tcBorders>
-                                  <w:top w:val="single" w:color="D1D1D1" w:themeColor="background2" w:themeShade="E6" w:sz="4" w:space="0"/>
-                                  <w:left w:val="nil"/>
-                                  <w:bottom w:val="single" w:color="D1D1D1" w:themeColor="background2" w:themeShade="E6" w:sz="4" w:space="0"/>
-                                  <w:right w:val="nil"/>
-                                </w:tcBorders>
-                                <w:tcMar>
-                                  <w:top w:w="80" w:type="dxa"/>
-                                  <w:left w:w="100" w:type="dxa"/>
-                                  <w:bottom w:w="80" w:type="dxa"/>
-                                  <w:right w:w="100" w:type="dxa"/>
-                                </w:tcMar>
-                                <w:vAlign w:val="center"/>
-                              </w:tcPr>
-                              <w:p>
-                                <w:r>
-                                  <w:rPr>
-                                    <w:color w:val="1B2A4A"/>
-                                    <w:sz w:val="18"/>
-                                    <w:szCs w:val="18"/>
-                                  </w:rPr>
-                                  <w:t>ShipmentDateNormal</w:t>
-                                </w:r>
-                              </w:p>
-                            </w:tc>
-                          </w:sdtContent>
-                        </w:sdt>
-                        <w:tc>
-                          <w:tcPr>
-                            <w:tcW w:w="907" w:type="dxa"/>
-                            <w:tcBorders>
-                              <w:top w:val="single" w:color="D1D1D1" w:themeColor="background2" w:themeShade="E6" w:sz="4" w:space="0"/>
-                              <w:left w:val="nil"/>
-                              <w:bottom w:val="single" w:color="D1D1D1" w:themeColor="background2" w:themeShade="E6" w:sz="4" w:space="0"/>
-                              <w:right w:val="nil"/>
-                            </w:tcBorders>
-                            <w:tcMar>
-                              <w:top w:w="80" w:type="dxa"/>
-                              <w:left w:w="100" w:type="dxa"/>
-                              <w:bottom w:w="80" w:type="dxa"/>
-                              <w:right w:w="100" w:type="dxa"/>
-                            </w:tcMar>
-                            <w:vAlign w:val="center"/>
-                          </w:tcPr>
-                          <w:sdt>
-                            <w:sdtPr>
-                              <w:alias w:val="#Nav: /Header/Line/LineNormal/QuantityNormal"/>
-                              <w:tag w:val="#Nav: Standard_Sales_Invoice/1306"/>
-                              <w:id w:val="1785690558"/>
-                              <w:placeholder>
-                                <w:docPart w:val="DefaultPlaceholder_-1854013440"/>
-                              </w:placeholder>
-                              <w:dataBinding w:prefixMappings="xmlns:ns0='urn:microsoft-dynamics-nav/reports/Standard_Sales_Invoice/1306/' " w:xpath="/ns0:NavWordReportXmlPart[1]/ns0:Header[1]/ns0:Line[1]/ns0:LineNormal[1]/ns0:QuantityNormal[1]" w:storeItemID="{846EFE63-9E40-4DB6-817D-767764B070A9}"/>
-                              <w:text/>
-                            </w:sdtPr>
-                            <w:sdtContent>
-                              <w:p>
-                                <w:pPr>
-                                  <w:pStyle w:val="CenterLine"/>
-                                </w:pPr>
-                                <w:r>
-                                  <w:t>QuantityNormal</w:t>
-                                </w:r>
-                              </w:p>
-                            </w:sdtContent>
-                          </w:sdt>
-                        </w:tc>
-                        <w:tc>
-                          <w:tcPr>
-                            <w:tcW w:w="1701" w:type="dxa"/>
-                            <w:tcBorders>
-                              <w:top w:val="single" w:color="D1D1D1" w:themeColor="background2" w:themeShade="E6" w:sz="4" w:space="0"/>
-                              <w:left w:val="nil"/>
-                              <w:bottom w:val="single" w:color="D1D1D1" w:themeColor="background2" w:themeShade="E6" w:sz="4" w:space="0"/>
-                              <w:right w:val="nil"/>
-                            </w:tcBorders>
-                            <w:tcMar>
-                              <w:top w:w="80" w:type="dxa"/>
-                              <w:left w:w="100" w:type="dxa"/>
-                              <w:bottom w:w="80" w:type="dxa"/>
-                              <w:right w:w="100" w:type="dxa"/>
-                            </w:tcMar>
-                            <w:vAlign w:val="center"/>
-                          </w:tcPr>
-                          <w:sdt>
-                            <w:sdtPr>
-                              <w:alias w:val="#Nav: /Header/Line/LineNormal/UnitPriceNormal"/>
-                              <w:tag w:val="#Nav: Standard_Sales_Invoice/1306"/>
-                              <w:id w:val="-227159676"/>
-                              <w:placeholder>
-                                <w:docPart w:val="DefaultPlaceholder_-1854013440"/>
-                              </w:placeholder>
-                              <w:dataBinding w:prefixMappings="xmlns:ns0='urn:microsoft-dynamics-nav/reports/Standard_Sales_Invoice/1306/' " w:xpath="/ns0:NavWordReportXmlPart[1]/ns0:Header[1]/ns0:Line[1]/ns0:LineNormal[1]/ns0:UnitPriceNormal[1]" w:storeItemID="{846EFE63-9E40-4DB6-817D-767764B070A9}"/>
-                              <w:text/>
-                            </w:sdtPr>
-                            <w:sdtContent>
-                              <w:p>
-                                <w:pPr>
-                                  <w:pStyle w:val="RightLine"/>
-                                </w:pPr>
-                                <w:r>
-                                  <w:t>UnitPriceNormal</w:t>
-                                </w:r>
-                              </w:p>
-                            </w:sdtContent>
-                          </w:sdt>
-                        </w:tc>
-                        <w:tc>
-                          <w:tcPr>
-                            <w:tcW w:w="1985" w:type="dxa"/>
-                            <w:tcBorders>
-                              <w:top w:val="single" w:color="D1D1D1" w:themeColor="background2" w:themeShade="E6" w:sz="4" w:space="0"/>
-                              <w:left w:val="nil"/>
-                              <w:bottom w:val="single" w:color="D1D1D1" w:themeColor="background2" w:themeShade="E6" w:sz="4" w:space="0"/>
-                              <w:right w:val="nil"/>
-                            </w:tcBorders>
-                            <w:tcMar>
-                              <w:top w:w="80" w:type="dxa"/>
-                              <w:left w:w="100" w:type="dxa"/>
-                              <w:bottom w:w="80" w:type="dxa"/>
-                              <w:right w:w="100" w:type="dxa"/>
-                            </w:tcMar>
-                            <w:vAlign w:val="center"/>
-                          </w:tcPr>
-                          <w:sdt>
-                            <w:sdtPr>
-                              <w:alias w:val="#Nav: /Header/Line/LineNormal/LineAmountNormal"/>
-                              <w:tag w:val="#Nav: Standard_Sales_Invoice/1306"/>
-                              <w:id w:val="1285223170"/>
-                              <w:placeholder>
-                                <w:docPart w:val="DefaultPlaceholder_-1854013440"/>
-                              </w:placeholder>
-                              <w:dataBinding w:prefixMappings="xmlns:ns0='urn:microsoft-dynamics-nav/reports/Standard_Sales_Invoice/1306/' " w:xpath="/ns0:NavWordReportXmlPart[1]/ns0:Header[1]/ns0:Line[1]/ns0:LineNormal[1]/ns0:LineAmountNormal[1]" w:storeItemID="{846EFE63-9E40-4DB6-817D-767764B070A9}"/>
-                              <w:text/>
-                            </w:sdtPr>
-                            <w:sdtContent>
-                              <w:p>
-                                <w:pPr>
-                                  <w:pStyle w:val="RightLine"/>
-                                </w:pPr>
-                                <w:r>
-                                  <w:t>LineAmountNormal</w:t>
-                                </w:r>
-                              </w:p>
-                            </w:sdtContent>
-                          </w:sdt>
-                        </w:tc>
-                      </w:tr>
-                    </w:sdtContent>
-                  </w:sdt>
-                </w:sdtContent>
-              </w:sdt>
-              <w:sdt>
-                <w:sdtPr>
-                  <w:rPr>
-                    <w:i/>
-                    <w:iCs/>
-                  </w:rPr>
-                  <w:alias w:val="#Nav: /Header/Line/LineItalicNewPage"/>
-                  <w:tag w:val="#Nav: Standard_Sales_Invoice/1306"/>
-                  <w:id w:val="-2077820511"/>
-                  <w15:dataBinding w:prefixMappings="xmlns:ns0='urn:microsoft-dynamics-nav/reports/Standard_Sales_Invoice/1306/' " w:xpath="/ns0:NavWordReportXmlPart[1]/ns0:Header[1]/ns0:Line[1]/ns0:LineItalicNewPage" w:storeItemID="{846EFE63-9E40-4DB6-817D-767764B070A9}"/>
-                  <w15:repeatingSection/>
-                </w:sdtPr>
-                <w:sdtContent>
-                  <w:sdt>
-                    <w:sdtPr>
-                      <w:rPr>
-                        <w:i/>
-                        <w:iCs/>
-                      </w:rPr>
-                      <w:id w:val="-717050499"/>
-                      <w:placeholder>
-                        <w:docPart w:val="DefaultPlaceholder_-1854013435"/>
-                      </w:placeholder>
-                      <w15:repeatingSectionItem/>
-                    </w:sdtPr>
-                    <w:sdtContent>
-                      <w:tr>
-                        <w:tc>
-                          <w:tcPr>
-                            <w:tcW w:w="1304" w:type="dxa"/>
-                            <w:tcBorders>
-                              <w:top w:val="single" w:color="D1D1D1" w:themeColor="background2" w:themeShade="E6" w:sz="4" w:space="0"/>
-                              <w:left w:val="nil"/>
-                              <w:bottom w:val="single" w:color="D1D1D1" w:themeColor="background2" w:themeShade="E6" w:sz="4" w:space="0"/>
-                              <w:right w:val="nil"/>
-                            </w:tcBorders>
-                            <w:tcMar>
-                              <w:top w:w="80" w:type="dxa"/>
-                              <w:left w:w="100" w:type="dxa"/>
-                              <w:bottom w:w="80" w:type="dxa"/>
-                              <w:right w:w="100" w:type="dxa"/>
-                            </w:tcMar>
-                            <w:vAlign w:val="center"/>
-                          </w:tcPr>
-                          <w:sdt>
-                            <w:sdtPr>
-                              <w:rPr>
-                                <w:i/>
-                                <w:iCs/>
-                              </w:rPr>
-                              <w:alias w:val="#Nav: /Header/Line/LineItalicNewPage/ItemNoItalicNewPage"/>
-                              <w:tag w:val="#Nav: Standard_Sales_Invoice/1306"/>
-                              <w:id w:val="-18080802"/>
-                              <w:placeholder>
-                                <w:docPart w:val="DefaultPlaceholder_-1854013440"/>
-                              </w:placeholder>
-                              <w:dataBinding w:prefixMappings="xmlns:ns0='urn:microsoft-dynamics-nav/reports/Standard_Sales_Invoice/1306/' " w:xpath="/ns0:NavWordReportXmlPart[1]/ns0:Header[1]/ns0:Line[1]/ns0:LineItalicNewPage[1]/ns0:ItemNoItalicNewPage[1]" w:storeItemID="{846EFE63-9E40-4DB6-817D-767764B070A9}"/>
-                              <w:text/>
-                            </w:sdtPr>
-                            <w:sdtContent>
-                              <w:p>
-                                <w:pPr>
-                                  <w:pStyle w:val="LinePageBreak"/>
-                                  <w:rPr>
-                                    <w:i/>
-                                    <w:iCs/>
-                                  </w:rPr>
-                                </w:pPr>
-                                <w:r>
-                                  <w:rPr>
-                                    <w:i/>
-                                    <w:iCs/>
-                                  </w:rPr>
-                                  <w:t>ItemNoItalicNewPage</w:t>
-                                </w:r>
-                              </w:p>
-                            </w:sdtContent>
-                          </w:sdt>
-                        </w:tc>
-                        <w:tc>
-                          <w:tcPr>
-                            <w:tcW w:w="3629" w:type="dxa"/>
-                            <w:tcBorders>
-                              <w:top w:val="single" w:color="D1D1D1" w:themeColor="background2" w:themeShade="E6" w:sz="4" w:space="0"/>
-                              <w:left w:val="nil"/>
-                              <w:bottom w:val="single" w:color="D1D1D1" w:themeColor="background2" w:themeShade="E6" w:sz="4" w:space="0"/>
-                              <w:right w:val="nil"/>
-                            </w:tcBorders>
-                            <w:tcMar>
-                              <w:top w:w="80" w:type="dxa"/>
-                              <w:left w:w="100" w:type="dxa"/>
-                              <w:bottom w:w="80" w:type="dxa"/>
-                              <w:right w:w="100" w:type="dxa"/>
-                            </w:tcMar>
-                            <w:vAlign w:val="center"/>
-                          </w:tcPr>
-                          <w:sdt>
-                            <w:sdtPr>
-                              <w:rPr>
-                                <w:i/>
-                                <w:iCs/>
-                                <w:color w:val="1B2A4A"/>
-                                <w:sz w:val="18"/>
-                                <w:szCs w:val="18"/>
-                              </w:rPr>
-                              <w:alias w:val="#Nav: /Header/Line/LineItalicNewPage/DescriptionItalicNewPage"/>
-                              <w:tag w:val="#Nav: Standard_Sales_Invoice/1306"/>
-                              <w:id w:val="1930703374"/>
-                              <w:placeholder>
-                                <w:docPart w:val="DefaultPlaceholder_-1854013440"/>
-                              </w:placeholder>
-                              <w:dataBinding w:prefixMappings="xmlns:ns0='urn:microsoft-dynamics-nav/reports/Standard_Sales_Invoice/1306/' " w:xpath="/ns0:NavWordReportXmlPart[1]/ns0:Header[1]/ns0:Line[1]/ns0:LineItalicNewPage[1]/ns0:DescriptionItalicNewPage[1]" w:storeItemID="{846EFE63-9E40-4DB6-817D-767764B070A9}"/>
-                              <w:text/>
-                            </w:sdtPr>
-                            <w:sdtContent>
-                              <w:p>
-                                <w:pPr>
-                                  <w:rPr>
-                                    <w:i/>
-                                    <w:iCs/>
-                                    <w:color w:val="1B2A4A"/>
-                                    <w:sz w:val="18"/>
-                                    <w:szCs w:val="18"/>
-                                  </w:rPr>
-                                </w:pPr>
-                                <w:r>
-                                  <w:rPr>
-                                    <w:i/>
-                                    <w:iCs/>
-                                    <w:color w:val="1B2A4A"/>
-                                    <w:sz w:val="18"/>
-                                    <w:szCs w:val="18"/>
-                                  </w:rPr>
-                                  <w:t>DescriptionItalicNewPage</w:t>
-                                </w:r>
-                              </w:p>
-                            </w:sdtContent>
-                          </w:sdt>
-                        </w:tc>
-                        <w:sdt>
-                          <w:sdtPr>
-                            <w:rPr>
-                              <w:i/>
-                              <w:iCs/>
-                              <w:color w:val="1B2A4A"/>
-                              <w:sz w:val="18"/>
-                              <w:szCs w:val="18"/>
-                            </w:rPr>
-                            <w:id w:val="-1538187374"/>
-                            <w:placeholder>
-                              <w:docPart w:val="DefaultPlaceholder_-1854013440"/>
-                            </w:placeholder>
-                            <w:dataBinding w:prefixMappings="xmlns:ns0='urn:microsoft-dynamics-nav/reports/Standard_Sales_Invoice/1306/' " w:xpath="/ns0:NavWordReportXmlPart[1]/ns0:Header[1]/ns0:Line[1]/ns0:LineItalicNewPage[1]/ns0:ShipmentDateItalicNewPage[1]" w:storeItemID="{846EFE63-9E40-4DB6-817D-767764B070A9}"/>
-                            <w:text/>
-                            <w:alias w:val="#Nav: /Header/Line/LineItalicNewPage/ShipmentDateItalicNewPage"/>
-                            <w:tag w:val="#Nav: Standard_Sales_Invoice/1306"/>
-                          </w:sdtPr>
-                          <w:sdtContent>
-                            <w:tc>
-                              <w:tcPr>
-                                <w:tcW w:w="1304" w:type="dxa"/>
-                                <w:tcBorders>
-                                  <w:top w:val="single" w:color="D1D1D1" w:themeColor="background2" w:themeShade="E6" w:sz="4" w:space="0"/>
-                                  <w:left w:val="nil"/>
-                                  <w:bottom w:val="single" w:color="D1D1D1" w:themeColor="background2" w:themeShade="E6" w:sz="4" w:space="0"/>
-                                  <w:right w:val="nil"/>
-                                </w:tcBorders>
-                                <w:tcMar>
-                                  <w:top w:w="80" w:type="dxa"/>
-                                  <w:left w:w="100" w:type="dxa"/>
-                                  <w:bottom w:w="80" w:type="dxa"/>
-                                  <w:right w:w="100" w:type="dxa"/>
-                                </w:tcMar>
-                                <w:vAlign w:val="center"/>
-                              </w:tcPr>
-                              <w:p>
-                                <w:pPr>
-                                  <w:rPr>
-                                    <w:i/>
-                                    <w:iCs/>
-                                    <w:color w:val="1B2A4A"/>
-                                    <w:sz w:val="18"/>
-                                    <w:szCs w:val="18"/>
-                                  </w:rPr>
-                                </w:pPr>
-                                <w:r>
-                                  <w:rPr>
-                                    <w:i/>
-                                    <w:iCs/>
-                                    <w:color w:val="1B2A4A"/>
-                                    <w:sz w:val="18"/>
-                                    <w:szCs w:val="18"/>
-                                  </w:rPr>
-                                  <w:t>ShipmentDateItalicNewPage</w:t>
-                                </w:r>
-                              </w:p>
-                            </w:tc>
-                          </w:sdtContent>
-                        </w:sdt>
-                        <w:tc>
-                          <w:tcPr>
-                            <w:tcW w:w="907" w:type="dxa"/>
-                            <w:tcBorders>
-                              <w:top w:val="single" w:color="D1D1D1" w:themeColor="background2" w:themeShade="E6" w:sz="4" w:space="0"/>
-                              <w:left w:val="nil"/>
-                              <w:bottom w:val="single" w:color="D1D1D1" w:themeColor="background2" w:themeShade="E6" w:sz="4" w:space="0"/>
-                              <w:right w:val="nil"/>
-                            </w:tcBorders>
-                            <w:tcMar>
-                              <w:top w:w="80" w:type="dxa"/>
-                              <w:left w:w="100" w:type="dxa"/>
-                              <w:bottom w:w="80" w:type="dxa"/>
-                              <w:right w:w="100" w:type="dxa"/>
-                            </w:tcMar>
-                            <w:vAlign w:val="center"/>
-                          </w:tcPr>
-                          <w:sdt>
-                            <w:sdtPr>
-                              <w:rPr>
-                                <w:i/>
-                                <w:iCs/>
-                              </w:rPr>
-                              <w:alias w:val="#Nav: /Header/Line/LineItalicNewPage/QuantityItalicNewPage"/>
-                              <w:tag w:val="#Nav: Standard_Sales_Invoice/1306"/>
-                              <w:id w:val="-397204459"/>
-                              <w:placeholder>
-                                <w:docPart w:val="DefaultPlaceholder_-1854013440"/>
-                              </w:placeholder>
-                              <w:dataBinding w:prefixMappings="xmlns:ns0='urn:microsoft-dynamics-nav/reports/Standard_Sales_Invoice/1306/' " w:xpath="/ns0:NavWordReportXmlPart[1]/ns0:Header[1]/ns0:Line[1]/ns0:LineItalicNewPage[1]/ns0:QuantityItalicNewPage[1]" w:storeItemID="{846EFE63-9E40-4DB6-817D-767764B070A9}"/>
-                              <w:text/>
-                            </w:sdtPr>
-                            <w:sdtContent>
-                              <w:p>
-                                <w:pPr>
-                                  <w:pStyle w:val="CenterLine"/>
-                                  <w:rPr>
-                                    <w:i/>
-                                    <w:iCs/>
-                                  </w:rPr>
-                                </w:pPr>
-                                <w:r>
-                                  <w:rPr>
-                                    <w:i/>
-                                    <w:iCs/>
-                                  </w:rPr>
-                                  <w:t>QuantityItalicNewPage</w:t>
-                                </w:r>
-                              </w:p>
-                            </w:sdtContent>
-                          </w:sdt>
-                        </w:tc>
-                        <w:tc>
-                          <w:tcPr>
-                            <w:tcW w:w="1701" w:type="dxa"/>
-                            <w:tcBorders>
-                              <w:top w:val="single" w:color="D1D1D1" w:themeColor="background2" w:themeShade="E6" w:sz="4" w:space="0"/>
-                              <w:left w:val="nil"/>
-                              <w:bottom w:val="single" w:color="D1D1D1" w:themeColor="background2" w:themeShade="E6" w:sz="4" w:space="0"/>
-                              <w:right w:val="nil"/>
-                            </w:tcBorders>
-                            <w:tcMar>
-                              <w:top w:w="80" w:type="dxa"/>
-                              <w:left w:w="100" w:type="dxa"/>
-                              <w:bottom w:w="80" w:type="dxa"/>
-                              <w:right w:w="100" w:type="dxa"/>
-                            </w:tcMar>
-                            <w:vAlign w:val="center"/>
-                          </w:tcPr>
-                          <w:sdt>
-                            <w:sdtPr>
-                              <w:rPr>
-                                <w:i/>
-                                <w:iCs/>
-                              </w:rPr>
-                              <w:alias w:val="#Nav: /Header/Line/LineItalicNewPage/UnitPriceItalicNewPage"/>
-                              <w:tag w:val="#Nav: Standard_Sales_Invoice/1306"/>
-                              <w:id w:val="593211287"/>
-                              <w:placeholder>
-                                <w:docPart w:val="DefaultPlaceholder_-1854013440"/>
-                              </w:placeholder>
-                              <w:dataBinding w:prefixMappings="xmlns:ns0='urn:microsoft-dynamics-nav/reports/Standard_Sales_Invoice/1306/' " w:xpath="/ns0:NavWordReportXmlPart[1]/ns0:Header[1]/ns0:Line[1]/ns0:LineItalicNewPage[1]/ns0:UnitPriceItalicNewPage[1]" w:storeItemID="{846EFE63-9E40-4DB6-817D-767764B070A9}"/>
-                              <w:text/>
-                            </w:sdtPr>
-                            <w:sdtContent>
-                              <w:p>
-                                <w:pPr>
-                                  <w:pStyle w:val="RightLine"/>
-                                  <w:rPr>
-                                    <w:i/>
-                                    <w:iCs/>
-                                  </w:rPr>
-                                </w:pPr>
-                                <w:r>
-                                  <w:rPr>
-                                    <w:i/>
-                                    <w:iCs/>
-                                  </w:rPr>
-                                  <w:t>UnitPriceItalicNewPage</w:t>
-                                </w:r>
-                              </w:p>
-                            </w:sdtContent>
-                          </w:sdt>
-                        </w:tc>
-                        <w:tc>
-                          <w:tcPr>
-                            <w:tcW w:w="1985" w:type="dxa"/>
-                            <w:tcBorders>
-                              <w:top w:val="single" w:color="D1D1D1" w:themeColor="background2" w:themeShade="E6" w:sz="4" w:space="0"/>
-                              <w:left w:val="nil"/>
-                              <w:bottom w:val="single" w:color="D1D1D1" w:themeColor="background2" w:themeShade="E6" w:sz="4" w:space="0"/>
-                              <w:right w:val="nil"/>
-                            </w:tcBorders>
-                            <w:tcMar>
-                              <w:top w:w="80" w:type="dxa"/>
-                              <w:left w:w="100" w:type="dxa"/>
-                              <w:bottom w:w="80" w:type="dxa"/>
-                              <w:right w:w="100" w:type="dxa"/>
-                            </w:tcMar>
-                            <w:vAlign w:val="center"/>
-                          </w:tcPr>
-                          <w:sdt>
-                            <w:sdtPr>
-                              <w:rPr>
-                                <w:i/>
-                                <w:iCs/>
-                              </w:rPr>
-                              <w:alias w:val="#Nav: /Header/Line/LineItalicNewPage/LineAmountItalicNewPage"/>
-                              <w:tag w:val="#Nav: Standard_Sales_Invoice/1306"/>
-                              <w:id w:val="-1782028021"/>
-                              <w:placeholder>
-                                <w:docPart w:val="DefaultPlaceholder_-1854013440"/>
-                              </w:placeholder>
-                              <w:dataBinding w:prefixMappings="xmlns:ns0='urn:microsoft-dynamics-nav/reports/Standard_Sales_Invoice/1306/' " w:xpath="/ns0:NavWordReportXmlPart[1]/ns0:Header[1]/ns0:Line[1]/ns0:LineItalicNewPage[1]/ns0:LineAmountItalicNewPage[1]" w:storeItemID="{846EFE63-9E40-4DB6-817D-767764B070A9}"/>
-                              <w:text/>
-                            </w:sdtPr>
-                            <w:sdtContent>
-                              <w:p>
-                                <w:pPr>
-                                  <w:pStyle w:val="RightLine"/>
-                                  <w:rPr>
-                                    <w:i/>
-                                    <w:iCs/>
-                                  </w:rPr>
-                                </w:pPr>
-                                <w:r>
-                                  <w:rPr>
-                                    <w:i/>
-                                    <w:iCs/>
-                                  </w:rPr>
-                                  <w:t>LineAmountItalicNewPage</w:t>
-                                </w:r>
-                              </w:p>
-                            </w:sdtContent>
-                          </w:sdt>
-                        </w:tc>
-                      </w:tr>
-                    </w:sdtContent>
-                  </w:sdt>
-                </w:sdtContent>
-              </w:sdt>
-              <w:sdt>
-                <w:sdtPr>
-                  <w:rPr>
-                    <w:i/>
-                    <w:iCs/>
-                    <w:color w:val="1B2A4A"/>
-                    <w:sz w:val="18"/>
-                    <w:szCs w:val="18"/>
-                  </w:rPr>
-                  <w:alias w:val="#Nav: /Header/Line/LineItalic"/>
-                  <w:tag w:val="#Nav: Standard_Sales_Invoice/1306"/>
-                  <w:id w:val="523913979"/>
-                  <w15:dataBinding w:prefixMappings="xmlns:ns0='urn:microsoft-dynamics-nav/reports/Standard_Sales_Invoice/1306/' " w:xpath="/ns0:NavWordReportXmlPart[1]/ns0:Header[1]/ns0:Line[1]/ns0:LineItalic" w:storeItemID="{846EFE63-9E40-4DB6-817D-767764B070A9}"/>
-                  <w15:repeatingSection/>
-                </w:sdtPr>
-                <w:sdtContent>
-                  <w:sdt>
-                    <w:sdtPr>
-                      <w:rPr>
-                        <w:i/>
-                        <w:iCs/>
-                        <w:color w:val="1B2A4A"/>
-                        <w:sz w:val="18"/>
-                        <w:szCs w:val="18"/>
-                      </w:rPr>
-                      <w:id w:val="1175459309"/>
-                      <w:placeholder>
-                        <w:docPart w:val="DefaultPlaceholder_-1854013435"/>
-                      </w:placeholder>
-                      <w15:repeatingSectionItem/>
-                    </w:sdtPr>
-                    <w:sdtContent>
-                      <w:tr>
-                        <w:tc>
-                          <w:tcPr>
-                            <w:tcW w:w="1304" w:type="dxa"/>
-                            <w:tcBorders>
-                              <w:top w:val="single" w:color="D1D1D1" w:themeColor="background2" w:themeShade="E6" w:sz="4" w:space="0"/>
-                              <w:left w:val="nil"/>
-                              <w:bottom w:val="single" w:color="D1D1D1" w:themeColor="background2" w:themeShade="E6" w:sz="4" w:space="0"/>
-                              <w:right w:val="nil"/>
-                            </w:tcBorders>
-                            <w:tcMar>
-                              <w:top w:w="80" w:type="dxa"/>
-                              <w:left w:w="100" w:type="dxa"/>
-                              <w:bottom w:w="80" w:type="dxa"/>
-                              <w:right w:w="100" w:type="dxa"/>
-                            </w:tcMar>
-                            <w:vAlign w:val="center"/>
-                          </w:tcPr>
-                          <w:sdt>
-                            <w:sdtPr>
-                              <w:rPr>
-                                <w:i/>
-                                <w:iCs/>
-                                <w:color w:val="1B2A4A"/>
-                                <w:sz w:val="18"/>
-                                <w:szCs w:val="18"/>
-                              </w:rPr>
-                              <w:alias w:val="#Nav: /Header/Line/LineItalic/ItemNoItalic"/>
-                              <w:tag w:val="#Nav: Standard_Sales_Invoice/1306"/>
-                              <w:id w:val="-1575344619"/>
-                              <w:placeholder>
-                                <w:docPart w:val="DefaultPlaceholder_-1854013440"/>
-                              </w:placeholder>
-                              <w:dataBinding w:prefixMappings="xmlns:ns0='urn:microsoft-dynamics-nav/reports/Standard_Sales_Invoice/1306/' " w:xpath="/ns0:NavWordReportXmlPart[1]/ns0:Header[1]/ns0:Line[1]/ns0:LineItalic[1]/ns0:ItemNoItalic[1]" w:storeItemID="{846EFE63-9E40-4DB6-817D-767764B070A9}"/>
-                              <w:text/>
-                            </w:sdtPr>
-                            <w:sdtContent>
-                              <w:p>
-                                <w:pPr>
-                                  <w:rPr>
-                                    <w:i/>
-                                    <w:iCs/>
-                                    <w:color w:val="1B2A4A"/>
-                                    <w:sz w:val="18"/>
-                                    <w:szCs w:val="18"/>
-                                  </w:rPr>
-                                </w:pPr>
-                                <w:r>
-                                  <w:rPr>
-                                    <w:i/>
-                                    <w:iCs/>
-                                    <w:color w:val="1B2A4A"/>
-                                    <w:sz w:val="18"/>
-                                    <w:szCs w:val="18"/>
-                                  </w:rPr>
-                                  <w:t>ItemNoItalic</w:t>
-                                </w:r>
-                              </w:p>
-                            </w:sdtContent>
-                          </w:sdt>
-                        </w:tc>
-                        <w:tc>
-                          <w:tcPr>
-                            <w:tcW w:w="3629" w:type="dxa"/>
-                            <w:tcBorders>
-                              <w:top w:val="single" w:color="D1D1D1" w:themeColor="background2" w:themeShade="E6" w:sz="4" w:space="0"/>
-                              <w:left w:val="nil"/>
-                              <w:bottom w:val="single" w:color="D1D1D1" w:themeColor="background2" w:themeShade="E6" w:sz="4" w:space="0"/>
-                              <w:right w:val="nil"/>
-                            </w:tcBorders>
-                            <w:tcMar>
-                              <w:top w:w="80" w:type="dxa"/>
-                              <w:left w:w="100" w:type="dxa"/>
-                              <w:bottom w:w="80" w:type="dxa"/>
-                              <w:right w:w="100" w:type="dxa"/>
-                            </w:tcMar>
-                            <w:vAlign w:val="center"/>
-                          </w:tcPr>
-                          <w:sdt>
-                            <w:sdtPr>
-                              <w:rPr>
-                                <w:i/>
-                                <w:iCs/>
-                                <w:color w:val="1B2A4A"/>
-                                <w:sz w:val="18"/>
-                                <w:szCs w:val="18"/>
-                              </w:rPr>
-                              <w:alias w:val="#Nav: /Header/Line/LineItalic/DescriptionItalic"/>
-                              <w:tag w:val="#Nav: Standard_Sales_Invoice/1306"/>
-                              <w:id w:val="-1560702384"/>
-                              <w:placeholder>
-                                <w:docPart w:val="DefaultPlaceholder_-1854013440"/>
-                              </w:placeholder>
-                              <w:dataBinding w:prefixMappings="xmlns:ns0='urn:microsoft-dynamics-nav/reports/Standard_Sales_Invoice/1306/' " w:xpath="/ns0:NavWordReportXmlPart[1]/ns0:Header[1]/ns0:Line[1]/ns0:LineItalic[1]/ns0:DescriptionItalic[1]" w:storeItemID="{846EFE63-9E40-4DB6-817D-767764B070A9}"/>
-                              <w:text/>
-                            </w:sdtPr>
-                            <w:sdtContent>
-                              <w:p>
-                                <w:pPr>
-                                  <w:rPr>
-                                    <w:i/>
-                                    <w:iCs/>
-                                    <w:color w:val="1B2A4A"/>
-                                    <w:sz w:val="18"/>
-                                    <w:szCs w:val="18"/>
-                                  </w:rPr>
-                                </w:pPr>
-                                <w:r>
-                                  <w:rPr>
-                                    <w:i/>
-                                    <w:iCs/>
-                                    <w:color w:val="1B2A4A"/>
-                                    <w:sz w:val="18"/>
-                                    <w:szCs w:val="18"/>
-                                  </w:rPr>
-                                  <w:t>DescriptionItalic</w:t>
-                                </w:r>
-                              </w:p>
-                            </w:sdtContent>
-                          </w:sdt>
-                        </w:tc>
-                        <w:sdt>
-                          <w:sdtPr>
-                            <w:rPr>
-                              <w:i/>
-                              <w:iCs/>
-                              <w:color w:val="1B2A4A"/>
-                              <w:sz w:val="18"/>
-                              <w:szCs w:val="18"/>
-                            </w:rPr>
-                            <w:id w:val="-1422325608"/>
-                            <w:placeholder>
-                              <w:docPart w:val="DefaultPlaceholder_-1854013440"/>
-                            </w:placeholder>
-                            <w:dataBinding w:prefixMappings="xmlns:ns0='urn:microsoft-dynamics-nav/reports/Standard_Sales_Invoice/1306/' " w:xpath="/ns0:NavWordReportXmlPart[1]/ns0:Header[1]/ns0:Line[1]/ns0:LineItalic[1]/ns0:ShipmentDateItalic[1]" w:storeItemID="{846EFE63-9E40-4DB6-817D-767764B070A9}"/>
-                            <w:text/>
-                            <w:alias w:val="#Nav: /Header/Line/LineItalic/ShipmentDateItalic"/>
-                            <w:tag w:val="#Nav: Standard_Sales_Invoice/1306"/>
-                          </w:sdtPr>
-                          <w:sdtContent>
-                            <w:tc>
-                              <w:tcPr>
-                                <w:tcW w:w="1304" w:type="dxa"/>
-                                <w:tcBorders>
-                                  <w:top w:val="single" w:color="D1D1D1" w:themeColor="background2" w:themeShade="E6" w:sz="4" w:space="0"/>
-                                  <w:left w:val="nil"/>
-                                  <w:bottom w:val="single" w:color="D1D1D1" w:themeColor="background2" w:themeShade="E6" w:sz="4" w:space="0"/>
-                                  <w:right w:val="nil"/>
-                                </w:tcBorders>
-                                <w:tcMar>
-                                  <w:top w:w="80" w:type="dxa"/>
-                                  <w:left w:w="100" w:type="dxa"/>
-                                  <w:bottom w:w="80" w:type="dxa"/>
-                                  <w:right w:w="100" w:type="dxa"/>
-                                </w:tcMar>
-                                <w:vAlign w:val="center"/>
-                              </w:tcPr>
-                              <w:p>
-                                <w:pPr>
-                                  <w:rPr>
-                                    <w:i/>
-                                    <w:iCs/>
-                                    <w:color w:val="1B2A4A"/>
-                                    <w:sz w:val="18"/>
-                                    <w:szCs w:val="18"/>
-                                  </w:rPr>
-                                </w:pPr>
-                                <w:r>
-                                  <w:rPr>
-                                    <w:i/>
-                                    <w:iCs/>
-                                    <w:color w:val="1B2A4A"/>
-                                    <w:sz w:val="18"/>
-                                    <w:szCs w:val="18"/>
-                                  </w:rPr>
-                                  <w:t>ShipmentDateItalic</w:t>
-                                </w:r>
-                              </w:p>
-                            </w:tc>
-                          </w:sdtContent>
-                        </w:sdt>
-                        <w:tc>
-                          <w:tcPr>
-                            <w:tcW w:w="907" w:type="dxa"/>
-                            <w:tcBorders>
-                              <w:top w:val="single" w:color="D1D1D1" w:themeColor="background2" w:themeShade="E6" w:sz="4" w:space="0"/>
-                              <w:left w:val="nil"/>
-                              <w:bottom w:val="single" w:color="D1D1D1" w:themeColor="background2" w:themeShade="E6" w:sz="4" w:space="0"/>
-                              <w:right w:val="nil"/>
-                            </w:tcBorders>
-                            <w:tcMar>
-                              <w:top w:w="80" w:type="dxa"/>
-                              <w:left w:w="100" w:type="dxa"/>
-                              <w:bottom w:w="80" w:type="dxa"/>
-                              <w:right w:w="100" w:type="dxa"/>
-                            </w:tcMar>
-                            <w:vAlign w:val="center"/>
-                          </w:tcPr>
-                          <w:sdt>
-                            <w:sdtPr>
-                              <w:rPr>
-                                <w:i/>
-                                <w:iCs/>
-                              </w:rPr>
-                              <w:alias w:val="#Nav: /Header/Line/LineItalic/QuantityItalic"/>
-                              <w:tag w:val="#Nav: Standard_Sales_Invoice/1306"/>
-                              <w:id w:val="1836250875"/>
-                              <w:placeholder>
-                                <w:docPart w:val="DefaultPlaceholder_-1854013440"/>
-                              </w:placeholder>
-                              <w:dataBinding w:prefixMappings="xmlns:ns0='urn:microsoft-dynamics-nav/reports/Standard_Sales_Invoice/1306/' " w:xpath="/ns0:NavWordReportXmlPart[1]/ns0:Header[1]/ns0:Line[1]/ns0:LineItalic[1]/ns0:QuantityItalic[1]" w:storeItemID="{846EFE63-9E40-4DB6-817D-767764B070A9}"/>
-                              <w:text/>
-                            </w:sdtPr>
-                            <w:sdtContent>
-                              <w:p>
-                                <w:pPr>
-                                  <w:pStyle w:val="CenterLine"/>
-                                  <w:rPr>
-                                    <w:i/>
-                                    <w:iCs/>
-                                  </w:rPr>
-                                </w:pPr>
-                                <w:r>
-                                  <w:rPr>
-                                    <w:i/>
-                                    <w:iCs/>
-                                  </w:rPr>
-                                  <w:t>QuantityItalic</w:t>
-                                </w:r>
-                              </w:p>
-                            </w:sdtContent>
-                          </w:sdt>
-                        </w:tc>
-                        <w:tc>
-                          <w:tcPr>
-                            <w:tcW w:w="1701" w:type="dxa"/>
-                            <w:tcBorders>
-                              <w:top w:val="single" w:color="D1D1D1" w:themeColor="background2" w:themeShade="E6" w:sz="4" w:space="0"/>
-                              <w:left w:val="nil"/>
-                              <w:bottom w:val="single" w:color="D1D1D1" w:themeColor="background2" w:themeShade="E6" w:sz="4" w:space="0"/>
-                              <w:right w:val="nil"/>
-                            </w:tcBorders>
-                            <w:tcMar>
-                              <w:top w:w="80" w:type="dxa"/>
-                              <w:left w:w="100" w:type="dxa"/>
-                              <w:bottom w:w="80" w:type="dxa"/>
-                              <w:right w:w="100" w:type="dxa"/>
-                            </w:tcMar>
-                            <w:vAlign w:val="center"/>
-                          </w:tcPr>
-                          <w:sdt>
-                            <w:sdtPr>
-                              <w:rPr>
-                                <w:i/>
-                                <w:iCs/>
-                              </w:rPr>
-                              <w:alias w:val="#Nav: /Header/Line/LineItalic/UnitPriceItalic"/>
-                              <w:tag w:val="#Nav: Standard_Sales_Invoice/1306"/>
-                              <w:id w:val="-1319030435"/>
-                              <w:placeholder>
-                                <w:docPart w:val="DefaultPlaceholder_-1854013440"/>
-                              </w:placeholder>
-                              <w:dataBinding w:prefixMappings="xmlns:ns0='urn:microsoft-dynamics-nav/reports/Standard_Sales_Invoice/1306/' " w:xpath="/ns0:NavWordReportXmlPart[1]/ns0:Header[1]/ns0:Line[1]/ns0:LineItalic[1]/ns0:UnitPriceItalic[1]" w:storeItemID="{846EFE63-9E40-4DB6-817D-767764B070A9}"/>
-                              <w:text/>
-                            </w:sdtPr>
-                            <w:sdtContent>
-                              <w:p>
-                                <w:pPr>
-                                  <w:pStyle w:val="RightLine"/>
-                                  <w:rPr>
-                                    <w:i/>
-                                    <w:iCs/>
-                                  </w:rPr>
-                                </w:pPr>
-                                <w:r>
-                                  <w:rPr>
-                                    <w:i/>
-                                    <w:iCs/>
-                                  </w:rPr>
-                                  <w:t>UnitPriceItalic</w:t>
-                                </w:r>
-                              </w:p>
-                            </w:sdtContent>
-                          </w:sdt>
-                        </w:tc>
-                        <w:tc>
-                          <w:tcPr>
-                            <w:tcW w:w="1985" w:type="dxa"/>
-                            <w:tcBorders>
-                              <w:top w:val="single" w:color="D1D1D1" w:themeColor="background2" w:themeShade="E6" w:sz="4" w:space="0"/>
-                              <w:left w:val="nil"/>
-                              <w:bottom w:val="single" w:color="D1D1D1" w:themeColor="background2" w:themeShade="E6" w:sz="4" w:space="0"/>
-                              <w:right w:val="nil"/>
-                            </w:tcBorders>
-                            <w:tcMar>
-                              <w:top w:w="80" w:type="dxa"/>
-                              <w:left w:w="100" w:type="dxa"/>
-                              <w:bottom w:w="80" w:type="dxa"/>
-                              <w:right w:w="100" w:type="dxa"/>
-                            </w:tcMar>
-                            <w:vAlign w:val="center"/>
-                          </w:tcPr>
-                          <w:sdt>
-                            <w:sdtPr>
-                              <w:rPr>
-                                <w:i/>
-                                <w:iCs/>
-                              </w:rPr>
-                              <w:alias w:val="#Nav: /Header/Line/LineItalic/LineAmountItalic"/>
-                              <w:tag w:val="#Nav: Standard_Sales_Invoice/1306"/>
-                              <w:id w:val="-2111345813"/>
-                              <w:placeholder>
-                                <w:docPart w:val="DefaultPlaceholder_-1854013440"/>
-                              </w:placeholder>
-                              <w:dataBinding w:prefixMappings="xmlns:ns0='urn:microsoft-dynamics-nav/reports/Standard_Sales_Invoice/1306/' " w:xpath="/ns0:NavWordReportXmlPart[1]/ns0:Header[1]/ns0:Line[1]/ns0:LineItalic[1]/ns0:LineAmountItalic[1]" w:storeItemID="{846EFE63-9E40-4DB6-817D-767764B070A9}"/>
-                              <w:text/>
-                            </w:sdtPr>
-                            <w:sdtContent>
-                              <w:p>
-                                <w:pPr>
-                                  <w:pStyle w:val="RightLine"/>
-                                  <w:rPr>
-                                    <w:i/>
-                                    <w:iCs/>
-                                  </w:rPr>
-                                </w:pPr>
-                                <w:r>
-                                  <w:rPr>
-                                    <w:i/>
-                                    <w:iCs/>
-                                  </w:rPr>
-                                  <w:t>LineAmountItalic</w:t>
-                                </w:r>
-                              </w:p>
-                            </w:sdtContent>
-                          </w:sdt>
-                        </w:tc>
-                      </w:tr>
-                    </w:sdtContent>
-                  </w:sdt>
-                </w:sdtContent>
-              </w:sdt>
-              <w:sdt>
-                <w:sdtPr>
-                  <w:rPr>
-                    <w:b/>
-                    <w:bCs/>
-                  </w:rPr>
-                  <w:alias w:val="#Nav: /Header/Line/LineBoldNewPage"/>
-                  <w:tag w:val="#Nav: Standard_Sales_Invoice/1306"/>
-                  <w:id w:val="-887483368"/>
-                  <w15:dataBinding w:prefixMappings="xmlns:ns0='urn:microsoft-dynamics-nav/reports/Standard_Sales_Invoice/1306/' " w:xpath="/ns0:NavWordReportXmlPart[1]/ns0:Header[1]/ns0:Line[1]/ns0:LineBoldNewPage" w:storeItemID="{846EFE63-9E40-4DB6-817D-767764B070A9}"/>
-                  <w15:repeatingSection/>
-                </w:sdtPr>
-                <w:sdtContent>
-                  <w:sdt>
-                    <w:sdtPr>
-                      <w:rPr>
-                        <w:b/>
-                        <w:bCs/>
-                      </w:rPr>
-                      <w:id w:val="1220874870"/>
-                      <w:placeholder>
-                        <w:docPart w:val="DefaultPlaceholder_-1854013435"/>
-                      </w:placeholder>
-                      <w15:repeatingSectionItem/>
-                    </w:sdtPr>
-                    <w:sdtContent>
-                      <w:tr>
-                        <w:tc>
-                          <w:tcPr>
-                            <w:tcW w:w="1304" w:type="dxa"/>
-                            <w:tcBorders>
-                              <w:top w:val="single" w:color="D1D1D1" w:themeColor="background2" w:themeShade="E6" w:sz="4" w:space="0"/>
-                              <w:left w:val="nil"/>
-                              <w:bottom w:val="single" w:color="D1D1D1" w:themeColor="background2" w:themeShade="E6" w:sz="4" w:space="0"/>
-                              <w:right w:val="nil"/>
-                            </w:tcBorders>
-                            <w:tcMar>
-                              <w:top w:w="80" w:type="dxa"/>
-                              <w:left w:w="100" w:type="dxa"/>
-                              <w:bottom w:w="80" w:type="dxa"/>
-                              <w:right w:w="100" w:type="dxa"/>
-                            </w:tcMar>
-                            <w:vAlign w:val="center"/>
-                          </w:tcPr>
-                          <w:sdt>
-                            <w:sdtPr>
-                              <w:rPr>
-                                <w:b/>
-                                <w:bCs/>
-                              </w:rPr>
-                              <w:alias w:val="#Nav: /Header/Line/LineBoldNewPage/ItemNoBoldNewPage"/>
-                              <w:tag w:val="#Nav: Standard_Sales_Invoice/1306"/>
-                              <w:id w:val="571001609"/>
-                              <w:placeholder>
-                                <w:docPart w:val="DefaultPlaceholder_-1854013440"/>
-                              </w:placeholder>
-                              <w:dataBinding w:prefixMappings="xmlns:ns0='urn:microsoft-dynamics-nav/reports/Standard_Sales_Invoice/1306/' " w:xpath="/ns0:NavWordReportXmlPart[1]/ns0:Header[1]/ns0:Line[1]/ns0:LineBoldNewPage[1]/ns0:ItemNoBoldNewPage[1]" w:storeItemID="{846EFE63-9E40-4DB6-817D-767764B070A9}"/>
-                              <w:text/>
-                            </w:sdtPr>
-                            <w:sdtContent>
-                              <w:p>
-                                <w:pPr>
-                                  <w:pStyle w:val="LinePageBreak"/>
-                                  <w:rPr>
-                                    <w:b/>
-                                    <w:bCs/>
-                                  </w:rPr>
-                                </w:pPr>
-                                <w:r>
-                                  <w:rPr>
-                                    <w:b/>
-                                    <w:bCs/>
-                                  </w:rPr>
-                                  <w:t>ItemNoBoldNewPage</w:t>
-                                </w:r>
-                              </w:p>
-                            </w:sdtContent>
-                          </w:sdt>
-                        </w:tc>
-                        <w:tc>
-                          <w:tcPr>
-                            <w:tcW w:w="3629" w:type="dxa"/>
-                            <w:tcBorders>
-                              <w:top w:val="single" w:color="D1D1D1" w:themeColor="background2" w:themeShade="E6" w:sz="4" w:space="0"/>
-                              <w:left w:val="nil"/>
-                              <w:bottom w:val="single" w:color="D1D1D1" w:themeColor="background2" w:themeShade="E6" w:sz="4" w:space="0"/>
-                              <w:right w:val="nil"/>
-                            </w:tcBorders>
-                            <w:tcMar>
-                              <w:top w:w="80" w:type="dxa"/>
-                              <w:left w:w="100" w:type="dxa"/>
-                              <w:bottom w:w="80" w:type="dxa"/>
-                              <w:right w:w="100" w:type="dxa"/>
-                            </w:tcMar>
-                            <w:vAlign w:val="center"/>
-                          </w:tcPr>
-                          <w:sdt>
-                            <w:sdtPr>
-                              <w:rPr>
-                                <w:b/>
-                                <w:bCs/>
-                                <w:color w:val="1B2A4A"/>
-                                <w:sz w:val="18"/>
-                                <w:szCs w:val="18"/>
-                              </w:rPr>
-                              <w:alias w:val="#Nav: /Header/Line/LineBoldNewPage/DescriptionBoldNewPage"/>
-                              <w:tag w:val="#Nav: Standard_Sales_Invoice/1306"/>
-                              <w:id w:val="267513287"/>
-                              <w:placeholder>
-                                <w:docPart w:val="DefaultPlaceholder_-1854013440"/>
-                              </w:placeholder>
-                              <w:dataBinding w:prefixMappings="xmlns:ns0='urn:microsoft-dynamics-nav/reports/Standard_Sales_Invoice/1306/' " w:xpath="/ns0:NavWordReportXmlPart[1]/ns0:Header[1]/ns0:Line[1]/ns0:LineBoldNewPage[1]/ns0:DescriptionBoldNewPage[1]" w:storeItemID="{846EFE63-9E40-4DB6-817D-767764B070A9}"/>
-                              <w:text/>
-                            </w:sdtPr>
-                            <w:sdtContent>
-                              <w:p>
-                                <w:pPr>
-                                  <w:rPr>
-                                    <w:b/>
-                                    <w:bCs/>
-                                    <w:color w:val="1B2A4A"/>
-                                    <w:sz w:val="18"/>
-                                    <w:szCs w:val="18"/>
-                                  </w:rPr>
-                                </w:pPr>
-                                <w:r>
-                                  <w:rPr>
-                                    <w:b/>
-                                    <w:bCs/>
-                                    <w:color w:val="1B2A4A"/>
-                                    <w:sz w:val="18"/>
-                                    <w:szCs w:val="18"/>
-                                  </w:rPr>
-                                  <w:t>DescriptionBoldNewPage</w:t>
-                                </w:r>
-                              </w:p>
-                            </w:sdtContent>
-                          </w:sdt>
-                        </w:tc>
-                        <w:sdt>
-                          <w:sdtPr>
-                            <w:rPr>
-                              <w:b/>
-                              <w:bCs/>
-                              <w:color w:val="1B2A4A"/>
-                              <w:sz w:val="18"/>
-                              <w:szCs w:val="18"/>
-                            </w:rPr>
-                            <w:id w:val="-2120523226"/>
-                            <w:placeholder>
-                              <w:docPart w:val="DefaultPlaceholder_-1854013440"/>
-                            </w:placeholder>
-                            <w:dataBinding w:prefixMappings="xmlns:ns0='urn:microsoft-dynamics-nav/reports/Standard_Sales_Invoice/1306/' " w:xpath="/ns0:NavWordReportXmlPart[1]/ns0:Header[1]/ns0:Line[1]/ns0:LineBoldNewPage[1]/ns0:ShipmentDateBoldNewPage[1]" w:storeItemID="{846EFE63-9E40-4DB6-817D-767764B070A9}"/>
-                            <w:text/>
-                            <w:alias w:val="#Nav: /Header/Line/LineBoldNewPage/ShipmentDateBoldNewPage"/>
-                            <w:tag w:val="#Nav: Standard_Sales_Invoice/1306"/>
-                          </w:sdtPr>
-                          <w:sdtContent>
-                            <w:tc>
-                              <w:tcPr>
-                                <w:tcW w:w="1304" w:type="dxa"/>
-                                <w:tcBorders>
-                                  <w:top w:val="single" w:color="D1D1D1" w:themeColor="background2" w:themeShade="E6" w:sz="4" w:space="0"/>
-                                  <w:left w:val="nil"/>
-                                  <w:bottom w:val="single" w:color="D1D1D1" w:themeColor="background2" w:themeShade="E6" w:sz="4" w:space="0"/>
-                                  <w:right w:val="nil"/>
-                                </w:tcBorders>
-                                <w:tcMar>
-                                  <w:top w:w="80" w:type="dxa"/>
-                                  <w:left w:w="100" w:type="dxa"/>
-                                  <w:bottom w:w="80" w:type="dxa"/>
-                                  <w:right w:w="100" w:type="dxa"/>
-                                </w:tcMar>
-                                <w:vAlign w:val="center"/>
-                              </w:tcPr>
-                              <w:p>
-                                <w:pPr>
-                                  <w:rPr>
-                                    <w:b/>
-                                    <w:bCs/>
-                                    <w:color w:val="1B2A4A"/>
-                                    <w:sz w:val="18"/>
-                                    <w:szCs w:val="18"/>
-                                  </w:rPr>
-                                </w:pPr>
-                                <w:r>
-                                  <w:rPr>
-                                    <w:b/>
-                                    <w:bCs/>
-                                    <w:color w:val="1B2A4A"/>
-                                    <w:sz w:val="18"/>
-                                    <w:szCs w:val="18"/>
-                                  </w:rPr>
-                                  <w:t>ShipmentDateBoldNewPage</w:t>
-                                </w:r>
-                              </w:p>
-                            </w:tc>
-                          </w:sdtContent>
-                        </w:sdt>
-                        <w:tc>
-                          <w:tcPr>
-                            <w:tcW w:w="907" w:type="dxa"/>
-                            <w:tcBorders>
-                              <w:top w:val="single" w:color="D1D1D1" w:themeColor="background2" w:themeShade="E6" w:sz="4" w:space="0"/>
-                              <w:left w:val="nil"/>
-                              <w:bottom w:val="single" w:color="D1D1D1" w:themeColor="background2" w:themeShade="E6" w:sz="4" w:space="0"/>
-                              <w:right w:val="nil"/>
-                            </w:tcBorders>
-                            <w:tcMar>
-                              <w:top w:w="80" w:type="dxa"/>
-                              <w:left w:w="100" w:type="dxa"/>
-                              <w:bottom w:w="80" w:type="dxa"/>
-                              <w:right w:w="100" w:type="dxa"/>
-                            </w:tcMar>
-                            <w:vAlign w:val="center"/>
-                          </w:tcPr>
-                          <w:sdt>
-                            <w:sdtPr>
-                              <w:rPr>
-                                <w:b/>
-                                <w:bCs/>
-                              </w:rPr>
-                              <w:alias w:val="#Nav: /Header/Line/LineBoldNewPage/QuantityBoldNewPage"/>
-                              <w:tag w:val="#Nav: Standard_Sales_Invoice/1306"/>
-                              <w:id w:val="1695422252"/>
-                              <w:placeholder>
-                                <w:docPart w:val="DefaultPlaceholder_-1854013440"/>
-                              </w:placeholder>
-                              <w:dataBinding w:prefixMappings="xmlns:ns0='urn:microsoft-dynamics-nav/reports/Standard_Sales_Invoice/1306/' " w:xpath="/ns0:NavWordReportXmlPart[1]/ns0:Header[1]/ns0:Line[1]/ns0:LineBoldNewPage[1]/ns0:QuantityBoldNewPage[1]" w:storeItemID="{846EFE63-9E40-4DB6-817D-767764B070A9}"/>
-                              <w:text/>
-                            </w:sdtPr>
-                            <w:sdtContent>
-                              <w:p>
-                                <w:pPr>
-                                  <w:pStyle w:val="CenterLine"/>
-                                  <w:rPr>
-                                    <w:b/>
-                                    <w:bCs/>
-                                  </w:rPr>
-                                </w:pPr>
-                                <w:r>
-                                  <w:rPr>
-                                    <w:b/>
-                                    <w:bCs/>
-                                  </w:rPr>
-                                  <w:t>QuantityBoldNewPage</w:t>
-                                </w:r>
-                              </w:p>
-                            </w:sdtContent>
-                          </w:sdt>
-                        </w:tc>
-                        <w:tc>
-                          <w:tcPr>
-                            <w:tcW w:w="1701" w:type="dxa"/>
-                            <w:tcBorders>
-                              <w:top w:val="single" w:color="D1D1D1" w:themeColor="background2" w:themeShade="E6" w:sz="4" w:space="0"/>
-                              <w:left w:val="nil"/>
-                              <w:bottom w:val="single" w:color="D1D1D1" w:themeColor="background2" w:themeShade="E6" w:sz="4" w:space="0"/>
-                              <w:right w:val="nil"/>
-                            </w:tcBorders>
-                            <w:tcMar>
-                              <w:top w:w="80" w:type="dxa"/>
-                              <w:left w:w="100" w:type="dxa"/>
-                              <w:bottom w:w="80" w:type="dxa"/>
-                              <w:right w:w="100" w:type="dxa"/>
-                            </w:tcMar>
-                            <w:vAlign w:val="center"/>
-                          </w:tcPr>
-                          <w:sdt>
-                            <w:sdtPr>
-                              <w:rPr>
-                                <w:b/>
-                                <w:bCs/>
-                              </w:rPr>
-                              <w:alias w:val="#Nav: /Header/Line/LineBoldNewPage/UnitPriceBoldNewPage"/>
-                              <w:tag w:val="#Nav: Standard_Sales_Invoice/1306"/>
-                              <w:id w:val="-1141414061"/>
-                              <w:placeholder>
-                                <w:docPart w:val="DefaultPlaceholder_-1854013440"/>
-                              </w:placeholder>
-                              <w:dataBinding w:prefixMappings="xmlns:ns0='urn:microsoft-dynamics-nav/reports/Standard_Sales_Invoice/1306/' " w:xpath="/ns0:NavWordReportXmlPart[1]/ns0:Header[1]/ns0:Line[1]/ns0:LineBoldNewPage[1]/ns0:UnitPriceBoldNewPage[1]" w:storeItemID="{846EFE63-9E40-4DB6-817D-767764B070A9}"/>
-                              <w:text/>
-                            </w:sdtPr>
-                            <w:sdtContent>
-                              <w:p>
-                                <w:pPr>
-                                  <w:pStyle w:val="RightLine"/>
-                                  <w:rPr>
-                                    <w:b/>
-                                    <w:bCs/>
-                                  </w:rPr>
-                                </w:pPr>
-                                <w:r>
-                                  <w:rPr>
-                                    <w:b/>
-                                    <w:bCs/>
-                                  </w:rPr>
-                                  <w:t>UnitPriceBoldNewPage</w:t>
-                                </w:r>
-                              </w:p>
-                            </w:sdtContent>
-                          </w:sdt>
-                        </w:tc>
-                        <w:tc>
-                          <w:tcPr>
-                            <w:tcW w:w="1985" w:type="dxa"/>
-                            <w:tcBorders>
-                              <w:top w:val="single" w:color="D1D1D1" w:themeColor="background2" w:themeShade="E6" w:sz="4" w:space="0"/>
-                              <w:left w:val="nil"/>
-                              <w:bottom w:val="single" w:color="D1D1D1" w:themeColor="background2" w:themeShade="E6" w:sz="4" w:space="0"/>
-                              <w:right w:val="nil"/>
-                            </w:tcBorders>
-                            <w:tcMar>
-                              <w:top w:w="80" w:type="dxa"/>
-                              <w:left w:w="100" w:type="dxa"/>
-                              <w:bottom w:w="80" w:type="dxa"/>
-                              <w:right w:w="100" w:type="dxa"/>
-                            </w:tcMar>
-                            <w:vAlign w:val="center"/>
-                          </w:tcPr>
-                          <w:sdt>
-                            <w:sdtPr>
-                              <w:rPr>
-                                <w:b/>
-                                <w:bCs/>
-                              </w:rPr>
-                              <w:alias w:val="#Nav: /Header/Line/LineBoldNewPage/LineAmountBoldNewPage"/>
-                              <w:tag w:val="#Nav: Standard_Sales_Invoice/1306"/>
-                              <w:id w:val="1124886091"/>
-                              <w:placeholder>
-                                <w:docPart w:val="DefaultPlaceholder_-1854013440"/>
-                              </w:placeholder>
-                              <w:dataBinding w:prefixMappings="xmlns:ns0='urn:microsoft-dynamics-nav/reports/Standard_Sales_Invoice/1306/' " w:xpath="/ns0:NavWordReportXmlPart[1]/ns0:Header[1]/ns0:Line[1]/ns0:LineBoldNewPage[1]/ns0:LineAmountBoldNewPage[1]" w:storeItemID="{846EFE63-9E40-4DB6-817D-767764B070A9}"/>
-                              <w:text/>
-                            </w:sdtPr>
-                            <w:sdtContent>
-                              <w:p>
-                                <w:pPr>
-                                  <w:pStyle w:val="RightLine"/>
-                                  <w:rPr>
-                                    <w:b/>
-                                    <w:bCs/>
-                                  </w:rPr>
-                                </w:pPr>
-                                <w:r>
-                                  <w:rPr>
-                                    <w:b/>
-                                    <w:bCs/>
-                                  </w:rPr>
-                                  <w:t>LineAmountBoldNewPage</w:t>
-                                </w:r>
-                              </w:p>
-                            </w:sdtContent>
-                          </w:sdt>
-                        </w:tc>
-                      </w:tr>
-                    </w:sdtContent>
-                  </w:sdt>
-                </w:sdtContent>
-              </w:sdt>
-              <w:sdt>
-                <w:sdtPr>
-                  <w:rPr>
-                    <w:b/>
-                    <w:bCs/>
-                    <w:color w:val="1B2A4A"/>
-                    <w:sz w:val="18"/>
-                    <w:szCs w:val="18"/>
-                  </w:rPr>
-                  <w:alias w:val="#Nav: /Header/Line/LineBold"/>
-                  <w:tag w:val="#Nav: Standard_Sales_Invoice/1306"/>
-                  <w:id w:val="425936012"/>
-                  <w15:dataBinding w:prefixMappings="xmlns:ns0='urn:microsoft-dynamics-nav/reports/Standard_Sales_Invoice/1306/' " w:xpath="/ns0:NavWordReportXmlPart[1]/ns0:Header[1]/ns0:Line[1]/ns0:LineBold" w:storeItemID="{846EFE63-9E40-4DB6-817D-767764B070A9}"/>
-                  <w15:repeatingSection/>
-                </w:sdtPr>
-                <w:sdtContent>
-                  <w:sdt>
-                    <w:sdtPr>
-                      <w:rPr>
-                        <w:b/>
-                        <w:bCs/>
-                        <w:color w:val="1B2A4A"/>
-                        <w:sz w:val="18"/>
-                        <w:szCs w:val="18"/>
-                      </w:rPr>
-                      <w:id w:val="455305134"/>
-                      <w:placeholder>
-                        <w:docPart w:val="DefaultPlaceholder_-1854013435"/>
-                      </w:placeholder>
-                      <w15:repeatingSectionItem/>
-                    </w:sdtPr>
-                    <w:sdtContent>
-                      <w:tr>
-                        <w:tc>
-                          <w:tcPr>
-                            <w:tcW w:w="1304" w:type="dxa"/>
-                            <w:tcBorders>
-                              <w:top w:val="single" w:color="D1D1D1" w:themeColor="background2" w:themeShade="E6" w:sz="4" w:space="0"/>
-                              <w:left w:val="nil"/>
-                              <w:bottom w:val="single" w:color="D1D1D1" w:themeColor="background2" w:themeShade="E6" w:sz="4" w:space="0"/>
-                              <w:right w:val="nil"/>
-                            </w:tcBorders>
-                            <w:tcMar>
-                              <w:top w:w="80" w:type="dxa"/>
-                              <w:left w:w="100" w:type="dxa"/>
-                              <w:bottom w:w="80" w:type="dxa"/>
-                              <w:right w:w="100" w:type="dxa"/>
-                            </w:tcMar>
-                            <w:vAlign w:val="center"/>
-                          </w:tcPr>
-                          <w:sdt>
-                            <w:sdtPr>
-                              <w:rPr>
-                                <w:b/>
-                                <w:bCs/>
-                                <w:color w:val="1B2A4A"/>
-                                <w:sz w:val="18"/>
-                                <w:szCs w:val="18"/>
-                              </w:rPr>
-                              <w:alias w:val="#Nav: /Header/Line/LineBold/ItemNoBold"/>
-                              <w:tag w:val="#Nav: Standard_Sales_Invoice/1306"/>
-                              <w:id w:val="-2133164407"/>
-                              <w:placeholder>
-                                <w:docPart w:val="DefaultPlaceholder_-1854013440"/>
-                              </w:placeholder>
-                              <w:dataBinding w:prefixMappings="xmlns:ns0='urn:microsoft-dynamics-nav/reports/Standard_Sales_Invoice/1306/' " w:xpath="/ns0:NavWordReportXmlPart[1]/ns0:Header[1]/ns0:Line[1]/ns0:LineBold[1]/ns0:ItemNoBold[1]" w:storeItemID="{846EFE63-9E40-4DB6-817D-767764B070A9}"/>
-                              <w:text/>
-                            </w:sdtPr>
-                            <w:sdtContent>
-                              <w:p>
-                                <w:pPr>
-                                  <w:rPr>
-                                    <w:b/>
-                                    <w:bCs/>
-                                    <w:color w:val="1B2A4A"/>
-                                    <w:sz w:val="18"/>
-                                    <w:szCs w:val="18"/>
-                                  </w:rPr>
-                                </w:pPr>
-                                <w:r>
-                                  <w:rPr>
-                                    <w:b/>
-                                    <w:bCs/>
-                                    <w:color w:val="1B2A4A"/>
-                                    <w:sz w:val="18"/>
-                                    <w:szCs w:val="18"/>
-                                  </w:rPr>
-                                  <w:t>ItemNoBold</w:t>
-                                </w:r>
-                              </w:p>
-                            </w:sdtContent>
-                          </w:sdt>
-                        </w:tc>
-                        <w:tc>
-                          <w:tcPr>
-                            <w:tcW w:w="3629" w:type="dxa"/>
-                            <w:tcBorders>
-                              <w:top w:val="single" w:color="D1D1D1" w:themeColor="background2" w:themeShade="E6" w:sz="4" w:space="0"/>
-                              <w:left w:val="nil"/>
-                              <w:bottom w:val="single" w:color="D1D1D1" w:themeColor="background2" w:themeShade="E6" w:sz="4" w:space="0"/>
-                              <w:right w:val="nil"/>
-                            </w:tcBorders>
-                            <w:tcMar>
-                              <w:top w:w="80" w:type="dxa"/>
-                              <w:left w:w="100" w:type="dxa"/>
-                              <w:bottom w:w="80" w:type="dxa"/>
-                              <w:right w:w="100" w:type="dxa"/>
-                            </w:tcMar>
-                            <w:vAlign w:val="center"/>
-                          </w:tcPr>
-                          <w:sdt>
-                            <w:sdtPr>
-                              <w:rPr>
-                                <w:b/>
-                                <w:bCs/>
-                                <w:color w:val="1B2A4A"/>
-                                <w:sz w:val="18"/>
-                                <w:szCs w:val="18"/>
-                              </w:rPr>
-                              <w:alias w:val="#Nav: /Header/Line/LineBold/DescriptionBold"/>
-                              <w:tag w:val="#Nav: Standard_Sales_Invoice/1306"/>
-                              <w:id w:val="624346449"/>
-                              <w:placeholder>
-                                <w:docPart w:val="DefaultPlaceholder_-1854013440"/>
-                              </w:placeholder>
-                              <w:dataBinding w:prefixMappings="xmlns:ns0='urn:microsoft-dynamics-nav/reports/Standard_Sales_Invoice/1306/' " w:xpath="/ns0:NavWordReportXmlPart[1]/ns0:Header[1]/ns0:Line[1]/ns0:LineBold[1]/ns0:DescriptionBold[1]" w:storeItemID="{846EFE63-9E40-4DB6-817D-767764B070A9}"/>
-                              <w:text/>
-                            </w:sdtPr>
-                            <w:sdtContent>
-                              <w:p>
-                                <w:pPr>
-                                  <w:rPr>
-                                    <w:b/>
-                                    <w:bCs/>
-                                    <w:color w:val="1B2A4A"/>
-                                    <w:sz w:val="18"/>
-                                    <w:szCs w:val="18"/>
-                                  </w:rPr>
-                                </w:pPr>
-                                <w:r>
-                                  <w:rPr>
-                                    <w:b/>
-                                    <w:bCs/>
-                                    <w:color w:val="1B2A4A"/>
-                                    <w:sz w:val="18"/>
-                                    <w:szCs w:val="18"/>
-                                  </w:rPr>
-                                  <w:t>DescriptionBold</w:t>
-                                </w:r>
-                              </w:p>
-                            </w:sdtContent>
-                          </w:sdt>
-                        </w:tc>
-                        <w:sdt>
-                          <w:sdtPr>
-                            <w:rPr>
-                              <w:b/>
-                              <w:bCs/>
-                              <w:color w:val="1B2A4A"/>
-                              <w:sz w:val="18"/>
-                              <w:szCs w:val="18"/>
-                            </w:rPr>
-                            <w:id w:val="-1520849212"/>
-                            <w:placeholder>
-                              <w:docPart w:val="DefaultPlaceholder_-1854013440"/>
-                            </w:placeholder>
-                            <w:dataBinding w:prefixMappings="xmlns:ns0='urn:microsoft-dynamics-nav/reports/Standard_Sales_Invoice/1306/' " w:xpath="/ns0:NavWordReportXmlPart[1]/ns0:Header[1]/ns0:Line[1]/ns0:LineBold[1]/ns0:ShipmentDateBold[1]" w:storeItemID="{846EFE63-9E40-4DB6-817D-767764B070A9}"/>
-                            <w:text/>
-                            <w:alias w:val="#Nav: /Header/Line/LineBold/ShipmentDateBold"/>
-                            <w:tag w:val="#Nav: Standard_Sales_Invoice/1306"/>
-                          </w:sdtPr>
-                          <w:sdtContent>
-                            <w:tc>
-                              <w:tcPr>
-                                <w:tcW w:w="1304" w:type="dxa"/>
-                                <w:tcBorders>
-                                  <w:top w:val="single" w:color="D1D1D1" w:themeColor="background2" w:themeShade="E6" w:sz="4" w:space="0"/>
-                                  <w:left w:val="nil"/>
-                                  <w:bottom w:val="single" w:color="D1D1D1" w:themeColor="background2" w:themeShade="E6" w:sz="4" w:space="0"/>
-                                  <w:right w:val="nil"/>
-                                </w:tcBorders>
-                                <w:tcMar>
-                                  <w:top w:w="80" w:type="dxa"/>
-                                  <w:left w:w="100" w:type="dxa"/>
-                                  <w:bottom w:w="80" w:type="dxa"/>
-                                  <w:right w:w="100" w:type="dxa"/>
-                                </w:tcMar>
-                                <w:vAlign w:val="center"/>
-                              </w:tcPr>
-                              <w:p>
-                                <w:pPr>
-                                  <w:rPr>
-                                    <w:b/>
-                                    <w:bCs/>
-                                    <w:color w:val="1B2A4A"/>
-                                    <w:sz w:val="18"/>
-                                    <w:szCs w:val="18"/>
-                                  </w:rPr>
-                                </w:pPr>
-                                <w:r>
-                                  <w:rPr>
-                                    <w:b/>
-                                    <w:bCs/>
-                                    <w:color w:val="1B2A4A"/>
-                                    <w:sz w:val="18"/>
-                                    <w:szCs w:val="18"/>
-                                  </w:rPr>
-                                  <w:t>ShipmentDateBold</w:t>
-                                </w:r>
-                              </w:p>
-                            </w:tc>
-                          </w:sdtContent>
-                        </w:sdt>
-                        <w:tc>
-                          <w:tcPr>
-                            <w:tcW w:w="907" w:type="dxa"/>
-                            <w:tcBorders>
-                              <w:top w:val="single" w:color="D1D1D1" w:themeColor="background2" w:themeShade="E6" w:sz="4" w:space="0"/>
-                              <w:left w:val="nil"/>
-                              <w:bottom w:val="single" w:color="D1D1D1" w:themeColor="background2" w:themeShade="E6" w:sz="4" w:space="0"/>
-                              <w:right w:val="nil"/>
-                            </w:tcBorders>
-                            <w:tcMar>
-                              <w:top w:w="80" w:type="dxa"/>
-                              <w:left w:w="100" w:type="dxa"/>
-                              <w:bottom w:w="80" w:type="dxa"/>
-                              <w:right w:w="100" w:type="dxa"/>
-                            </w:tcMar>
-                            <w:vAlign w:val="center"/>
-                          </w:tcPr>
-                          <w:sdt>
-                            <w:sdtPr>
-                              <w:rPr>
-                                <w:b/>
-                                <w:bCs/>
-                              </w:rPr>
-                              <w:alias w:val="#Nav: /Header/Line/LineBold/QuantityBold"/>
-                              <w:tag w:val="#Nav: Standard_Sales_Invoice/1306"/>
-                              <w:id w:val="-1569106940"/>
-                              <w:placeholder>
-                                <w:docPart w:val="DefaultPlaceholder_-1854013440"/>
-                              </w:placeholder>
-                              <w:dataBinding w:prefixMappings="xmlns:ns0='urn:microsoft-dynamics-nav/reports/Standard_Sales_Invoice/1306/' " w:xpath="/ns0:NavWordReportXmlPart[1]/ns0:Header[1]/ns0:Line[1]/ns0:LineBold[1]/ns0:QuantityBold[1]" w:storeItemID="{846EFE63-9E40-4DB6-817D-767764B070A9}"/>
-                              <w:text/>
-                            </w:sdtPr>
-                            <w:sdtContent>
-                              <w:p>
-                                <w:pPr>
-                                  <w:pStyle w:val="CenterLine"/>
-                                  <w:rPr>
-                                    <w:b/>
-                                    <w:bCs/>
-                                  </w:rPr>
-                                </w:pPr>
-                                <w:r>
-                                  <w:rPr>
-                                    <w:b/>
-                                    <w:bCs/>
-                                  </w:rPr>
-                                  <w:t>QuantityBold</w:t>
-                                </w:r>
-                              </w:p>
-                            </w:sdtContent>
-                          </w:sdt>
-                        </w:tc>
-                        <w:tc>
-                          <w:tcPr>
-                            <w:tcW w:w="1701" w:type="dxa"/>
-                            <w:tcBorders>
-                              <w:top w:val="single" w:color="D1D1D1" w:themeColor="background2" w:themeShade="E6" w:sz="4" w:space="0"/>
-                              <w:left w:val="nil"/>
-                              <w:bottom w:val="single" w:color="D1D1D1" w:themeColor="background2" w:themeShade="E6" w:sz="4" w:space="0"/>
-                              <w:right w:val="nil"/>
-                            </w:tcBorders>
-                            <w:tcMar>
-                              <w:top w:w="80" w:type="dxa"/>
-                              <w:left w:w="100" w:type="dxa"/>
-                              <w:bottom w:w="80" w:type="dxa"/>
-                              <w:right w:w="100" w:type="dxa"/>
-                            </w:tcMar>
-                            <w:vAlign w:val="center"/>
-                          </w:tcPr>
-                          <w:sdt>
-                            <w:sdtPr>
-                              <w:rPr>
-                                <w:b/>
-                                <w:bCs/>
-                              </w:rPr>
-                              <w:alias w:val="#Nav: /Header/Line/LineBold/UnitPriceBold"/>
-                              <w:tag w:val="#Nav: Standard_Sales_Invoice/1306"/>
-                              <w:id w:val="1172216346"/>
-                              <w:placeholder>
-                                <w:docPart w:val="DefaultPlaceholder_-1854013440"/>
-                              </w:placeholder>
-                              <w:dataBinding w:prefixMappings="xmlns:ns0='urn:microsoft-dynamics-nav/reports/Standard_Sales_Invoice/1306/' " w:xpath="/ns0:NavWordReportXmlPart[1]/ns0:Header[1]/ns0:Line[1]/ns0:LineBold[1]/ns0:UnitPriceBold[1]" w:storeItemID="{846EFE63-9E40-4DB6-817D-767764B070A9}"/>
-                              <w:text/>
-                            </w:sdtPr>
-                            <w:sdtContent>
-                              <w:p>
-                                <w:pPr>
-                                  <w:pStyle w:val="RightLine"/>
-                                  <w:rPr>
-                                    <w:b/>
-                                    <w:bCs/>
-                                  </w:rPr>
-                                </w:pPr>
-                                <w:r>
-                                  <w:rPr>
-                                    <w:b/>
-                                    <w:bCs/>
-                                  </w:rPr>
-                                  <w:t>UnitPriceBold</w:t>
-                                </w:r>
-                              </w:p>
-                            </w:sdtContent>
-                          </w:sdt>
-                        </w:tc>
-                        <w:tc>
-                          <w:tcPr>
-                            <w:tcW w:w="1985" w:type="dxa"/>
-                            <w:tcBorders>
-                              <w:top w:val="single" w:color="D1D1D1" w:themeColor="background2" w:themeShade="E6" w:sz="4" w:space="0"/>
-                              <w:left w:val="nil"/>
-                              <w:bottom w:val="single" w:color="D1D1D1" w:themeColor="background2" w:themeShade="E6" w:sz="4" w:space="0"/>
-                              <w:right w:val="nil"/>
-                            </w:tcBorders>
-                            <w:tcMar>
-                              <w:top w:w="80" w:type="dxa"/>
-                              <w:left w:w="100" w:type="dxa"/>
-                              <w:bottom w:w="80" w:type="dxa"/>
-                              <w:right w:w="100" w:type="dxa"/>
-                            </w:tcMar>
-                            <w:vAlign w:val="center"/>
-                          </w:tcPr>
-                          <w:sdt>
-                            <w:sdtPr>
-                              <w:rPr>
-                                <w:b/>
-                                <w:bCs/>
-                              </w:rPr>
-                              <w:alias w:val="#Nav: /Header/Line/LineBold/LineAmountBold"/>
-                              <w:tag w:val="#Nav: Standard_Sales_Invoice/1306"/>
-                              <w:id w:val="2056733408"/>
-                              <w:placeholder>
-                                <w:docPart w:val="DefaultPlaceholder_-1854013440"/>
-                              </w:placeholder>
-                              <w:dataBinding w:prefixMappings="xmlns:ns0='urn:microsoft-dynamics-nav/reports/Standard_Sales_Invoice/1306/' " w:xpath="/ns0:NavWordReportXmlPart[1]/ns0:Header[1]/ns0:Line[1]/ns0:LineBold[1]/ns0:LineAmountBold[1]" w:storeItemID="{846EFE63-9E40-4DB6-817D-767764B070A9}"/>
-                              <w:text/>
-                            </w:sdtPr>
-                            <w:sdtContent>
-                              <w:p>
-                                <w:pPr>
-                                  <w:pStyle w:val="RightLine"/>
-                                  <w:rPr>
-                                    <w:b/>
-                                    <w:bCs/>
-                                  </w:rPr>
-                                </w:pPr>
-                                <w:r>
-                                  <w:rPr>
-                                    <w:b/>
-                                    <w:bCs/>
-                                  </w:rPr>
-                                  <w:t>LineAmountBold</w:t>
-                                </w:r>
-                              </w:p>
-                            </w:sdtContent>
-                          </w:sdt>
-                        </w:tc>
-                      </w:tr>
-                    </w:sdtContent>
-                  </w:sdt>
-                </w:sdtContent>
-              </w:sdt>
-              <w:sdt>
-                <w:sdtPr>
-                  <w:rPr>
-                    <w:i/>
-                    <w:iCs/>
-                    <w:color w:val="5A6677"/>
-                    <w:sz w:val="18"/>
-                    <w:szCs w:val="18"/>
-                  </w:rPr>
-                  <w:alias w:val="#Nav: /Header/Line/AttachedLine"/>
-                  <w:tag w:val="#Nav: Standard_Sales_Invoice/1306"/>
-                  <w:id w:val="-1089615452"/>
-                  <w15:dataBinding w:prefixMappings="xmlns:ns0='urn:microsoft-dynamics-nav/reports/Standard_Sales_Invoice/1306/' " w:xpath="/ns0:NavWordReportXmlPart[1]/ns0:Header[1]/ns0:Line[1]/ns0:AttachedLine" w:storeItemID="{846EFE63-9E40-4DB6-817D-767764B070A9}"/>
-                  <w15:repeatingSection/>
-                </w:sdtPr>
-                <w:sdtEndPr>
-                  <w:rPr>
-                    <w:sz w:val="16"/>
-                    <w:szCs w:val="16"/>
-                  </w:rPr>
-                </w:sdtEndPr>
-                <w:sdtContent>
-                  <w:sdt>
-                    <w:sdtPr>
-                      <w:rPr>
-                        <w:i/>
-                        <w:iCs/>
-                        <w:color w:val="5A6677"/>
-                        <w:sz w:val="18"/>
-                        <w:szCs w:val="18"/>
-                      </w:rPr>
-                      <w:id w:val="-1025094359"/>
-                      <w:placeholder>
-                        <w:docPart w:val="DefaultPlaceholder_-1854013435"/>
-                      </w:placeholder>
-                      <w15:repeatingSectionItem/>
-                    </w:sdtPr>
-                    <w:sdtEndPr>
-                      <w:rPr>
-                        <w:sz w:val="16"/>
-                        <w:szCs w:val="16"/>
-                      </w:rPr>
-                    </w:sdtEndPr>
-                    <w:sdtContent>
-                      <w:tr>
-                        <w:trPr>
-                          <w:trHeight w:val="284" w:hRule="exact"/>
-                        </w:trPr>
-                        <w:tc>
-                          <w:tcPr>
-                            <w:tcW w:w="1304" w:type="dxa"/>
-                            <w:tcBorders>
-                              <w:top w:val="nil"/>
-                              <w:left w:val="nil"/>
-                              <w:bottom w:val="nil"/>
-                              <w:right w:val="nil"/>
-                            </w:tcBorders>
-                            <w:tcMar>
-                              <w:top w:w="0" w:type="dxa"/>
-                              <w:left w:w="100" w:type="dxa"/>
-                              <w:bottom w:w="0" w:type="dxa"/>
-                              <w:right w:w="28" w:type="dxa"/>
-                            </w:tcMar>
-                            <w:vAlign w:val="center"/>
-                          </w:tcPr>
-                          <w:p>
-                            <w:pPr>
-                              <w:rPr>
-                                <w:color w:val="5A6677"/>
-                                <w:sz w:val="18"/>
-                                <w:szCs w:val="18"/>
-                              </w:rPr>
-                            </w:pPr>
-                          </w:p>
-                        </w:tc>
-                        <w:tc>
-                          <w:tcPr>
-                            <w:tcW w:w="1985" w:type="dxa"/>
-                            <w:gridSpan w:val="5"/>
-                            <w:tcBorders>
-                              <w:top w:val="nil"/>
-                              <w:left w:val="nil"/>
-                              <w:bottom w:val="nil"/>
-                              <w:right w:val="nil"/>
-                            </w:tcBorders>
-                            <w:tcMar>
-                              <w:top w:w="0" w:type="dxa"/>
-                              <w:left w:w="227" w:type="dxa"/>
-                              <w:bottom w:w="0" w:type="dxa"/>
-                              <w:right w:w="28" w:type="dxa"/>
-                            </w:tcMar>
-                            <w:vAlign w:val="center"/>
-                          </w:tcPr>
-                          <w:sdt>
-                            <w:sdtPr>
-                              <w:rPr>
-                                <w:color w:val="5A6677"/>
-                              </w:rPr>
-                              <w:alias w:val="#Nav: /Header/Line/AttachedLine/AttachedDescription"/>
-                              <w:tag w:val="#Nav: Standard_Sales_Invoice/1306"/>
-                              <w:id w:val="86198676"/>
-                              <w:placeholder>
-                                <w:docPart w:val="DefaultPlaceholder_-1854013440"/>
-                              </w:placeholder>
-                              <w:dataBinding w:prefixMappings="xmlns:ns0='urn:microsoft-dynamics-nav/reports/Standard_Sales_Invoice/1306/' " w:xpath="/ns0:NavWordReportXmlPart[1]/ns0:Header[1]/ns0:Line[1]/ns0:AttachedLine[1]/ns0:AttachedDescription[1]" w:storeItemID="{846EFE63-9E40-4DB6-817D-767764B070A9}"/>
-                              <w:text/>
-                            </w:sdtPr>
-                            <w:sdtContent>
-                              <w:p>
-                                <w:pPr>
-                                  <w:pStyle w:val="AttachedDescription"/>
-                                  <w:rPr>
-                                    <w:color w:val="5A6677"/>
-                                  </w:rPr>
-                                </w:pPr>
-                                <w:r>
-                                  <w:rPr>
-                                    <w:color w:val="5A6677"/>
-                                  </w:rPr>
-                                  <w:t>AttachedDescription</w:t>
-                                </w:r>
-                              </w:p>
-                            </w:sdtContent>
-                          </w:sdt>
-                        </w:tc>
-                      </w:tr>
-                    </w:sdtContent>
-                  </w:sdt>
-                </w:sdtContent>
-              </w:sdt>
-            </w:sdtContent>
-          </w:sdt>
-        </w:sdtContent>
-      </w:sdt>
+            </w:pPr>
+            <w:r>
+              <w:rPr>
+                <w:color w:val="5A6677"/>
+              </w:rPr>
+              <w:t>AttachedDescription</w:t>
+            </w:r>
+          </w:p>
+        </w:tc>
+      </w:tr>
     </w:tbl>
     <w:p/>
     <w:tbl>
@@ -5539,32 +3511,6 @@
         </w:p>
       </w:docPartBody>
     </w:docPart>
-    <w:docPart>
-      <w:docPartPr>
-        <w:name w:val="DefaultPlaceholder_-1854013435"/>
-        <w:category>
-          <w:name w:val="General"/>
-          <w:gallery w:val="placeholder"/>
-        </w:category>
-        <w:types>
-          <w:type w:val="bbPlcHdr"/>
-        </w:types>
-        <w:behaviors>
-          <w:behavior w:val="content"/>
-        </w:behaviors>
-        <w:guid w:val="{9738FDB1-C697-4AFA-AA28-DF72E66AC788}"/>
-      </w:docPartPr>
-      <w:docPartBody>
-        <w:p>
-          <w:r>
-            <w:rPr>
-              <w:rStyle w:val="PlaceholderText"/>
-            </w:rPr>
-            <w:t>Enter any content that you want to repeat, including other content controls. You can also insert this control around table rows in order to repeat parts of a table.</w:t>
-          </w:r>
-        </w:p>
-      </w:docPartBody>
-    </w:docPart>
   </w:docParts>
 </w:glossaryDocument>
 </file>
@@ -5627,12 +3573,14 @@
     <w:rsid w:val="001D2A09"/>
     <w:rsid w:val="00211FE9"/>
     <w:rsid w:val="002B72C8"/>
+    <w:rsid w:val="002C473E"/>
     <w:rsid w:val="002C4834"/>
     <w:rsid w:val="002D0900"/>
     <w:rsid w:val="002D5184"/>
     <w:rsid w:val="002E6355"/>
     <w:rsid w:val="002F5F6E"/>
     <w:rsid w:val="00303414"/>
+    <w:rsid w:val="00346DC1"/>
     <w:rsid w:val="00355A23"/>
     <w:rsid w:val="003635A4"/>
     <w:rsid w:val="00363783"/>
@@ -5650,6 +3598,7 @@
     <w:rsid w:val="006C4443"/>
     <w:rsid w:val="006D15A9"/>
     <w:rsid w:val="00707FBA"/>
+    <w:rsid w:val="007101A9"/>
     <w:rsid w:val="007219A4"/>
     <w:rsid w:val="00762B6B"/>
     <w:rsid w:val="007873DC"/>
@@ -5679,6 +3628,7 @@
     <w:rsid w:val="00BD7868"/>
     <w:rsid w:val="00BE07FE"/>
     <w:rsid w:val="00C27D07"/>
+    <w:rsid w:val="00C305CA"/>
     <w:rsid w:val="00C37C53"/>
     <w:rsid w:val="00C8553A"/>
     <w:rsid w:val="00CF3763"/>
@@ -7286,9 +5236,7 @@
  < / N a v W o r d R e p o r t X m l P a r t > 
 </file>
 
-<file path=customXml/item2.xml>��< ? x m l   v e r s i o n = " 1 . 0 "   e n c o d i n g = " u t f - 1 6 " ? > - 
- < N a v W o r d R e p o r t X m l P a r t   x m l n s = " u r n : m i c r o s o f t - d y n a m i c s - b u s i n e s s c e n t r a l / i n t e r n a l / e x t e n d e d / r e p o r t s / S t a n d a r d _ S a l e s _ I n v o i c e / 1 3 0 6 / " > +<file path=customXml/item2.xml>��< ? x m l   v e r s i o n = " 1 . 0 "   e n c o d i n g = " u t f - 1 6 " ? > < N a v W o r d R e p o r t X m l P a r t   x m l n s = " u r n : m i c r o s o f t - d y n a m i c s - b u s i n e s s c e n t r a l / i n t e r n a l / e x t e n d e d / r e p o r t s / S t a n d a r d _ S a l e s _ I n v o i c e / 1 3 0 6 / " >   
      < B C R e p o r t I n f o r m a t i o n >   
@@ -7514,7 +5462,7 @@
  
          < C o m p a n y P h o n e N o _ L b l   E l e m e n t T y p e = " C o l u m n "   E l e m e n t I d = " 5 5 8 5 9 3 5 8 6 "   D a t a T y p e = " L a b e l " > C o m p a n y P h o n e N o _ L b l < / C o m p a n y P h o n e N o _ L b l >   
-         < C o m p a n y P i c t u r e   E l e m e n t T y p e = " C o l u m n "   E l e m e n t I d = " 1 3 9 7 4 1 1 0 7 4 "   D a t a T y p e = " B l o b "   / > +         < C o m p a n y P i c t u r e   E l e m e n t T y p e = " C o l u m n "   E l e m e n t I d = " 1 3 9 7 4 1 1 0 7 4 "   D a t a T y p e = " B l o b " / >   
          < C o m p a n y R e g i s t r a t i o n N u m b e r   E l e m e n t T y p e = " C o l u m n "   E l e m e n t I d = " 2 0 2 3 6 3 9 4 2 4 "   D a t a T y p e = " T e x t " > C o m p a n y R e g i s t r a t i o n N u m b e r < / C o m p a n y R e g i s t r a t i o n N u m b e r >   
@@ -8066,7 +6014,7 @@
  
          < P a y m e n t R e p o r t i n g A r g u m e n t   E l e m e n t T y p e = " D a t a I t e m "   E l e m e n t I d = " 3 1 3 7 4 4 1 9 4 " >   
-             < P a y m e n t S e r v i c e L o g o   E l e m e n t T y p e = " C o l u m n "   E l e m e n t I d = " 4 1 6 7 9 0 7 6 7 "   D a t a T y p e = " B l o b "   / > +             < P a y m e n t S e r v i c e L o g o   E l e m e n t T y p e = " C o l u m n "   E l e m e n t I d = " 4 1 6 7 9 0 7 6 7 "   D a t a T y p e = " B l o b " / >   
              < P a y m e n t S e r v i c e L o g o _ U r l   E l e m e n t T y p e = " C o l u m n "   E l e m e n t I d = " 6 4 4 9 7 5 1 3 9 "   D a t a T y p e = " T e x t " > P a y m e n t S e r v i c e L o g o _ U r l < / P a y m e n t S e r v i c e L o g o _ U r l >   
